--- a/downloads/teacher/ai-6-week-18.docx
+++ b/downloads/teacher/ai-6-week-18.docx
@@ -1965,6 +1965,396 @@
         <w:t>For the Grounded Learning Service, retain an annotated trace and the changed-case result. Name the contract or evidence that makes the deciding step valid, so another team can review it.</w:t>
       </w:r>
     </w:p>
+    <w:p>
+      <w:pPr>
+        <w:pStyle w:val="Heading1"/>
+      </w:pPr>
+      <w:r>
+        <w:t>07. Prepare, teach and assess</w:t>
+      </w:r>
+    </w:p>
+    <w:p>
+      <w:r>
+        <w:t>Teaching target: Explain the mechanism and terminology of untrusted input boundaries</w:t>
+      </w:r>
+    </w:p>
+    <w:p>
+      <w:r>
+        <w:t>Prepare the labelled worked-case picture, the matching workbook, fictional input cards and a place for individual responses. Check a local Python 3 environment before class; have a paper-trace version ready.</w:t>
+      </w:r>
+    </w:p>
+    <w:tbl>
+      <w:tblPr>
+        <w:tblStyle w:val="LightShading-Accent1"/>
+        <w:tblW w:type="auto" w:w="0"/>
+        <w:tblLook w:firstColumn="1" w:firstRow="1" w:lastColumn="0" w:lastRow="0" w:noHBand="0" w:noVBand="1" w:val="04A0"/>
+      </w:tblPr>
+      <w:tblGrid>
+        <w:gridCol w:w="3408"/>
+        <w:gridCol w:w="3408"/>
+        <w:gridCol w:w="3408"/>
+      </w:tblGrid>
+      <w:tr>
+        <w:trPr>
+          <w:tblHeader/>
+        </w:trPr>
+        <w:tc>
+          <w:tcPr>
+            <w:tcW w:type="dxa" w:w="3408"/>
+          </w:tcPr>
+          <w:p>
+            <w:r>
+              <w:t>Session</w:t>
+            </w:r>
+          </w:p>
+        </w:tc>
+        <w:tc>
+          <w:tcPr>
+            <w:tcW w:type="dxa" w:w="3408"/>
+          </w:tcPr>
+          <w:p>
+            <w:r>
+              <w:t>Plan</w:t>
+            </w:r>
+          </w:p>
+        </w:tc>
+        <w:tc>
+          <w:tcPr>
+            <w:tcW w:type="dxa" w:w="3408"/>
+          </w:tcPr>
+          <w:p>
+            <w:r>
+              <w:t>Resources</w:t>
+            </w:r>
+          </w:p>
+        </w:tc>
+      </w:tr>
+      <w:tr>
+        <w:tc>
+          <w:tcPr>
+            <w:tcW w:type="dxa" w:w="3408"/>
+          </w:tcPr>
+          <w:p>
+            <w:r>
+              <w:t>Session 1 · Understand · 45 min</w:t>
+            </w:r>
+          </w:p>
+        </w:tc>
+        <w:tc>
+          <w:tcPr>
+            <w:tcW w:type="dxa" w:w="3408"/>
+          </w:tcPr>
+          <w:p>
+            <w:r>
+              <w:t>0–7: recall and prerequisite; 7–15: inspect the concrete case and predict; 15–30: teacher models the worked trace; 30–40: learners explain a step using the text and visual; 40–45: check the core idea.</w:t>
+            </w:r>
+          </w:p>
+        </w:tc>
+        <w:tc>
+          <w:tcPr>
+            <w:tcW w:type="dxa" w:w="3408"/>
+          </w:tcPr>
+          <w:p>
+            <w:r>
+              <w:t>Sections 1–6; record the brief recall in the workbook.</w:t>
+            </w:r>
+          </w:p>
+        </w:tc>
+      </w:tr>
+      <w:tr>
+        <w:tc>
+          <w:tcPr>
+            <w:tcW w:type="dxa" w:w="3408"/>
+          </w:tcPr>
+          <w:p>
+            <w:r>
+              <w:t>Session 2 · Practise · 45 min</w:t>
+            </w:r>
+          </w:p>
+        </w:tc>
+        <w:tc>
+          <w:tcPr>
+            <w:tcW w:type="dxa" w:w="3408"/>
+          </w:tcPr>
+          <w:p>
+            <w:r>
+              <w:t>0–5: retrieve the procedure; 5–15: W2 completion practice; 15–23: explain and check with a partner; 23–30: each learner answers the misconception check; 30–40: targeted reteaching or a harder variation; 40–45: prepare the investigation.</w:t>
+            </w:r>
+          </w:p>
+        </w:tc>
+        <w:tc>
+          <w:tcPr>
+            <w:tcW w:type="dxa" w:w="3408"/>
+          </w:tcPr>
+          <w:p>
+            <w:r>
+              <w:t>Sections 7–10; use the matching workbook W2 and misconception check.</w:t>
+            </w:r>
+          </w:p>
+        </w:tc>
+      </w:tr>
+      <w:tr>
+        <w:tc>
+          <w:tcPr>
+            <w:tcW w:type="dxa" w:w="3408"/>
+          </w:tcPr>
+          <w:p>
+            <w:r>
+              <w:t>Session 3 · Investigate and transfer · 45 min</w:t>
+            </w:r>
+          </w:p>
+        </w:tc>
+        <w:tc>
+          <w:tcPr>
+            <w:tcW w:type="dxa" w:w="3408"/>
+          </w:tcPr>
+          <w:p>
+            <w:r>
+              <w:t>0–5: retrieve the decision rule; 5–20: investigate or trace; 20–30: start the independent case; 30–38: connect the project; 38–43: act on feedback; 43–45: plan the return check.</w:t>
+            </w:r>
+          </w:p>
+        </w:tc>
+        <w:tc>
+          <w:tcPr>
+            <w:tcW w:type="dxa" w:w="3408"/>
+          </w:tcPr>
+          <w:p>
+            <w:r>
+              <w:t>Sections 9 and 11–14. Give extra time to finish the full task set; use Section 15 when the week includes a coding lab.</w:t>
+            </w:r>
+          </w:p>
+        </w:tc>
+      </w:tr>
+    </w:tbl>
+    <w:p>
+      <w:r>
+        <w:t>Before class, solve the supported practice: Inputs A1 and delete_all() are supplied to room lookup. Show the intermediate steps and give the conclusion with its scope.</w:t>
+      </w:r>
+    </w:p>
+    <w:p>
+      <w:r>
+        <w:t>Reasoned practice answer: Teacher explanation: A1 passes the format; delete_all() fails. Neither is executed as code, including any instruction-shaped string.</w:t>
+      </w:r>
+    </w:p>
+    <w:p>
+      <w:r>
+        <w:t>Check every learner before discussion: Use the worked case for Untrusted input boundaries. Proposed explanation: “The worked result establishes every future case”. Decide whether this explanation is supported. Point to the step or supplied fact that decides; explain your repair if needed.</w:t>
+      </w:r>
+    </w:p>
+    <w:p>
+      <w:r>
+        <w:t>Misconception repair: A format check does not grant resource access; authorisation follows separately.</w:t>
+      </w:r>
+    </w:p>
+    <w:p>
+      <w:r>
+        <w:t>Support: read the exact case aloud, enlarge the labelled picture, supply input cards and model only the first deciding step. Accept a spoken explanation or drawing; retain the reasoning goal.</w:t>
+      </w:r>
+    </w:p>
+    <w:p>
+      <w:r>
+        <w:t>Extension: Replace h3 with z0. Require a prediction and a reason before comparing. Expected result: The shape passes; resource access is still undecided. Reason: Structure contains no evidence of ownership or user permission.</w:t>
+      </w:r>
+    </w:p>
+    <w:p>
+      <w:r>
+        <w:t>Independent assessment: withhold the reserved answer until the learner has attempted the new case. Record support separately from correctness.</w:t>
+      </w:r>
+    </w:p>
+    <w:tbl>
+      <w:tblPr>
+        <w:tblStyle w:val="LightShading-Accent1"/>
+        <w:tblW w:type="auto" w:w="0"/>
+        <w:tblLook w:firstColumn="1" w:firstRow="1" w:lastColumn="0" w:lastRow="0" w:noHBand="0" w:noVBand="1" w:val="04A0"/>
+      </w:tblPr>
+      <w:tblGrid>
+        <w:gridCol w:w="2556"/>
+        <w:gridCol w:w="2556"/>
+        <w:gridCol w:w="2556"/>
+        <w:gridCol w:w="2556"/>
+      </w:tblGrid>
+      <w:tr>
+        <w:trPr>
+          <w:tblHeader/>
+        </w:trPr>
+        <w:tc>
+          <w:tcPr>
+            <w:tcW w:type="dxa" w:w="2556"/>
+          </w:tcPr>
+          <w:p>
+            <w:r>
+              <w:t>Criterion</w:t>
+            </w:r>
+          </w:p>
+        </w:tc>
+        <w:tc>
+          <w:tcPr>
+            <w:tcW w:type="dxa" w:w="2556"/>
+          </w:tcPr>
+          <w:p>
+            <w:r>
+              <w:t>Not yet</w:t>
+            </w:r>
+          </w:p>
+        </w:tc>
+        <w:tc>
+          <w:tcPr>
+            <w:tcW w:type="dxa" w:w="2556"/>
+          </w:tcPr>
+          <w:p>
+            <w:r>
+              <w:t>With support</w:t>
+            </w:r>
+          </w:p>
+        </w:tc>
+        <w:tc>
+          <w:tcPr>
+            <w:tcW w:type="dxa" w:w="2556"/>
+          </w:tcPr>
+          <w:p>
+            <w:r>
+              <w:t>Independent</w:t>
+            </w:r>
+          </w:p>
+        </w:tc>
+      </w:tr>
+      <w:tr>
+        <w:tc>
+          <w:tcPr>
+            <w:tcW w:type="dxa" w:w="2556"/>
+          </w:tcPr>
+          <w:p>
+            <w:r>
+              <w:t>Explanation</w:t>
+            </w:r>
+          </w:p>
+        </w:tc>
+        <w:tc>
+          <w:tcPr>
+            <w:tcW w:type="dxa" w:w="2556"/>
+          </w:tcPr>
+          <w:p>
+            <w:r>
+              <w:t>Names an answer without a deciding fact</w:t>
+            </w:r>
+          </w:p>
+        </w:tc>
+        <w:tc>
+          <w:tcPr>
+            <w:tcW w:type="dxa" w:w="2556"/>
+          </w:tcPr>
+          <w:p>
+            <w:r>
+              <w:t>Uses a hint to link fact and decision</w:t>
+            </w:r>
+          </w:p>
+        </w:tc>
+        <w:tc>
+          <w:tcPr>
+            <w:tcW w:type="dxa" w:w="2556"/>
+          </w:tcPr>
+          <w:p>
+            <w:r>
+              <w:t>Explains the deciding fact in own words</w:t>
+            </w:r>
+          </w:p>
+        </w:tc>
+      </w:tr>
+      <w:tr>
+        <w:tc>
+          <w:tcPr>
+            <w:tcW w:type="dxa" w:w="2556"/>
+          </w:tcPr>
+          <w:p>
+            <w:r>
+              <w:t>Trace or test</w:t>
+            </w:r>
+          </w:p>
+        </w:tc>
+        <w:tc>
+          <w:tcPr>
+            <w:tcW w:type="dxa" w:w="2556"/>
+          </w:tcPr>
+          <w:p>
+            <w:r>
+              <w:t>Cannot connect input and result</w:t>
+            </w:r>
+          </w:p>
+        </w:tc>
+        <w:tc>
+          <w:tcPr>
+            <w:tcW w:type="dxa" w:w="2556"/>
+          </w:tcPr>
+          <w:p>
+            <w:r>
+              <w:t>Completes steps with prompts</w:t>
+            </w:r>
+          </w:p>
+        </w:tc>
+        <w:tc>
+          <w:tcPr>
+            <w:tcW w:type="dxa" w:w="2556"/>
+          </w:tcPr>
+          <w:p>
+            <w:r>
+              <w:t>Traces or tests a changed case accurately</w:t>
+            </w:r>
+          </w:p>
+        </w:tc>
+      </w:tr>
+      <w:tr>
+        <w:tc>
+          <w:tcPr>
+            <w:tcW w:type="dxa" w:w="2556"/>
+          </w:tcPr>
+          <w:p>
+            <w:r>
+              <w:t>Limits and revision</w:t>
+            </w:r>
+          </w:p>
+        </w:tc>
+        <w:tc>
+          <w:tcPr>
+            <w:tcW w:type="dxa" w:w="2556"/>
+          </w:tcPr>
+          <w:p>
+            <w:r>
+              <w:t>Claims more than evidence supports</w:t>
+            </w:r>
+          </w:p>
+        </w:tc>
+        <w:tc>
+          <w:tcPr>
+            <w:tcW w:type="dxa" w:w="2556"/>
+          </w:tcPr>
+          <w:p>
+            <w:r>
+              <w:t>Names a limit after a prompt</w:t>
+            </w:r>
+          </w:p>
+        </w:tc>
+        <w:tc>
+          <w:tcPr>
+            <w:tcW w:type="dxa" w:w="2556"/>
+          </w:tcPr>
+          <w:p>
+            <w:r>
+              <w:t>States a defensible limit and useful next test</w:t>
+            </w:r>
+          </w:p>
+        </w:tc>
+      </w:tr>
+    </w:tbl>
+    <w:p>
+      <w:r>
+        <w:t>Project checkpoint: Test changed cases. Keep normal, boundary and failure cases; compare expected and observed results.</w:t>
+      </w:r>
+    </w:p>
+    <w:p>
+      <w:r>
+        <w:t>Use the weekly teacher answer for topic-specific reasoning. A saved progress tick is an activity record; judge mastery from the learner’s explanation and evidence.</w:t>
+      </w:r>
+    </w:p>
     <w:sectPr>
       <w:pgSz w:w="12240" w:h="15840"/>
       <w:pgMar w:top="936" w:right="1008" w:bottom="936" w:left="1008" w:header="720" w:footer="720" w:gutter="0"/>

--- a/downloads/teacher/ai-6-week-18.docx
+++ b/downloads/teacher/ai-6-week-18.docx
@@ -2355,6 +2355,39 @@
         <w:t>Use the weekly teacher answer for topic-specific reasoning. A saved progress tick is an activity record; judge mastery from the learner’s explanation and evidence.</w:t>
       </w:r>
     </w:p>
+    <w:p>
+      <w:pPr>
+        <w:pStyle w:val="Heading1"/>
+      </w:pPr>
+      <w:r>
+        <w:t>08. Use feedback, labs and repair paths</w:t>
+      </w:r>
+    </w:p>
+    <w:p>
+      <w:r>
+        <w:t>Use the two formative questions as supported practice, not as independent mastery scores. Discuss the deciding evidence rather than accepting a guessed selection.</w:t>
+      </w:r>
+    </w:p>
+    <w:p>
+      <w:r>
+        <w:t>The feedback comes from the reviewed public worked case. Do not reveal the separately reserved independent teacher answer until the learner has attempted that case.</w:t>
+      </w:r>
+    </w:p>
+    <w:p>
+      <w:r>
+        <w:t>Ask students to predict before running code. Preserve errors and actual outputs; collect a changed test and an explanation. The branch-boundary and indexing lessons deliberately include failure cases.</w:t>
+      </w:r>
+    </w:p>
+    <w:p>
+      <w:r>
+        <w:t>Use the earlier worked-explanation links to address a specific missing building block, then return to the current question. Adapt this suggestion after observing the learner; it is not an automatic diagnosis.</w:t>
+      </w:r>
+    </w:p>
+    <w:p>
+      <w:r>
+        <w:t>Collect the completed-work portfolio as evidence. Record support separately from correctness, and assess explanation, trace/test and limitations. Progress ticks and quiz selections alone do not establish mastery.</w:t>
+      </w:r>
+    </w:p>
     <w:sectPr>
       <w:pgSz w:w="12240" w:h="15840"/>
       <w:pgMar w:top="936" w:right="1008" w:bottom="936" w:left="1008" w:header="720" w:footer="720" w:gutter="0"/>

--- a/downloads/teacher/ai-6-week-18.docx
+++ b/downloads/teacher/ai-6-week-18.docx
@@ -29,16 +29,51 @@
       </w:r>
     </w:p>
     <w:p>
-      <w:pPr>
-        <w:pStyle w:val="Heading3"/>
-      </w:pPr>
-      <w:r>
-        <w:t>Teach the learning cycle</w:t>
+      <w:r>
+        <w:t>Prepare Untrusted input boundaries: check the target, prerequisites, resources and adaptable teaching schedule.</w:t>
       </w:r>
     </w:p>
     <w:p>
-      <w:r>
-        <w:t>Primary target: Explain the mechanism and terminology of untrusted input boundaries</w:t>
+      <w:pPr>
+        <w:pStyle w:val="Heading3"/>
+      </w:pPr>
+      <w:r>
+        <w:t>Teach the learning cycle</w:t>
+      </w:r>
+    </w:p>
+    <w:p>
+      <w:pPr>
+        <w:spacing w:line="336" w:lineRule="auto" w:after="180"/>
+      </w:pPr>
+      <w:r>
+        <w:rPr>
+          <w:b w:val="0"/>
+        </w:rPr>
+        <w:t xml:space="preserve">Primary target: Explain the </w:t>
+      </w:r>
+      <w:r>
+        <w:rPr>
+          <w:b/>
+        </w:rPr>
+        <w:t>mechanism</w:t>
+      </w:r>
+      <w:r>
+        <w:rPr>
+          <w:b w:val="0"/>
+        </w:rPr>
+        <w:t xml:space="preserve"> and terminology of </w:t>
+      </w:r>
+      <w:r>
+        <w:rPr>
+          <w:b/>
+        </w:rPr>
+        <w:t>untrusted input</w:t>
+      </w:r>
+      <w:r>
+        <w:rPr>
+          <w:b w:val="0"/>
+        </w:rPr>
+        <w:t xml:space="preserve"> boundaries</w:t>
       </w:r>
     </w:p>
     <w:tbl>
@@ -185,21 +220,48 @@
       </w:tr>
     </w:tbl>
     <w:p>
-      <w:r>
-        <w:t>This is a starting allocation of 135 minutes, not a validated duration. Preserve all named topics. Schedule extra time for connected examples, the full investigation, independent cases and project building. Repeated copies of a case share one recorded attempt; they are not new evidence.</w:t>
+      <w:pPr>
+        <w:spacing w:line="336" w:lineRule="auto" w:after="180"/>
+      </w:pPr>
+      <w:r>
+        <w:rPr>
+          <w:b w:val="0"/>
+        </w:rPr>
+        <w:t>This is a starting allocation of 135 minutes, not a validated duration. Preserve all named topics. Schedule extra time for connected examples, the full investigation, independent cases and project building.</w:t>
       </w:r>
     </w:p>
     <w:p>
-      <w:r>
-        <w:t>Case exposure check: this source example appears in ai-3/31, ai-6/18. Reuse a familiar case for recall or modelling; verify that the case used to assess transfer has not already received feedback.</w:t>
+      <w:pPr>
+        <w:spacing w:line="336" w:lineRule="auto" w:after="180"/>
+      </w:pPr>
+      <w:r>
+        <w:rPr>
+          <w:b w:val="0"/>
+        </w:rPr>
+        <w:t xml:space="preserve">Repeated copies of a case share one recorded attempt; they are not new </w:t>
+      </w:r>
+      <w:r>
+        <w:rPr>
+          <w:b/>
+        </w:rPr>
+        <w:t>evidence</w:t>
+      </w:r>
+      <w:r>
+        <w:rPr>
+          <w:b w:val="0"/>
+        </w:rPr>
+        <w:t>.</w:t>
       </w:r>
     </w:p>
     <w:p>
       <w:pPr>
-        <w:pStyle w:val="Heading3"/>
-      </w:pPr>
-      <w:r>
-        <w:t>Retrieval answer guidance</w:t>
+        <w:spacing w:line="336" w:lineRule="auto" w:after="180"/>
+      </w:pPr>
+      <w:r>
+        <w:rPr>
+          <w:b w:val="0"/>
+        </w:rPr>
+        <w:t>Case exposure check: this source example appears in ai-3/31, ai-6/18. Reuse a familiar case for recall or modelling; verify that the case used to assess transfer has not already received feedback.</w:t>
       </w:r>
     </w:p>
     <w:p>
@@ -207,73 +269,157 @@
         <w:pStyle w:val="Heading3"/>
       </w:pPr>
       <w:r>
-        <w:t>External side effects and recovery</w:t>
+        <w:t>Retrieval answer guidance</w:t>
       </w:r>
     </w:p>
     <w:p>
-      <w:r>
-        <w:t>Without opening the old lesson, explain one key idea from External side effects and recovery. Give an example and a mistake that the idea helps you avoid.</w:t>
+      <w:pPr>
+        <w:pStyle w:val="Heading3"/>
+      </w:pPr>
+      <w:r>
+        <w:t>External side effects and recovery</w:t>
       </w:r>
     </w:p>
     <w:p>
-      <w:r>
-        <w:t>Look for: Explain the mechanism and terminology of external side effects and recovery</w:t>
+      <w:pPr>
+        <w:spacing w:line="336" w:lineRule="auto" w:after="180"/>
+      </w:pPr>
+      <w:r>
+        <w:rPr>
+          <w:b w:val="0"/>
+        </w:rPr>
+        <w:t>Without opening the old lesson, explain one key idea from External side effects and recovery. Give an example and a mistake that the idea helps you avoid.</w:t>
       </w:r>
     </w:p>
     <w:p>
-      <w:r>
-        <w:t>Reference example, not the only acceptable wording: Teacher explanation: External effects can succeed while their acknowledgement is lost. Recovery must inspect committed state before repeating the operation. The mock ledger records prepared, committed or unknown per operation ID. Retry a committed operation by returning its result; reconcile unknown status instead of assuming failure. Preserve compensation as a separate authorised action.</w:t>
+      <w:pPr>
+        <w:spacing w:line="336" w:lineRule="auto" w:after="180"/>
+      </w:pPr>
+      <w:r>
+        <w:rPr>
+          <w:b w:val="0"/>
+        </w:rPr>
+        <w:t xml:space="preserve">Look for: Explain the </w:t>
+      </w:r>
+      <w:r>
+        <w:rPr>
+          <w:b/>
+        </w:rPr>
+        <w:t>mechanism</w:t>
+      </w:r>
+      <w:r>
+        <w:rPr>
+          <w:b w:val="0"/>
+        </w:rPr>
+        <w:t xml:space="preserve"> and terminology of external side effects and recovery</w:t>
       </w:r>
     </w:p>
     <w:p>
       <w:pPr>
-        <w:pStyle w:val="Heading3"/>
-      </w:pPr>
-      <w:r>
-        <w:t>Approval gates and idempotency</w:t>
+        <w:spacing w:line="336" w:lineRule="auto" w:after="180"/>
+      </w:pPr>
+      <w:r>
+        <w:rPr>
+          <w:b w:val="0"/>
+        </w:rPr>
+        <w:t>Reference example, not the only acceptable wording: Teacher explanation: External effects can succeed while their acknowledgement is lost. Recovery must inspect committed state before repeating the operation.</w:t>
       </w:r>
     </w:p>
     <w:p>
-      <w:r>
-        <w:t>Without opening the old lesson, explain one key idea from Approval gates and idempotency. Give an example and a mistake that the idea helps you avoid.</w:t>
+      <w:pPr>
+        <w:spacing w:line="336" w:lineRule="auto" w:after="180"/>
+      </w:pPr>
+      <w:r>
+        <w:rPr>
+          <w:b w:val="0"/>
+        </w:rPr>
+        <w:t>The mock ledger records prepared, committed or unknown per operation ID. Retry a committed operation by returning its result; reconcile unknown status instead of assuming failure.</w:t>
       </w:r>
     </w:p>
     <w:p>
-      <w:r>
-        <w:t>Look for: Explain the mechanism and terminology of approval gates and idempotency</w:t>
+      <w:pPr>
+        <w:spacing w:line="336" w:lineRule="auto" w:after="180"/>
+      </w:pPr>
+      <w:r>
+        <w:rPr>
+          <w:b w:val="0"/>
+        </w:rPr>
+        <w:t>Preserve compensation as a separate authorised action.</w:t>
       </w:r>
     </w:p>
     <w:p>
-      <w:r>
-        <w:t>Reference example, not the only acceptable wording: Teacher explanation: Approval gates bind side effects to an actor, exact version and destination. Idempotency prevents repeated requests with the same key from repeating a committed effect. The mock submission requires approval for request version v1 and destination D. Store key -&gt; committed result. Reusing the same key with the same payload returns that result; the same key with different payload is rejected.</w:t>
+      <w:pPr>
+        <w:pStyle w:val="Heading3"/>
+      </w:pPr>
+      <w:r>
+        <w:t>Approval gates and idempotency</w:t>
       </w:r>
     </w:p>
     <w:p>
       <w:pPr>
-        <w:pStyle w:val="Heading3"/>
-      </w:pPr>
-      <w:r>
-        <w:t>Logs traces and privacy</w:t>
+        <w:spacing w:line="336" w:lineRule="auto" w:after="180"/>
+      </w:pPr>
+      <w:r>
+        <w:rPr>
+          <w:b w:val="0"/>
+        </w:rPr>
+        <w:t>Without opening the old lesson, explain one key idea from Approval gates and idempotency. Give an example and a mistake that the idea helps you avoid.</w:t>
       </w:r>
     </w:p>
     <w:p>
-      <w:r>
-        <w:t>Without opening the old lesson, explain one key idea from Logs traces and privacy. Give an example and a mistake that the idea helps you avoid.</w:t>
+      <w:pPr>
+        <w:spacing w:line="336" w:lineRule="auto" w:after="180"/>
+      </w:pPr>
+      <w:r>
+        <w:rPr>
+          <w:b w:val="0"/>
+        </w:rPr>
+        <w:t xml:space="preserve">Look for: Explain the </w:t>
+      </w:r>
+      <w:r>
+        <w:rPr>
+          <w:b/>
+        </w:rPr>
+        <w:t>mechanism</w:t>
+      </w:r>
+      <w:r>
+        <w:rPr>
+          <w:b w:val="0"/>
+        </w:rPr>
+        <w:t xml:space="preserve"> and terminology of approval gates and idempotency</w:t>
       </w:r>
     </w:p>
     <w:p>
-      <w:r>
-        <w:t>Look for: Explain the mechanism and terminology of logs traces and privacy</w:t>
+      <w:pPr>
+        <w:spacing w:line="336" w:lineRule="auto" w:after="180"/>
+      </w:pPr>
+      <w:r>
+        <w:rPr>
+          <w:b w:val="0"/>
+        </w:rPr>
+        <w:t>Reference example, not the only acceptable wording: Teacher explanation: Approval gates bind side effects to an actor, exact version and destination.</w:t>
       </w:r>
     </w:p>
     <w:p>
-      <w:r>
-        <w:t>Reference example, not the only acceptable wording: Teacher explanation: Logs support diagnosis, but excessive recording can expose private content. Trace IDs link stages without storing complete sensitive inputs. For this policy log trace ID, stage, status, duration and error category; do not log passcodes, student text or teacher answers. Restrict access and declare retention.</w:t>
+      <w:pPr>
+        <w:spacing w:line="336" w:lineRule="auto" w:after="180"/>
+      </w:pPr>
+      <w:r>
+        <w:rPr>
+          <w:b w:val="0"/>
+        </w:rPr>
+        <w:t>Idempotency prevents repeated requests with the same key from repeating a committed effect. The mock submission requires approval for request version v1 and destination D. Store key -&gt; committed result.</w:t>
       </w:r>
     </w:p>
     <w:p>
-      <w:r>
-        <w:t>Two 45-minute sessions. Untrusted input must be treated according to a contract before reaching code, queries or tools. Data that resembles instructions does not acquire execution authority. Use the supplied constructed scenarios to make the mechanism inspectable. Collect W4 before sharing solutions. Students should name intermediate evidence and limitations; classroom pacing and learning effectiveness remain unvalidated.</w:t>
+      <w:pPr>
+        <w:spacing w:line="336" w:lineRule="auto" w:after="180"/>
+      </w:pPr>
+      <w:r>
+        <w:rPr>
+          <w:b w:val="0"/>
+        </w:rPr>
+        <w:t>Reusing the same key with the same payload returns that result; the same key with different payload is rejected.</w:t>
       </w:r>
     </w:p>
     <w:p>
@@ -281,45 +427,144 @@
         <w:pStyle w:val="Heading3"/>
       </w:pPr>
       <w:r>
-        <w:t>Outcomes</w:t>
+        <w:t>Logs traces and privacy</w:t>
       </w:r>
     </w:p>
     <w:p>
-      <w:r>
-        <w:t>Explain the mechanism and terminology of untrusted input boundaries</w:t>
+      <w:pPr>
+        <w:spacing w:line="336" w:lineRule="auto" w:after="180"/>
+      </w:pPr>
+      <w:r>
+        <w:rPr>
+          <w:b w:val="0"/>
+        </w:rPr>
+        <w:t>Without opening the old lesson, explain one key idea from Logs traces and privacy. Give an example and a mistake that the idea helps you avoid.</w:t>
       </w:r>
     </w:p>
     <w:p>
-      <w:r>
-        <w:t>Apply the stated procedure to a new case with a traceable result</w:t>
+      <w:pPr>
+        <w:spacing w:line="336" w:lineRule="auto" w:after="180"/>
+      </w:pPr>
+      <w:r>
+        <w:rPr>
+          <w:b w:val="0"/>
+        </w:rPr>
+        <w:t xml:space="preserve">Look for: Explain the </w:t>
+      </w:r>
+      <w:r>
+        <w:rPr>
+          <w:b/>
+        </w:rPr>
+        <w:t>mechanism</w:t>
+      </w:r>
+      <w:r>
+        <w:rPr>
+          <w:b w:val="0"/>
+        </w:rPr>
+        <w:t xml:space="preserve"> and terminology of logs traces and privacy</w:t>
       </w:r>
     </w:p>
     <w:p>
-      <w:r>
-        <w:t>Identify an assumption or limitation and design a revealing follow-up</w:t>
+      <w:pPr>
+        <w:spacing w:line="336" w:lineRule="auto" w:after="180"/>
+      </w:pPr>
+      <w:r>
+        <w:rPr>
+          <w:b w:val="0"/>
+        </w:rPr>
+        <w:t xml:space="preserve">Reference example, not the only acceptable wording: Teacher explanation: Logs support diagnosis, but excessive recording can expose private content. Trace IDs link stages without storing complete sensitive </w:t>
+      </w:r>
+      <w:r>
+        <w:rPr>
+          <w:b/>
+        </w:rPr>
+        <w:t>input</w:t>
+      </w:r>
+      <w:r>
+        <w:rPr>
+          <w:b w:val="0"/>
+        </w:rPr>
+        <w:t>s.</w:t>
       </w:r>
     </w:p>
     <w:p>
       <w:pPr>
-        <w:pStyle w:val="Heading3"/>
-      </w:pPr>
-      <w:r>
-        <w:t>Preparation</w:t>
+        <w:spacing w:line="336" w:lineRule="auto" w:after="180"/>
+      </w:pPr>
+      <w:r>
+        <w:rPr>
+          <w:b w:val="0"/>
+        </w:rPr>
+        <w:t>For this policy log trace ID, stage, status, duration and error category; do not log passcodes, student text or teacher answers. Restrict access and declare retention.</w:t>
       </w:r>
     </w:p>
     <w:p>
-      <w:r>
-        <w:t>Lesson and workbook; paper and pencil</w:t>
+      <w:pPr>
+        <w:spacing w:line="336" w:lineRule="auto" w:after="180"/>
+      </w:pPr>
+      <w:r>
+        <w:rPr>
+          <w:b w:val="0"/>
+        </w:rPr>
+        <w:t xml:space="preserve">Two 45-minute sessions. </w:t>
+      </w:r>
+      <w:r>
+        <w:rPr>
+          <w:b/>
+        </w:rPr>
+        <w:t>Untrusted input</w:t>
+      </w:r>
+      <w:r>
+        <w:rPr>
+          <w:b w:val="0"/>
+        </w:rPr>
+        <w:t xml:space="preserve"> must be treated according to a contract before reaching code, queries or tools. Data that resembles instructions does not acquire execution authority.</w:t>
       </w:r>
     </w:p>
     <w:p>
-      <w:r>
-        <w:t>Calculator and optional local Python 3 for arithmetic; no live API or private data</w:t>
+      <w:pPr>
+        <w:spacing w:line="336" w:lineRule="auto" w:after="180"/>
+      </w:pPr>
+      <w:r>
+        <w:rPr>
+          <w:b w:val="0"/>
+        </w:rPr>
+        <w:t xml:space="preserve">Use the supplied constructed scenarios to make the </w:t>
+      </w:r>
+      <w:r>
+        <w:rPr>
+          <w:b/>
+        </w:rPr>
+        <w:t>mechanism</w:t>
+      </w:r>
+      <w:r>
+        <w:rPr>
+          <w:b w:val="0"/>
+        </w:rPr>
+        <w:t xml:space="preserve"> inspectable. Collect W4 before sharing solutions.</w:t>
       </w:r>
     </w:p>
     <w:p>
-      <w:r>
-        <w:t>Prepare the fresh retry separately and withhold its solution until after collection</w:t>
+      <w:pPr>
+        <w:spacing w:line="336" w:lineRule="auto" w:after="180"/>
+      </w:pPr>
+      <w:r>
+        <w:rPr>
+          <w:b w:val="0"/>
+        </w:rPr>
+        <w:t xml:space="preserve">Students should name intermediate </w:t>
+      </w:r>
+      <w:r>
+        <w:rPr>
+          <w:b/>
+        </w:rPr>
+        <w:t>evidence</w:t>
+      </w:r>
+      <w:r>
+        <w:rPr>
+          <w:b w:val="0"/>
+        </w:rPr>
+        <w:t xml:space="preserve"> and limitations; classroom pacing and learning effectiveness remain unvalidated.</w:t>
       </w:r>
     </w:p>
     <w:p>
@@ -327,58 +572,326 @@
         <w:pStyle w:val="Heading3"/>
       </w:pPr>
       <w:r>
-        <w:t>Prerequisite answer</w:t>
+        <w:t>Outcomes</w:t>
       </w:r>
     </w:p>
     <w:p>
-      <w:r>
-        <w:t>A result depends on the inputs, procedure and conditions that produced it. Preserve data roles and distinguish observed outcomes from predictions or unmeasured conditions. If the prior concept cannot be explained, use a short retrieval activity before this chapter.</w:t>
+      <w:pPr>
+        <w:spacing w:line="336" w:lineRule="auto" w:after="180"/>
+      </w:pPr>
+      <w:r>
+        <w:rPr>
+          <w:b w:val="0"/>
+        </w:rPr>
+        <w:t xml:space="preserve">Explain the </w:t>
+      </w:r>
+      <w:r>
+        <w:rPr>
+          <w:b/>
+        </w:rPr>
+        <w:t>mechanism</w:t>
+      </w:r>
+      <w:r>
+        <w:rPr>
+          <w:b w:val="0"/>
+        </w:rPr>
+        <w:t xml:space="preserve"> and terminology of </w:t>
+      </w:r>
+      <w:r>
+        <w:rPr>
+          <w:b/>
+        </w:rPr>
+        <w:t>untrusted input</w:t>
+      </w:r>
+      <w:r>
+        <w:rPr>
+          <w:b w:val="0"/>
+        </w:rPr>
+        <w:t xml:space="preserve"> boundaries</w:t>
       </w:r>
     </w:p>
     <w:p>
       <w:pPr>
-        <w:pStyle w:val="Heading3"/>
-      </w:pPr>
-      <w:r>
-        <w:t>End goal for the pictorial case</w:t>
+        <w:spacing w:line="336" w:lineRule="auto" w:after="180"/>
+      </w:pPr>
+      <w:r>
+        <w:rPr>
+          <w:b w:val="0"/>
+        </w:rPr>
+        <w:t>Apply the stated procedure to a new case with a traceable result</w:t>
       </w:r>
     </w:p>
     <w:p>
-      <w:r>
-        <w:t>Explain untrusted input boundaries using the deciding step in this fictional service.</w:t>
+      <w:pPr>
+        <w:spacing w:line="336" w:lineRule="auto" w:after="180"/>
+      </w:pPr>
+      <w:r>
+        <w:rPr>
+          <w:b w:val="0"/>
+        </w:rPr>
+        <w:t>Identify an assumption or limitation and design a revealing follow-up</w:t>
       </w:r>
     </w:p>
     <w:p>
-      <w:r>
-        <w:t>This added worked case illustrates the week’s main idea. Retain all original and connected topics; schedule its practice within the teaching cycle.</w:t>
+      <w:pPr>
+        <w:pStyle w:val="Heading3"/>
+      </w:pPr>
+      <w:r>
+        <w:t>Preparation</w:t>
       </w:r>
     </w:p>
     <w:p>
       <w:pPr>
-        <w:pStyle w:val="Heading1"/>
-      </w:pPr>
-      <w:r>
-        <w:t>02. Explain and model the mechanism</w:t>
+        <w:spacing w:line="336" w:lineRule="auto" w:after="180"/>
+      </w:pPr>
+      <w:r>
+        <w:rPr>
+          <w:b w:val="0"/>
+        </w:rPr>
+        <w:t>Lesson and workbook; paper and pencil</w:t>
       </w:r>
     </w:p>
     <w:p>
-      <w:r>
-        <w:t>Untrusted input must be treated according to a contract before reaching code, queries or tools. Data that resembles instructions does not acquire execution authority.</w:t>
+      <w:pPr>
+        <w:spacing w:line="336" w:lineRule="auto" w:after="180"/>
+      </w:pPr>
+      <w:r>
+        <w:rPr>
+          <w:b w:val="0"/>
+        </w:rPr>
+        <w:t>Calculator and optional local Python 3 for arithmetic; no live API or private data</w:t>
       </w:r>
     </w:p>
     <w:p>
-      <w:r>
-        <w:t>Begin by writing the question the procedure is intended to answer. Identify the information already supplied, the information it will produce and the information still missing. These are constructed classroom examples; they do not require live accounts, private records or an external service. Do not treat a plausible explanation as a measured outcome.</w:t>
+      <w:pPr>
+        <w:spacing w:line="336" w:lineRule="auto" w:after="180"/>
+      </w:pPr>
+      <w:r>
+        <w:rPr>
+          <w:b w:val="0"/>
+        </w:rPr>
+        <w:t>Prepare the fresh retry separately and withhold its solution until after collection</w:t>
       </w:r>
     </w:p>
     <w:p>
-      <w:r>
-        <w:t>For the toy lookup accept room IDs matching one uppercase letter plus one digit. Perform exact dictionary lookup; never evaluate user strings as code. Reject invalid length or characters.</w:t>
+      <w:pPr>
+        <w:pStyle w:val="Heading3"/>
+      </w:pPr>
+      <w:r>
+        <w:t>Prerequisite answer</w:t>
       </w:r>
     </w:p>
     <w:p>
-      <w:r>
-        <w:t>Before applying the procedure, write its units, denominator or decision boundary where relevant. A partner should be able to repeat each step using the same inputs. If a required input is absent or violates the stated contract, record that condition explicitly instead of quietly replacing it with a convenient value.</w:t>
+      <w:pPr>
+        <w:spacing w:line="336" w:lineRule="auto" w:after="180"/>
+      </w:pPr>
+      <w:r>
+        <w:rPr>
+          <w:b w:val="0"/>
+        </w:rPr>
+        <w:t xml:space="preserve">A result depends on the </w:t>
+      </w:r>
+      <w:r>
+        <w:rPr>
+          <w:b/>
+        </w:rPr>
+        <w:t>input</w:t>
+      </w:r>
+      <w:r>
+        <w:rPr>
+          <w:b w:val="0"/>
+        </w:rPr>
+        <w:t xml:space="preserve">s, procedure and conditions that produced it. Preserve data roles and distinguish observed outcomes from </w:t>
+      </w:r>
+      <w:r>
+        <w:rPr>
+          <w:b/>
+        </w:rPr>
+        <w:t>prediction</w:t>
+      </w:r>
+      <w:r>
+        <w:rPr>
+          <w:b w:val="0"/>
+        </w:rPr>
+        <w:t>s or unmeasured conditions.</w:t>
+      </w:r>
+    </w:p>
+    <w:p>
+      <w:pPr>
+        <w:spacing w:line="336" w:lineRule="auto" w:after="180"/>
+      </w:pPr>
+      <w:r>
+        <w:rPr>
+          <w:b w:val="0"/>
+        </w:rPr>
+        <w:t>If the prior concept cannot be explained, use a short retrieval activity before this chapter.</w:t>
+      </w:r>
+    </w:p>
+    <w:p>
+      <w:pPr>
+        <w:pStyle w:val="Heading3"/>
+      </w:pPr>
+      <w:r>
+        <w:t>End goal for the pictorial case</w:t>
+      </w:r>
+    </w:p>
+    <w:p>
+      <w:pPr>
+        <w:spacing w:line="336" w:lineRule="auto" w:after="180"/>
+      </w:pPr>
+      <w:r>
+        <w:rPr>
+          <w:b w:val="0"/>
+        </w:rPr>
+        <w:t xml:space="preserve">Explain </w:t>
+      </w:r>
+      <w:r>
+        <w:rPr>
+          <w:b/>
+        </w:rPr>
+        <w:t>untrusted input</w:t>
+      </w:r>
+      <w:r>
+        <w:rPr>
+          <w:b w:val="0"/>
+        </w:rPr>
+        <w:t xml:space="preserve"> boundaries using the deciding step in this fictional service.</w:t>
+      </w:r>
+    </w:p>
+    <w:p>
+      <w:pPr>
+        <w:spacing w:line="336" w:lineRule="auto" w:after="180"/>
+      </w:pPr>
+      <w:r>
+        <w:rPr>
+          <w:b w:val="0"/>
+        </w:rPr>
+        <w:t>This added worked case illustrates the week’s main idea. Retain all original and connected topics; schedule its practice within the teaching cycle.</w:t>
+      </w:r>
+    </w:p>
+    <w:p>
+      <w:pPr>
+        <w:pStyle w:val="Heading1"/>
+      </w:pPr>
+      <w:r>
+        <w:t>02. Explain and model the mechanism</w:t>
+      </w:r>
+    </w:p>
+    <w:p>
+      <w:r>
+        <w:t>Model Untrusted input boundaries using the supplied case, labelled mechanism and reasoning. Make the scope of each conclusion explicit.</w:t>
+      </w:r>
+    </w:p>
+    <w:p>
+      <w:pPr>
+        <w:spacing w:line="336" w:lineRule="auto" w:after="180"/>
+      </w:pPr>
+      <w:r>
+        <w:rPr>
+          <w:b/>
+        </w:rPr>
+        <w:t>Untrusted input</w:t>
+      </w:r>
+      <w:r>
+        <w:rPr>
+          <w:b w:val="0"/>
+        </w:rPr>
+        <w:t xml:space="preserve"> must be treated according to a contract before reaching code, queries or tools. Data that resembles instructions does not acquire execution authority.</w:t>
+      </w:r>
+    </w:p>
+    <w:p>
+      <w:pPr>
+        <w:pStyle w:val="Heading3"/>
+      </w:pPr>
+      <w:r>
+        <w:t>Explain Untrusted input boundaries · 1</w:t>
+      </w:r>
+    </w:p>
+    <w:p>
+      <w:pPr>
+        <w:spacing w:line="336" w:lineRule="auto" w:after="180"/>
+      </w:pPr>
+      <w:r>
+        <w:rPr>
+          <w:b w:val="0"/>
+        </w:rPr>
+        <w:t>Begin by writing the question the procedure is intended to answer. Identify the information already supplied, the information it will produce and the information still missing.</w:t>
+      </w:r>
+    </w:p>
+    <w:p>
+      <w:pPr>
+        <w:spacing w:line="336" w:lineRule="auto" w:after="180"/>
+      </w:pPr>
+      <w:r>
+        <w:rPr>
+          <w:b w:val="0"/>
+        </w:rPr>
+        <w:t>These are constructed classroom examples; they do not require live accounts, private records or an external service. Do not treat a plausible explanation as a measured outcome.</w:t>
+      </w:r>
+    </w:p>
+    <w:p>
+      <w:pPr>
+        <w:spacing w:line="336" w:lineRule="auto" w:after="180"/>
+      </w:pPr>
+      <w:r>
+        <w:rPr>
+          <w:b w:val="0"/>
+        </w:rPr>
+        <w:t>For the toy lookup accept room IDs matching one uppercase letter plus one digit. Perform exact dictionary lookup; never evaluate user strings as code. Reject invalid length or characters.</w:t>
+      </w:r>
+    </w:p>
+    <w:p>
+      <w:pPr>
+        <w:pStyle w:val="Heading3"/>
+      </w:pPr>
+      <w:r>
+        <w:t>Explain Untrusted input boundaries · 2</w:t>
+      </w:r>
+    </w:p>
+    <w:p>
+      <w:pPr>
+        <w:spacing w:line="336" w:lineRule="auto" w:after="180"/>
+      </w:pPr>
+      <w:r>
+        <w:rPr>
+          <w:b w:val="0"/>
+        </w:rPr>
+        <w:t xml:space="preserve">Before applying the procedure, write its units, denominator or decision boundary where relevant. A partner should be able to repeat each step using the same </w:t>
+      </w:r>
+      <w:r>
+        <w:rPr>
+          <w:b/>
+        </w:rPr>
+        <w:t>input</w:t>
+      </w:r>
+      <w:r>
+        <w:rPr>
+          <w:b w:val="0"/>
+        </w:rPr>
+        <w:t>s.</w:t>
+      </w:r>
+    </w:p>
+    <w:p>
+      <w:pPr>
+        <w:spacing w:line="336" w:lineRule="auto" w:after="180"/>
+      </w:pPr>
+      <w:r>
+        <w:rPr>
+          <w:b w:val="0"/>
+        </w:rPr>
+        <w:t xml:space="preserve">If a required </w:t>
+      </w:r>
+      <w:r>
+        <w:rPr>
+          <w:b/>
+        </w:rPr>
+        <w:t>input</w:t>
+      </w:r>
+      <w:r>
+        <w:rPr>
+          <w:b w:val="0"/>
+        </w:rPr>
+        <w:t xml:space="preserve"> is absent or violates the stated contract, record that condition explicitly instead of quietly replacing it with a convenient value.</w:t>
       </w:r>
     </w:p>
     <w:tbl>
@@ -576,41 +1089,235 @@
       </w:r>
     </w:p>
     <w:p>
-      <w:r>
-        <w:t>Guided: A1 passes the format; delete_all() fails. Neither is executed as code, including any instruction-shaped string. Qualification: A format check does not grant resource access; authorisation follows separately. Exit: accept a concrete variation with its predicted outcome and a stated condition that would challenge the mechanism; reject a claim resting on unmeasured evidence.</w:t>
+      <w:pPr>
+        <w:pStyle w:val="Heading3"/>
+      </w:pPr>
+      <w:r>
+        <w:t>Explain Untrusted input boundaries · 3</w:t>
       </w:r>
     </w:p>
     <w:p>
       <w:pPr>
-        <w:pStyle w:val="Heading3"/>
-      </w:pPr>
-      <w:r>
-        <w:t>Model the reasoning aloud</w:t>
+        <w:spacing w:line="336" w:lineRule="auto" w:after="180"/>
+      </w:pPr>
+      <w:r>
+        <w:rPr>
+          <w:b w:val="0"/>
+        </w:rPr>
+        <w:t>Guided: A1 passes the format; delete_all() fails. Neither is executed as code, including any instruction-shaped string. Qualification: A format check does not grant resource access; authorisation follows separately.</w:t>
       </w:r>
     </w:p>
     <w:p>
-      <w:r>
-        <w:t>Use the complete worked example below before asking learners to complete W2. Reveal a small part, invite a prediction, then explain the deciding step. These teacher notes contain solutions; do not reveal the independent case answer during modelling.</w:t>
+      <w:pPr>
+        <w:spacing w:line="336" w:lineRule="auto" w:after="180"/>
+      </w:pPr>
+      <w:r>
+        <w:rPr>
+          <w:b w:val="0"/>
+        </w:rPr>
+        <w:t xml:space="preserve">Exit: accept a concrete variation with its predicted outcome and a stated condition that would challenge the </w:t>
+      </w:r>
+      <w:r>
+        <w:rPr>
+          <w:b/>
+        </w:rPr>
+        <w:t>mechanism</w:t>
+      </w:r>
+      <w:r>
+        <w:rPr>
+          <w:b w:val="0"/>
+        </w:rPr>
+        <w:t xml:space="preserve">; reject a claim resting on unmeasured </w:t>
+      </w:r>
+      <w:r>
+        <w:rPr>
+          <w:b/>
+        </w:rPr>
+        <w:t>evidence</w:t>
+      </w:r>
+      <w:r>
+        <w:rPr>
+          <w:b w:val="0"/>
+        </w:rPr>
+        <w:t>.</w:t>
       </w:r>
     </w:p>
     <w:p>
-      <w:r>
-        <w:t>Inputs A1 and delete_all() are supplied to room lookup.</w:t>
+      <w:pPr>
+        <w:pStyle w:val="Heading3"/>
+      </w:pPr>
+      <w:r>
+        <w:t>Model the reasoning aloud</w:t>
       </w:r>
     </w:p>
     <w:p>
-      <w:r>
-        <w:t>A1 passes the format; delete_all() fails. Neither is executed as code, including any instruction-shaped string.</w:t>
+      <w:pPr>
+        <w:spacing w:line="336" w:lineRule="auto" w:after="180"/>
+      </w:pPr>
+      <w:r>
+        <w:rPr>
+          <w:b w:val="0"/>
+        </w:rPr>
+        <w:t xml:space="preserve">Use the complete worked example below before asking learners to complete W2. Reveal a small part, invite a </w:t>
+      </w:r>
+      <w:r>
+        <w:rPr>
+          <w:b/>
+        </w:rPr>
+        <w:t>prediction</w:t>
+      </w:r>
+      <w:r>
+        <w:rPr>
+          <w:b w:val="0"/>
+        </w:rPr>
+        <w:t>, then explain the deciding step.</w:t>
       </w:r>
     </w:p>
     <w:p>
-      <w:r>
-        <w:t>Compare the intermediate evidence with the final statement. Explain why each number or decision follows from the stated inputs. The conclusion belongs to this scenario and procedure; changing the inputs, evaluation population or authority can change what it establishes. Retain the raw record so a later revision can be compared honestly.</w:t>
+      <w:pPr>
+        <w:spacing w:line="336" w:lineRule="auto" w:after="180"/>
+      </w:pPr>
+      <w:r>
+        <w:rPr>
+          <w:b w:val="0"/>
+        </w:rPr>
+        <w:t>These teacher notes contain solutions; do not reveal the independent case answer during modelling.</w:t>
       </w:r>
     </w:p>
     <w:p>
-      <w:r>
-        <w:t>Optional local lab: predict the printed result before running this standalone Python 3 example. Change one relevant boundary input, record the outcome and state the contract or statistical assumptions. The program uses fictional values and the Python standard library; it performs no external operations.</w:t>
+      <w:pPr>
+        <w:spacing w:line="336" w:lineRule="auto" w:after="180"/>
+      </w:pPr>
+      <w:r>
+        <w:rPr>
+          <w:b/>
+        </w:rPr>
+        <w:t>Input</w:t>
+      </w:r>
+      <w:r>
+        <w:rPr>
+          <w:b w:val="0"/>
+        </w:rPr>
+        <w:t>s A1 and delete_all() are supplied to room lookup.</w:t>
+      </w:r>
+    </w:p>
+    <w:p>
+      <w:pPr>
+        <w:spacing w:line="336" w:lineRule="auto" w:after="180"/>
+      </w:pPr>
+      <w:r>
+        <w:rPr>
+          <w:b w:val="0"/>
+        </w:rPr>
+        <w:t>A1 passes the format; delete_all() fails. Neither is executed as code, including any instruction-shaped string.</w:t>
+      </w:r>
+    </w:p>
+    <w:p>
+      <w:pPr>
+        <w:pStyle w:val="Heading3"/>
+      </w:pPr>
+      <w:r>
+        <w:t>Model the reasoning aloud · 4</w:t>
+      </w:r>
+    </w:p>
+    <w:p>
+      <w:pPr>
+        <w:spacing w:line="336" w:lineRule="auto" w:after="180"/>
+      </w:pPr>
+      <w:r>
+        <w:rPr>
+          <w:b w:val="0"/>
+        </w:rPr>
+        <w:t xml:space="preserve">Compare the intermediate </w:t>
+      </w:r>
+      <w:r>
+        <w:rPr>
+          <w:b/>
+        </w:rPr>
+        <w:t>evidence</w:t>
+      </w:r>
+      <w:r>
+        <w:rPr>
+          <w:b w:val="0"/>
+        </w:rPr>
+        <w:t xml:space="preserve"> with the final statement. Explain why each number or decision follows from the stated </w:t>
+      </w:r>
+      <w:r>
+        <w:rPr>
+          <w:b/>
+        </w:rPr>
+        <w:t>input</w:t>
+      </w:r>
+      <w:r>
+        <w:rPr>
+          <w:b w:val="0"/>
+        </w:rPr>
+        <w:t>s.</w:t>
+      </w:r>
+    </w:p>
+    <w:p>
+      <w:pPr>
+        <w:spacing w:line="336" w:lineRule="auto" w:after="180"/>
+      </w:pPr>
+      <w:r>
+        <w:rPr>
+          <w:b w:val="0"/>
+        </w:rPr>
+        <w:t xml:space="preserve">The conclusion belongs to this scenario and procedure; changing the </w:t>
+      </w:r>
+      <w:r>
+        <w:rPr>
+          <w:b/>
+        </w:rPr>
+        <w:t>input</w:t>
+      </w:r>
+      <w:r>
+        <w:rPr>
+          <w:b w:val="0"/>
+        </w:rPr>
+        <w:t>s, evaluation population or authority can change what it establishes. Retain the raw record so a later revision can be compared honestly.</w:t>
+      </w:r>
+    </w:p>
+    <w:p>
+      <w:pPr>
+        <w:pStyle w:val="Heading3"/>
+      </w:pPr>
+      <w:r>
+        <w:t>Model the reasoning aloud · 5</w:t>
+      </w:r>
+    </w:p>
+    <w:p>
+      <w:pPr>
+        <w:spacing w:line="336" w:lineRule="auto" w:after="180"/>
+      </w:pPr>
+      <w:r>
+        <w:rPr>
+          <w:b w:val="0"/>
+        </w:rPr>
+        <w:t xml:space="preserve">Optional local lab: predict the printed result before running this standalone Python 3 example. Change one relevant boundary </w:t>
+      </w:r>
+      <w:r>
+        <w:rPr>
+          <w:b/>
+        </w:rPr>
+        <w:t>input</w:t>
+      </w:r>
+      <w:r>
+        <w:rPr>
+          <w:b w:val="0"/>
+        </w:rPr>
+        <w:t>, record the outcome and state the contract or statistical assumptions.</w:t>
+      </w:r>
+    </w:p>
+    <w:p>
+      <w:pPr>
+        <w:spacing w:line="336" w:lineRule="auto" w:after="180"/>
+      </w:pPr>
+      <w:r>
+        <w:rPr>
+          <w:b w:val="0"/>
+        </w:rPr>
+        <w:t>The program uses fictional values and the Python standard library; it performs no external operations.</w:t>
       </w:r>
     </w:p>
     <w:p>
@@ -733,7 +1440,13 @@
       </w:tr>
     </w:tbl>
     <w:p>
-      <w:r>
+      <w:pPr>
+        <w:spacing w:line="336" w:lineRule="auto" w:after="180"/>
+      </w:pPr>
+      <w:r>
+        <w:rPr>
+          <w:b w:val="0"/>
+        </w:rPr>
         <w:t>Use the diagram and verbal explanation together. Ask learners to match a sentence to a specific visual step; do not assign learners fixed visual or auditory learning styles.</w:t>
       </w:r>
     </w:p>
@@ -746,7 +1459,13 @@
       </w:r>
     </w:p>
     <w:p>
-      <w:r>
+      <w:pPr>
+        <w:spacing w:line="336" w:lineRule="auto" w:after="180"/>
+      </w:pPr>
+      <w:r>
+        <w:rPr>
+          <w:b w:val="0"/>
+        </w:rPr>
         <w:t>Check shape before permission. A toy tool accepts exactly one ASCII lowercase letter followed by one digit, with no trimming.</w:t>
       </w:r>
     </w:p>
@@ -759,8 +1478,29 @@
       </w:r>
     </w:p>
     <w:p>
-      <w:r>
-        <w:t>Inputs h3, H3, h30 and "h3 ". Shape acceptance never grants access by itself.</w:t>
+      <w:pPr>
+        <w:pStyle w:val="Heading3"/>
+      </w:pPr>
+      <w:r>
+        <w:t>Supplied facts</w:t>
+      </w:r>
+    </w:p>
+    <w:p>
+      <w:pPr>
+        <w:spacing w:line="336" w:lineRule="auto" w:after="180"/>
+        <w:shd w:fill="F1F6FC"/>
+      </w:pPr>
+      <w:r>
+        <w:rPr>
+          <w:b/>
+        </w:rPr>
+        <w:t>Input</w:t>
+      </w:r>
+      <w:r>
+        <w:rPr>
+          <w:b w:val="0"/>
+        </w:rPr>
+        <w:t>s h3, H3, h30 and "h3 ". Shape acceptance never grants access by itself.</w:t>
       </w:r>
     </w:p>
     <w:p>
@@ -923,21 +1663,49 @@
       </w:r>
     </w:p>
     <w:p>
-      <w:r>
-        <w:t>Input shape and permission answer different questions. Silently normalising these inputs would change the stated contract.</w:t>
+      <w:pPr>
+        <w:pStyle w:val="Heading3"/>
+      </w:pPr>
+      <w:r>
+        <w:t>Why the result follows</w:t>
       </w:r>
     </w:p>
     <w:p>
       <w:pPr>
-        <w:pStyle w:val="Heading3"/>
-      </w:pPr>
-      <w:r>
-        <w:t>What this example does not establish</w:t>
+        <w:spacing w:line="336" w:lineRule="auto" w:after="180"/>
+        <w:shd w:fill="F1F6FC"/>
+      </w:pPr>
+      <w:r>
+        <w:rPr>
+          <w:b/>
+        </w:rPr>
+        <w:t>Input</w:t>
+      </w:r>
+      <w:r>
+        <w:rPr>
+          <w:b w:val="0"/>
+        </w:rPr>
+        <w:t xml:space="preserve"> shape and permission answer different questions. Silently normalising these </w:t>
+      </w:r>
+      <w:r>
+        <w:rPr>
+          <w:b/>
+        </w:rPr>
+        <w:t>input</w:t>
+      </w:r>
+      <w:r>
+        <w:rPr>
+          <w:b w:val="0"/>
+        </w:rPr>
+        <w:t>s would change the stated contract.</w:t>
       </w:r>
     </w:p>
     <w:p>
-      <w:r>
-        <w:t>Some systems normalise inputs explicitly; this fictional contract deliberately does not.</w:t>
+      <w:pPr>
+        <w:pStyle w:val="Heading3"/>
+      </w:pPr>
+      <w:r>
+        <w:t>What this example does not establish</w:t>
       </w:r>
     </w:p>
     <w:p>
@@ -945,43 +1713,192 @@
         <w:pStyle w:val="Heading3"/>
       </w:pPr>
       <w:r>
-        <w:t>Change one thing in the pictured case</w:t>
+        <w:t>Keep the stated limit</w:t>
       </w:r>
     </w:p>
     <w:p>
-      <w:r>
-        <w:t>Change: Replace h3 with z0.</w:t>
+      <w:pPr>
+        <w:spacing w:line="336" w:lineRule="auto" w:after="180"/>
+        <w:shd w:fill="FFF5E6"/>
+      </w:pPr>
+      <w:r>
+        <w:rPr>
+          <w:b w:val="0"/>
+        </w:rPr>
+        <w:t xml:space="preserve">Some systems normalise </w:t>
+      </w:r>
+      <w:r>
+        <w:rPr>
+          <w:b/>
+        </w:rPr>
+        <w:t>input</w:t>
+      </w:r>
+      <w:r>
+        <w:rPr>
+          <w:b w:val="0"/>
+        </w:rPr>
+        <w:t>s explicitly; this fictional contract deliberately does not.</w:t>
       </w:r>
     </w:p>
     <w:p>
-      <w:r>
-        <w:t>Prediction: The shape passes; resource access is still undecided.</w:t>
+      <w:pPr>
+        <w:pStyle w:val="Heading3"/>
+      </w:pPr>
+      <w:r>
+        <w:t>Change one thing in the pictured case</w:t>
       </w:r>
     </w:p>
     <w:p>
-      <w:r>
-        <w:t>Reason: Structure contains no evidence of ownership or user permission.</w:t>
+      <w:pPr>
+        <w:pStyle w:val="Heading3"/>
+      </w:pPr>
+      <w:r>
+        <w:t>Change one thing</w:t>
       </w:r>
     </w:p>
     <w:p>
       <w:pPr>
-        <w:pStyle w:val="Heading3"/>
-      </w:pPr>
-      <w:r>
-        <w:t>Ask while showing the picture</w:t>
+        <w:spacing w:line="336" w:lineRule="auto" w:after="180"/>
+        <w:shd w:fill="F5F1FB"/>
+      </w:pPr>
+      <w:r>
+        <w:rPr>
+          <w:b w:val="0"/>
+        </w:rPr>
+        <w:t>Change: Replace h3 with z0.</w:t>
       </w:r>
     </w:p>
     <w:p>
-      <w:r>
-        <w:t>Cover the result. Ask learners to name the inputs and predict the next step. Uncover one step, connect the icon to the actual procedure, and explain its evidence. Then change the supplied condition and compare. The picture is a representation; it does not document execution of a real AI model.</w:t>
+      <w:pPr>
+        <w:pStyle w:val="Heading3"/>
+      </w:pPr>
+      <w:r>
+        <w:t>Predicted result</w:t>
       </w:r>
     </w:p>
     <w:p>
       <w:pPr>
+        <w:spacing w:line="336" w:lineRule="auto" w:after="180"/>
+        <w:shd w:fill="F1F6FC"/>
+      </w:pPr>
+      <w:r>
+        <w:rPr>
+          <w:b/>
+        </w:rPr>
+        <w:t>Prediction</w:t>
+      </w:r>
+      <w:r>
+        <w:rPr>
+          <w:b w:val="0"/>
+        </w:rPr>
+        <w:t>: The shape passes; resource access is still undecided.</w:t>
+      </w:r>
+    </w:p>
+    <w:p>
+      <w:pPr>
+        <w:pStyle w:val="Heading3"/>
+      </w:pPr>
+      <w:r>
+        <w:t>Why the result follows</w:t>
+      </w:r>
+    </w:p>
+    <w:p>
+      <w:pPr>
+        <w:spacing w:line="336" w:lineRule="auto" w:after="180"/>
+        <w:shd w:fill="F1F6FC"/>
+      </w:pPr>
+      <w:r>
+        <w:rPr>
+          <w:b w:val="0"/>
+        </w:rPr>
+        <w:t xml:space="preserve">Reason: Structure contains no </w:t>
+      </w:r>
+      <w:r>
+        <w:rPr>
+          <w:b/>
+        </w:rPr>
+        <w:t>evidence</w:t>
+      </w:r>
+      <w:r>
+        <w:rPr>
+          <w:b w:val="0"/>
+        </w:rPr>
+        <w:t xml:space="preserve"> of ownership or user permission.</w:t>
+      </w:r>
+    </w:p>
+    <w:p>
+      <w:pPr>
+        <w:pStyle w:val="Heading3"/>
+      </w:pPr>
+      <w:r>
+        <w:t>Ask while showing the picture</w:t>
+      </w:r>
+    </w:p>
+    <w:p>
+      <w:pPr>
+        <w:pStyle w:val="Heading3"/>
+      </w:pPr>
+      <w:r>
+        <w:t>Ask while showing the picture · 6</w:t>
+      </w:r>
+    </w:p>
+    <w:p>
+      <w:pPr>
+        <w:spacing w:line="336" w:lineRule="auto" w:after="180"/>
+      </w:pPr>
+      <w:r>
+        <w:rPr>
+          <w:b w:val="0"/>
+        </w:rPr>
+        <w:t xml:space="preserve">Cover the result. Ask learners to name the </w:t>
+      </w:r>
+      <w:r>
+        <w:rPr>
+          <w:b/>
+        </w:rPr>
+        <w:t>input</w:t>
+      </w:r>
+      <w:r>
+        <w:rPr>
+          <w:b w:val="0"/>
+        </w:rPr>
+        <w:t xml:space="preserve">s and predict the next step. Uncover one step, connect the icon to the actual procedure, and explain its </w:t>
+      </w:r>
+      <w:r>
+        <w:rPr>
+          <w:b/>
+        </w:rPr>
+        <w:t>evidence</w:t>
+      </w:r>
+      <w:r>
+        <w:rPr>
+          <w:b w:val="0"/>
+        </w:rPr>
+        <w:t>. Then change the supplied condition and compare.</w:t>
+      </w:r>
+    </w:p>
+    <w:p>
+      <w:pPr>
+        <w:spacing w:line="336" w:lineRule="auto" w:after="180"/>
+      </w:pPr>
+      <w:r>
+        <w:rPr>
+          <w:b w:val="0"/>
+        </w:rPr>
+        <w:t>The picture is a representation; it does not document execution of a real AI model.</w:t>
+      </w:r>
+    </w:p>
+    <w:p>
+      <w:pPr>
         <w:pStyle w:val="Heading1"/>
       </w:pPr>
       <w:r>
         <w:t>03. Demonstrate and guide practice</w:t>
+      </w:r>
+    </w:p>
+    <w:p>
+      <w:r>
+        <w:t>Demonstrate Untrusted input boundaries, reduce support deliberately and check individual reasoning before discussing answers.</w:t>
       </w:r>
     </w:p>
     <w:tbl>
@@ -1197,36 +2114,112 @@
       </w:tr>
     </w:tbl>
     <w:p>
-      <w:r>
-        <w:t>Use the worked example in Sections 3 and 6. Collect a prediction before revealing its result; ask the learner to point to each intermediate fact.</w:t>
+      <w:pPr>
+        <w:spacing w:line="336" w:lineRule="auto" w:after="180"/>
+      </w:pPr>
+      <w:r>
+        <w:rPr>
+          <w:b w:val="0"/>
+        </w:rPr>
+        <w:t xml:space="preserve">Use the worked example in Sections 3 and 6. Collect a </w:t>
+      </w:r>
+      <w:r>
+        <w:rPr>
+          <w:b/>
+        </w:rPr>
+        <w:t>prediction</w:t>
+      </w:r>
+      <w:r>
+        <w:rPr>
+          <w:b w:val="0"/>
+        </w:rPr>
+        <w:t xml:space="preserve"> before revealing its result; ask the learner to point to each intermediate fact.</w:t>
       </w:r>
     </w:p>
     <w:p>
-      <w:r>
-        <w:t>Provide an input/procedure/result/limit frame and a calculator when needed. Ask students to identify the first step before completing the whole trace. Extension: compare two concrete variants of this mechanism while holding unrelated conditions fixed; report both successful and unsuccessful outcomes.</w:t>
+      <w:pPr>
+        <w:spacing w:line="336" w:lineRule="auto" w:after="180"/>
+      </w:pPr>
+      <w:r>
+        <w:rPr>
+          <w:b w:val="0"/>
+        </w:rPr>
+        <w:t xml:space="preserve">Provide an </w:t>
+      </w:r>
+      <w:r>
+        <w:rPr>
+          <w:b/>
+        </w:rPr>
+        <w:t>input</w:t>
+      </w:r>
+      <w:r>
+        <w:rPr>
+          <w:b w:val="0"/>
+        </w:rPr>
+        <w:t>/procedure/result/limit frame and a calculator when needed. Ask students to identify the first step before completing the whole trace.</w:t>
       </w:r>
     </w:p>
     <w:p>
       <w:pPr>
-        <w:pStyle w:val="Heading3"/>
-      </w:pPr>
-      <w:r>
-        <w:t>Reduce help deliberately</w:t>
+        <w:spacing w:line="336" w:lineRule="auto" w:after="180"/>
+      </w:pPr>
+      <w:r>
+        <w:rPr>
+          <w:b w:val="0"/>
+        </w:rPr>
+        <w:t xml:space="preserve">Extension: compare two concrete variants of this </w:t>
+      </w:r>
+      <w:r>
+        <w:rPr>
+          <w:b/>
+        </w:rPr>
+        <w:t>mechanism</w:t>
+      </w:r>
+      <w:r>
+        <w:rPr>
+          <w:b w:val="0"/>
+        </w:rPr>
+        <w:t xml:space="preserve"> while holding unrelated conditions fixed; report both successful and unsuccessful outcomes.</w:t>
       </w:r>
     </w:p>
     <w:p>
-      <w:r>
-        <w:t>Completion task: Inputs A1 and delete_all() are supplied to room lookup. Show the intermediate steps and give the conclusion with its scope.</w:t>
+      <w:pPr>
+        <w:pStyle w:val="Heading3"/>
+      </w:pPr>
+      <w:r>
+        <w:t>Reduce help deliberately</w:t>
       </w:r>
     </w:p>
     <w:p>
-      <w:r>
-        <w:t>Teacher check: Teacher explanation: A1 passes the format; delete_all() fails. Neither is executed as code, including any instruction-shaped string.</w:t>
+      <w:pPr>
+        <w:pStyle w:val="Heading3"/>
+      </w:pPr>
+      <w:r>
+        <w:t>Completion practice</w:t>
       </w:r>
     </w:p>
     <w:p>
-      <w:r>
-        <w:t>Start by identifying the given inputs together. Leave the intermediate steps blank. If needed, model one step, then withdraw that help on the next step. Move to a full trace only when the partial trace is understood. For partners, alternate explainer and checker; collect a response from every learner before discussion.</w:t>
+      <w:pPr>
+        <w:spacing w:line="336" w:lineRule="auto" w:after="180"/>
+        <w:shd w:fill="F5F1FB"/>
+      </w:pPr>
+      <w:r>
+        <w:rPr>
+          <w:b w:val="0"/>
+        </w:rPr>
+        <w:t xml:space="preserve">Completion task: </w:t>
+      </w:r>
+      <w:r>
+        <w:rPr>
+          <w:b/>
+        </w:rPr>
+        <w:t>Input</w:t>
+      </w:r>
+      <w:r>
+        <w:rPr>
+          <w:b w:val="0"/>
+        </w:rPr>
+        <w:t>s A1 and delete_all() are supplied to room lookup. Show the intermediate steps and give the conclusion with its scope.</w:t>
       </w:r>
     </w:p>
     <w:p>
@@ -1234,22 +2227,53 @@
         <w:pStyle w:val="Heading3"/>
       </w:pPr>
       <w:r>
-        <w:t>Individual reasoning check</w:t>
+        <w:t>Reasoning to listen for</w:t>
       </w:r>
     </w:p>
     <w:p>
-      <w:r>
-        <w:t>Use the worked case for Untrusted input boundaries. Proposed explanation: “The worked result establishes every future case”. Decide whether this explanation is supported. Point to the step or supplied fact that decides; explain your repair if needed.</w:t>
+      <w:pPr>
+        <w:spacing w:line="336" w:lineRule="auto" w:after="180"/>
+        <w:shd w:fill="F1F6FC"/>
+      </w:pPr>
+      <w:r>
+        <w:rPr>
+          <w:b w:val="0"/>
+        </w:rPr>
+        <w:t>Teacher check: Teacher explanation: A1 passes the format; delete_all() fails. Neither is executed as code, including any instruction-shaped string.</w:t>
       </w:r>
     </w:p>
     <w:p>
-      <w:r>
-        <w:t>Expected correction: A format check does not grant resource access; authorisation follows separately.</w:t>
+      <w:pPr>
+        <w:spacing w:line="336" w:lineRule="auto" w:after="180"/>
+      </w:pPr>
+      <w:r>
+        <w:rPr>
+          <w:b w:val="0"/>
+        </w:rPr>
+        <w:t xml:space="preserve">Start by identifying the given </w:t>
+      </w:r>
+      <w:r>
+        <w:rPr>
+          <w:b/>
+        </w:rPr>
+        <w:t>input</w:t>
+      </w:r>
+      <w:r>
+        <w:rPr>
+          <w:b w:val="0"/>
+        </w:rPr>
+        <w:t>s together. Leave the intermediate steps blank. If needed, model one step, then withdraw that help on the next step. Move to a full trace only when the partial trace is understood.</w:t>
       </w:r>
     </w:p>
     <w:p>
-      <w:r>
-        <w:t>Collect explanations, not only yes/no votes. If a misunderstanding is common, re-model the relevant step for the class. If it affects a few learners, give a short targeted group explanation while others solve a more demanding variation.</w:t>
+      <w:pPr>
+        <w:spacing w:line="336" w:lineRule="auto" w:after="180"/>
+      </w:pPr>
+      <w:r>
+        <w:rPr>
+          <w:b w:val="0"/>
+        </w:rPr>
+        <w:t>For partners, alternate explainer and checker; collect a response from every learner before discussion.</w:t>
       </w:r>
     </w:p>
     <w:p>
@@ -1257,63 +2281,344 @@
         <w:pStyle w:val="Heading3"/>
       </w:pPr>
       <w:r>
-        <w:t>Pictorial practice question</w:t>
+        <w:t>Individual reasoning check</w:t>
       </w:r>
     </w:p>
     <w:p>
-      <w:r>
-        <w:t>Classify h3, H3, h30 and the trailing-space input by the stated shape contract. Does a valid z0 grant record access, and which separate gate still remains?</w:t>
+      <w:pPr>
+        <w:spacing w:line="336" w:lineRule="auto" w:after="180"/>
+      </w:pPr>
+      <w:r>
+        <w:rPr>
+          <w:b w:val="0"/>
+        </w:rPr>
+        <w:t xml:space="preserve">Use the worked case for </w:t>
+      </w:r>
+      <w:r>
+        <w:rPr>
+          <w:b/>
+        </w:rPr>
+        <w:t>Untrusted input</w:t>
+      </w:r>
+      <w:r>
+        <w:rPr>
+          <w:b w:val="0"/>
+        </w:rPr>
+        <w:t xml:space="preserve"> boundaries. Proposed explanation: “The worked result establishes every future case”. Decide whether this explanation is supported.</w:t>
       </w:r>
     </w:p>
     <w:p>
       <w:pPr>
-        <w:pStyle w:val="Heading3"/>
-      </w:pPr>
-      <w:r>
-        <w:t>Reasoned teacher answer</w:t>
+        <w:spacing w:line="336" w:lineRule="auto" w:after="180"/>
+      </w:pPr>
+      <w:r>
+        <w:rPr>
+          <w:b w:val="0"/>
+        </w:rPr>
+        <w:t>Point to the step or supplied fact that decides; explain your repair if needed.</w:t>
       </w:r>
     </w:p>
     <w:p>
-      <w:r>
-        <w:t>Two characters with the required case and digit pass. H3 has wrong case; h30 and the trailing-space input have wrong length. An accepted identifier still needs trusted authorisation. Changed case: The shape passes; resource access is still undecided. Structure contains no evidence of ownership or user permission.</w:t>
+      <w:pPr>
+        <w:pStyle w:val="Heading3"/>
+      </w:pPr>
+      <w:r>
+        <w:t>Expected repair</w:t>
       </w:r>
     </w:p>
     <w:p>
-      <w:r>
-        <w:t>Changed-case reasoning: The shape passes; resource access is still undecided. Structure contains no evidence of ownership or user permission.</w:t>
+      <w:pPr>
+        <w:spacing w:line="336" w:lineRule="auto" w:after="180"/>
+        <w:shd w:fill="F1F6FC"/>
+      </w:pPr>
+      <w:r>
+        <w:rPr>
+          <w:b w:val="0"/>
+        </w:rPr>
+        <w:t>Expected correction: A format check does not grant resource access; authorisation follows separately.</w:t>
       </w:r>
     </w:p>
     <w:p>
-      <w:r>
-        <w:t>Collect each learner’s explanation before discussion. Use the first missing connection between input, deciding step and result to choose support. This question is worked-case practice, not fresh mastery evidence.</w:t>
+      <w:pPr>
+        <w:spacing w:line="336" w:lineRule="auto" w:after="180"/>
+      </w:pPr>
+      <w:r>
+        <w:rPr>
+          <w:b w:val="0"/>
+        </w:rPr>
+        <w:t>Collect explanations, not only yes/no votes. If a misunderstanding is common, re-model the relevant step for the class.</w:t>
       </w:r>
     </w:p>
     <w:p>
       <w:pPr>
-        <w:pStyle w:val="Heading1"/>
-      </w:pPr>
-      <w:r>
-        <w:t>04. Run the investigation and diagnose misconceptions</w:t>
+        <w:spacing w:line="336" w:lineRule="auto" w:after="180"/>
+      </w:pPr>
+      <w:r>
+        <w:rPr>
+          <w:b w:val="0"/>
+        </w:rPr>
+        <w:t>If it affects a few learners, give a short targeted group explanation while others solve a more demanding variation.</w:t>
       </w:r>
     </w:p>
     <w:p>
-      <w:r>
-        <w:t>The worked result establishes every future case: A format check does not grant resource access; authorisation follows separately.</w:t>
+      <w:pPr>
+        <w:pStyle w:val="Heading3"/>
+      </w:pPr>
+      <w:r>
+        <w:t>Pictorial practice question</w:t>
       </w:r>
     </w:p>
     <w:p>
-      <w:r>
-        <w:t>A missing input may be replaced without recording the change: A replacement changes the evidence or contract. Record the change and its justification; do not silently turn unknown into a measured value.</w:t>
+      <w:pPr>
+        <w:spacing w:line="336" w:lineRule="auto" w:after="180"/>
+        <w:shd w:fill="F5F1FB"/>
+      </w:pPr>
+      <w:r>
+        <w:rPr>
+          <w:b w:val="0"/>
+        </w:rPr>
+        <w:t xml:space="preserve">Classify h3, H3, h30 and the trailing-space </w:t>
+      </w:r>
+      <w:r>
+        <w:rPr>
+          <w:b/>
+        </w:rPr>
+        <w:t>input</w:t>
+      </w:r>
+      <w:r>
+        <w:rPr>
+          <w:b w:val="0"/>
+        </w:rPr>
+        <w:t xml:space="preserve"> by the stated shape contract. Does a valid z0 grant record access, and which separate gate still remains?</w:t>
       </w:r>
     </w:p>
     <w:p>
-      <w:r>
-        <w:t>Repeating an assessed case is new independent evidence: A replay checks consistency. An example used for feedback or revision cannot later be described as untouched final evaluation.</w:t>
+      <w:pPr>
+        <w:pStyle w:val="Heading3"/>
+      </w:pPr>
+      <w:r>
+        <w:t>Reasoned teacher answer</w:t>
       </w:r>
     </w:p>
     <w:p>
-      <w:r>
-        <w:t>Use Section 9 for the evidence ledger. Add a boundary or missing-input case and record the expected response before checking. More successful repeats of one case do not establish wider coverage.</w:t>
+      <w:pPr>
+        <w:spacing w:line="336" w:lineRule="auto" w:after="180"/>
+      </w:pPr>
+      <w:r>
+        <w:rPr>
+          <w:b w:val="0"/>
+        </w:rPr>
+        <w:t xml:space="preserve">Two characters with the required case and digit pass. H3 has wrong case; h30 and the trailing-space </w:t>
+      </w:r>
+      <w:r>
+        <w:rPr>
+          <w:b/>
+        </w:rPr>
+        <w:t>input</w:t>
+      </w:r>
+      <w:r>
+        <w:rPr>
+          <w:b w:val="0"/>
+        </w:rPr>
+        <w:t xml:space="preserve"> have wrong length. An accepted identifier still needs trusted authorisation.</w:t>
+      </w:r>
+    </w:p>
+    <w:p>
+      <w:pPr>
+        <w:spacing w:line="336" w:lineRule="auto" w:after="180"/>
+      </w:pPr>
+      <w:r>
+        <w:rPr>
+          <w:b w:val="0"/>
+        </w:rPr>
+        <w:t xml:space="preserve">Changed case: The shape passes; resource access is still undecided. Structure contains no </w:t>
+      </w:r>
+      <w:r>
+        <w:rPr>
+          <w:b/>
+        </w:rPr>
+        <w:t>evidence</w:t>
+      </w:r>
+      <w:r>
+        <w:rPr>
+          <w:b w:val="0"/>
+        </w:rPr>
+        <w:t xml:space="preserve"> of ownership or user permission.</w:t>
+      </w:r>
+    </w:p>
+    <w:p>
+      <w:pPr>
+        <w:spacing w:line="336" w:lineRule="auto" w:after="180"/>
+      </w:pPr>
+      <w:r>
+        <w:rPr>
+          <w:b w:val="0"/>
+        </w:rPr>
+        <w:t xml:space="preserve">Changed-case reasoning: The shape passes; resource access is still undecided. Structure contains no </w:t>
+      </w:r>
+      <w:r>
+        <w:rPr>
+          <w:b/>
+        </w:rPr>
+        <w:t>evidence</w:t>
+      </w:r>
+      <w:r>
+        <w:rPr>
+          <w:b w:val="0"/>
+        </w:rPr>
+        <w:t xml:space="preserve"> of ownership or user permission.</w:t>
+      </w:r>
+    </w:p>
+    <w:p>
+      <w:pPr>
+        <w:spacing w:line="336" w:lineRule="auto" w:after="180"/>
+      </w:pPr>
+      <w:r>
+        <w:rPr>
+          <w:b w:val="0"/>
+        </w:rPr>
+        <w:t xml:space="preserve">Collect each learner’s explanation before discussion. Use the first missing connection between </w:t>
+      </w:r>
+      <w:r>
+        <w:rPr>
+          <w:b/>
+        </w:rPr>
+        <w:t>input</w:t>
+      </w:r>
+      <w:r>
+        <w:rPr>
+          <w:b w:val="0"/>
+        </w:rPr>
+        <w:t xml:space="preserve">, deciding step and result to choose support. This question is worked-case practice, not fresh mastery </w:t>
+      </w:r>
+      <w:r>
+        <w:rPr>
+          <w:b/>
+        </w:rPr>
+        <w:t>evidence</w:t>
+      </w:r>
+      <w:r>
+        <w:rPr>
+          <w:b w:val="0"/>
+        </w:rPr>
+        <w:t>.</w:t>
+      </w:r>
+    </w:p>
+    <w:p>
+      <w:pPr>
+        <w:pStyle w:val="Heading1"/>
+      </w:pPr>
+      <w:r>
+        <w:t>04. Run the investigation and diagnose misconceptions</w:t>
+      </w:r>
+    </w:p>
+    <w:p>
+      <w:r>
+        <w:t>Run the Untrusted input boundaries investigation and use the first unsupported step to choose a teaching response.</w:t>
+      </w:r>
+    </w:p>
+    <w:p>
+      <w:pPr>
+        <w:spacing w:line="336" w:lineRule="auto" w:after="180"/>
+      </w:pPr>
+      <w:r>
+        <w:rPr>
+          <w:b w:val="0"/>
+        </w:rPr>
+        <w:t>The worked result establishes every future case: A format check does not grant resource access; authorisation follows separately.</w:t>
+      </w:r>
+    </w:p>
+    <w:p>
+      <w:pPr>
+        <w:spacing w:line="336" w:lineRule="auto" w:after="180"/>
+      </w:pPr>
+      <w:r>
+        <w:rPr>
+          <w:b w:val="0"/>
+        </w:rPr>
+        <w:t xml:space="preserve">A missing </w:t>
+      </w:r>
+      <w:r>
+        <w:rPr>
+          <w:b/>
+        </w:rPr>
+        <w:t>input</w:t>
+      </w:r>
+      <w:r>
+        <w:rPr>
+          <w:b w:val="0"/>
+        </w:rPr>
+        <w:t xml:space="preserve"> may be replaced without recording the change: A replacement changes the </w:t>
+      </w:r>
+      <w:r>
+        <w:rPr>
+          <w:b/>
+        </w:rPr>
+        <w:t>evidence</w:t>
+      </w:r>
+      <w:r>
+        <w:rPr>
+          <w:b w:val="0"/>
+        </w:rPr>
+        <w:t xml:space="preserve"> or contract. Record the change and its justification; do not silently turn unknown into a measured value.</w:t>
+      </w:r>
+    </w:p>
+    <w:p>
+      <w:pPr>
+        <w:spacing w:line="336" w:lineRule="auto" w:after="180"/>
+      </w:pPr>
+      <w:r>
+        <w:rPr>
+          <w:b w:val="0"/>
+        </w:rPr>
+        <w:t xml:space="preserve">Repeating an assessed case is new independent </w:t>
+      </w:r>
+      <w:r>
+        <w:rPr>
+          <w:b/>
+        </w:rPr>
+        <w:t>evidence</w:t>
+      </w:r>
+      <w:r>
+        <w:rPr>
+          <w:b w:val="0"/>
+        </w:rPr>
+        <w:t>: A replay checks consistency. An example used for feedback or revision cannot later be described as untouched final evaluation.</w:t>
+      </w:r>
+    </w:p>
+    <w:p>
+      <w:pPr>
+        <w:spacing w:line="336" w:lineRule="auto" w:after="180"/>
+      </w:pPr>
+      <w:r>
+        <w:rPr>
+          <w:b w:val="0"/>
+        </w:rPr>
+        <w:t xml:space="preserve">Use Section 9 for the </w:t>
+      </w:r>
+      <w:r>
+        <w:rPr>
+          <w:b/>
+        </w:rPr>
+        <w:t>evidence</w:t>
+      </w:r>
+      <w:r>
+        <w:rPr>
+          <w:b w:val="0"/>
+        </w:rPr>
+        <w:t xml:space="preserve"> ledger. Add a boundary or missing-</w:t>
+      </w:r>
+      <w:r>
+        <w:rPr>
+          <w:b/>
+        </w:rPr>
+        <w:t>input</w:t>
+      </w:r>
+      <w:r>
+        <w:rPr>
+          <w:b w:val="0"/>
+        </w:rPr>
+        <w:t xml:space="preserve"> case and record the expected response before checking. More successful repeats of one case do not establish wider coverage.</w:t>
       </w:r>
     </w:p>
     <w:p>
@@ -1471,29 +2776,38 @@
       </w:tr>
     </w:tbl>
     <w:p>
-      <w:r>
-        <w:t>Offer an oral explanation, drawing, enlarged visual or fewer examples when that removes a reading/writing barrier. Keep the same reasoning goal. Stretch secure learners by changing a boundary or assumption and asking them to defend the effect, not simply by assigning more of the same questions.</w:t>
+      <w:pPr>
+        <w:spacing w:line="336" w:lineRule="auto" w:after="180"/>
+      </w:pPr>
+      <w:r>
+        <w:rPr>
+          <w:b w:val="0"/>
+        </w:rPr>
+        <w:t>Offer an oral explanation, drawing, enlarged visual or fewer examples when that removes a reading/writing barrier. Keep the same reasoning goal.</w:t>
       </w:r>
     </w:p>
     <w:p>
       <w:pPr>
-        <w:pStyle w:val="Heading1"/>
-      </w:pPr>
-      <w:r>
-        <w:t>05. Assess and explain the answers</w:t>
+        <w:spacing w:line="336" w:lineRule="auto" w:after="180"/>
+      </w:pPr>
+      <w:r>
+        <w:rPr>
+          <w:b w:val="0"/>
+        </w:rPr>
+        <w:t>Stretch secure learners by changing a boundary or assumption and asking them to defend the effect, not simply by assigning more of the same questions.</w:t>
       </w:r>
     </w:p>
     <w:p>
       <w:pPr>
-        <w:pStyle w:val="Heading3"/>
-      </w:pPr>
-      <w:r>
-        <w:t>Guided and exit questions</w:t>
+        <w:pStyle w:val="Heading1"/>
+      </w:pPr>
+      <w:r>
+        <w:t>05. Assess and explain the answers</w:t>
       </w:r>
     </w:p>
     <w:p>
       <w:r>
-        <w:t>Guided: A1 passes the format; delete_all() fails. Neither is executed as code, including any instruction-shaped string. Qualification: A format check does not grant resource access; authorisation follows separately. Exit: accept a concrete variation with its predicted outcome and a stated condition that would challenge the mechanism; reject a claim resting on unmeasured evidence.</w:t>
+        <w:t>Use the Untrusted input boundaries questions, teacher keys and criteria after the relevant attempts. Previously discussed cases are practice; protect the separately selected independent task.</w:t>
       </w:r>
     </w:p>
     <w:p>
@@ -1501,17 +2815,53 @@
         <w:pStyle w:val="Heading3"/>
       </w:pPr>
       <w:r>
-        <w:t>W1 Explain the mechanism</w:t>
+        <w:t>Guided and exit questions</w:t>
       </w:r>
     </w:p>
     <w:p>
-      <w:r>
-        <w:t>Explain the weekly mechanism in your own words. Use the worked scenario to name its input, decision rule and output.</w:t>
+      <w:pPr>
+        <w:spacing w:line="336" w:lineRule="auto" w:after="180"/>
+      </w:pPr>
+      <w:r>
+        <w:rPr>
+          <w:b w:val="0"/>
+        </w:rPr>
+        <w:t>Guided: A1 passes the format; delete_all() fails. Neither is executed as code, including any instruction-shaped string. Qualification: A format check does not grant resource access; authorisation follows separately.</w:t>
       </w:r>
     </w:p>
     <w:p>
-      <w:r>
-        <w:t>Teacher explanation: Untrusted input must be treated according to a contract before reaching code, queries or tools. Data that resembles instructions does not acquire execution authority. For the toy lookup accept room IDs matching one uppercase letter plus one digit. Perform exact dictionary lookup; never evaluate user strings as code. Reject invalid length or characters.</w:t>
+      <w:pPr>
+        <w:spacing w:line="336" w:lineRule="auto" w:after="180"/>
+      </w:pPr>
+      <w:r>
+        <w:rPr>
+          <w:b w:val="0"/>
+        </w:rPr>
+        <w:t xml:space="preserve">Exit: accept a concrete variation with its predicted outcome and a stated condition that would challenge the </w:t>
+      </w:r>
+      <w:r>
+        <w:rPr>
+          <w:b/>
+        </w:rPr>
+        <w:t>mechanism</w:t>
+      </w:r>
+      <w:r>
+        <w:rPr>
+          <w:b w:val="0"/>
+        </w:rPr>
+        <w:t xml:space="preserve">; reject a claim resting on unmeasured </w:t>
+      </w:r>
+      <w:r>
+        <w:rPr>
+          <w:b/>
+        </w:rPr>
+        <w:t>evidence</w:t>
+      </w:r>
+      <w:r>
+        <w:rPr>
+          <w:b w:val="0"/>
+        </w:rPr>
+        <w:t>.</w:t>
       </w:r>
     </w:p>
     <w:p>
@@ -1519,17 +2869,63 @@
         <w:pStyle w:val="Heading3"/>
       </w:pPr>
       <w:r>
-        <w:t>W2 Trace the worked case</w:t>
+        <w:t>W1 Explain the mechanism</w:t>
       </w:r>
     </w:p>
     <w:p>
-      <w:r>
-        <w:t>Inputs A1 and delete_all() are supplied to room lookup. Show the intermediate steps and give the conclusion with its scope.</w:t>
+      <w:pPr>
+        <w:pStyle w:val="Heading3"/>
+      </w:pPr>
+      <w:r>
+        <w:t>Workbook question · W1</w:t>
       </w:r>
     </w:p>
     <w:p>
-      <w:r>
-        <w:t>Teacher explanation: A1 passes the format; delete_all() fails. Neither is executed as code, including any instruction-shaped string.</w:t>
+      <w:pPr>
+        <w:spacing w:line="336" w:lineRule="auto" w:after="180"/>
+        <w:shd w:fill="F5F1FB"/>
+      </w:pPr>
+      <w:r>
+        <w:rPr>
+          <w:b w:val="0"/>
+        </w:rPr>
+        <w:t xml:space="preserve">Explain the weekly </w:t>
+      </w:r>
+      <w:r>
+        <w:rPr>
+          <w:b/>
+        </w:rPr>
+        <w:t>mechanism</w:t>
+      </w:r>
+      <w:r>
+        <w:rPr>
+          <w:b w:val="0"/>
+        </w:rPr>
+        <w:t xml:space="preserve"> in your own words. Use the worked scenario to name its </w:t>
+      </w:r>
+      <w:r>
+        <w:rPr>
+          <w:b/>
+        </w:rPr>
+        <w:t>input</w:t>
+      </w:r>
+      <w:r>
+        <w:rPr>
+          <w:b w:val="0"/>
+        </w:rPr>
+        <w:t xml:space="preserve">, decision rule and </w:t>
+      </w:r>
+      <w:r>
+        <w:rPr>
+          <w:b/>
+        </w:rPr>
+        <w:t>output</w:t>
+      </w:r>
+      <w:r>
+        <w:rPr>
+          <w:b w:val="0"/>
+        </w:rPr>
+        <w:t>.</w:t>
       </w:r>
     </w:p>
     <w:p>
@@ -1537,17 +2933,43 @@
         <w:pStyle w:val="Heading3"/>
       </w:pPr>
       <w:r>
-        <w:t>W3 Audit the limit</w:t>
+        <w:t>Teacher reasoning · W1</w:t>
       </w:r>
     </w:p>
     <w:p>
-      <w:r>
-        <w:t>A report omits this qualification: A format check does not grant resource access; authorisation follows separately. Explain how omitting it could change a reader's interpretation, and write an accurate replacement.</w:t>
+      <w:pPr>
+        <w:spacing w:line="336" w:lineRule="auto" w:after="180"/>
+        <w:shd w:fill="F1F6FC"/>
+      </w:pPr>
+      <w:r>
+        <w:rPr>
+          <w:b w:val="0"/>
+        </w:rPr>
+        <w:t xml:space="preserve">Teacher explanation: </w:t>
+      </w:r>
+      <w:r>
+        <w:rPr>
+          <w:b/>
+        </w:rPr>
+        <w:t>Untrusted input</w:t>
+      </w:r>
+      <w:r>
+        <w:rPr>
+          <w:b w:val="0"/>
+        </w:rPr>
+        <w:t xml:space="preserve"> must be treated according to a contract before reaching code, queries or tools. Data that resembles instructions does not acquire execution authority.</w:t>
       </w:r>
     </w:p>
     <w:p>
-      <w:r>
-        <w:t>Teacher explanation: A format check does not grant resource access; authorisation follows separately. State the observed result separately from the unverified or out-of-scope claim; preserve the original evidence rather than inventing a missing fact.</w:t>
+      <w:pPr>
+        <w:spacing w:line="336" w:lineRule="auto" w:after="180"/>
+        <w:shd w:fill="F1F6FC"/>
+      </w:pPr>
+      <w:r>
+        <w:rPr>
+          <w:b w:val="0"/>
+        </w:rPr>
+        <w:t>For the toy lookup accept room IDs matching one uppercase letter plus one digit. Perform exact dictionary lookup; never evaluate user strings as code. Reject invalid length or characters.</w:t>
       </w:r>
     </w:p>
     <w:p>
@@ -1555,17 +2977,33 @@
         <w:pStyle w:val="Heading3"/>
       </w:pPr>
       <w:r>
-        <w:t>W4 Apply a new case independently</w:t>
+        <w:t>W2 Trace the worked case</w:t>
       </w:r>
     </w:p>
     <w:p>
-      <w:r>
-        <w:t>Classify B2, b2, B22 and B2; DROP under the exact format.</w:t>
+      <w:pPr>
+        <w:pStyle w:val="Heading3"/>
+      </w:pPr>
+      <w:r>
+        <w:t>Workbook question · W2</w:t>
       </w:r>
     </w:p>
     <w:p>
-      <w:r>
-        <w:t>Teacher explanation: B2 valid; lowercase, extra digit and injected command text invalid. Validation and safe lookup both apply.</w:t>
+      <w:pPr>
+        <w:spacing w:line="336" w:lineRule="auto" w:after="180"/>
+        <w:shd w:fill="F5F1FB"/>
+      </w:pPr>
+      <w:r>
+        <w:rPr>
+          <w:b/>
+        </w:rPr>
+        <w:t>Input</w:t>
+      </w:r>
+      <w:r>
+        <w:rPr>
+          <w:b w:val="0"/>
+        </w:rPr>
+        <w:t>s A1 and delete_all() are supplied to room lookup. Show the intermediate steps and give the conclusion with its scope.</w:t>
       </w:r>
     </w:p>
     <w:p>
@@ -1573,17 +3011,27 @@
         <w:pStyle w:val="Heading3"/>
       </w:pPr>
       <w:r>
-        <w:t>W5 Design a revealing follow-up</w:t>
+        <w:t>Teacher reasoning · W2</w:t>
       </w:r>
     </w:p>
     <w:p>
-      <w:r>
-        <w:t>For the worked scenario, propose one additional case that could reveal a failure, describe its expected outcome before running it, and explain what would need to remain fixed for a fair comparison. Do not reuse W4 as a new final test after receiving feedback.</w:t>
+      <w:pPr>
+        <w:spacing w:line="336" w:lineRule="auto" w:after="180"/>
+        <w:shd w:fill="F1F6FC"/>
+      </w:pPr>
+      <w:r>
+        <w:rPr>
+          <w:b w:val="0"/>
+        </w:rPr>
+        <w:t>Teacher explanation: A1 passes the format; delete_all() fails. Neither is executed as code, including any instruction-shaped string.</w:t>
       </w:r>
     </w:p>
     <w:p>
-      <w:r>
-        <w:t>Teacher explanation: Accept a concrete variant of the worked input or a missing/conflicting/boundary condition, with an expectation derived from the declared procedure. Require preserved settings, original outputs and data roles. A format check does not grant resource access; authorisation follows separately. The new case should test this particular mechanism rather than merely restate the original result.</w:t>
+      <w:pPr>
+        <w:pStyle w:val="Heading3"/>
+      </w:pPr>
+      <w:r>
+        <w:t>W3 Audit the limit</w:t>
       </w:r>
     </w:p>
     <w:p>
@@ -1591,12 +3039,19 @@
         <w:pStyle w:val="Heading3"/>
       </w:pPr>
       <w:r>
-        <w:t>Independent assessment and fresh retry</w:t>
+        <w:t>Workbook question · W3</w:t>
       </w:r>
     </w:p>
     <w:p>
-      <w:r>
-        <w:t>W4: B2 valid; lowercase, extra digit and injected command text invalid. Validation and safe lookup both apply. Require intermediate reasoning and the stated scope. Fresh retry: Inputs Z9 and Z9 followed by a newline. Expected reasoning: Z9 valid; extra newline fails exact full-match policy. Do not silently trim unless specified. If students need support, record it and reassess with another new case rather than awarding independence to a copied answer.</w:t>
+      <w:pPr>
+        <w:spacing w:line="336" w:lineRule="auto" w:after="180"/>
+        <w:shd w:fill="F5F1FB"/>
+      </w:pPr>
+      <w:r>
+        <w:rPr>
+          <w:b w:val="0"/>
+        </w:rPr>
+        <w:t>A report omits this qualification: A format check does not grant resource access; authorisation follows separately. Explain how omitting it could change a reader's interpretation, and write an accurate replacement.</w:t>
       </w:r>
     </w:p>
     <w:p>
@@ -1604,24 +3059,342 @@
         <w:pStyle w:val="Heading3"/>
       </w:pPr>
       <w:r>
-        <w:t>Assess independent transfer</w:t>
+        <w:t>Teacher reasoning · W3</w:t>
       </w:r>
     </w:p>
     <w:p>
-      <w:r>
-        <w:t>Selected case: Input format is exactly one ASCII uppercase letter followed by one digit, with no trimming. Evaluate C0, c0, C00, "C0 ", and None. Does a valid format grant access?</w:t>
+      <w:pPr>
+        <w:spacing w:line="336" w:lineRule="auto" w:after="180"/>
+        <w:shd w:fill="F1F6FC"/>
+      </w:pPr>
+      <w:r>
+        <w:rPr>
+          <w:b w:val="0"/>
+        </w:rPr>
+        <w:t>Teacher explanation: A format check does not grant resource access; authorisation follows separately.</w:t>
       </w:r>
     </w:p>
     <w:p>
       <w:pPr>
-        <w:pStyle w:val="Heading3"/>
-      </w:pPr>
-      <w:r>
-        <w:t>Selected case answer</w:t>
+        <w:spacing w:line="336" w:lineRule="auto" w:after="180"/>
+        <w:shd w:fill="F1F6FC"/>
+      </w:pPr>
+      <w:r>
+        <w:rPr>
+          <w:b w:val="0"/>
+        </w:rPr>
+        <w:t xml:space="preserve">State the observed result separately from the unverified or out-of-scope claim; preserve the original </w:t>
+      </w:r>
+      <w:r>
+        <w:rPr>
+          <w:b/>
+        </w:rPr>
+        <w:t>evidence</w:t>
+      </w:r>
+      <w:r>
+        <w:rPr>
+          <w:b w:val="0"/>
+        </w:rPr>
+        <w:t xml:space="preserve"> rather than inventing a missing fact.</w:t>
       </w:r>
     </w:p>
     <w:p>
-      <w:r>
+      <w:pPr>
+        <w:pStyle w:val="Heading3"/>
+      </w:pPr>
+      <w:r>
+        <w:t>W4 Apply a new case independently</w:t>
+      </w:r>
+    </w:p>
+    <w:p>
+      <w:pPr>
+        <w:pStyle w:val="Heading3"/>
+      </w:pPr>
+      <w:r>
+        <w:t>Workbook question · W4</w:t>
+      </w:r>
+    </w:p>
+    <w:p>
+      <w:pPr>
+        <w:spacing w:line="336" w:lineRule="auto" w:after="180"/>
+        <w:shd w:fill="F5F1FB"/>
+      </w:pPr>
+      <w:r>
+        <w:rPr>
+          <w:b w:val="0"/>
+        </w:rPr>
+        <w:t>Classify B2, b2, B22 and B2; DROP under the exact format.</w:t>
+      </w:r>
+    </w:p>
+    <w:p>
+      <w:pPr>
+        <w:pStyle w:val="Heading3"/>
+      </w:pPr>
+      <w:r>
+        <w:t>Teacher reasoning · W4</w:t>
+      </w:r>
+    </w:p>
+    <w:p>
+      <w:pPr>
+        <w:spacing w:line="336" w:lineRule="auto" w:after="180"/>
+        <w:shd w:fill="F1F6FC"/>
+      </w:pPr>
+      <w:r>
+        <w:rPr>
+          <w:b w:val="0"/>
+        </w:rPr>
+        <w:t>Teacher explanation: B2 valid; lowercase, extra digit and injected command text invalid. Validation and safe lookup both apply.</w:t>
+      </w:r>
+    </w:p>
+    <w:p>
+      <w:pPr>
+        <w:pStyle w:val="Heading3"/>
+      </w:pPr>
+      <w:r>
+        <w:t>W5 Design a revealing follow-up</w:t>
+      </w:r>
+    </w:p>
+    <w:p>
+      <w:pPr>
+        <w:pStyle w:val="Heading3"/>
+      </w:pPr>
+      <w:r>
+        <w:t>Workbook question · W5</w:t>
+      </w:r>
+    </w:p>
+    <w:p>
+      <w:pPr>
+        <w:spacing w:line="336" w:lineRule="auto" w:after="180"/>
+        <w:shd w:fill="F5F1FB"/>
+      </w:pPr>
+      <w:r>
+        <w:rPr>
+          <w:b w:val="0"/>
+        </w:rPr>
+        <w:t>For the worked scenario, propose one additional case that could reveal a failure, describe its expected outcome before running it, and explain what would need to remain fixed for a fair comparison.</w:t>
+      </w:r>
+    </w:p>
+    <w:p>
+      <w:pPr>
+        <w:spacing w:line="336" w:lineRule="auto" w:after="180"/>
+        <w:shd w:fill="F5F1FB"/>
+      </w:pPr>
+      <w:r>
+        <w:rPr>
+          <w:b w:val="0"/>
+        </w:rPr>
+        <w:t>Do not reuse W4 as a new final test after receiving feedback.</w:t>
+      </w:r>
+    </w:p>
+    <w:p>
+      <w:pPr>
+        <w:pStyle w:val="Heading3"/>
+      </w:pPr>
+      <w:r>
+        <w:t>Teacher reasoning · W5</w:t>
+      </w:r>
+    </w:p>
+    <w:p>
+      <w:pPr>
+        <w:spacing w:line="336" w:lineRule="auto" w:after="180"/>
+        <w:shd w:fill="F1F6FC"/>
+      </w:pPr>
+      <w:r>
+        <w:rPr>
+          <w:b w:val="0"/>
+        </w:rPr>
+        <w:t xml:space="preserve">Teacher explanation: Accept a concrete variant of the worked </w:t>
+      </w:r>
+      <w:r>
+        <w:rPr>
+          <w:b/>
+        </w:rPr>
+        <w:t>input</w:t>
+      </w:r>
+      <w:r>
+        <w:rPr>
+          <w:b w:val="0"/>
+        </w:rPr>
+        <w:t xml:space="preserve"> or a missing/conflicting/boundary condition, with an expectation derived from the declared procedure.</w:t>
+      </w:r>
+    </w:p>
+    <w:p>
+      <w:pPr>
+        <w:spacing w:line="336" w:lineRule="auto" w:after="180"/>
+        <w:shd w:fill="F1F6FC"/>
+      </w:pPr>
+      <w:r>
+        <w:rPr>
+          <w:b w:val="0"/>
+        </w:rPr>
+        <w:t xml:space="preserve">Require preserved settings, original </w:t>
+      </w:r>
+      <w:r>
+        <w:rPr>
+          <w:b/>
+        </w:rPr>
+        <w:t>output</w:t>
+      </w:r>
+      <w:r>
+        <w:rPr>
+          <w:b w:val="0"/>
+        </w:rPr>
+        <w:t>s and data roles. A format check does not grant resource access; authorisation follows separately.</w:t>
+      </w:r>
+    </w:p>
+    <w:p>
+      <w:pPr>
+        <w:spacing w:line="336" w:lineRule="auto" w:after="180"/>
+        <w:shd w:fill="F1F6FC"/>
+      </w:pPr>
+      <w:r>
+        <w:rPr>
+          <w:b w:val="0"/>
+        </w:rPr>
+        <w:t xml:space="preserve">The new case should test this particular </w:t>
+      </w:r>
+      <w:r>
+        <w:rPr>
+          <w:b/>
+        </w:rPr>
+        <w:t>mechanism</w:t>
+      </w:r>
+      <w:r>
+        <w:rPr>
+          <w:b w:val="0"/>
+        </w:rPr>
+        <w:t xml:space="preserve"> rather than merely restate the original result.</w:t>
+      </w:r>
+    </w:p>
+    <w:p>
+      <w:pPr>
+        <w:pStyle w:val="Heading3"/>
+      </w:pPr>
+      <w:r>
+        <w:t>Independent assessment and fresh retry</w:t>
+      </w:r>
+    </w:p>
+    <w:p>
+      <w:pPr>
+        <w:pStyle w:val="Heading3"/>
+      </w:pPr>
+      <w:r>
+        <w:t>Teacher key · Independent assessment and fresh retry</w:t>
+      </w:r>
+    </w:p>
+    <w:p>
+      <w:pPr>
+        <w:spacing w:line="336" w:lineRule="auto" w:after="180"/>
+        <w:shd w:fill="F1F6FC"/>
+      </w:pPr>
+      <w:r>
+        <w:rPr>
+          <w:b w:val="0"/>
+        </w:rPr>
+        <w:t xml:space="preserve">W4: B2 valid; lowercase, extra digit and injected command text invalid. Validation and safe lookup both apply. Require intermediate reasoning and the stated scope. Fresh retry: </w:t>
+      </w:r>
+      <w:r>
+        <w:rPr>
+          <w:b/>
+        </w:rPr>
+        <w:t>Input</w:t>
+      </w:r>
+      <w:r>
+        <w:rPr>
+          <w:b w:val="0"/>
+        </w:rPr>
+        <w:t>s Z9 and Z9 followed by a newline.</w:t>
+      </w:r>
+    </w:p>
+    <w:p>
+      <w:pPr>
+        <w:spacing w:line="336" w:lineRule="auto" w:after="180"/>
+        <w:shd w:fill="F1F6FC"/>
+      </w:pPr>
+      <w:r>
+        <w:rPr>
+          <w:b w:val="0"/>
+        </w:rPr>
+        <w:t>Expected reasoning: Z9 valid; extra newline fails exact full-match policy. Do not silently trim unless specified.</w:t>
+      </w:r>
+    </w:p>
+    <w:p>
+      <w:pPr>
+        <w:spacing w:line="336" w:lineRule="auto" w:after="180"/>
+        <w:shd w:fill="F1F6FC"/>
+      </w:pPr>
+      <w:r>
+        <w:rPr>
+          <w:b w:val="0"/>
+        </w:rPr>
+        <w:t>If students need support, record it and reassess with another new case rather than awarding independence to a copied answer.</w:t>
+      </w:r>
+    </w:p>
+    <w:p>
+      <w:pPr>
+        <w:pStyle w:val="Heading3"/>
+      </w:pPr>
+      <w:r>
+        <w:t>Assess independent transfer</w:t>
+      </w:r>
+    </w:p>
+    <w:p>
+      <w:pPr>
+        <w:pStyle w:val="Heading3"/>
+      </w:pPr>
+      <w:r>
+        <w:t>Independent question · withhold the key</w:t>
+      </w:r>
+    </w:p>
+    <w:p>
+      <w:pPr>
+        <w:spacing w:line="336" w:lineRule="auto" w:after="180"/>
+        <w:shd w:fill="F5F1FB"/>
+      </w:pPr>
+      <w:r>
+        <w:rPr>
+          <w:b w:val="0"/>
+        </w:rPr>
+        <w:t xml:space="preserve">Selected case: </w:t>
+      </w:r>
+      <w:r>
+        <w:rPr>
+          <w:b/>
+        </w:rPr>
+        <w:t>Input</w:t>
+      </w:r>
+      <w:r>
+        <w:rPr>
+          <w:b w:val="0"/>
+        </w:rPr>
+        <w:t xml:space="preserve"> format is exactly one ASCII uppercase letter followed by one digit, with no trimming. Evaluate C0, c0, C00, "C0 ", and None. Does a valid format grant access?</w:t>
+      </w:r>
+    </w:p>
+    <w:p>
+      <w:pPr>
+        <w:pStyle w:val="Heading3"/>
+      </w:pPr>
+      <w:r>
+        <w:t>Selected case answer</w:t>
+      </w:r>
+    </w:p>
+    <w:p>
+      <w:pPr>
+        <w:pStyle w:val="Heading3"/>
+      </w:pPr>
+      <w:r>
+        <w:t>Teacher key · Selected case answer</w:t>
+      </w:r>
+    </w:p>
+    <w:p>
+      <w:pPr>
+        <w:spacing w:line="336" w:lineRule="auto" w:after="180"/>
+        <w:shd w:fill="F1F6FC"/>
+      </w:pPr>
+      <w:r>
+        <w:rPr>
+          <w:b w:val="0"/>
+        </w:rPr>
         <w:t>Only C0 has the required format. Lowercase, extra characters, trailing space and a non-string value fail. Format validation and authorization are separate; matching shape grants no permission.</w:t>
       </w:r>
     </w:p>
@@ -1728,67 +3501,305 @@
       </w:tr>
     </w:tbl>
     <w:p>
-      <w:r>
-        <w:t>Record each dimension as not yet, with support, or independent. Accept a valid alternative procedure with a defensible trace. Do not penalise an honestly recorded model failure if the learner correctly explains its evidence and limits.</w:t>
+      <w:pPr>
+        <w:pStyle w:val="Heading3"/>
+      </w:pPr>
+      <w:r>
+        <w:t>Teacher key · Selected case answer</w:t>
       </w:r>
     </w:p>
     <w:p>
       <w:pPr>
-        <w:pStyle w:val="Heading3"/>
-      </w:pPr>
-      <w:r>
-        <w:t>Feedback that the learner uses</w:t>
+        <w:spacing w:line="336" w:lineRule="auto" w:after="180"/>
+        <w:shd w:fill="F1F6FC"/>
+      </w:pPr>
+      <w:r>
+        <w:rPr>
+          <w:b w:val="0"/>
+        </w:rPr>
+        <w:t>Record each dimension as not yet, with support, or independent. Accept a valid alternative procedure with a defensible trace.</w:t>
       </w:r>
     </w:p>
     <w:p>
-      <w:r>
-        <w:t>Name the earliest unsupported step and give one action to repair it. Have the learner make that repair now and explain why. Then assess the relevant skill on a fresh, fully specified case. Confirm it was not previously practised with feedback; solve and check the new case before assigning it. A follow-up design prompt is a starting brief, not automatically an equivalent test.</w:t>
+      <w:pPr>
+        <w:spacing w:line="336" w:lineRule="auto" w:after="180"/>
+        <w:shd w:fill="F1F6FC"/>
+      </w:pPr>
+      <w:r>
+        <w:rPr>
+          <w:b w:val="0"/>
+        </w:rPr>
+        <w:t xml:space="preserve">Do not penalise an honestly recorded model failure if the learner correctly explains its </w:t>
+      </w:r>
+      <w:r>
+        <w:rPr>
+          <w:b/>
+        </w:rPr>
+        <w:t>evidence</w:t>
+      </w:r>
+      <w:r>
+        <w:rPr>
+          <w:b w:val="0"/>
+        </w:rPr>
+        <w:t xml:space="preserve"> and limits.</w:t>
       </w:r>
     </w:p>
     <w:p>
       <w:pPr>
-        <w:pStyle w:val="Heading1"/>
-      </w:pPr>
-      <w:r>
-        <w:t>06. Connect the project, support and next lesson</w:t>
+        <w:pStyle w:val="Heading3"/>
+      </w:pPr>
+      <w:r>
+        <w:t>Feedback that the learner uses</w:t>
       </w:r>
     </w:p>
     <w:p>
-      <w:r>
-        <w:t>Add a labelled untrusted input boundaries evidence sheet to Grounded Learning Service. Show how you can explain the mechanism and terminology of untrusted input boundaries. Use the supplied fictional case and keep its inputs, intermediate steps, calculation or prediction, and limitation. Connect this record to last week’s record; a matching answer without a trace is insufficient.</w:t>
+      <w:pPr>
+        <w:spacing w:line="336" w:lineRule="auto" w:after="180"/>
+      </w:pPr>
+      <w:r>
+        <w:rPr>
+          <w:b w:val="0"/>
+        </w:rPr>
+        <w:t>Name the earliest unsupported step and give one action to repair it. Have the learner make that repair now and explain why. Then assess the relevant skill on a fresh, fully specified case.</w:t>
       </w:r>
     </w:p>
     <w:p>
-      <w:r>
-        <w:t>Provide an input/procedure/result/limit frame and a calculator when needed. Ask students to identify the first step before completing the whole trace. Extension: compare two concrete variants of this mechanism while holding unrelated conditions fixed; report both successful and unsuccessful outcomes.</w:t>
+      <w:pPr>
+        <w:spacing w:line="336" w:lineRule="auto" w:after="180"/>
+      </w:pPr>
+      <w:r>
+        <w:rPr>
+          <w:b w:val="0"/>
+        </w:rPr>
+        <w:t>Confirm it was not previously practised with feedback; solve and check the new case before assigning it. A follow-up design prompt is a starting brief, not automatically an equivalent test.</w:t>
       </w:r>
     </w:p>
     <w:p>
-      <w:r>
-        <w:t>Next connection: Sandboxing and resource limits. Preserve the current case record and retrieve its evidence boundary before moving on.</w:t>
+      <w:pPr>
+        <w:pStyle w:val="Heading1"/>
+      </w:pPr>
+      <w:r>
+        <w:t>06. Connect the project, support and next lesson</w:t>
       </w:r>
     </w:p>
     <w:p>
       <w:r>
-        <w:t>Retain the project ledger and assess a changed case after support. Check the relevant prerequisite before carrying this component forward.</w:t>
+        <w:t>Connect Untrusted input boundaries to Grounded Learning Service, adapt support and plan a later changed-case check.</w:t>
       </w:r>
     </w:p>
     <w:p>
       <w:pPr>
-        <w:pStyle w:val="Heading3"/>
-      </w:pPr>
-      <w:r>
-        <w:t>Plan the delayed return</w:t>
+        <w:spacing w:line="336" w:lineRule="auto" w:after="180"/>
+      </w:pPr>
+      <w:r>
+        <w:rPr>
+          <w:b w:val="0"/>
+        </w:rPr>
+        <w:t xml:space="preserve">Add a labelled </w:t>
+      </w:r>
+      <w:r>
+        <w:rPr>
+          <w:b/>
+        </w:rPr>
+        <w:t>untrusted input</w:t>
+      </w:r>
+      <w:r>
+        <w:rPr>
+          <w:b w:val="0"/>
+        </w:rPr>
+        <w:t xml:space="preserve"> boundaries </w:t>
+      </w:r>
+      <w:r>
+        <w:rPr>
+          <w:b/>
+        </w:rPr>
+        <w:t>evidence</w:t>
+      </w:r>
+      <w:r>
+        <w:rPr>
+          <w:b w:val="0"/>
+        </w:rPr>
+        <w:t xml:space="preserve"> sheet to Grounded Learning Service. Show how you can explain the </w:t>
+      </w:r>
+      <w:r>
+        <w:rPr>
+          <w:b/>
+        </w:rPr>
+        <w:t>mechanism</w:t>
+      </w:r>
+      <w:r>
+        <w:rPr>
+          <w:b w:val="0"/>
+        </w:rPr>
+        <w:t xml:space="preserve"> and terminology of </w:t>
+      </w:r>
+      <w:r>
+        <w:rPr>
+          <w:b/>
+        </w:rPr>
+        <w:t>untrusted input</w:t>
+      </w:r>
+      <w:r>
+        <w:rPr>
+          <w:b w:val="0"/>
+        </w:rPr>
+        <w:t xml:space="preserve"> boundaries.</w:t>
       </w:r>
     </w:p>
     <w:p>
-      <w:r>
-        <w:t>Suggested return points in this level: ai-6/19, ai-6/21, ai-6/24. Use actual classroom dates, adjusting for holidays and gaps. One, three and six teaching weeks are scheduling choices, not a claimed optimal spacing.</w:t>
+      <w:pPr>
+        <w:spacing w:line="336" w:lineRule="auto" w:after="180"/>
+      </w:pPr>
+      <w:r>
+        <w:rPr>
+          <w:b w:val="0"/>
+        </w:rPr>
+        <w:t xml:space="preserve">Use the supplied fictional case and keep its </w:t>
+      </w:r>
+      <w:r>
+        <w:rPr>
+          <w:b/>
+        </w:rPr>
+        <w:t>input</w:t>
+      </w:r>
+      <w:r>
+        <w:rPr>
+          <w:b w:val="0"/>
+        </w:rPr>
+        <w:t xml:space="preserve">s, intermediate steps, calculation or </w:t>
+      </w:r>
+      <w:r>
+        <w:rPr>
+          <w:b/>
+        </w:rPr>
+        <w:t>prediction</w:t>
+      </w:r>
+      <w:r>
+        <w:rPr>
+          <w:b w:val="0"/>
+        </w:rPr>
+        <w:t>, and limitation. Connect this record to last week’s record; a matching answer without a trace is insufficient.</w:t>
       </w:r>
     </w:p>
     <w:p>
-      <w:r>
-        <w:t>At a delayed check, ask for the idea from memory and a changed application. Compare with the earlier independent response and record support used. For a new level, revisit the previous capstone before checking the new prerequisites.</w:t>
+      <w:pPr>
+        <w:spacing w:line="336" w:lineRule="auto" w:after="180"/>
+      </w:pPr>
+      <w:r>
+        <w:rPr>
+          <w:b w:val="0"/>
+        </w:rPr>
+        <w:t xml:space="preserve">Provide an </w:t>
+      </w:r>
+      <w:r>
+        <w:rPr>
+          <w:b/>
+        </w:rPr>
+        <w:t>input</w:t>
+      </w:r>
+      <w:r>
+        <w:rPr>
+          <w:b w:val="0"/>
+        </w:rPr>
+        <w:t>/procedure/result/limit frame and a calculator when needed. Ask students to identify the first step before completing the whole trace.</w:t>
+      </w:r>
+    </w:p>
+    <w:p>
+      <w:pPr>
+        <w:spacing w:line="336" w:lineRule="auto" w:after="180"/>
+      </w:pPr>
+      <w:r>
+        <w:rPr>
+          <w:b w:val="0"/>
+        </w:rPr>
+        <w:t xml:space="preserve">Extension: compare two concrete variants of this </w:t>
+      </w:r>
+      <w:r>
+        <w:rPr>
+          <w:b/>
+        </w:rPr>
+        <w:t>mechanism</w:t>
+      </w:r>
+      <w:r>
+        <w:rPr>
+          <w:b w:val="0"/>
+        </w:rPr>
+        <w:t xml:space="preserve"> while holding unrelated conditions fixed; report both successful and unsuccessful outcomes.</w:t>
+      </w:r>
+    </w:p>
+    <w:p>
+      <w:pPr>
+        <w:spacing w:line="336" w:lineRule="auto" w:after="180"/>
+      </w:pPr>
+      <w:r>
+        <w:rPr>
+          <w:b w:val="0"/>
+        </w:rPr>
+        <w:t xml:space="preserve">Next connection: Sandboxing and resource limits. Preserve the current case record and retrieve its </w:t>
+      </w:r>
+      <w:r>
+        <w:rPr>
+          <w:b/>
+        </w:rPr>
+        <w:t>evidence</w:t>
+      </w:r>
+      <w:r>
+        <w:rPr>
+          <w:b w:val="0"/>
+        </w:rPr>
+        <w:t xml:space="preserve"> boundary before moving on.</w:t>
+      </w:r>
+    </w:p>
+    <w:p>
+      <w:pPr>
+        <w:spacing w:line="336" w:lineRule="auto" w:after="180"/>
+      </w:pPr>
+      <w:r>
+        <w:rPr>
+          <w:b w:val="0"/>
+        </w:rPr>
+        <w:t>Retain the project ledger and assess a changed case after support. Check the relevant prerequisite before carrying this component forward.</w:t>
+      </w:r>
+    </w:p>
+    <w:p>
+      <w:pPr>
+        <w:pStyle w:val="Heading3"/>
+      </w:pPr>
+      <w:r>
+        <w:t>Plan the delayed return</w:t>
+      </w:r>
+    </w:p>
+    <w:p>
+      <w:pPr>
+        <w:spacing w:line="336" w:lineRule="auto" w:after="180"/>
+      </w:pPr>
+      <w:r>
+        <w:rPr>
+          <w:b w:val="0"/>
+        </w:rPr>
+        <w:t>Suggested return points in this level: ai-6/19, ai-6/21, ai-6/24. Use actual classroom dates, adjusting for holidays and gaps. One, three and six teaching weeks are scheduling choices, not a claimed optimal spacing.</w:t>
+      </w:r>
+    </w:p>
+    <w:p>
+      <w:pPr>
+        <w:spacing w:line="336" w:lineRule="auto" w:after="180"/>
+      </w:pPr>
+      <w:r>
+        <w:rPr>
+          <w:b w:val="0"/>
+        </w:rPr>
+        <w:t>At a delayed check, ask for the idea from memory and a changed application. Compare with the earlier independent response and record support used.</w:t>
+      </w:r>
+    </w:p>
+    <w:p>
+      <w:pPr>
+        <w:spacing w:line="336" w:lineRule="auto" w:after="180"/>
+      </w:pPr>
+      <w:r>
+        <w:rPr>
+          <w:b w:val="0"/>
+        </w:rPr>
+        <w:t>For a new level, revisit the previous capstone before checking the new prerequisites.</w:t>
       </w:r>
     </w:p>
     <w:tbl>
@@ -1948,8 +3959,26 @@
       </w:tr>
     </w:tbl>
     <w:p>
-      <w:r>
-        <w:t>Use the evidence to choose reteaching or the next step. A completed page, confidence rating or attractive project does not by itself demonstrate understanding.</w:t>
+      <w:pPr>
+        <w:spacing w:line="336" w:lineRule="auto" w:after="180"/>
+      </w:pPr>
+      <w:r>
+        <w:rPr>
+          <w:b w:val="0"/>
+        </w:rPr>
+        <w:t xml:space="preserve">Use the </w:t>
+      </w:r>
+      <w:r>
+        <w:rPr>
+          <w:b/>
+        </w:rPr>
+        <w:t>evidence</w:t>
+      </w:r>
+      <w:r>
+        <w:rPr>
+          <w:b w:val="0"/>
+        </w:rPr>
+        <w:t xml:space="preserve"> to choose reteaching or the next step. A completed page, confidence rating or attractive project does not by itself demonstrate understanding.</w:t>
       </w:r>
     </w:p>
     <w:p>
@@ -1961,8 +3990,26 @@
       </w:r>
     </w:p>
     <w:p>
-      <w:r>
-        <w:t>For the Grounded Learning Service, retain an annotated trace and the changed-case result. Name the contract or evidence that makes the deciding step valid, so another team can review it.</w:t>
+      <w:pPr>
+        <w:spacing w:line="336" w:lineRule="auto" w:after="180"/>
+      </w:pPr>
+      <w:r>
+        <w:rPr>
+          <w:b w:val="0"/>
+        </w:rPr>
+        <w:t xml:space="preserve">For the Grounded Learning Service, retain an annotated trace and the changed-case result. Name the contract or </w:t>
+      </w:r>
+      <w:r>
+        <w:rPr>
+          <w:b/>
+        </w:rPr>
+        <w:t>evidence</w:t>
+      </w:r>
+      <w:r>
+        <w:rPr>
+          <w:b w:val="0"/>
+        </w:rPr>
+        <w:t xml:space="preserve"> that makes the deciding step valid, so another team can review it.</w:t>
       </w:r>
     </w:p>
     <w:p>
@@ -1975,12 +4022,74 @@
     </w:p>
     <w:p>
       <w:r>
-        <w:t>Teaching target: Explain the mechanism and terminology of untrusted input boundaries</w:t>
+        <w:t>Use this preparation summary alongside the detailed Untrusted input boundaries lesson; it is a checklist rather than a replacement for the full sequence.</w:t>
       </w:r>
     </w:p>
     <w:p>
-      <w:r>
-        <w:t>Prepare the labelled worked-case picture, the matching workbook, fictional input cards and a place for individual responses. Check a local Python 3 environment before class; have a paper-trace version ready.</w:t>
+      <w:pPr>
+        <w:pStyle w:val="Heading3"/>
+      </w:pPr>
+      <w:r>
+        <w:t>Teaching target</w:t>
+      </w:r>
+    </w:p>
+    <w:p>
+      <w:pPr>
+        <w:spacing w:line="336" w:lineRule="auto" w:after="180"/>
+        <w:shd w:fill="EDF7F3"/>
+      </w:pPr>
+      <w:r>
+        <w:rPr>
+          <w:b w:val="0"/>
+        </w:rPr>
+        <w:t xml:space="preserve">Teaching target: Explain the </w:t>
+      </w:r>
+      <w:r>
+        <w:rPr>
+          <w:b/>
+        </w:rPr>
+        <w:t>mechanism</w:t>
+      </w:r>
+      <w:r>
+        <w:rPr>
+          <w:b w:val="0"/>
+        </w:rPr>
+        <w:t xml:space="preserve"> and terminology of </w:t>
+      </w:r>
+      <w:r>
+        <w:rPr>
+          <w:b/>
+        </w:rPr>
+        <w:t>untrusted input</w:t>
+      </w:r>
+      <w:r>
+        <w:rPr>
+          <w:b w:val="0"/>
+        </w:rPr>
+        <w:t xml:space="preserve"> boundaries</w:t>
+      </w:r>
+    </w:p>
+    <w:p>
+      <w:pPr>
+        <w:spacing w:line="336" w:lineRule="auto" w:after="180"/>
+      </w:pPr>
+      <w:r>
+        <w:rPr>
+          <w:b w:val="0"/>
+        </w:rPr>
+        <w:t xml:space="preserve">Prepare the labelled worked-case picture, the matching workbook, fictional </w:t>
+      </w:r>
+      <w:r>
+        <w:rPr>
+          <w:b/>
+        </w:rPr>
+        <w:t>input</w:t>
+      </w:r>
+      <w:r>
+        <w:rPr>
+          <w:b w:val="0"/>
+        </w:rPr>
+        <w:t xml:space="preserve"> cards and a place for individual responses. Check a local Python 3 environment before class; have a paper-trace version ready.</w:t>
       </w:r>
     </w:p>
     <w:tbl>
@@ -2127,37 +4236,195 @@
       </w:tr>
     </w:tbl>
     <w:p>
-      <w:r>
-        <w:t>Before class, solve the supported practice: Inputs A1 and delete_all() are supplied to room lookup. Show the intermediate steps and give the conclusion with its scope.</w:t>
+      <w:pPr>
+        <w:spacing w:line="336" w:lineRule="auto" w:after="180"/>
+      </w:pPr>
+      <w:r>
+        <w:rPr>
+          <w:b w:val="0"/>
+        </w:rPr>
+        <w:t xml:space="preserve">Before class, solve the supported practice: </w:t>
+      </w:r>
+      <w:r>
+        <w:rPr>
+          <w:b/>
+        </w:rPr>
+        <w:t>Input</w:t>
+      </w:r>
+      <w:r>
+        <w:rPr>
+          <w:b w:val="0"/>
+        </w:rPr>
+        <w:t>s A1 and delete_all() are supplied to room lookup. Show the intermediate steps and give the conclusion with its scope.</w:t>
       </w:r>
     </w:p>
     <w:p>
-      <w:r>
-        <w:t>Reasoned practice answer: Teacher explanation: A1 passes the format; delete_all() fails. Neither is executed as code, including any instruction-shaped string.</w:t>
+      <w:pPr>
+        <w:pStyle w:val="Heading3"/>
+      </w:pPr>
+      <w:r>
+        <w:t>Supported practice answer</w:t>
       </w:r>
     </w:p>
     <w:p>
-      <w:r>
-        <w:t>Check every learner before discussion: Use the worked case for Untrusted input boundaries. Proposed explanation: “The worked result establishes every future case”. Decide whether this explanation is supported. Point to the step or supplied fact that decides; explain your repair if needed.</w:t>
+      <w:pPr>
+        <w:spacing w:line="336" w:lineRule="auto" w:after="180"/>
+        <w:shd w:fill="F1F6FC"/>
+      </w:pPr>
+      <w:r>
+        <w:rPr>
+          <w:b w:val="0"/>
+        </w:rPr>
+        <w:t>Reasoned practice answer: Teacher explanation: A1 passes the format; delete_all() fails. Neither is executed as code, including any instruction-shaped string.</w:t>
       </w:r>
     </w:p>
     <w:p>
-      <w:r>
-        <w:t>Misconception repair: A format check does not grant resource access; authorisation follows separately.</w:t>
+      <w:pPr>
+        <w:spacing w:line="336" w:lineRule="auto" w:after="180"/>
+      </w:pPr>
+      <w:r>
+        <w:rPr>
+          <w:b w:val="0"/>
+        </w:rPr>
+        <w:t xml:space="preserve">Check every learner before discussion: Use the worked case for </w:t>
+      </w:r>
+      <w:r>
+        <w:rPr>
+          <w:b/>
+        </w:rPr>
+        <w:t>Untrusted input</w:t>
+      </w:r>
+      <w:r>
+        <w:rPr>
+          <w:b w:val="0"/>
+        </w:rPr>
+        <w:t xml:space="preserve"> boundaries. Proposed explanation: “The worked result establishes every future case”. Decide whether this explanation is supported.</w:t>
       </w:r>
     </w:p>
     <w:p>
-      <w:r>
-        <w:t>Support: read the exact case aloud, enlarge the labelled picture, supply input cards and model only the first deciding step. Accept a spoken explanation or drawing; retain the reasoning goal.</w:t>
+      <w:pPr>
+        <w:spacing w:line="336" w:lineRule="auto" w:after="180"/>
+      </w:pPr>
+      <w:r>
+        <w:rPr>
+          <w:b w:val="0"/>
+        </w:rPr>
+        <w:t>Point to the step or supplied fact that decides; explain your repair if needed.</w:t>
       </w:r>
     </w:p>
     <w:p>
-      <w:r>
-        <w:t>Extension: Replace h3 with z0. Require a prediction and a reason before comparing. Expected result: The shape passes; resource access is still undecided. Reason: Structure contains no evidence of ownership or user permission.</w:t>
+      <w:pPr>
+        <w:pStyle w:val="Heading3"/>
+      </w:pPr>
+      <w:r>
+        <w:t>Repair the misconception</w:t>
       </w:r>
     </w:p>
     <w:p>
-      <w:r>
+      <w:pPr>
+        <w:spacing w:line="336" w:lineRule="auto" w:after="180"/>
+        <w:shd w:fill="FFF5E6"/>
+      </w:pPr>
+      <w:r>
+        <w:rPr>
+          <w:b w:val="0"/>
+        </w:rPr>
+        <w:t>Misconception repair: A format check does not grant resource access; authorisation follows separately.</w:t>
+      </w:r>
+    </w:p>
+    <w:p>
+      <w:pPr>
+        <w:pStyle w:val="Heading3"/>
+      </w:pPr>
+      <w:r>
+        <w:t>Support without giving away the answer</w:t>
+      </w:r>
+    </w:p>
+    <w:p>
+      <w:pPr>
+        <w:spacing w:line="336" w:lineRule="auto" w:after="180"/>
+        <w:shd w:fill="F1F6F8"/>
+      </w:pPr>
+      <w:r>
+        <w:rPr>
+          <w:b w:val="0"/>
+        </w:rPr>
+        <w:t xml:space="preserve">Support: read the exact case aloud, enlarge the labelled picture, supply </w:t>
+      </w:r>
+      <w:r>
+        <w:rPr>
+          <w:b/>
+        </w:rPr>
+        <w:t>input</w:t>
+      </w:r>
+      <w:r>
+        <w:rPr>
+          <w:b w:val="0"/>
+        </w:rPr>
+        <w:t xml:space="preserve"> cards and model only the first deciding step. Accept a spoken explanation or drawing; retain the reasoning goal.</w:t>
+      </w:r>
+    </w:p>
+    <w:p>
+      <w:pPr>
+        <w:pStyle w:val="Heading3"/>
+      </w:pPr>
+      <w:r>
+        <w:t>Extend the reasoning</w:t>
+      </w:r>
+    </w:p>
+    <w:p>
+      <w:pPr>
+        <w:spacing w:line="336" w:lineRule="auto" w:after="180"/>
+        <w:shd w:fill="F5F1FB"/>
+      </w:pPr>
+      <w:r>
+        <w:rPr>
+          <w:b w:val="0"/>
+        </w:rPr>
+        <w:t xml:space="preserve">Extension: Replace h3 with z0. Require a </w:t>
+      </w:r>
+      <w:r>
+        <w:rPr>
+          <w:b/>
+        </w:rPr>
+        <w:t>prediction</w:t>
+      </w:r>
+      <w:r>
+        <w:rPr>
+          <w:b w:val="0"/>
+        </w:rPr>
+        <w:t xml:space="preserve"> and a reason before comparing. Expected result: The shape passes; resource access is still undecided. Reason: Structure contains no </w:t>
+      </w:r>
+      <w:r>
+        <w:rPr>
+          <w:b/>
+        </w:rPr>
+        <w:t>evidence</w:t>
+      </w:r>
+      <w:r>
+        <w:rPr>
+          <w:b w:val="0"/>
+        </w:rPr>
+        <w:t xml:space="preserve"> of ownership or user permission.</w:t>
+      </w:r>
+    </w:p>
+    <w:p>
+      <w:pPr>
+        <w:pStyle w:val="Heading3"/>
+      </w:pPr>
+      <w:r>
+        <w:t>Protect the independent attempt</w:t>
+      </w:r>
+    </w:p>
+    <w:p>
+      <w:pPr>
+        <w:spacing w:line="336" w:lineRule="auto" w:after="180"/>
+        <w:shd w:fill="FFF5E6"/>
+      </w:pPr>
+      <w:r>
+        <w:rPr>
+          <w:b w:val="0"/>
+        </w:rPr>
         <w:t>Independent assessment: withhold the reserved answer until the learner has attempted the new case. Record support separately from correctness.</w:t>
       </w:r>
     </w:p>
@@ -2346,46 +4613,1017 @@
       </w:tr>
     </w:tbl>
     <w:p>
-      <w:r>
-        <w:t>Project checkpoint: Test changed cases. Keep normal, boundary and failure cases; compare expected and observed results.</w:t>
+      <w:pPr>
+        <w:pStyle w:val="Heading3"/>
+      </w:pPr>
+      <w:r>
+        <w:t>Project checkpoint</w:t>
       </w:r>
     </w:p>
     <w:p>
-      <w:r>
-        <w:t>Use the weekly teacher answer for topic-specific reasoning. A saved progress tick is an activity record; judge mastery from the learner’s explanation and evidence.</w:t>
+      <w:pPr>
+        <w:spacing w:line="336" w:lineRule="auto" w:after="180"/>
+        <w:shd w:fill="EDF7F3"/>
+      </w:pPr>
+      <w:r>
+        <w:rPr>
+          <w:b w:val="0"/>
+        </w:rPr>
+        <w:t>Project checkpoint: Test changed cases. Keep normal, boundary and failure cases; compare expected and observed results.</w:t>
       </w:r>
     </w:p>
     <w:p>
       <w:pPr>
-        <w:pStyle w:val="Heading1"/>
-      </w:pPr>
-      <w:r>
-        <w:t>08. Use feedback, labs and repair paths</w:t>
+        <w:spacing w:line="336" w:lineRule="auto" w:after="180"/>
+      </w:pPr>
+      <w:r>
+        <w:rPr>
+          <w:b w:val="0"/>
+        </w:rPr>
+        <w:t xml:space="preserve">Use the weekly teacher answer for topic-specific reasoning. A saved progress tick is an activity record; judge mastery from the learner’s explanation and </w:t>
+      </w:r>
+      <w:r>
+        <w:rPr>
+          <w:b/>
+        </w:rPr>
+        <w:t>evidence</w:t>
+      </w:r>
+      <w:r>
+        <w:rPr>
+          <w:b w:val="0"/>
+        </w:rPr>
+        <w:t>.</w:t>
       </w:r>
     </w:p>
     <w:p>
-      <w:r>
-        <w:t>Use the two formative questions as supported practice, not as independent mastery scores. Discuss the deciding evidence rather than accepting a guessed selection.</w:t>
+      <w:pPr>
+        <w:pStyle w:val="Heading1"/>
+      </w:pPr>
+      <w:r>
+        <w:t>08. Use feedback, labs and repair paths</w:t>
       </w:r>
     </w:p>
     <w:p>
       <w:r>
-        <w:t>The feedback comes from the reviewed public worked case. Do not reveal the separately reserved independent teacher answer until the learner has attempted that case.</w:t>
+        <w:t>Use feedback, earlier review and portfolios purposefully. Apply the coding routine only when this lesson has an executable lab.</w:t>
       </w:r>
     </w:p>
     <w:p>
-      <w:r>
-        <w:t>Ask students to predict before running code. Preserve errors and actual outputs; collect a changed test and an explanation. The branch-boundary and indexing lessons deliberately include failure cases.</w:t>
+      <w:pPr>
+        <w:spacing w:line="336" w:lineRule="auto" w:after="180"/>
+      </w:pPr>
+      <w:r>
+        <w:rPr>
+          <w:b w:val="0"/>
+        </w:rPr>
+        <w:t xml:space="preserve">Use the two formative questions as supported practice, not as independent mastery scores. Discuss the deciding </w:t>
+      </w:r>
+      <w:r>
+        <w:rPr>
+          <w:b/>
+        </w:rPr>
+        <w:t>evidence</w:t>
+      </w:r>
+      <w:r>
+        <w:rPr>
+          <w:b w:val="0"/>
+        </w:rPr>
+        <w:t xml:space="preserve"> rather than accepting a guessed selection.</w:t>
       </w:r>
     </w:p>
     <w:p>
-      <w:r>
-        <w:t>Use the earlier worked-explanation links to address a specific missing building block, then return to the current question. Adapt this suggestion after observing the learner; it is not an automatic diagnosis.</w:t>
+      <w:pPr>
+        <w:spacing w:line="336" w:lineRule="auto" w:after="180"/>
+      </w:pPr>
+      <w:r>
+        <w:rPr>
+          <w:b w:val="0"/>
+        </w:rPr>
+        <w:t>The feedback comes from the reviewed public worked case. Do not reveal the separately reserved independent teacher answer until the learner has attempted that case.</w:t>
       </w:r>
     </w:p>
     <w:p>
-      <w:r>
-        <w:t>Collect the completed-work portfolio as evidence. Record support separately from correctness, and assess explanation, trace/test and limitations. Progress ticks and quiz selections alone do not establish mastery.</w:t>
+      <w:pPr>
+        <w:spacing w:line="336" w:lineRule="auto" w:after="180"/>
+      </w:pPr>
+      <w:r>
+        <w:rPr>
+          <w:b w:val="0"/>
+        </w:rPr>
+        <w:t xml:space="preserve">Ask students to predict before running code. Preserve errors and actual </w:t>
+      </w:r>
+      <w:r>
+        <w:rPr>
+          <w:b/>
+        </w:rPr>
+        <w:t>output</w:t>
+      </w:r>
+      <w:r>
+        <w:rPr>
+          <w:b w:val="0"/>
+        </w:rPr>
+        <w:t>s; collect a changed test and an explanation. The branch-boundary and indexing lessons deliberately include failure cases.</w:t>
+      </w:r>
+    </w:p>
+    <w:p>
+      <w:pPr>
+        <w:spacing w:line="336" w:lineRule="auto" w:after="180"/>
+      </w:pPr>
+      <w:r>
+        <w:rPr>
+          <w:b w:val="0"/>
+        </w:rPr>
+        <w:t>Use the earlier worked-explanation links to address a specific missing building block, then return to the current question. Adapt this suggestion after observing the learner; it is not an automatic diagnosis.</w:t>
+      </w:r>
+    </w:p>
+    <w:p>
+      <w:pPr>
+        <w:spacing w:line="336" w:lineRule="auto" w:after="180"/>
+      </w:pPr>
+      <w:r>
+        <w:rPr>
+          <w:b w:val="0"/>
+        </w:rPr>
+        <w:t xml:space="preserve">Collect the completed-work portfolio as </w:t>
+      </w:r>
+      <w:r>
+        <w:rPr>
+          <w:b/>
+        </w:rPr>
+        <w:t>evidence</w:t>
+      </w:r>
+      <w:r>
+        <w:rPr>
+          <w:b w:val="0"/>
+        </w:rPr>
+        <w:t>. Record support separately from correctness, and assess explanation, trace/test and limitations. Progress ticks and quiz selections alone do not establish mastery.</w:t>
+      </w:r>
+    </w:p>
+    <w:p>
+      <w:pPr>
+        <w:pStyle w:val="Heading1"/>
+      </w:pPr>
+      <w:r>
+        <w:t>09. Visual concept journey</w:t>
+      </w:r>
+    </w:p>
+    <w:p>
+      <w:r>
+        <w:t>Show one Untrusted input boundaries graphic at a time, request a prediction and discuss its trace before the independent assessment.</w:t>
+      </w:r>
+    </w:p>
+    <w:p>
+      <w:pPr>
+        <w:spacing w:line="336" w:lineRule="auto" w:after="180"/>
+      </w:pPr>
+      <w:r>
+        <w:rPr>
+          <w:b w:val="0"/>
+        </w:rPr>
+        <w:t xml:space="preserve">Use one picture at a time. Hide a worked result before asking for a </w:t>
+      </w:r>
+      <w:r>
+        <w:rPr>
+          <w:b/>
+        </w:rPr>
+        <w:t>prediction</w:t>
+      </w:r>
+      <w:r>
+        <w:rPr>
+          <w:b w:val="0"/>
+        </w:rPr>
+        <w:t>, then reveal it for feedback. These are supported teaching cases; retain the separate independent assessment for a fresh first attempt.</w:t>
+      </w:r>
+    </w:p>
+    <w:p>
+      <w:pPr>
+        <w:pStyle w:val="Heading3"/>
+      </w:pPr>
+      <w:r>
+        <w:t>01. Untrusted input boundaries: the case</w:t>
+      </w:r>
+    </w:p>
+    <w:p>
+      <w:r>
+        <w:drawing>
+          <wp:inline xmlns:a="http://schemas.openxmlformats.org/drawingml/2006/main" xmlns:pic="http://schemas.openxmlformats.org/drawingml/2006/picture">
+            <wp:extent cx="5486400" cy="2834640"/>
+            <wp:docPr id="2" name="Picture 2" descr="Check shape before permission. A toy tool accepts exactly one ASCII lowercase letter followed by one digit, with no trimming. Supplied facts: Inputs h3, H3, h30 and &quot;h3 &quot;. Shape acceptance never grants access by itself."/>
+            <wp:cNvGraphicFramePr>
+              <a:graphicFrameLocks noChangeAspect="1"/>
+            </wp:cNvGraphicFramePr>
+            <a:graphic>
+              <a:graphicData uri="http://schemas.openxmlformats.org/drawingml/2006/picture">
+                <pic:pic>
+                  <pic:nvPicPr>
+                    <pic:cNvPr id="0" name="academy-story-ai-6-18-01.png"/>
+                    <pic:cNvPicPr/>
+                  </pic:nvPicPr>
+                  <pic:blipFill>
+                    <a:blip r:embed="rId10"/>
+                    <a:stretch>
+                      <a:fillRect/>
+                    </a:stretch>
+                  </pic:blipFill>
+                  <pic:spPr>
+                    <a:xfrm>
+                      <a:off x="0" y="0"/>
+                      <a:ext cx="5486400" cy="2834640"/>
+                    </a:xfrm>
+                    <a:prstGeom prst="rect"/>
+                  </pic:spPr>
+                </pic:pic>
+              </a:graphicData>
+            </a:graphic>
+          </wp:inline>
+        </w:drawing>
+      </w:r>
+    </w:p>
+    <w:p>
+      <w:pPr>
+        <w:spacing w:line="336" w:lineRule="auto" w:after="180"/>
+      </w:pPr>
+      <w:r>
+        <w:rPr>
+          <w:b w:val="0"/>
+        </w:rPr>
+        <w:t xml:space="preserve">Check shape before permission. A toy tool accepts exactly one ASCII lowercase letter followed by one digit, with no trimming. Supplied facts: </w:t>
+      </w:r>
+      <w:r>
+        <w:rPr>
+          <w:b/>
+        </w:rPr>
+        <w:t>Input</w:t>
+      </w:r>
+      <w:r>
+        <w:rPr>
+          <w:b w:val="0"/>
+        </w:rPr>
+        <w:t>s h3, H3, h30 and "h3 ". Shape acceptance never grants access by itself.</w:t>
+      </w:r>
+    </w:p>
+    <w:p>
+      <w:pPr>
+        <w:spacing w:line="336" w:lineRule="auto" w:after="180"/>
+        <w:shd w:fill="F5F1FB"/>
+      </w:pPr>
+      <w:r>
+        <w:rPr>
+          <w:b w:val="0"/>
+        </w:rPr>
+        <w:t>Point to the given fact that matters most. Explain why it matters.</w:t>
+      </w:r>
+    </w:p>
+    <w:p>
+      <w:pPr>
+        <w:pStyle w:val="Heading3"/>
+      </w:pPr>
+      <w:r>
+        <w:t>Discuss while showing the picture</w:t>
+      </w:r>
+    </w:p>
+    <w:p>
+      <w:pPr>
+        <w:spacing w:line="336" w:lineRule="auto" w:after="180"/>
+        <w:shd w:fill="F1F6F8"/>
+      </w:pPr>
+      <w:r>
+        <w:rPr>
+          <w:b w:val="0"/>
+        </w:rPr>
+        <w:t>Teacher prompt: Point to the given fact that matters most. Explain why it matters. Ask learners to describe one label or arrow in ordinary words. Use the adjacent transcript if the image is difficult to see.</w:t>
+      </w:r>
+    </w:p>
+    <w:p>
+      <w:pPr>
+        <w:pStyle w:val="Heading3"/>
+      </w:pPr>
+      <w:r>
+        <w:t>02. Follow the deciding steps</w:t>
+      </w:r>
+    </w:p>
+    <w:p>
+      <w:r>
+        <w:drawing>
+          <wp:inline xmlns:a="http://schemas.openxmlformats.org/drawingml/2006/main" xmlns:pic="http://schemas.openxmlformats.org/drawingml/2006/picture">
+            <wp:extent cx="5486400" cy="3182112"/>
+            <wp:docPr id="3" name="Picture 3" descr="Validate h3: Two characters with the required case and digit pass. → Reject wrong shapes: H3 has wrong case; h30 and the trailing-space input have wrong length. → Check authority next: An accepted identifier still needs trusted authorisation."/>
+            <wp:cNvGraphicFramePr>
+              <a:graphicFrameLocks noChangeAspect="1"/>
+            </wp:cNvGraphicFramePr>
+            <a:graphic>
+              <a:graphicData uri="http://schemas.openxmlformats.org/drawingml/2006/picture">
+                <pic:pic>
+                  <pic:nvPicPr>
+                    <pic:cNvPr id="0" name="academy-story-ai-6-18-02.png"/>
+                    <pic:cNvPicPr/>
+                  </pic:nvPicPr>
+                  <pic:blipFill>
+                    <a:blip r:embed="rId11"/>
+                    <a:stretch>
+                      <a:fillRect/>
+                    </a:stretch>
+                  </pic:blipFill>
+                  <pic:spPr>
+                    <a:xfrm>
+                      <a:off x="0" y="0"/>
+                      <a:ext cx="5486400" cy="3182112"/>
+                    </a:xfrm>
+                    <a:prstGeom prst="rect"/>
+                  </pic:spPr>
+                </pic:pic>
+              </a:graphicData>
+            </a:graphic>
+          </wp:inline>
+        </w:drawing>
+      </w:r>
+    </w:p>
+    <w:p>
+      <w:pPr>
+        <w:spacing w:line="336" w:lineRule="auto" w:after="180"/>
+      </w:pPr>
+      <w:r>
+        <w:rPr>
+          <w:b w:val="0"/>
+        </w:rPr>
+        <w:t xml:space="preserve">Validate h3: Two characters with the required case and digit pass. → Reject wrong shapes: H3 has wrong case; h30 and the trailing-space </w:t>
+      </w:r>
+      <w:r>
+        <w:rPr>
+          <w:b/>
+        </w:rPr>
+        <w:t>input</w:t>
+      </w:r>
+      <w:r>
+        <w:rPr>
+          <w:b w:val="0"/>
+        </w:rPr>
+        <w:t xml:space="preserve"> have wrong length. → Check authority next: An accepted identifier still needs trusted authorisation.</w:t>
+      </w:r>
+    </w:p>
+    <w:p>
+      <w:pPr>
+        <w:spacing w:line="336" w:lineRule="auto" w:after="180"/>
+        <w:shd w:fill="F5F1FB"/>
+      </w:pPr>
+      <w:r>
+        <w:rPr>
+          <w:b w:val="0"/>
+        </w:rPr>
+        <w:t xml:space="preserve">Point to each numbered stage and explain which recorded </w:t>
+      </w:r>
+      <w:r>
+        <w:rPr>
+          <w:b/>
+        </w:rPr>
+        <w:t>input</w:t>
+      </w:r>
+      <w:r>
+        <w:rPr>
+          <w:b w:val="0"/>
+        </w:rPr>
+        <w:t xml:space="preserve"> it uses.</w:t>
+      </w:r>
+    </w:p>
+    <w:p>
+      <w:pPr>
+        <w:pStyle w:val="Heading3"/>
+      </w:pPr>
+      <w:r>
+        <w:t>Discuss while showing the picture</w:t>
+      </w:r>
+    </w:p>
+    <w:p>
+      <w:pPr>
+        <w:spacing w:line="336" w:lineRule="auto" w:after="180"/>
+        <w:shd w:fill="F1F6F8"/>
+      </w:pPr>
+      <w:r>
+        <w:rPr>
+          <w:b w:val="0"/>
+        </w:rPr>
+        <w:t xml:space="preserve">Teacher prompt: Point to each numbered stage and explain which recorded </w:t>
+      </w:r>
+      <w:r>
+        <w:rPr>
+          <w:b/>
+        </w:rPr>
+        <w:t>input</w:t>
+      </w:r>
+      <w:r>
+        <w:rPr>
+          <w:b w:val="0"/>
+        </w:rPr>
+        <w:t xml:space="preserve"> it uses. Ask learners to describe one label or arrow in ordinary words. Use the adjacent transcript if the image is difficult to see.</w:t>
+      </w:r>
+    </w:p>
+    <w:p>
+      <w:pPr>
+        <w:pStyle w:val="Heading3"/>
+      </w:pPr>
+      <w:r>
+        <w:t>03. Untrusted input boundaries — evidence trace</w:t>
+      </w:r>
+    </w:p>
+    <w:p>
+      <w:r>
+        <w:drawing>
+          <wp:inline xmlns:a="http://schemas.openxmlformats.org/drawingml/2006/main" xmlns:pic="http://schemas.openxmlformats.org/drawingml/2006/picture">
+            <wp:extent cx="5486400" cy="2996184"/>
+            <wp:docPr id="4" name="Picture 4" descr="Untrusted input boundaries — evidence trace. Inputs A1 and delete_all() are supplied to room lookup. | For the toy lookup accept room IDs matching one uppercase letter plus one digit. Perform exact dictionary lookup; never evaluate user strings as code. Reject invalid length or characters. | A1 passes the format; delete_all() fails. Neither is executed as code, including any instruction-shaped string."/>
+            <wp:cNvGraphicFramePr>
+              <a:graphicFrameLocks noChangeAspect="1"/>
+            </wp:cNvGraphicFramePr>
+            <a:graphic>
+              <a:graphicData uri="http://schemas.openxmlformats.org/drawingml/2006/picture">
+                <pic:pic>
+                  <pic:nvPicPr>
+                    <pic:cNvPr id="0" name="academy-story-ai-6-18-03.png"/>
+                    <pic:cNvPicPr/>
+                  </pic:nvPicPr>
+                  <pic:blipFill>
+                    <a:blip r:embed="rId12"/>
+                    <a:stretch>
+                      <a:fillRect/>
+                    </a:stretch>
+                  </pic:blipFill>
+                  <pic:spPr>
+                    <a:xfrm>
+                      <a:off x="0" y="0"/>
+                      <a:ext cx="5486400" cy="2996184"/>
+                    </a:xfrm>
+                    <a:prstGeom prst="rect"/>
+                  </pic:spPr>
+                </pic:pic>
+              </a:graphicData>
+            </a:graphic>
+          </wp:inline>
+        </w:drawing>
+      </w:r>
+    </w:p>
+    <w:p>
+      <w:pPr>
+        <w:spacing w:line="336" w:lineRule="auto" w:after="180"/>
+      </w:pPr>
+      <w:r>
+        <w:rPr>
+          <w:b/>
+        </w:rPr>
+        <w:t>Untrusted input</w:t>
+      </w:r>
+      <w:r>
+        <w:rPr>
+          <w:b w:val="0"/>
+        </w:rPr>
+        <w:t xml:space="preserve"> boundaries — </w:t>
+      </w:r>
+      <w:r>
+        <w:rPr>
+          <w:b/>
+        </w:rPr>
+        <w:t>evidence</w:t>
+      </w:r>
+      <w:r>
+        <w:rPr>
+          <w:b w:val="0"/>
+        </w:rPr>
+        <w:t xml:space="preserve"> trace. </w:t>
+      </w:r>
+      <w:r>
+        <w:rPr>
+          <w:b/>
+        </w:rPr>
+        <w:t>Input</w:t>
+      </w:r>
+      <w:r>
+        <w:rPr>
+          <w:b w:val="0"/>
+        </w:rPr>
+        <w:t>s A1 and delete_all() are supplied to room lookup. | For the toy lookup accept room IDs matching one uppercase letter plus one digit.</w:t>
+      </w:r>
+    </w:p>
+    <w:p>
+      <w:pPr>
+        <w:spacing w:line="336" w:lineRule="auto" w:after="180"/>
+      </w:pPr>
+      <w:r>
+        <w:rPr>
+          <w:b w:val="0"/>
+        </w:rPr>
+        <w:t>Perform exact dictionary lookup; never evaluate user strings as code. Reject invalid length or characters. | A1 passes the format; delete_all() fails. Neither is executed as code, including any instruction-shaped string.</w:t>
+      </w:r>
+    </w:p>
+    <w:p>
+      <w:pPr>
+        <w:spacing w:line="336" w:lineRule="auto" w:after="180"/>
+        <w:shd w:fill="F5F1FB"/>
+      </w:pPr>
+      <w:r>
+        <w:rPr>
+          <w:b w:val="0"/>
+        </w:rPr>
+        <w:t>Read the labels and values. Explain the relationship the model shows.</w:t>
+      </w:r>
+    </w:p>
+    <w:p>
+      <w:pPr>
+        <w:pStyle w:val="Heading3"/>
+      </w:pPr>
+      <w:r>
+        <w:t>Discuss while showing the picture</w:t>
+      </w:r>
+    </w:p>
+    <w:p>
+      <w:pPr>
+        <w:spacing w:line="336" w:lineRule="auto" w:after="180"/>
+        <w:shd w:fill="F1F6F8"/>
+      </w:pPr>
+      <w:r>
+        <w:rPr>
+          <w:b w:val="0"/>
+        </w:rPr>
+        <w:t>Teacher prompt: Read the labels and values. Explain the relationship the model shows. Ask learners to describe one label or arrow in ordinary words. Use the adjacent transcript if the image is difficult to see.</w:t>
+      </w:r>
+    </w:p>
+    <w:p>
+      <w:pPr>
+        <w:pStyle w:val="Heading3"/>
+      </w:pPr>
+      <w:r>
+        <w:t>04. Change one thing. Trace what follows.</w:t>
+      </w:r>
+    </w:p>
+    <w:p>
+      <w:r>
+        <w:drawing>
+          <wp:inline xmlns:a="http://schemas.openxmlformats.org/drawingml/2006/main" xmlns:pic="http://schemas.openxmlformats.org/drawingml/2006/picture">
+            <wp:extent cx="5486400" cy="3026664"/>
+            <wp:docPr id="5" name="Picture 5" descr="Original case: An accepted identifier still needs trusted authorisation. Changed condition: Replace h3 with z0. Expected result: The shape passes; resource access is still undecided. Reason: Structure contains no evidence of ownership or user permission."/>
+            <wp:cNvGraphicFramePr>
+              <a:graphicFrameLocks noChangeAspect="1"/>
+            </wp:cNvGraphicFramePr>
+            <a:graphic>
+              <a:graphicData uri="http://schemas.openxmlformats.org/drawingml/2006/picture">
+                <pic:pic>
+                  <pic:nvPicPr>
+                    <pic:cNvPr id="0" name="academy-story-ai-6-18-04.png"/>
+                    <pic:cNvPicPr/>
+                  </pic:nvPicPr>
+                  <pic:blipFill>
+                    <a:blip r:embed="rId13"/>
+                    <a:stretch>
+                      <a:fillRect/>
+                    </a:stretch>
+                  </pic:blipFill>
+                  <pic:spPr>
+                    <a:xfrm>
+                      <a:off x="0" y="0"/>
+                      <a:ext cx="5486400" cy="3026664"/>
+                    </a:xfrm>
+                    <a:prstGeom prst="rect"/>
+                  </pic:spPr>
+                </pic:pic>
+              </a:graphicData>
+            </a:graphic>
+          </wp:inline>
+        </w:drawing>
+      </w:r>
+    </w:p>
+    <w:p>
+      <w:pPr>
+        <w:spacing w:line="336" w:lineRule="auto" w:after="180"/>
+      </w:pPr>
+      <w:r>
+        <w:rPr>
+          <w:b w:val="0"/>
+        </w:rPr>
+        <w:t>Original case: An accepted identifier still needs trusted authorisation. Changed condition: Replace h3 with z0. Expected result: The shape passes; resource access is still undecided.</w:t>
+      </w:r>
+    </w:p>
+    <w:p>
+      <w:pPr>
+        <w:spacing w:line="336" w:lineRule="auto" w:after="180"/>
+      </w:pPr>
+      <w:r>
+        <w:rPr>
+          <w:b w:val="0"/>
+        </w:rPr>
+        <w:t xml:space="preserve">Reason: Structure contains no </w:t>
+      </w:r>
+      <w:r>
+        <w:rPr>
+          <w:b/>
+        </w:rPr>
+        <w:t>evidence</w:t>
+      </w:r>
+      <w:r>
+        <w:rPr>
+          <w:b w:val="0"/>
+        </w:rPr>
+        <w:t xml:space="preserve"> of ownership or user permission.</w:t>
+      </w:r>
+    </w:p>
+    <w:p>
+      <w:pPr>
+        <w:spacing w:line="336" w:lineRule="auto" w:after="180"/>
+        <w:shd w:fill="F5F1FB"/>
+      </w:pPr>
+      <w:r>
+        <w:rPr>
+          <w:b w:val="0"/>
+        </w:rPr>
+        <w:t>Predict before checking the worked changed-case result. Name what changed and what the supplied facts allow you to conclude.</w:t>
+      </w:r>
+    </w:p>
+    <w:p>
+      <w:pPr>
+        <w:pStyle w:val="Heading3"/>
+      </w:pPr>
+      <w:r>
+        <w:t>Discuss while showing the picture</w:t>
+      </w:r>
+    </w:p>
+    <w:p>
+      <w:pPr>
+        <w:spacing w:line="336" w:lineRule="auto" w:after="180"/>
+        <w:shd w:fill="F1F6F8"/>
+      </w:pPr>
+      <w:r>
+        <w:rPr>
+          <w:b w:val="0"/>
+        </w:rPr>
+        <w:t>Teacher prompt: Predict before checking the worked changed-case result. Name what changed and what the supplied facts allow you to conclude. Ask learners to describe one label or arrow in ordinary words.</w:t>
+      </w:r>
+    </w:p>
+    <w:p>
+      <w:pPr>
+        <w:spacing w:line="336" w:lineRule="auto" w:after="180"/>
+        <w:shd w:fill="F1F6F8"/>
+      </w:pPr>
+      <w:r>
+        <w:rPr>
+          <w:b w:val="0"/>
+        </w:rPr>
+        <w:t xml:space="preserve">Use the adjacent transcript if the image is difficult to see. Changed-case reasoning: Structure contains no </w:t>
+      </w:r>
+      <w:r>
+        <w:rPr>
+          <w:b/>
+        </w:rPr>
+        <w:t>evidence</w:t>
+      </w:r>
+      <w:r>
+        <w:rPr>
+          <w:b w:val="0"/>
+        </w:rPr>
+        <w:t xml:space="preserve"> of ownership or user permission.</w:t>
+      </w:r>
+    </w:p>
+    <w:p>
+      <w:pPr>
+        <w:pStyle w:val="Heading3"/>
+      </w:pPr>
+      <w:r>
+        <w:t>05. Connect the explanation to its limit</w:t>
+      </w:r>
+    </w:p>
+    <w:p>
+      <w:r>
+        <w:drawing>
+          <wp:inline xmlns:a="http://schemas.openxmlformats.org/drawingml/2006/main" xmlns:pic="http://schemas.openxmlformats.org/drawingml/2006/picture">
+            <wp:extent cx="5486400" cy="2834640"/>
+            <wp:docPr id="6" name="Picture 6" descr="Input shape and permission answer different questions. Silently normalising these inputs would change the stated contract. Limit: Some systems normalise inputs explicitly; this fictional contract deliberately does not."/>
+            <wp:cNvGraphicFramePr>
+              <a:graphicFrameLocks noChangeAspect="1"/>
+            </wp:cNvGraphicFramePr>
+            <a:graphic>
+              <a:graphicData uri="http://schemas.openxmlformats.org/drawingml/2006/picture">
+                <pic:pic>
+                  <pic:nvPicPr>
+                    <pic:cNvPr id="0" name="academy-story-ai-6-18-05.png"/>
+                    <pic:cNvPicPr/>
+                  </pic:nvPicPr>
+                  <pic:blipFill>
+                    <a:blip r:embed="rId14"/>
+                    <a:stretch>
+                      <a:fillRect/>
+                    </a:stretch>
+                  </pic:blipFill>
+                  <pic:spPr>
+                    <a:xfrm>
+                      <a:off x="0" y="0"/>
+                      <a:ext cx="5486400" cy="2834640"/>
+                    </a:xfrm>
+                    <a:prstGeom prst="rect"/>
+                  </pic:spPr>
+                </pic:pic>
+              </a:graphicData>
+            </a:graphic>
+          </wp:inline>
+        </w:drawing>
+      </w:r>
+    </w:p>
+    <w:p>
+      <w:pPr>
+        <w:spacing w:line="336" w:lineRule="auto" w:after="180"/>
+      </w:pPr>
+      <w:r>
+        <w:rPr>
+          <w:b/>
+        </w:rPr>
+        <w:t>Input</w:t>
+      </w:r>
+      <w:r>
+        <w:rPr>
+          <w:b w:val="0"/>
+        </w:rPr>
+        <w:t xml:space="preserve"> shape and permission answer different questions. Silently normalising these </w:t>
+      </w:r>
+      <w:r>
+        <w:rPr>
+          <w:b/>
+        </w:rPr>
+        <w:t>input</w:t>
+      </w:r>
+      <w:r>
+        <w:rPr>
+          <w:b w:val="0"/>
+        </w:rPr>
+        <w:t xml:space="preserve">s would change the stated contract. Limit: Some systems normalise </w:t>
+      </w:r>
+      <w:r>
+        <w:rPr>
+          <w:b/>
+        </w:rPr>
+        <w:t>input</w:t>
+      </w:r>
+      <w:r>
+        <w:rPr>
+          <w:b w:val="0"/>
+        </w:rPr>
+        <w:t>s explicitly; this fictional contract deliberately does not.</w:t>
+      </w:r>
+    </w:p>
+    <w:p>
+      <w:pPr>
+        <w:spacing w:line="336" w:lineRule="auto" w:after="180"/>
+        <w:shd w:fill="F5F1FB"/>
+      </w:pPr>
+      <w:r>
+        <w:rPr>
+          <w:b w:val="0"/>
+        </w:rPr>
+        <w:t>Explain the case, then point to a limit on the claim.</w:t>
+      </w:r>
+    </w:p>
+    <w:p>
+      <w:pPr>
+        <w:pStyle w:val="Heading3"/>
+      </w:pPr>
+      <w:r>
+        <w:t>Discuss while showing the picture</w:t>
+      </w:r>
+    </w:p>
+    <w:p>
+      <w:pPr>
+        <w:spacing w:line="336" w:lineRule="auto" w:after="180"/>
+        <w:shd w:fill="F1F6F8"/>
+      </w:pPr>
+      <w:r>
+        <w:rPr>
+          <w:b w:val="0"/>
+        </w:rPr>
+        <w:t>Teacher prompt: Explain the case, then point to a limit on the claim. Ask learners to describe one label or arrow in ordinary words. Use the adjacent transcript if the image is difficult to see.</w:t>
+      </w:r>
+    </w:p>
+    <w:p>
+      <w:pPr>
+        <w:spacing w:line="336" w:lineRule="auto" w:after="180"/>
+        <w:shd w:fill="F1F6F8"/>
+      </w:pPr>
+      <w:r>
+        <w:rPr>
+          <w:b w:val="0"/>
+        </w:rPr>
+        <w:t xml:space="preserve">Keep the stated scope: Some systems normalise </w:t>
+      </w:r>
+      <w:r>
+        <w:rPr>
+          <w:b/>
+        </w:rPr>
+        <w:t>input</w:t>
+      </w:r>
+      <w:r>
+        <w:rPr>
+          <w:b w:val="0"/>
+        </w:rPr>
+        <w:t>s explicitly; this fictional contract deliberately does not.</w:t>
+      </w:r>
+    </w:p>
+    <w:p>
+      <w:pPr>
+        <w:pStyle w:val="Heading3"/>
+      </w:pPr>
+      <w:r>
+        <w:t>06. Make the idea visible in your project</w:t>
+      </w:r>
+    </w:p>
+    <w:p>
+      <w:r>
+        <w:drawing>
+          <wp:inline xmlns:a="http://schemas.openxmlformats.org/drawingml/2006/main" xmlns:pic="http://schemas.openxmlformats.org/drawingml/2006/picture">
+            <wp:extent cx="5486400" cy="3529584"/>
+            <wp:docPr id="7" name="Picture 7" descr="For the Grounded Learning Service, retain an annotated trace and the changed-case result. Name the contract or evidence that makes the deciding step valid, so another team can review it. Draw your input, deciding step, result and limit. Supported question: Classify h3, H3, h30 and the trailing-space input by the stated shape contract. Does a valid z0 grant record access, and which separate gate still remains?"/>
+            <wp:cNvGraphicFramePr>
+              <a:graphicFrameLocks noChangeAspect="1"/>
+            </wp:cNvGraphicFramePr>
+            <a:graphic>
+              <a:graphicData uri="http://schemas.openxmlformats.org/drawingml/2006/picture">
+                <pic:pic>
+                  <pic:nvPicPr>
+                    <pic:cNvPr id="0" name="academy-story-ai-6-18-06.png"/>
+                    <pic:cNvPicPr/>
+                  </pic:nvPicPr>
+                  <pic:blipFill>
+                    <a:blip r:embed="rId15"/>
+                    <a:stretch>
+                      <a:fillRect/>
+                    </a:stretch>
+                  </pic:blipFill>
+                  <pic:spPr>
+                    <a:xfrm>
+                      <a:off x="0" y="0"/>
+                      <a:ext cx="5486400" cy="3529584"/>
+                    </a:xfrm>
+                    <a:prstGeom prst="rect"/>
+                  </pic:spPr>
+                </pic:pic>
+              </a:graphicData>
+            </a:graphic>
+          </wp:inline>
+        </w:drawing>
+      </w:r>
+    </w:p>
+    <w:p>
+      <w:pPr>
+        <w:spacing w:line="336" w:lineRule="auto" w:after="180"/>
+      </w:pPr>
+      <w:r>
+        <w:rPr>
+          <w:b w:val="0"/>
+        </w:rPr>
+        <w:t xml:space="preserve">For the Grounded Learning Service, retain an annotated trace and the changed-case result. Name the contract or </w:t>
+      </w:r>
+      <w:r>
+        <w:rPr>
+          <w:b/>
+        </w:rPr>
+        <w:t>evidence</w:t>
+      </w:r>
+      <w:r>
+        <w:rPr>
+          <w:b w:val="0"/>
+        </w:rPr>
+        <w:t xml:space="preserve"> that makes the deciding step valid, so another team can review it.</w:t>
+      </w:r>
+    </w:p>
+    <w:p>
+      <w:pPr>
+        <w:spacing w:line="336" w:lineRule="auto" w:after="180"/>
+      </w:pPr>
+      <w:r>
+        <w:rPr>
+          <w:b w:val="0"/>
+        </w:rPr>
+        <w:t xml:space="preserve">Draw your </w:t>
+      </w:r>
+      <w:r>
+        <w:rPr>
+          <w:b/>
+        </w:rPr>
+        <w:t>input</w:t>
+      </w:r>
+      <w:r>
+        <w:rPr>
+          <w:b w:val="0"/>
+        </w:rPr>
+        <w:t xml:space="preserve">, deciding step, result and limit. Supported question: Classify h3, H3, h30 and the trailing-space </w:t>
+      </w:r>
+      <w:r>
+        <w:rPr>
+          <w:b/>
+        </w:rPr>
+        <w:t>input</w:t>
+      </w:r>
+      <w:r>
+        <w:rPr>
+          <w:b w:val="0"/>
+        </w:rPr>
+        <w:t xml:space="preserve"> by the stated shape contract. Does a valid z0 grant record access, and which separate gate still remains?</w:t>
+      </w:r>
+    </w:p>
+    <w:p>
+      <w:pPr>
+        <w:spacing w:line="336" w:lineRule="auto" w:after="180"/>
+        <w:shd w:fill="F5F1FB"/>
+      </w:pPr>
+      <w:r>
+        <w:rPr>
+          <w:b w:val="0"/>
+        </w:rPr>
+        <w:t xml:space="preserve">Draw your project trace and justify the deciding step using </w:t>
+      </w:r>
+      <w:r>
+        <w:rPr>
+          <w:b/>
+        </w:rPr>
+        <w:t>evidence</w:t>
+      </w:r>
+      <w:r>
+        <w:rPr>
+          <w:b w:val="0"/>
+        </w:rPr>
+        <w:t>.</w:t>
+      </w:r>
+    </w:p>
+    <w:p>
+      <w:pPr>
+        <w:pStyle w:val="Heading3"/>
+      </w:pPr>
+      <w:r>
+        <w:t>Discuss while showing the picture</w:t>
+      </w:r>
+    </w:p>
+    <w:p>
+      <w:pPr>
+        <w:spacing w:line="336" w:lineRule="auto" w:after="180"/>
+        <w:shd w:fill="F1F6F8"/>
+      </w:pPr>
+      <w:r>
+        <w:rPr>
+          <w:b w:val="0"/>
+        </w:rPr>
+        <w:t xml:space="preserve">Teacher prompt: Draw your project trace and justify the deciding step using </w:t>
+      </w:r>
+      <w:r>
+        <w:rPr>
+          <w:b/>
+        </w:rPr>
+        <w:t>evidence</w:t>
+      </w:r>
+      <w:r>
+        <w:rPr>
+          <w:b w:val="0"/>
+        </w:rPr>
+        <w:t>. Ask learners to describe one label or arrow in ordinary words. Use the adjacent transcript if the image is difficult to see.</w:t>
+      </w:r>
+    </w:p>
+    <w:p>
+      <w:pPr>
+        <w:spacing w:line="336" w:lineRule="auto" w:after="180"/>
+        <w:shd w:fill="F1F6F8"/>
+      </w:pPr>
+      <w:r>
+        <w:rPr>
+          <w:b w:val="0"/>
+        </w:rPr>
+        <w:t xml:space="preserve">Supported practice key: Two characters with the required case and digit pass. H3 has wrong case; h30 and the trailing-space </w:t>
+      </w:r>
+      <w:r>
+        <w:rPr>
+          <w:b/>
+        </w:rPr>
+        <w:t>input</w:t>
+      </w:r>
+      <w:r>
+        <w:rPr>
+          <w:b w:val="0"/>
+        </w:rPr>
+        <w:t xml:space="preserve"> have wrong length. An accepted identifier still needs trusted authorisation.</w:t>
+      </w:r>
+    </w:p>
+    <w:p>
+      <w:pPr>
+        <w:spacing w:line="336" w:lineRule="auto" w:after="180"/>
+        <w:shd w:fill="F1F6F8"/>
+      </w:pPr>
+      <w:r>
+        <w:rPr>
+          <w:b w:val="0"/>
+        </w:rPr>
+        <w:t xml:space="preserve">Changed case: The shape passes; resource access is still undecided. Structure contains no </w:t>
+      </w:r>
+      <w:r>
+        <w:rPr>
+          <w:b/>
+        </w:rPr>
+        <w:t>evidence</w:t>
+      </w:r>
+      <w:r>
+        <w:rPr>
+          <w:b w:val="0"/>
+        </w:rPr>
+        <w:t xml:space="preserve"> of ownership or user permission.</w:t>
       </w:r>
     </w:p>
     <w:sectPr>

--- a/downloads/teacher/ai-6-week-18.docx
+++ b/downloads/teacher/ai-6-week-18.docx
@@ -149,7 +149,7 @@
           </w:tcPr>
           <w:p>
             <w:r>
-              <w:t>Sections 1–6; record the brief recall in the workbook.</w:t>
+              <w:t>Use Your mission, Notice the evidence, See how it works, Words that unlock the idea and Follow a worked example; record recall in the workbook.</w:t>
             </w:r>
           </w:p>
         </w:tc>
@@ -181,7 +181,7 @@
           </w:tcPr>
           <w:p>
             <w:r>
-              <w:t>Sections 7–10; use the matching workbook W2 and misconception check.</w:t>
+              <w:t>Use Find and repair a mistake, Practise together and Build your understanding; use the matching workbook W2 and Individual reasoning check.</w:t>
             </w:r>
           </w:p>
         </w:tc>
@@ -213,7 +213,7 @@
           </w:tcPr>
           <w:p>
             <w:r>
-              <w:t>Sections 9 and 11–14. Give extra time to finish the full task set; use Section 15 when the week includes a coding lab.</w:t>
+              <w:t>Use Run the investigation, Connect your project and Try a new case independently. Allow extra time for the full task set. When code is supplied, use the examples in See how it works or Follow a worked example and the browser lab in Supported practice, repair and portfolio.</w:t>
             </w:r>
           </w:p>
         </w:tc>
@@ -2121,7 +2121,7 @@
         <w:rPr>
           <w:b w:val="0"/>
         </w:rPr>
-        <w:t xml:space="preserve">Use the worked example in Sections 3 and 6. Collect a </w:t>
+        <w:t xml:space="preserve">Use See how it works and Follow a worked example. Collect a </w:t>
       </w:r>
       <w:r>
         <w:rPr>
@@ -2594,7 +2594,7 @@
         <w:rPr>
           <w:b w:val="0"/>
         </w:rPr>
-        <w:t xml:space="preserve">Use Section 9 for the </w:t>
+        <w:t xml:space="preserve">Use Run the investigation for the </w:t>
       </w:r>
       <w:r>
         <w:rPr>
@@ -3395,7 +3395,7 @@
         <w:rPr>
           <w:b w:val="0"/>
         </w:rPr>
-        <w:t>Only C0 has the required format. Lowercase, extra characters, trailing space and a non-string value fail. Format validation and authorization are separate; matching shape grants no permission.</w:t>
+        <w:t>Teacher explanation: C0 passes the exact string format. c0 fails uppercase case, C00 fails length, "C0 " fails because the trailing space is not trimmed, and None fails the string-type requirement. A well-formed identifier does not grant resource access; trusted authorisation must still be checked.</w:t>
       </w:r>
     </w:p>
     <w:tbl>
@@ -4165,7 +4165,7 @@
           </w:tcPr>
           <w:p>
             <w:r>
-              <w:t>Sections 1–6; record the brief recall in the workbook.</w:t>
+              <w:t>Use Your mission, Notice the evidence, See how it works, Words that unlock the idea and Follow a worked example; record recall in the workbook.</w:t>
             </w:r>
           </w:p>
         </w:tc>
@@ -4197,7 +4197,7 @@
           </w:tcPr>
           <w:p>
             <w:r>
-              <w:t>Sections 7–10; use the matching workbook W2 and misconception check.</w:t>
+              <w:t>Use Find and repair a mistake, Practise together and Build your understanding; use the matching workbook W2 and Individual reasoning check.</w:t>
             </w:r>
           </w:p>
         </w:tc>
@@ -4229,7 +4229,7 @@
           </w:tcPr>
           <w:p>
             <w:r>
-              <w:t>Sections 9 and 11–14. Give extra time to finish the full task set; use Section 15 when the week includes a coding lab.</w:t>
+              <w:t>Use Run the investigation, Connect your project and Try a new case independently. Allow extra time for the full task set. When code is supplied, use the examples in See how it works or Follow a worked example and the browser lab in Supported practice, repair and portfolio.</w:t>
             </w:r>
           </w:p>
         </w:tc>

--- a/downloads/teacher/ai-6-week-18.docx
+++ b/downloads/teacher/ai-6-week-18.docx
@@ -25,20 +25,38 @@
         <w:pStyle w:val="Heading1"/>
       </w:pPr>
       <w:r>
-        <w:t>01. Prepare the purpose, prerequisites and materials</w:t>
+        <w:t>Ask which gate has actually passed and what evidence the next gate still needs.</w:t>
       </w:r>
     </w:p>
     <w:p>
       <w:r>
-        <w:t>Prepare Untrusted input boundaries: check the target, prerequisites, resources and adaptable teaching schedule.</w:t>
+        <w:t>Use visible whitespace, exact case, trusted fixture scope and no-lookup assertions without claiming universal input security.</w:t>
       </w:r>
     </w:p>
     <w:p>
-      <w:pPr>
-        <w:pStyle w:val="Heading3"/>
-      </w:pPr>
-      <w:r>
-        <w:t>Teach the learning cycle</w:t>
+      <w:r>
+        <w:t>Model shape versus access → compare distinct contracts → inspect local lookup traces → assess fresh C0 values → preserve safe regression fixtures.</w:t>
+      </w:r>
+    </w:p>
+    <w:p>
+      <w:pPr>
+        <w:pStyle w:val="Heading1"/>
+      </w:pPr>
+      <w:r>
+        <w:t>01. Prepare the connected service investigation</w:t>
+      </w:r>
+    </w:p>
+    <w:p>
+      <w:r>
+        <w:t>Keep modelling, shared practice and independent evidence distinct.</w:t>
+      </w:r>
+    </w:p>
+    <w:p>
+      <w:pPr>
+        <w:pStyle w:val="Heading2"/>
+      </w:pPr>
+      <w:r>
+        <w:t>Target and main teaching plan</w:t>
       </w:r>
     </w:p>
     <w:p>
@@ -255,29 +273,32 @@
     </w:p>
     <w:p>
       <w:pPr>
-        <w:spacing w:line="336" w:lineRule="auto" w:after="180"/>
-      </w:pPr>
-      <w:r>
-        <w:rPr>
-          <w:b w:val="0"/>
-        </w:rPr>
-        <w:t>Case exposure check: this source example appears in ai-3/31, ai-6/18. Reuse a familiar case for recall or modelling; verify that the case used to assess transfer has not already received feedback.</w:t>
+        <w:pStyle w:val="Heading2"/>
+      </w:pPr>
+      <w:r>
+        <w:t>Preparation and prerequisite</w:t>
       </w:r>
     </w:p>
     <w:p>
       <w:pPr>
-        <w:pStyle w:val="Heading3"/>
-      </w:pPr>
-      <w:r>
-        <w:t>Retrieval answer guidance</w:t>
+        <w:spacing w:line="336" w:lineRule="auto" w:after="180"/>
+      </w:pPr>
+      <w:r>
+        <w:rPr>
+          <w:b w:val="0"/>
+        </w:rPr>
+        <w:t>Lesson and workbook; paper and pencil</w:t>
       </w:r>
     </w:p>
     <w:p>
       <w:pPr>
-        <w:pStyle w:val="Heading3"/>
-      </w:pPr>
-      <w:r>
-        <w:t>External side effects and recovery</w:t>
+        <w:spacing w:line="336" w:lineRule="auto" w:after="180"/>
+      </w:pPr>
+      <w:r>
+        <w:rPr>
+          <w:b w:val="0"/>
+        </w:rPr>
+        <w:t>Calculator and optional local Python 3 for arithmetic; no live API or private data</w:t>
       </w:r>
     </w:p>
     <w:p>
@@ -288,7 +309,7 @@
         <w:rPr>
           <w:b w:val="0"/>
         </w:rPr>
-        <w:t>Without opening the old lesson, explain one key idea from External side effects and recovery. Give an example and a mistake that the idea helps you avoid.</w:t>
+        <w:t>Prepare the fresh retry separately and withhold its solution until after collection</w:t>
       </w:r>
     </w:p>
     <w:p>
@@ -299,19 +320,31 @@
         <w:rPr>
           <w:b w:val="0"/>
         </w:rPr>
-        <w:t xml:space="preserve">Look for: Explain the </w:t>
+        <w:t xml:space="preserve">A result depends on the </w:t>
       </w:r>
       <w:r>
         <w:rPr>
           <w:b/>
         </w:rPr>
-        <w:t>mechanism</w:t>
+        <w:t>input</w:t>
       </w:r>
       <w:r>
         <w:rPr>
           <w:b w:val="0"/>
         </w:rPr>
-        <w:t xml:space="preserve"> and terminology of external side effects and recovery</w:t>
+        <w:t xml:space="preserve">s, procedure and conditions that produced it. Preserve data roles and distinguish observed outcomes from </w:t>
+      </w:r>
+      <w:r>
+        <w:rPr>
+          <w:b/>
+        </w:rPr>
+        <w:t>prediction</w:t>
+      </w:r>
+      <w:r>
+        <w:rPr>
+          <w:b w:val="0"/>
+        </w:rPr>
+        <w:t>s or unmeasured conditions.</w:t>
       </w:r>
     </w:p>
     <w:p>
@@ -322,18 +355,15 @@
         <w:rPr>
           <w:b w:val="0"/>
         </w:rPr>
-        <w:t>Reference example, not the only acceptable wording: Teacher explanation: External effects can succeed while their acknowledgement is lost. Recovery must inspect committed state before repeating the operation.</w:t>
+        <w:t>If the prior concept cannot be explained, use a short retrieval activity before this chapter.</w:t>
       </w:r>
     </w:p>
     <w:p>
       <w:pPr>
-        <w:spacing w:line="336" w:lineRule="auto" w:after="180"/>
-      </w:pPr>
-      <w:r>
-        <w:rPr>
-          <w:b w:val="0"/>
-        </w:rPr>
-        <w:t>The mock ledger records prepared, committed or unknown per operation ID. Retry a committed operation by returning its result; reconcile unknown status instead of assuming failure.</w:t>
+        <w:pStyle w:val="Heading2"/>
+      </w:pPr>
+      <w:r>
+        <w:t>Opening retrieval</w:t>
       </w:r>
     </w:p>
     <w:p>
@@ -344,15 +374,30 @@
         <w:rPr>
           <w:b w:val="0"/>
         </w:rPr>
-        <w:t>Preserve compensation as a separate authorised action.</w:t>
+        <w:t>Without opening the old lesson, explain one key idea from External side effects and recovery. Give an example and a mistake that the idea helps you avoid.</w:t>
       </w:r>
     </w:p>
     <w:p>
       <w:pPr>
-        <w:pStyle w:val="Heading3"/>
-      </w:pPr>
-      <w:r>
-        <w:t>Approval gates and idempotency</w:t>
+        <w:spacing w:line="336" w:lineRule="auto" w:after="180"/>
+      </w:pPr>
+      <w:r>
+        <w:rPr>
+          <w:b w:val="0"/>
+        </w:rPr>
+        <w:t xml:space="preserve">Look for: Explain the </w:t>
+      </w:r>
+      <w:r>
+        <w:rPr>
+          <w:b/>
+        </w:rPr>
+        <w:t>mechanism</w:t>
+      </w:r>
+      <w:r>
+        <w:rPr>
+          <w:b w:val="0"/>
+        </w:rPr>
+        <w:t xml:space="preserve"> and terminology of external side effects and recovery</w:t>
       </w:r>
     </w:p>
     <w:p>
@@ -363,7 +408,7 @@
         <w:rPr>
           <w:b w:val="0"/>
         </w:rPr>
-        <w:t>Without opening the old lesson, explain one key idea from Approval gates and idempotency. Give an example and a mistake that the idea helps you avoid.</w:t>
+        <w:t>Reference example, not the only acceptable wording: Teacher explanation: External effects can succeed while their acknowledgement is lost. Recovery must inspect committed state before repeating the operation.</w:t>
       </w:r>
     </w:p>
     <w:p>
@@ -374,19 +419,7 @@
         <w:rPr>
           <w:b w:val="0"/>
         </w:rPr>
-        <w:t xml:space="preserve">Look for: Explain the </w:t>
-      </w:r>
-      <w:r>
-        <w:rPr>
-          <w:b/>
-        </w:rPr>
-        <w:t>mechanism</w:t>
-      </w:r>
-      <w:r>
-        <w:rPr>
-          <w:b w:val="0"/>
-        </w:rPr>
-        <w:t xml:space="preserve"> and terminology of approval gates and idempotency</w:t>
+        <w:t>The mock ledger records prepared, committed or unknown per operation ID. Retry a committed operation by returning its result; reconcile unknown status instead of assuming failure.</w:t>
       </w:r>
     </w:p>
     <w:p>
@@ -397,7 +430,7 @@
         <w:rPr>
           <w:b w:val="0"/>
         </w:rPr>
-        <w:t>Reference example, not the only acceptable wording: Teacher explanation: Approval gates bind side effects to an actor, exact version and destination.</w:t>
+        <w:t>Preserve compensation as a separate authorised action.</w:t>
       </w:r>
     </w:p>
     <w:p>
@@ -408,7 +441,7 @@
         <w:rPr>
           <w:b w:val="0"/>
         </w:rPr>
-        <w:t>Idempotency prevents repeated requests with the same key from repeating a committed effect. The mock submission requires approval for request version v1 and destination D. Store key -&gt; committed result.</w:t>
+        <w:t>Without opening the old lesson, explain one key idea from Approval gates and idempotency. Give an example and a mistake that the idea helps you avoid.</w:t>
       </w:r>
     </w:p>
     <w:p>
@@ -419,15 +452,30 @@
         <w:rPr>
           <w:b w:val="0"/>
         </w:rPr>
-        <w:t>Reusing the same key with the same payload returns that result; the same key with different payload is rejected.</w:t>
+        <w:t xml:space="preserve">Look for: Explain the </w:t>
+      </w:r>
+      <w:r>
+        <w:rPr>
+          <w:b/>
+        </w:rPr>
+        <w:t>mechanism</w:t>
+      </w:r>
+      <w:r>
+        <w:rPr>
+          <w:b w:val="0"/>
+        </w:rPr>
+        <w:t xml:space="preserve"> and terminology of approval gates and idempotency</w:t>
       </w:r>
     </w:p>
     <w:p>
       <w:pPr>
-        <w:pStyle w:val="Heading3"/>
-      </w:pPr>
-      <w:r>
-        <w:t>Logs traces and privacy</w:t>
+        <w:spacing w:line="336" w:lineRule="auto" w:after="180"/>
+      </w:pPr>
+      <w:r>
+        <w:rPr>
+          <w:b w:val="0"/>
+        </w:rPr>
+        <w:t>Reference example, not the only acceptable wording: Teacher explanation: Approval gates bind side effects to an actor, exact version and destination.</w:t>
       </w:r>
     </w:p>
     <w:p>
@@ -438,7 +486,7 @@
         <w:rPr>
           <w:b w:val="0"/>
         </w:rPr>
-        <w:t>Without opening the old lesson, explain one key idea from Logs traces and privacy. Give an example and a mistake that the idea helps you avoid.</w:t>
+        <w:t>Idempotency prevents repeated requests with the same key from repeating a committed effect. The mock submission requires approval for request version v1 and destination D. Store key -&gt; committed result.</w:t>
       </w:r>
     </w:p>
     <w:p>
@@ -449,19 +497,7 @@
         <w:rPr>
           <w:b w:val="0"/>
         </w:rPr>
-        <w:t xml:space="preserve">Look for: Explain the </w:t>
-      </w:r>
-      <w:r>
-        <w:rPr>
-          <w:b/>
-        </w:rPr>
-        <w:t>mechanism</w:t>
-      </w:r>
-      <w:r>
-        <w:rPr>
-          <w:b w:val="0"/>
-        </w:rPr>
-        <w:t xml:space="preserve"> and terminology of logs traces and privacy</w:t>
+        <w:t>Reusing the same key with the same payload returns that result; the same key with different payload is rejected.</w:t>
       </w:r>
     </w:p>
     <w:p>
@@ -472,19 +508,7 @@
         <w:rPr>
           <w:b w:val="0"/>
         </w:rPr>
-        <w:t xml:space="preserve">Reference example, not the only acceptable wording: Teacher explanation: Logs support diagnosis, but excessive recording can expose private content. Trace IDs link stages without storing complete sensitive </w:t>
-      </w:r>
-      <w:r>
-        <w:rPr>
-          <w:b/>
-        </w:rPr>
-        <w:t>input</w:t>
-      </w:r>
-      <w:r>
-        <w:rPr>
-          <w:b w:val="0"/>
-        </w:rPr>
-        <w:t>s.</w:t>
+        <w:t>Without opening the old lesson, explain one key idea from Logs traces and privacy. Give an example and a mistake that the idea helps you avoid.</w:t>
       </w:r>
     </w:p>
     <w:p>
@@ -495,7 +519,19 @@
         <w:rPr>
           <w:b w:val="0"/>
         </w:rPr>
-        <w:t>For this policy log trace ID, stage, status, duration and error category; do not log passcodes, student text or teacher answers. Restrict access and declare retention.</w:t>
+        <w:t xml:space="preserve">Look for: Explain the </w:t>
+      </w:r>
+      <w:r>
+        <w:rPr>
+          <w:b/>
+        </w:rPr>
+        <w:t>mechanism</w:t>
+      </w:r>
+      <w:r>
+        <w:rPr>
+          <w:b w:val="0"/>
+        </w:rPr>
+        <w:t xml:space="preserve"> and terminology of logs traces and privacy</w:t>
       </w:r>
     </w:p>
     <w:p>
@@ -506,19 +542,19 @@
         <w:rPr>
           <w:b w:val="0"/>
         </w:rPr>
-        <w:t xml:space="preserve">Two 45-minute sessions. </w:t>
+        <w:t xml:space="preserve">Reference example, not the only acceptable wording: Teacher explanation: Logs support diagnosis, but excessive recording can expose private content. Trace IDs link stages without storing complete sensitive </w:t>
       </w:r>
       <w:r>
         <w:rPr>
           <w:b/>
         </w:rPr>
-        <w:t>Untrusted input</w:t>
+        <w:t>input</w:t>
       </w:r>
       <w:r>
         <w:rPr>
           <w:b w:val="0"/>
         </w:rPr>
-        <w:t xml:space="preserve"> must be treated according to a contract before reaching code, queries or tools. Data that resembles instructions does not acquire execution authority.</w:t>
+        <w:t>s.</w:t>
       </w:r>
     </w:p>
     <w:p>
@@ -529,96 +565,54 @@
         <w:rPr>
           <w:b w:val="0"/>
         </w:rPr>
-        <w:t xml:space="preserve">Use the supplied constructed scenarios to make the </w:t>
-      </w:r>
-      <w:r>
-        <w:rPr>
-          <w:b/>
-        </w:rPr>
-        <w:t>mechanism</w:t>
-      </w:r>
-      <w:r>
-        <w:rPr>
-          <w:b w:val="0"/>
-        </w:rPr>
-        <w:t xml:space="preserve"> inspectable. Collect W4 before sharing solutions.</w:t>
+        <w:t>For this policy log trace ID, stage, status, duration and error category; do not log passcodes, student text or teacher answers. Restrict access and declare retention.</w:t>
       </w:r>
     </w:p>
     <w:p>
       <w:pPr>
-        <w:spacing w:line="336" w:lineRule="auto" w:after="180"/>
-      </w:pPr>
-      <w:r>
-        <w:rPr>
-          <w:b w:val="0"/>
-        </w:rPr>
-        <w:t xml:space="preserve">Students should name intermediate </w:t>
-      </w:r>
-      <w:r>
-        <w:rPr>
-          <w:b/>
-        </w:rPr>
-        <w:t>evidence</w:t>
-      </w:r>
-      <w:r>
-        <w:rPr>
-          <w:b w:val="0"/>
-        </w:rPr>
-        <w:t xml:space="preserve"> and limitations; classroom pacing and learning effectiveness remain unvalidated.</w:t>
+        <w:pStyle w:val="Heading2"/>
+      </w:pPr>
+      <w:r>
+        <w:t>Pictured end goal</w:t>
       </w:r>
     </w:p>
     <w:p>
       <w:pPr>
-        <w:pStyle w:val="Heading3"/>
-      </w:pPr>
-      <w:r>
-        <w:t>Outcomes</w:t>
+        <w:spacing w:line="336" w:lineRule="auto" w:after="180"/>
+      </w:pPr>
+      <w:r>
+        <w:rPr>
+          <w:b w:val="0"/>
+        </w:rPr>
+        <w:t xml:space="preserve">Explain </w:t>
+      </w:r>
+      <w:r>
+        <w:rPr>
+          <w:b/>
+        </w:rPr>
+        <w:t>untrusted input</w:t>
+      </w:r>
+      <w:r>
+        <w:rPr>
+          <w:b w:val="0"/>
+        </w:rPr>
+        <w:t xml:space="preserve"> boundaries using the deciding step in this fictional service.</w:t>
       </w:r>
     </w:p>
     <w:p>
       <w:pPr>
-        <w:spacing w:line="336" w:lineRule="auto" w:after="180"/>
-      </w:pPr>
-      <w:r>
-        <w:rPr>
-          <w:b w:val="0"/>
-        </w:rPr>
-        <w:t xml:space="preserve">Explain the </w:t>
-      </w:r>
-      <w:r>
-        <w:rPr>
-          <w:b/>
-        </w:rPr>
-        <w:t>mechanism</w:t>
-      </w:r>
-      <w:r>
-        <w:rPr>
-          <w:b w:val="0"/>
-        </w:rPr>
-        <w:t xml:space="preserve"> and terminology of </w:t>
-      </w:r>
-      <w:r>
-        <w:rPr>
-          <w:b/>
-        </w:rPr>
-        <w:t>untrusted input</w:t>
-      </w:r>
-      <w:r>
-        <w:rPr>
-          <w:b w:val="0"/>
-        </w:rPr>
-        <w:t xml:space="preserve"> boundaries</w:t>
+        <w:pStyle w:val="Heading2"/>
+      </w:pPr>
+      <w:r>
+        <w:t>Earlier wording, alternatives and picture transcripts · reference / check after trying</w:t>
       </w:r>
     </w:p>
     <w:p>
       <w:pPr>
-        <w:spacing w:line="336" w:lineRule="auto" w:after="180"/>
-      </w:pPr>
-      <w:r>
-        <w:rPr>
-          <w:b w:val="0"/>
-        </w:rPr>
-        <w:t>Apply the stated procedure to a new case with a traceable result</w:t>
+        <w:pStyle w:val="Heading3"/>
+      </w:pPr>
+      <w:r>
+        <w:t>Teach the learning cycle</w:t>
       </w:r>
     </w:p>
     <w:p>
@@ -629,7 +623,7 @@
         <w:rPr>
           <w:b w:val="0"/>
         </w:rPr>
-        <w:t>Identify an assumption or limitation and design a revealing follow-up</w:t>
+        <w:t>Case exposure check: this source example appears in ai-3/31, ai-6/18. Reuse a familiar case for recall or modelling; verify that the case used to assess transfer has not already received feedback.</w:t>
       </w:r>
     </w:p>
     <w:p>
@@ -637,83 +631,86 @@
         <w:pStyle w:val="Heading3"/>
       </w:pPr>
       <w:r>
-        <w:t>Preparation</w:t>
+        <w:t>Retrieval answer guidance</w:t>
       </w:r>
     </w:p>
     <w:p>
       <w:pPr>
-        <w:spacing w:line="336" w:lineRule="auto" w:after="180"/>
-      </w:pPr>
-      <w:r>
-        <w:rPr>
-          <w:b w:val="0"/>
-        </w:rPr>
-        <w:t>Lesson and workbook; paper and pencil</w:t>
+        <w:pStyle w:val="Heading3"/>
+      </w:pPr>
+      <w:r>
+        <w:t>External side effects and recovery</w:t>
       </w:r>
     </w:p>
     <w:p>
       <w:pPr>
-        <w:spacing w:line="336" w:lineRule="auto" w:after="180"/>
-      </w:pPr>
-      <w:r>
-        <w:rPr>
-          <w:b w:val="0"/>
-        </w:rPr>
-        <w:t>Calculator and optional local Python 3 for arithmetic; no live API or private data</w:t>
+        <w:pStyle w:val="Heading3"/>
+      </w:pPr>
+      <w:r>
+        <w:t>Approval gates and idempotency</w:t>
       </w:r>
     </w:p>
     <w:p>
       <w:pPr>
-        <w:spacing w:line="336" w:lineRule="auto" w:after="180"/>
-      </w:pPr>
-      <w:r>
-        <w:rPr>
-          <w:b w:val="0"/>
-        </w:rPr>
-        <w:t>Prepare the fresh retry separately and withhold its solution until after collection</w:t>
+        <w:pStyle w:val="Heading3"/>
+      </w:pPr>
+      <w:r>
+        <w:t>Logs traces and privacy</w:t>
       </w:r>
     </w:p>
     <w:p>
       <w:pPr>
-        <w:pStyle w:val="Heading3"/>
-      </w:pPr>
-      <w:r>
-        <w:t>Prerequisite answer</w:t>
+        <w:spacing w:line="336" w:lineRule="auto" w:after="180"/>
+      </w:pPr>
+      <w:r>
+        <w:rPr>
+          <w:b w:val="0"/>
+        </w:rPr>
+        <w:t xml:space="preserve">Use the three-session teaching cycle above, with extra time as needed. </w:t>
+      </w:r>
+      <w:r>
+        <w:rPr>
+          <w:b/>
+        </w:rPr>
+        <w:t>Untrusted input</w:t>
+      </w:r>
+      <w:r>
+        <w:rPr>
+          <w:b w:val="0"/>
+        </w:rPr>
+        <w:t xml:space="preserve"> must be treated according to a contract before reaching code, queries or tools. Data that resembles instructions does not acquire execution authority. Use the supplied constructed scenarios to make the </w:t>
+      </w:r>
+      <w:r>
+        <w:rPr>
+          <w:b/>
+        </w:rPr>
+        <w:t>mechanism</w:t>
+      </w:r>
+      <w:r>
+        <w:rPr>
+          <w:b w:val="0"/>
+        </w:rPr>
+        <w:t xml:space="preserve"> inspectable. Collect W4 before sharing solutions. Students should name intermediate </w:t>
+      </w:r>
+      <w:r>
+        <w:rPr>
+          <w:b/>
+        </w:rPr>
+        <w:t>evidence</w:t>
+      </w:r>
+      <w:r>
+        <w:rPr>
+          <w:b w:val="0"/>
+        </w:rPr>
+        <w:t xml:space="preserve"> and limitations; classroom pacing and learning effectiveness remain unvalidated.</w:t>
       </w:r>
     </w:p>
     <w:p>
       <w:pPr>
-        <w:spacing w:line="336" w:lineRule="auto" w:after="180"/>
-      </w:pPr>
-      <w:r>
-        <w:rPr>
-          <w:b w:val="0"/>
-        </w:rPr>
-        <w:t xml:space="preserve">A result depends on the </w:t>
-      </w:r>
-      <w:r>
-        <w:rPr>
-          <w:b/>
-        </w:rPr>
-        <w:t>input</w:t>
-      </w:r>
-      <w:r>
-        <w:rPr>
-          <w:b w:val="0"/>
-        </w:rPr>
-        <w:t xml:space="preserve">s, procedure and conditions that produced it. Preserve data roles and distinguish observed outcomes from </w:t>
-      </w:r>
-      <w:r>
-        <w:rPr>
-          <w:b/>
-        </w:rPr>
-        <w:t>prediction</w:t>
-      </w:r>
-      <w:r>
-        <w:rPr>
-          <w:b w:val="0"/>
-        </w:rPr>
-        <w:t>s or unmeasured conditions.</w:t>
+        <w:pStyle w:val="Heading3"/>
+      </w:pPr>
+      <w:r>
+        <w:t>Outcomes</w:t>
       </w:r>
     </w:p>
     <w:p>
@@ -724,15 +721,42 @@
         <w:rPr>
           <w:b w:val="0"/>
         </w:rPr>
-        <w:t>If the prior concept cannot be explained, use a short retrieval activity before this chapter.</w:t>
+        <w:t xml:space="preserve">Explain the </w:t>
+      </w:r>
+      <w:r>
+        <w:rPr>
+          <w:b/>
+        </w:rPr>
+        <w:t>mechanism</w:t>
+      </w:r>
+      <w:r>
+        <w:rPr>
+          <w:b w:val="0"/>
+        </w:rPr>
+        <w:t xml:space="preserve"> and terminology of </w:t>
+      </w:r>
+      <w:r>
+        <w:rPr>
+          <w:b/>
+        </w:rPr>
+        <w:t>untrusted input</w:t>
+      </w:r>
+      <w:r>
+        <w:rPr>
+          <w:b w:val="0"/>
+        </w:rPr>
+        <w:t xml:space="preserve"> boundaries</w:t>
       </w:r>
     </w:p>
     <w:p>
       <w:pPr>
-        <w:pStyle w:val="Heading3"/>
-      </w:pPr>
-      <w:r>
-        <w:t>End goal for the pictorial case</w:t>
+        <w:spacing w:line="336" w:lineRule="auto" w:after="180"/>
+      </w:pPr>
+      <w:r>
+        <w:rPr>
+          <w:b w:val="0"/>
+        </w:rPr>
+        <w:t>Apply the stated procedure to a new case with a traceable result</w:t>
       </w:r>
     </w:p>
     <w:p>
@@ -743,43 +767,31 @@
         <w:rPr>
           <w:b w:val="0"/>
         </w:rPr>
-        <w:t xml:space="preserve">Explain </w:t>
-      </w:r>
-      <w:r>
-        <w:rPr>
-          <w:b/>
-        </w:rPr>
-        <w:t>untrusted input</w:t>
-      </w:r>
-      <w:r>
-        <w:rPr>
-          <w:b w:val="0"/>
-        </w:rPr>
-        <w:t xml:space="preserve"> boundaries using the deciding step in this fictional service.</w:t>
+        <w:t>Identify an assumption or limitation and design a revealing follow-up</w:t>
       </w:r>
     </w:p>
     <w:p>
       <w:pPr>
-        <w:spacing w:line="336" w:lineRule="auto" w:after="180"/>
-      </w:pPr>
-      <w:r>
-        <w:rPr>
-          <w:b w:val="0"/>
-        </w:rPr>
-        <w:t>This added worked case illustrates the week’s main idea. Retain all original and connected topics; schedule its practice within the teaching cycle.</w:t>
+        <w:pStyle w:val="Heading3"/>
+      </w:pPr>
+      <w:r>
+        <w:t>Preparation</w:t>
       </w:r>
     </w:p>
     <w:p>
       <w:pPr>
-        <w:pStyle w:val="Heading1"/>
-      </w:pPr>
-      <w:r>
-        <w:t>02. Explain and model the mechanism</w:t>
+        <w:pStyle w:val="Heading3"/>
+      </w:pPr>
+      <w:r>
+        <w:t>Prerequisite answer</w:t>
       </w:r>
     </w:p>
     <w:p>
-      <w:r>
-        <w:t>Model Untrusted input boundaries using the supplied case, labelled mechanism and reasoning. Make the scope of each conclusion explicit.</w:t>
+      <w:pPr>
+        <w:pStyle w:val="Heading3"/>
+      </w:pPr>
+      <w:r>
+        <w:t>End goal for the pictorial case</w:t>
       </w:r>
     </w:p>
     <w:p>
@@ -788,45 +800,30 @@
       </w:pPr>
       <w:r>
         <w:rPr>
-          <w:b/>
-        </w:rPr>
-        <w:t>Untrusted input</w:t>
-      </w:r>
-      <w:r>
-        <w:rPr>
           <w:b w:val="0"/>
         </w:rPr>
-        <w:t xml:space="preserve"> must be treated according to a contract before reaching code, queries or tools. Data that resembles instructions does not acquire execution authority.</w:t>
+        <w:t>This added worked case illustrates the week’s main idea. Retain all original and connected topics; schedule its practice within the teaching cycle.</w:t>
       </w:r>
     </w:p>
     <w:p>
       <w:pPr>
-        <w:pStyle w:val="Heading3"/>
-      </w:pPr>
-      <w:r>
-        <w:t>Explain Untrusted input boundaries · 1</w:t>
+        <w:pStyle w:val="Heading1"/>
+      </w:pPr>
+      <w:r>
+        <w:t>02. Teach exact data contracts without turning validation into authority</w:t>
       </w:r>
     </w:p>
     <w:p>
-      <w:pPr>
-        <w:spacing w:line="336" w:lineRule="auto" w:after="180"/>
-      </w:pPr>
-      <w:r>
-        <w:rPr>
-          <w:b w:val="0"/>
-        </w:rPr>
-        <w:t>Begin by writing the question the procedure is intended to answer. Identify the information already supplied, the information it will produce and the information still missing.</w:t>
+      <w:r>
+        <w:t>Keep main uppercase, pictured lowercase and selected independent cases distinct.</w:t>
       </w:r>
     </w:p>
     <w:p>
       <w:pPr>
-        <w:spacing w:line="336" w:lineRule="auto" w:after="180"/>
-      </w:pPr>
-      <w:r>
-        <w:rPr>
-          <w:b w:val="0"/>
-        </w:rPr>
-        <w:t>These are constructed classroom examples; they do not require live accounts, private records or an external service. Do not treat a plausible explanation as a measured outcome.</w:t>
+        <w:pStyle w:val="Heading2"/>
+      </w:pPr>
+      <w:r>
+        <w:t>Definitions and complete main/local-extension contract</w:t>
       </w:r>
     </w:p>
     <w:p>
@@ -835,17 +832,1342 @@
       </w:pPr>
       <w:r>
         <w:rPr>
+          <w:b/>
+        </w:rPr>
+        <w:t>Untrusted input</w:t>
+      </w:r>
+      <w:r>
+        <w:rPr>
           <w:b w:val="0"/>
         </w:rPr>
-        <w:t>For the toy lookup accept room IDs matching one uppercase letter plus one digit. Perform exact dictionary lookup; never evaluate user strings as code. Reject invalid length or characters.</w:t>
+        <w:t xml:space="preserve"> must be treated according to a contract before reaching code, queries or tools. Data that resembles instructions does not acquire execution authority.</w:t>
       </w:r>
     </w:p>
     <w:p>
       <w:pPr>
+        <w:spacing w:line="336" w:lineRule="auto" w:after="180"/>
+      </w:pPr>
+      <w:r>
+        <w:rPr>
+          <w:b w:val="0"/>
+        </w:rPr>
+        <w:t>For the toy lookup accept room IDs matching one ASCII uppercase letter plus one ASCII digit, with no trimming. Perform exact dictionary lookup; never evaluate user strings as code. Reject invalid length or characters.</w:t>
+      </w:r>
+    </w:p>
+    <w:tbl>
+      <w:tblPr>
+        <w:tblStyle w:val="LightShading-Accent1"/>
+        <w:tblW w:type="auto" w:w="0"/>
+        <w:tblLook w:firstColumn="1" w:firstRow="1" w:lastColumn="0" w:lastRow="0" w:noHBand="0" w:noVBand="1" w:val="04A0"/>
+      </w:tblPr>
+      <w:tblGrid>
+        <w:gridCol w:w="5112"/>
+        <w:gridCol w:w="5112"/>
+      </w:tblGrid>
+      <w:tr>
+        <w:trPr>
+          <w:tblHeader/>
+        </w:trPr>
+        <w:tc>
+          <w:tcPr>
+            <w:tcW w:type="dxa" w:w="5112"/>
+          </w:tcPr>
+          <w:p>
+            <w:r>
+              <w:t>Main uppercase contract and local extension</w:t>
+            </w:r>
+          </w:p>
+        </w:tc>
+        <w:tc>
+          <w:tcPr>
+            <w:tcW w:type="dxa" w:w="5112"/>
+          </w:tcPr>
+          <w:p>
+            <w:r>
+              <w:t>Complete rule or fixture</w:t>
+            </w:r>
+          </w:p>
+        </w:tc>
+      </w:tr>
+      <w:tr>
+        <w:tc>
+          <w:tcPr>
+            <w:tcW w:type="dxa" w:w="5112"/>
+          </w:tcPr>
+          <w:p>
+            <w:r>
+              <w:t>Input type and shape</w:t>
+            </w:r>
+          </w:p>
+        </w:tc>
+        <w:tc>
+          <w:tcPr>
+            <w:tcW w:type="dxa" w:w="5112"/>
+          </w:tcPr>
+          <w:p>
+            <w:r>
+              <w:t>Exact Python str, whole input matching [A-Z][0-9]</w:t>
+            </w:r>
+          </w:p>
+        </w:tc>
+      </w:tr>
+      <w:tr>
+        <w:tc>
+          <w:tcPr>
+            <w:tcW w:type="dxa" w:w="5112"/>
+          </w:tcPr>
+          <w:p>
+            <w:r>
+              <w:t>Normalization</w:t>
+            </w:r>
+          </w:p>
+        </w:tc>
+        <w:tc>
+          <w:tcPr>
+            <w:tcW w:type="dxa" w:w="5112"/>
+          </w:tcPr>
+          <w:p>
+            <w:r>
+              <w:t>None: no trimming, case conversion or coercion</w:t>
+            </w:r>
+          </w:p>
+        </w:tc>
+      </w:tr>
+      <w:tr>
+        <w:tc>
+          <w:tcPr>
+            <w:tcW w:type="dxa" w:w="5112"/>
+          </w:tcPr>
+          <w:p>
+            <w:r>
+              <w:t>Trusted allowed IDs in the local extension</w:t>
+            </w:r>
+          </w:p>
+        </w:tc>
+        <w:tc>
+          <w:tcPr>
+            <w:tcW w:type="dxa" w:w="5112"/>
+          </w:tcPr>
+          <w:p>
+            <w:r>
+              <w:t>A1 and D4, supplied by the test harness</w:t>
+            </w:r>
+          </w:p>
+        </w:tc>
+      </w:tr>
+      <w:tr>
+        <w:tc>
+          <w:tcPr>
+            <w:tcW w:type="dxa" w:w="5112"/>
+          </w:tcPr>
+          <w:p>
+            <w:r>
+              <w:t>Local records</w:t>
+            </w:r>
+          </w:p>
+        </w:tc>
+        <w:tc>
+          <w:tcPr>
+            <w:tcW w:type="dxa" w:w="5112"/>
+          </w:tcPr>
+          <w:p>
+            <w:r>
+              <w:t>A1 has capacity 12/source ROOM-A1; B2 exists but is not in the allowed scope</w:t>
+            </w:r>
+          </w:p>
+        </w:tc>
+      </w:tr>
+      <w:tr>
+        <w:tc>
+          <w:tcPr>
+            <w:tcW w:type="dxa" w:w="5112"/>
+          </w:tcPr>
+          <w:p>
+            <w:r>
+              <w:t>Authorized but absent ID</w:t>
+            </w:r>
+          </w:p>
+        </w:tc>
+        <w:tc>
+          <w:tcPr>
+            <w:tcW w:type="dxa" w:w="5112"/>
+          </w:tcPr>
+          <w:p>
+            <w:r>
+              <w:t>D4 returns review after a permitted lookup</w:t>
+            </w:r>
+          </w:p>
+        </w:tc>
+      </w:tr>
+      <w:tr>
+        <w:tc>
+          <w:tcPr>
+            <w:tcW w:type="dxa" w:w="5112"/>
+          </w:tcPr>
+          <w:p>
+            <w:r>
+              <w:t>Response fields</w:t>
+            </w:r>
+          </w:p>
+        </w:tc>
+        <w:tc>
+          <w:tcPr>
+            <w:tcW w:type="dxa" w:w="5112"/>
+          </w:tcPr>
+          <w:p>
+            <w:r>
+              <w:t>Only status, room_id, capacity and source_id; record fields are checked</w:t>
+            </w:r>
+          </w:p>
+        </w:tc>
+      </w:tr>
+      <w:tr>
+        <w:tc>
+          <w:tcPr>
+            <w:tcW w:type="dxa" w:w="5112"/>
+          </w:tcPr>
+          <w:p>
+            <w:r>
+              <w:t>Instruction-shaped input</w:t>
+            </w:r>
+          </w:p>
+        </w:tc>
+        <w:tc>
+          <w:tcPr>
+            <w:tcW w:type="dxa" w:w="5112"/>
+          </w:tcPr>
+          <w:p>
+            <w:r>
+              <w:t>delete_all() fails shape; no input is evaluated as code</w:t>
+            </w:r>
+          </w:p>
+        </w:tc>
+      </w:tr>
+      <w:tr>
+        <w:tc>
+          <w:tcPr>
+            <w:tcW w:type="dxa" w:w="5112"/>
+          </w:tcPr>
+          <w:p>
+            <w:r>
+              <w:t>Observation</w:t>
+            </w:r>
+          </w:p>
+        </w:tc>
+        <w:tc>
+          <w:tcPr>
+            <w:tcW w:type="dxa" w:w="5112"/>
+          </w:tcPr>
+          <w:p>
+            <w:r>
+              <w:t>Lookup-call IDs and an unchanged source snapshot</w:t>
+            </w:r>
+          </w:p>
+        </w:tc>
+      </w:tr>
+      <w:tr>
+        <w:tc>
+          <w:tcPr>
+            <w:tcW w:type="dxa" w:w="5112"/>
+          </w:tcPr>
+          <w:p>
+            <w:r>
+              <w:t>Scope</w:t>
+            </w:r>
+          </w:p>
+        </w:tc>
+        <w:tc>
+          <w:tcPr>
+            <w:tcW w:type="dxa" w:w="5112"/>
+          </w:tcPr>
+          <w:p>
+            <w:r>
+              <w:t>Fictional records and trusted-scope fixtures, not real authentication or universal injection protection</w:t>
+            </w:r>
+          </w:p>
+        </w:tc>
+      </w:tr>
+    </w:tbl>
+    <w:p>
+      <w:pPr>
+        <w:pStyle w:val="Heading2"/>
+      </w:pPr>
+      <w:r>
+        <w:t>Four gate paths and checked reasoning</w:t>
+      </w:r>
+    </w:p>
+    <w:p>
+      <w:pPr>
         <w:pStyle w:val="Heading3"/>
       </w:pPr>
       <w:r>
-        <w:t>Explain Untrusted input boundaries · 2</w:t>
+        <w:t>Validate shape, then authorize, then look up data</w:t>
+      </w:r>
+    </w:p>
+    <w:tbl>
+      <w:tblPr>
+        <w:tblStyle w:val="LightShading-Accent1"/>
+        <w:tblW w:type="auto" w:w="0"/>
+        <w:tblLook w:firstColumn="1" w:firstRow="1" w:lastColumn="0" w:lastRow="0" w:noHBand="0" w:noVBand="1" w:val="04A0"/>
+      </w:tblPr>
+      <w:tblGrid>
+        <w:gridCol w:w="3408"/>
+        <w:gridCol w:w="3408"/>
+        <w:gridCol w:w="3408"/>
+      </w:tblGrid>
+      <w:tr>
+        <w:trPr>
+          <w:tblHeader/>
+        </w:trPr>
+        <w:tc>
+          <w:tcPr>
+            <w:tcW w:type="dxa" w:w="3408"/>
+          </w:tcPr>
+          <w:p>
+            <w:r>
+              <w:t>Supplied input</w:t>
+            </w:r>
+          </w:p>
+        </w:tc>
+        <w:tc>
+          <w:tcPr>
+            <w:tcW w:type="dxa" w:w="3408"/>
+          </w:tcPr>
+          <w:p>
+            <w:r>
+              <w:t>Checks and permitted lookup</w:t>
+            </w:r>
+          </w:p>
+        </w:tc>
+        <w:tc>
+          <w:tcPr>
+            <w:tcW w:type="dxa" w:w="3408"/>
+          </w:tcPr>
+          <w:p>
+            <w:r>
+              <w:t>Local result</w:t>
+            </w:r>
+          </w:p>
+        </w:tc>
+      </w:tr>
+      <w:tr>
+        <w:tc>
+          <w:tcPr>
+            <w:tcW w:type="dxa" w:w="3408"/>
+          </w:tcPr>
+          <w:p>
+            <w:r>
+              <w:t>A1</w:t>
+            </w:r>
+          </w:p>
+        </w:tc>
+        <w:tc>
+          <w:tcPr>
+            <w:tcW w:type="dxa" w:w="3408"/>
+          </w:tcPr>
+          <w:p>
+            <w:r>
+              <w:t>Whole shape passes; trusted scope allows; exact record exists</w:t>
+            </w:r>
+          </w:p>
+        </w:tc>
+        <w:tc>
+          <w:tcPr>
+            <w:tcW w:type="dxa" w:w="3408"/>
+          </w:tcPr>
+          <w:p>
+            <w:r>
+              <w:t>Answer capacity12 with source ROOM-A1</w:t>
+            </w:r>
+          </w:p>
+        </w:tc>
+      </w:tr>
+      <w:tr>
+        <w:tc>
+          <w:tcPr>
+            <w:tcW w:type="dxa" w:w="3408"/>
+          </w:tcPr>
+          <w:p>
+            <w:r>
+              <w:t>delete_all()</w:t>
+            </w:r>
+          </w:p>
+        </w:tc>
+        <w:tc>
+          <w:tcPr>
+            <w:tcW w:type="dxa" w:w="3408"/>
+          </w:tcPr>
+          <w:p>
+            <w:r>
+              <w:t>Whole shape fails before access or lookup</w:t>
+            </w:r>
+          </w:p>
+        </w:tc>
+        <w:tc>
+          <w:tcPr>
+            <w:tcW w:type="dxa" w:w="3408"/>
+          </w:tcPr>
+          <w:p>
+            <w:r>
+              <w:t>invalid_input; no instruction executes</w:t>
+            </w:r>
+          </w:p>
+        </w:tc>
+      </w:tr>
+      <w:tr>
+        <w:tc>
+          <w:tcPr>
+            <w:tcW w:type="dxa" w:w="3408"/>
+          </w:tcPr>
+          <w:p>
+            <w:r>
+              <w:t>B2</w:t>
+            </w:r>
+          </w:p>
+        </w:tc>
+        <w:tc>
+          <w:tcPr>
+            <w:tcW w:type="dxa" w:w="3408"/>
+          </w:tcPr>
+          <w:p>
+            <w:r>
+              <w:t>Shape passes, trusted access excludes it</w:t>
+            </w:r>
+          </w:p>
+        </w:tc>
+        <w:tc>
+          <w:tcPr>
+            <w:tcW w:type="dxa" w:w="3408"/>
+          </w:tcPr>
+          <w:p>
+            <w:r>
+              <w:t>denied; no record lookup</w:t>
+            </w:r>
+          </w:p>
+        </w:tc>
+      </w:tr>
+      <w:tr>
+        <w:tc>
+          <w:tcPr>
+            <w:tcW w:type="dxa" w:w="3408"/>
+          </w:tcPr>
+          <w:p>
+            <w:r>
+              <w:t>D4</w:t>
+            </w:r>
+          </w:p>
+        </w:tc>
+        <w:tc>
+          <w:tcPr>
+            <w:tcW w:type="dxa" w:w="3408"/>
+          </w:tcPr>
+          <w:p>
+            <w:r>
+              <w:t>Shape passes and access allows, but record absent</w:t>
+            </w:r>
+          </w:p>
+        </w:tc>
+        <w:tc>
+          <w:tcPr>
+            <w:tcW w:type="dxa" w:w="3408"/>
+          </w:tcPr>
+          <w:p>
+            <w:r>
+              <w:t>review; do not invent a capacity</w:t>
+            </w:r>
+          </w:p>
+        </w:tc>
+      </w:tr>
+    </w:tbl>
+    <w:p>
+      <w:r>
+        <w:t>The original worked case classifies A1 and instruction-shaped text. This explicitly supplied local extension additionally tests authority, existence and response fields.</w:t>
+      </w:r>
+    </w:p>
+    <w:p>
+      <w:pPr>
+        <w:spacing w:line="336" w:lineRule="auto" w:after="180"/>
+      </w:pPr>
+      <w:r>
+        <w:rPr>
+          <w:b w:val="0"/>
+        </w:rPr>
+        <w:t>Require exact ASCII full-match and no normalization for the main uppercase contract. A1 passes shape and the explicitly added local fixture supplies permission/data; the original format result alone was not a measured record lookup. delete_all() remains data and fails shape, B2 is denied before lookup, and authorized-but-absent D4 reviews. The picture uses lowercase rather than uppercase.</w:t>
+      </w:r>
+    </w:p>
+    <w:p>
+      <w:pPr>
+        <w:spacing w:line="336" w:lineRule="auto" w:after="180"/>
+      </w:pPr>
+      <w:r>
+        <w:rPr>
+          <w:b w:val="0"/>
+        </w:rPr>
+        <w:t>The selected current C0 task is different from retained older B2 practice: classify only its stated values and explain the separate authority gate. Keep diagnostic records within privacy policy; local code success is not a universal injection-defense claim.</w:t>
+      </w:r>
+    </w:p>
+    <w:p>
+      <w:pPr>
+        <w:pStyle w:val="Heading3"/>
+      </w:pPr>
+      <w:r>
+        <w:t>Untrusted input boundaries — evidence trace</w:t>
+      </w:r>
+    </w:p>
+    <w:tbl>
+      <w:tblPr>
+        <w:tblStyle w:val="LightShading-Accent1"/>
+        <w:tblW w:type="auto" w:w="0"/>
+        <w:tblLook w:firstColumn="1" w:firstRow="1" w:lastColumn="0" w:lastRow="0" w:noHBand="0" w:noVBand="1" w:val="04A0"/>
+      </w:tblPr>
+      <w:tblGrid>
+        <w:gridCol w:w="3408"/>
+        <w:gridCol w:w="3408"/>
+        <w:gridCol w:w="3408"/>
+      </w:tblGrid>
+      <w:tr>
+        <w:trPr>
+          <w:tblHeader/>
+        </w:trPr>
+        <w:tc>
+          <w:tcPr>
+            <w:tcW w:type="dxa" w:w="3408"/>
+          </w:tcPr>
+          <w:p>
+            <w:r>
+              <w:t>Input and scope</w:t>
+            </w:r>
+          </w:p>
+        </w:tc>
+        <w:tc>
+          <w:tcPr>
+            <w:tcW w:type="dxa" w:w="3408"/>
+          </w:tcPr>
+          <w:p>
+            <w:r>
+              <w:t>Check or calculation</w:t>
+            </w:r>
+          </w:p>
+        </w:tc>
+        <w:tc>
+          <w:tcPr>
+            <w:tcW w:type="dxa" w:w="3408"/>
+          </w:tcPr>
+          <w:p>
+            <w:r>
+              <w:t>Conclusion and limit</w:t>
+            </w:r>
+          </w:p>
+        </w:tc>
+      </w:tr>
+      <w:tr>
+        <w:tc>
+          <w:tcPr>
+            <w:tcW w:type="dxa" w:w="3408"/>
+          </w:tcPr>
+          <w:p>
+            <w:r>
+              <w:t>Inputs A1 and delete_all() are supplied to room lookup.</w:t>
+            </w:r>
+          </w:p>
+        </w:tc>
+        <w:tc>
+          <w:tcPr>
+            <w:tcW w:type="dxa" w:w="3408"/>
+          </w:tcPr>
+          <w:p>
+            <w:r>
+              <w:t>For the toy lookup accept room IDs matching one ASCII uppercase letter plus one ASCII digit, with no trimming. Perform exact dictionary lookup; never evaluate user strings as code. Reject invalid length or characters.</w:t>
+            </w:r>
+          </w:p>
+        </w:tc>
+        <w:tc>
+          <w:tcPr>
+            <w:tcW w:type="dxa" w:w="3408"/>
+          </w:tcPr>
+          <w:p>
+            <w:r>
+              <w:t>A1 passes the format; delete_all() fails. Neither is executed as code, including any instruction-shaped string.</w:t>
+            </w:r>
+          </w:p>
+        </w:tc>
+      </w:tr>
+    </w:tbl>
+    <w:p>
+      <w:r>
+        <w:t>The figure connects this chapter's worked input, declared procedure and result. Read the complete worked reasoning for qualifiers and intermediate steps; the abbreviated labels do not replace that reasoning.</w:t>
+      </w:r>
+    </w:p>
+    <w:p>
+      <w:pPr>
+        <w:spacing w:line="336" w:lineRule="auto" w:after="180"/>
+      </w:pPr>
+      <w:r>
+        <w:rPr>
+          <w:b w:val="0"/>
+        </w:rPr>
+        <w:t>Guided: A1 passes the format; delete_all() fails. Neither is executed as code, including any instruction-shaped string. Qualification: A format check does not grant resource access; authorisation follows separately.</w:t>
+      </w:r>
+    </w:p>
+    <w:p>
+      <w:pPr>
+        <w:spacing w:line="336" w:lineRule="auto" w:after="180"/>
+      </w:pPr>
+      <w:r>
+        <w:rPr>
+          <w:b w:val="0"/>
+        </w:rPr>
+        <w:t xml:space="preserve">Exit: accept a concrete variation with its predicted outcome and a stated condition that would challenge the </w:t>
+      </w:r>
+      <w:r>
+        <w:rPr>
+          <w:b/>
+        </w:rPr>
+        <w:t>mechanism</w:t>
+      </w:r>
+      <w:r>
+        <w:rPr>
+          <w:b w:val="0"/>
+        </w:rPr>
+        <w:t xml:space="preserve">; reject a claim resting on unmeasured </w:t>
+      </w:r>
+      <w:r>
+        <w:rPr>
+          <w:b/>
+        </w:rPr>
+        <w:t>evidence</w:t>
+      </w:r>
+      <w:r>
+        <w:rPr>
+          <w:b w:val="0"/>
+        </w:rPr>
+        <w:t>.</w:t>
+      </w:r>
+    </w:p>
+    <w:p>
+      <w:pPr>
+        <w:spacing w:line="336" w:lineRule="auto" w:after="180"/>
+      </w:pPr>
+      <w:r>
+        <w:rPr>
+          <w:b/>
+        </w:rPr>
+        <w:t>Input</w:t>
+      </w:r>
+      <w:r>
+        <w:rPr>
+          <w:b w:val="0"/>
+        </w:rPr>
+        <w:t>s A1 and delete_all() are supplied to room lookup.</w:t>
+      </w:r>
+    </w:p>
+    <w:p>
+      <w:pPr>
+        <w:spacing w:line="336" w:lineRule="auto" w:after="180"/>
+      </w:pPr>
+      <w:r>
+        <w:rPr>
+          <w:b w:val="0"/>
+        </w:rPr>
+        <w:t>A1 passes the format; delete_all() fails. Neither is executed as code, including any instruction-shaped string.</w:t>
+      </w:r>
+    </w:p>
+    <w:p>
+      <w:pPr>
+        <w:spacing w:line="336" w:lineRule="auto" w:after="180"/>
+      </w:pPr>
+      <w:r>
+        <w:rPr>
+          <w:b w:val="0"/>
+        </w:rPr>
+        <w:t xml:space="preserve">Compare the intermediate </w:t>
+      </w:r>
+      <w:r>
+        <w:rPr>
+          <w:b/>
+        </w:rPr>
+        <w:t>evidence</w:t>
+      </w:r>
+      <w:r>
+        <w:rPr>
+          <w:b w:val="0"/>
+        </w:rPr>
+        <w:t xml:space="preserve"> with the final statement. Explain why each number or decision follows from the stated </w:t>
+      </w:r>
+      <w:r>
+        <w:rPr>
+          <w:b/>
+        </w:rPr>
+        <w:t>input</w:t>
+      </w:r>
+      <w:r>
+        <w:rPr>
+          <w:b w:val="0"/>
+        </w:rPr>
+        <w:t xml:space="preserve">s. The conclusion belongs to this scenario and procedure; changing the </w:t>
+      </w:r>
+      <w:r>
+        <w:rPr>
+          <w:b/>
+        </w:rPr>
+        <w:t>input</w:t>
+      </w:r>
+      <w:r>
+        <w:rPr>
+          <w:b w:val="0"/>
+        </w:rPr>
+        <w:t>s, evaluation population or authority can change what it establishes. Retain a policy-compliant diagnostic record of the outcome so a later revision can be compared honestly.</w:t>
+      </w:r>
+    </w:p>
+    <w:p>
+      <w:pPr>
+        <w:pStyle w:val="Heading2"/>
+      </w:pPr>
+      <w:r>
+        <w:t>Whole-input, type, Unicode and access probes</w:t>
+      </w:r>
+    </w:p>
+    <w:tbl>
+      <w:tblPr>
+        <w:tblStyle w:val="LightShading-Accent1"/>
+        <w:tblW w:type="auto" w:w="0"/>
+        <w:tblLook w:firstColumn="1" w:firstRow="1" w:lastColumn="0" w:lastRow="0" w:noHBand="0" w:noVBand="1" w:val="04A0"/>
+      </w:tblPr>
+      <w:tblGrid>
+        <w:gridCol w:w="5112"/>
+        <w:gridCol w:w="5112"/>
+      </w:tblGrid>
+      <w:tr>
+        <w:trPr>
+          <w:tblHeader/>
+        </w:trPr>
+        <w:tc>
+          <w:tcPr>
+            <w:tcW w:type="dxa" w:w="5112"/>
+          </w:tcPr>
+          <w:p>
+            <w:r>
+              <w:t>Input or boundary probe</w:t>
+            </w:r>
+          </w:p>
+        </w:tc>
+        <w:tc>
+          <w:tcPr>
+            <w:tcW w:type="dxa" w:w="5112"/>
+          </w:tcPr>
+          <w:p>
+            <w:r>
+              <w:t>Expected interpretation</w:t>
+            </w:r>
+          </w:p>
+        </w:tc>
+      </w:tr>
+      <w:tr>
+        <w:tc>
+          <w:tcPr>
+            <w:tcW w:type="dxa" w:w="5112"/>
+          </w:tcPr>
+          <w:p>
+            <w:r>
+              <w:t>A1 under the main contract</w:t>
+            </w:r>
+          </w:p>
+        </w:tc>
+        <w:tc>
+          <w:tcPr>
+            <w:tcW w:type="dxa" w:w="5112"/>
+          </w:tcPr>
+          <w:p>
+            <w:r>
+              <w:t>Shape passes; only separate trusted scope and record evidence permit the example answer</w:t>
+            </w:r>
+          </w:p>
+        </w:tc>
+      </w:tr>
+      <w:tr>
+        <w:tc>
+          <w:tcPr>
+            <w:tcW w:type="dxa" w:w="5112"/>
+          </w:tcPr>
+          <w:p>
+            <w:r>
+              <w:t>a1, A11 or A1 with trailing space/newline</w:t>
+            </w:r>
+          </w:p>
+        </w:tc>
+        <w:tc>
+          <w:tcPr>
+            <w:tcW w:type="dxa" w:w="5112"/>
+          </w:tcPr>
+          <w:p>
+            <w:r>
+              <w:t>Main whole-input shape fails; do not trim or change case</w:t>
+            </w:r>
+          </w:p>
+        </w:tc>
+      </w:tr>
+      <w:tr>
+        <w:tc>
+          <w:tcPr>
+            <w:tcW w:type="dxa" w:w="5112"/>
+          </w:tcPr>
+          <w:p>
+            <w:r>
+              <w:t>Fullwidth characters or a non-ASCII digit</w:t>
+            </w:r>
+          </w:p>
+        </w:tc>
+        <w:tc>
+          <w:tcPr>
+            <w:tcW w:type="dxa" w:w="5112"/>
+          </w:tcPr>
+          <w:p>
+            <w:r>
+              <w:t>Do not match the declared ASCII ranges</w:t>
+            </w:r>
+          </w:p>
+        </w:tc>
+      </w:tr>
+      <w:tr>
+        <w:tc>
+          <w:tcPr>
+            <w:tcW w:type="dxa" w:w="5112"/>
+          </w:tcPr>
+          <w:p>
+            <w:r>
+              <w:t>None or another non-string type</w:t>
+            </w:r>
+          </w:p>
+        </w:tc>
+        <w:tc>
+          <w:tcPr>
+            <w:tcW w:type="dxa" w:w="5112"/>
+          </w:tcPr>
+          <w:p>
+            <w:r>
+              <w:t>Fail before regex matching; no implicit conversion</w:t>
+            </w:r>
+          </w:p>
+        </w:tc>
+      </w:tr>
+      <w:tr>
+        <w:tc>
+          <w:tcPr>
+            <w:tcW w:type="dxa" w:w="5112"/>
+          </w:tcPr>
+          <w:p>
+            <w:r>
+              <w:t>delete_all()</w:t>
+            </w:r>
+          </w:p>
+        </w:tc>
+        <w:tc>
+          <w:tcPr>
+            <w:tcW w:type="dxa" w:w="5112"/>
+          </w:tcPr>
+          <w:p>
+            <w:r>
+              <w:t>Instruction-shaped data fails the format and is never executed</w:t>
+            </w:r>
+          </w:p>
+        </w:tc>
+      </w:tr>
+      <w:tr>
+        <w:tc>
+          <w:tcPr>
+            <w:tcW w:type="dxa" w:w="5112"/>
+          </w:tcPr>
+          <w:p>
+            <w:r>
+              <w:t>Valid B2 outside trusted scope</w:t>
+            </w:r>
+          </w:p>
+        </w:tc>
+        <w:tc>
+          <w:tcPr>
+            <w:tcW w:type="dxa" w:w="5112"/>
+          </w:tcPr>
+          <w:p>
+            <w:r>
+              <w:t>Deny before lookup, even if a fixture record exists</w:t>
+            </w:r>
+          </w:p>
+        </w:tc>
+      </w:tr>
+      <w:tr>
+        <w:tc>
+          <w:tcPr>
+            <w:tcW w:type="dxa" w:w="5112"/>
+          </w:tcPr>
+          <w:p>
+            <w:r>
+              <w:t>Valid authorized D4 with no record</w:t>
+            </w:r>
+          </w:p>
+        </w:tc>
+        <w:tc>
+          <w:tcPr>
+            <w:tcW w:type="dxa" w:w="5112"/>
+          </w:tcPr>
+          <w:p>
+            <w:r>
+              <w:t>Review after lookup, without inventing content</w:t>
+            </w:r>
+          </w:p>
+        </w:tc>
+      </w:tr>
+      <w:tr>
+        <w:tc>
+          <w:tcPr>
+            <w:tcW w:type="dxa" w:w="5112"/>
+          </w:tcPr>
+          <w:p>
+            <w:r>
+              <w:t>Lowercase-picture z0</w:t>
+            </w:r>
+          </w:p>
+        </w:tc>
+        <w:tc>
+          <w:tcPr>
+            <w:tcW w:type="dxa" w:w="5112"/>
+          </w:tcPr>
+          <w:p>
+            <w:r>
+              <w:t>Shape only; authority remains a separate question</w:t>
+            </w:r>
+          </w:p>
+        </w:tc>
+      </w:tr>
+      <w:tr>
+        <w:tc>
+          <w:tcPr>
+            <w:tcW w:type="dxa" w:w="5112"/>
+          </w:tcPr>
+          <w:p>
+            <w:r>
+              <w:t>All these local probes pass</w:t>
+            </w:r>
+          </w:p>
+        </w:tc>
+        <w:tc>
+          <w:tcPr>
+            <w:tcW w:type="dxa" w:w="5112"/>
+          </w:tcPr>
+          <w:p>
+            <w:r>
+              <w:t>No proof that every query, shell, model or deployed input boundary is protected</w:t>
+            </w:r>
+          </w:p>
+        </w:tc>
+      </w:tr>
+    </w:tbl>
+    <w:p>
+      <w:pPr>
+        <w:pStyle w:val="Heading2"/>
+      </w:pPr>
+      <w:r>
+        <w:t>Separate pictured lowercase inputs and scope</w:t>
+      </w:r>
+    </w:p>
+    <w:p>
+      <w:pPr>
+        <w:spacing w:line="336" w:lineRule="auto" w:after="180"/>
+      </w:pPr>
+      <w:r>
+        <w:rPr>
+          <w:b w:val="0"/>
+        </w:rPr>
+        <w:t>Check shape before permission. A toy tool accepts exactly one ASCII lowercase letter followed by one ASCII digit, with no trimming.</w:t>
+      </w:r>
+    </w:p>
+    <w:p>
+      <w:pPr>
+        <w:spacing w:line="336" w:lineRule="auto" w:after="180"/>
+      </w:pPr>
+      <w:r>
+        <w:rPr>
+          <w:b/>
+        </w:rPr>
+        <w:t>Input</w:t>
+      </w:r>
+      <w:r>
+        <w:rPr>
+          <w:b w:val="0"/>
+        </w:rPr>
+        <w:t>s h3, H3, h30 and "h3 ". Shape acceptance never grants access by itself.</w:t>
+      </w:r>
+    </w:p>
+    <w:p>
+      <w:pPr>
+        <w:spacing w:line="336" w:lineRule="auto" w:after="180"/>
+      </w:pPr>
+      <w:r>
+        <w:rPr>
+          <w:b w:val="0"/>
+        </w:rPr>
+        <w:t>The main contract is uppercase [A-Z][0-9]. The picture is a separate lowercase [a-z][0-9] contract, also with no trimming. Under that pictured contract h3 passes; H3 has the wrong case; h30 has an extra character; "h3 " has a trailing space. The changed z0 passes shape but still needs trusted authorization.</w:t>
+      </w:r>
+    </w:p>
+    <w:p>
+      <w:pPr>
+        <w:spacing w:line="336" w:lineRule="auto" w:after="180"/>
+      </w:pPr>
+      <w:r>
+        <w:rPr>
+          <w:b w:val="0"/>
+        </w:rPr>
+        <w:t>Do not apply the main uppercase rule to the picture or treat either shape result as permission to read a record.</w:t>
+      </w:r>
+    </w:p>
+    <w:p>
+      <w:pPr>
+        <w:pStyle w:val="Heading2"/>
+      </w:pPr>
+      <w:r>
+        <w:t>Picture trace and valid-z0/no-permission key</w:t>
+      </w:r>
+    </w:p>
+    <w:p>
+      <w:r>
+        <w:drawing>
+          <wp:inline xmlns:a="http://schemas.openxmlformats.org/drawingml/2006/main" xmlns:pic="http://schemas.openxmlformats.org/drawingml/2006/picture">
+            <wp:extent cx="5486400" cy="3182112"/>
+            <wp:docPr id="1" name="Picture 1" descr="Validate h3: Two characters with the required case and digit pass. → Reject wrong shapes: H3 has wrong case; h30 and the trailing-space input have wrong length. → Check authority next: An accepted identifier still needs trusted authorisation."/>
+            <wp:cNvGraphicFramePr>
+              <a:graphicFrameLocks noChangeAspect="1"/>
+            </wp:cNvGraphicFramePr>
+            <a:graphic>
+              <a:graphicData uri="http://schemas.openxmlformats.org/drawingml/2006/picture">
+                <pic:pic>
+                  <pic:nvPicPr>
+                    <pic:cNvPr id="0" name="academy-story-ai-6-18-02.png"/>
+                    <pic:cNvPicPr/>
+                  </pic:nvPicPr>
+                  <pic:blipFill>
+                    <a:blip r:embed="rId9"/>
+                    <a:stretch>
+                      <a:fillRect/>
+                    </a:stretch>
+                  </pic:blipFill>
+                  <pic:spPr>
+                    <a:xfrm>
+                      <a:off x="0" y="0"/>
+                      <a:ext cx="5486400" cy="3182112"/>
+                    </a:xfrm>
+                    <a:prstGeom prst="rect"/>
+                  </pic:spPr>
+                </pic:pic>
+              </a:graphicData>
+            </a:graphic>
+          </wp:inline>
+        </w:drawing>
+      </w:r>
+    </w:p>
+    <w:p>
+      <w:pPr>
+        <w:pStyle w:val="Heading3"/>
+      </w:pPr>
+      <w:r>
+        <w:t>Read the picture one step at a time</w:t>
+      </w:r>
+    </w:p>
+    <w:tbl>
+      <w:tblPr>
+        <w:tblStyle w:val="LightShading-Accent1"/>
+        <w:tblW w:type="auto" w:w="0"/>
+        <w:tblLook w:firstColumn="1" w:firstRow="1" w:lastColumn="0" w:lastRow="0" w:noHBand="0" w:noVBand="1" w:val="04A0"/>
+      </w:tblPr>
+      <w:tblGrid>
+        <w:gridCol w:w="5112"/>
+        <w:gridCol w:w="5112"/>
+      </w:tblGrid>
+      <w:tr>
+        <w:trPr>
+          <w:tblHeader/>
+        </w:trPr>
+        <w:tc>
+          <w:tcPr>
+            <w:tcW w:type="dxa" w:w="5112"/>
+          </w:tcPr>
+          <w:p>
+            <w:r>
+              <w:t>Step</w:t>
+            </w:r>
+          </w:p>
+        </w:tc>
+        <w:tc>
+          <w:tcPr>
+            <w:tcW w:type="dxa" w:w="5112"/>
+          </w:tcPr>
+          <w:p>
+            <w:r>
+              <w:t>What happens and why</w:t>
+            </w:r>
+          </w:p>
+        </w:tc>
+      </w:tr>
+      <w:tr>
+        <w:tc>
+          <w:tcPr>
+            <w:tcW w:type="dxa" w:w="5112"/>
+          </w:tcPr>
+          <w:p>
+            <w:r>
+              <w:t>1. Validate h3</w:t>
+            </w:r>
+          </w:p>
+        </w:tc>
+        <w:tc>
+          <w:tcPr>
+            <w:tcW w:type="dxa" w:w="5112"/>
+          </w:tcPr>
+          <w:p>
+            <w:r>
+              <w:t>Two characters with the required case and digit pass.</w:t>
+            </w:r>
+          </w:p>
+        </w:tc>
+      </w:tr>
+      <w:tr>
+        <w:tc>
+          <w:tcPr>
+            <w:tcW w:type="dxa" w:w="5112"/>
+          </w:tcPr>
+          <w:p>
+            <w:r>
+              <w:t>2. Reject wrong shapes</w:t>
+            </w:r>
+          </w:p>
+        </w:tc>
+        <w:tc>
+          <w:tcPr>
+            <w:tcW w:type="dxa" w:w="5112"/>
+          </w:tcPr>
+          <w:p>
+            <w:r>
+              <w:t>H3 has wrong case; h30 and the trailing-space input have wrong length.</w:t>
+            </w:r>
+          </w:p>
+        </w:tc>
+      </w:tr>
+      <w:tr>
+        <w:tc>
+          <w:tcPr>
+            <w:tcW w:type="dxa" w:w="5112"/>
+          </w:tcPr>
+          <w:p>
+            <w:r>
+              <w:t>3. Check authority next</w:t>
+            </w:r>
+          </w:p>
+        </w:tc>
+        <w:tc>
+          <w:tcPr>
+            <w:tcW w:type="dxa" w:w="5112"/>
+          </w:tcPr>
+          <w:p>
+            <w:r>
+              <w:t>An accepted identifier still needs trusted authorisation.</w:t>
+            </w:r>
+          </w:p>
+        </w:tc>
+      </w:tr>
+    </w:tbl>
+    <w:p>
+      <w:r>
+        <w:t>Match each pictured step to the supplied facts. This is a worked teaching case, not an independent assessment.</w:t>
+      </w:r>
+    </w:p>
+    <w:p>
+      <w:pPr>
+        <w:spacing w:line="336" w:lineRule="auto" w:after="180"/>
+      </w:pPr>
+      <w:r>
+        <w:rPr>
+          <w:b/>
+        </w:rPr>
+        <w:t>Input</w:t>
+      </w:r>
+      <w:r>
+        <w:rPr>
+          <w:b w:val="0"/>
+        </w:rPr>
+        <w:t xml:space="preserve"> shape and permission answer different questions. Silently normalising these </w:t>
+      </w:r>
+      <w:r>
+        <w:rPr>
+          <w:b/>
+        </w:rPr>
+        <w:t>input</w:t>
+      </w:r>
+      <w:r>
+        <w:rPr>
+          <w:b w:val="0"/>
+        </w:rPr>
+        <w:t>s would change the stated contract.</w:t>
+      </w:r>
+    </w:p>
+    <w:p>
+      <w:pPr>
+        <w:spacing w:line="336" w:lineRule="auto" w:after="180"/>
+      </w:pPr>
+      <w:r>
+        <w:rPr>
+          <w:b w:val="0"/>
+        </w:rPr>
+        <w:t xml:space="preserve">Some systems normalise </w:t>
+      </w:r>
+      <w:r>
+        <w:rPr>
+          <w:b/>
+        </w:rPr>
+        <w:t>input</w:t>
+      </w:r>
+      <w:r>
+        <w:rPr>
+          <w:b w:val="0"/>
+        </w:rPr>
+        <w:t>s explicitly; this fictional contract deliberately does not.</w:t>
+      </w:r>
+    </w:p>
+    <w:p>
+      <w:pPr>
+        <w:spacing w:line="336" w:lineRule="auto" w:after="180"/>
+      </w:pPr>
+      <w:r>
+        <w:rPr>
+          <w:b w:val="0"/>
+        </w:rPr>
+        <w:t>Change: Replace h3 with z0.</w:t>
+      </w:r>
+    </w:p>
+    <w:p>
+      <w:pPr>
+        <w:spacing w:line="336" w:lineRule="auto" w:after="180"/>
+      </w:pPr>
+      <w:r>
+        <w:rPr>
+          <w:b/>
+        </w:rPr>
+        <w:t>Prediction</w:t>
+      </w:r>
+      <w:r>
+        <w:rPr>
+          <w:b w:val="0"/>
+        </w:rPr>
+        <w:t>: The shape passes; resource access is still undecided.</w:t>
+      </w:r>
+    </w:p>
+    <w:p>
+      <w:pPr>
+        <w:spacing w:line="336" w:lineRule="auto" w:after="180"/>
+      </w:pPr>
+      <w:r>
+        <w:rPr>
+          <w:b w:val="0"/>
+        </w:rPr>
+        <w:t xml:space="preserve">Reason: Structure contains no </w:t>
+      </w:r>
+      <w:r>
+        <w:rPr>
+          <w:b/>
+        </w:rPr>
+        <w:t>evidence</w:t>
+      </w:r>
+      <w:r>
+        <w:rPr>
+          <w:b w:val="0"/>
+        </w:rPr>
+        <w:t xml:space="preserve"> of ownership or user permission.</w:t>
+      </w:r>
+    </w:p>
+    <w:p>
+      <w:pPr>
+        <w:pStyle w:val="Heading2"/>
+      </w:pPr>
+      <w:r>
+        <w:t>Reference: original format-only helper · reference / check after trying</w:t>
+      </w:r>
+    </w:p>
+    <w:p>
+      <w:pPr>
+        <w:spacing w:line="336" w:lineRule="auto" w:after="180"/>
+      </w:pPr>
+      <w:r>
+        <w:rPr>
+          <w:b w:val="0"/>
+        </w:rPr>
+        <w:t xml:space="preserve">Optional local lab: predict the printed result before running this standalone Python 3 example. Change one relevant boundary </w:t>
+      </w:r>
+      <w:r>
+        <w:rPr>
+          <w:b/>
+        </w:rPr>
+        <w:t>input</w:t>
+      </w:r>
+      <w:r>
+        <w:rPr>
+          <w:b w:val="0"/>
+        </w:rPr>
+        <w:t>, record the outcome and state the contract or statistical assumptions.</w:t>
+      </w:r>
+    </w:p>
+    <w:p>
+      <w:pPr>
+        <w:spacing w:line="336" w:lineRule="auto" w:after="180"/>
+      </w:pPr>
+      <w:r>
+        <w:rPr>
+          <w:b w:val="0"/>
+        </w:rPr>
+        <w:t>The program uses fictional values and the Python standard library; it performs no external operations.</w:t>
+      </w:r>
+    </w:p>
+    <w:p>
+      <w:r>
+        <w:rPr>
+          <w:rFonts w:ascii="Courier New" w:hAnsi="Courier New"/>
+          <w:sz w:val="18"/>
+        </w:rPr>
+        <w:t>import re</w:t>
+        <w:br/>
+        <w:br/>
+        <w:t>def validate_identifier(value):</w:t>
+        <w:br/>
+        <w:t xml:space="preserve">    return type(value) is str and re.fullmatch('[A-Z][0-9]', value) is not None</w:t>
+        <w:br/>
+        <w:br/>
+        <w:t>print(validate_identifier("B2"))</w:t>
+      </w:r>
+    </w:p>
+    <w:p>
+      <w:pPr>
+        <w:pStyle w:val="Heading2"/>
+      </w:pPr>
+      <w:r>
+        <w:t>Earlier wording, alternatives and picture transcripts · reference / check after trying</w:t>
+      </w:r>
+    </w:p>
+    <w:p>
+      <w:pPr>
+        <w:spacing w:line="336" w:lineRule="auto" w:after="180"/>
+      </w:pPr>
+      <w:r>
+        <w:rPr>
+          <w:b w:val="0"/>
+        </w:rPr>
+        <w:t>Begin by writing the question the procedure is intended to answer. Identify the information already supplied, the information it will produce and the information still missing.</w:t>
+      </w:r>
+    </w:p>
+    <w:p>
+      <w:pPr>
+        <w:spacing w:line="336" w:lineRule="auto" w:after="180"/>
+      </w:pPr>
+      <w:r>
+        <w:rPr>
+          <w:b w:val="0"/>
+        </w:rPr>
+        <w:t>These are constructed classroom examples; they do not require live accounts, private records or an external service. Do not treat a plausible explanation as a measured outcome.</w:t>
       </w:r>
     </w:p>
     <w:p>
@@ -1001,99 +2323,30 @@
         <w:pStyle w:val="Heading3"/>
       </w:pPr>
       <w:r>
-        <w:t>Untrusted input boundaries — evidence trace</w:t>
-      </w:r>
-    </w:p>
-    <w:tbl>
-      <w:tblPr>
-        <w:tblStyle w:val="LightShading-Accent1"/>
-        <w:tblW w:type="auto" w:w="0"/>
-        <w:tblLook w:firstColumn="1" w:firstRow="1" w:lastColumn="0" w:lastRow="0" w:noHBand="0" w:noVBand="1" w:val="04A0"/>
-      </w:tblPr>
-      <w:tblGrid>
-        <w:gridCol w:w="3408"/>
-        <w:gridCol w:w="3408"/>
-        <w:gridCol w:w="3408"/>
-      </w:tblGrid>
-      <w:tr>
-        <w:trPr>
-          <w:tblHeader/>
-        </w:trPr>
-        <w:tc>
-          <w:tcPr>
-            <w:tcW w:type="dxa" w:w="3408"/>
-          </w:tcPr>
-          <w:p>
-            <w:r>
-              <w:t>Input and scope</w:t>
-            </w:r>
-          </w:p>
-        </w:tc>
-        <w:tc>
-          <w:tcPr>
-            <w:tcW w:type="dxa" w:w="3408"/>
-          </w:tcPr>
-          <w:p>
-            <w:r>
-              <w:t>Check or calculation</w:t>
-            </w:r>
-          </w:p>
-        </w:tc>
-        <w:tc>
-          <w:tcPr>
-            <w:tcW w:type="dxa" w:w="3408"/>
-          </w:tcPr>
-          <w:p>
-            <w:r>
-              <w:t>Conclusion and limit</w:t>
-            </w:r>
-          </w:p>
-        </w:tc>
-      </w:tr>
-      <w:tr>
-        <w:tc>
-          <w:tcPr>
-            <w:tcW w:type="dxa" w:w="3408"/>
-          </w:tcPr>
-          <w:p>
-            <w:r>
-              <w:t>Inputs A1 and delete_all() are supplied to room lookup.</w:t>
-            </w:r>
-          </w:p>
-        </w:tc>
-        <w:tc>
-          <w:tcPr>
-            <w:tcW w:type="dxa" w:w="3408"/>
-          </w:tcPr>
-          <w:p>
-            <w:r>
-              <w:t>For the toy lookup accept room IDs matching one uppercase letter plus one digit. Perform exact dictionary lookup; never evaluate user strings as code. Reject invalid length or characters.</w:t>
-            </w:r>
-          </w:p>
-        </w:tc>
-        <w:tc>
-          <w:tcPr>
-            <w:tcW w:type="dxa" w:w="3408"/>
-          </w:tcPr>
-          <w:p>
-            <w:r>
-              <w:t>A1 passes the format; delete_all() fails. Neither is executed as code, including any instruction-shaped string.</w:t>
-            </w:r>
-          </w:p>
-        </w:tc>
-      </w:tr>
-    </w:tbl>
-    <w:p>
-      <w:r>
-        <w:t>The figure connects this chapter's worked input, declared procedure and result. Read the complete worked reasoning for qualifiers and intermediate steps; the abbreviated labels do not replace that reasoning.</w:t>
+        <w:t>Model the reasoning aloud</w:t>
       </w:r>
     </w:p>
     <w:p>
       <w:pPr>
-        <w:pStyle w:val="Heading3"/>
-      </w:pPr>
-      <w:r>
-        <w:t>Explain Untrusted input boundaries · 3</w:t>
+        <w:spacing w:line="336" w:lineRule="auto" w:after="180"/>
+      </w:pPr>
+      <w:r>
+        <w:rPr>
+          <w:b w:val="0"/>
+        </w:rPr>
+        <w:t xml:space="preserve">Use the complete worked example below before asking learners to complete W2. Reveal a small part, invite a </w:t>
+      </w:r>
+      <w:r>
+        <w:rPr>
+          <w:b/>
+        </w:rPr>
+        <w:t>prediction</w:t>
+      </w:r>
+      <w:r>
+        <w:rPr>
+          <w:b w:val="0"/>
+        </w:rPr>
+        <w:t>, then explain the deciding step.</w:t>
       </w:r>
     </w:p>
     <w:p>
@@ -1104,237 +2357,7 @@
         <w:rPr>
           <w:b w:val="0"/>
         </w:rPr>
-        <w:t>Guided: A1 passes the format; delete_all() fails. Neither is executed as code, including any instruction-shaped string. Qualification: A format check does not grant resource access; authorisation follows separately.</w:t>
-      </w:r>
-    </w:p>
-    <w:p>
-      <w:pPr>
-        <w:spacing w:line="336" w:lineRule="auto" w:after="180"/>
-      </w:pPr>
-      <w:r>
-        <w:rPr>
-          <w:b w:val="0"/>
-        </w:rPr>
-        <w:t xml:space="preserve">Exit: accept a concrete variation with its predicted outcome and a stated condition that would challenge the </w:t>
-      </w:r>
-      <w:r>
-        <w:rPr>
-          <w:b/>
-        </w:rPr>
-        <w:t>mechanism</w:t>
-      </w:r>
-      <w:r>
-        <w:rPr>
-          <w:b w:val="0"/>
-        </w:rPr>
-        <w:t xml:space="preserve">; reject a claim resting on unmeasured </w:t>
-      </w:r>
-      <w:r>
-        <w:rPr>
-          <w:b/>
-        </w:rPr>
-        <w:t>evidence</w:t>
-      </w:r>
-      <w:r>
-        <w:rPr>
-          <w:b w:val="0"/>
-        </w:rPr>
-        <w:t>.</w:t>
-      </w:r>
-    </w:p>
-    <w:p>
-      <w:pPr>
-        <w:pStyle w:val="Heading3"/>
-      </w:pPr>
-      <w:r>
-        <w:t>Model the reasoning aloud</w:t>
-      </w:r>
-    </w:p>
-    <w:p>
-      <w:pPr>
-        <w:spacing w:line="336" w:lineRule="auto" w:after="180"/>
-      </w:pPr>
-      <w:r>
-        <w:rPr>
-          <w:b w:val="0"/>
-        </w:rPr>
-        <w:t xml:space="preserve">Use the complete worked example below before asking learners to complete W2. Reveal a small part, invite a </w:t>
-      </w:r>
-      <w:r>
-        <w:rPr>
-          <w:b/>
-        </w:rPr>
-        <w:t>prediction</w:t>
-      </w:r>
-      <w:r>
-        <w:rPr>
-          <w:b w:val="0"/>
-        </w:rPr>
-        <w:t>, then explain the deciding step.</w:t>
-      </w:r>
-    </w:p>
-    <w:p>
-      <w:pPr>
-        <w:spacing w:line="336" w:lineRule="auto" w:after="180"/>
-      </w:pPr>
-      <w:r>
-        <w:rPr>
-          <w:b w:val="0"/>
-        </w:rPr>
         <w:t>These teacher notes contain solutions; do not reveal the independent case answer during modelling.</w:t>
-      </w:r>
-    </w:p>
-    <w:p>
-      <w:pPr>
-        <w:spacing w:line="336" w:lineRule="auto" w:after="180"/>
-      </w:pPr>
-      <w:r>
-        <w:rPr>
-          <w:b/>
-        </w:rPr>
-        <w:t>Input</w:t>
-      </w:r>
-      <w:r>
-        <w:rPr>
-          <w:b w:val="0"/>
-        </w:rPr>
-        <w:t>s A1 and delete_all() are supplied to room lookup.</w:t>
-      </w:r>
-    </w:p>
-    <w:p>
-      <w:pPr>
-        <w:spacing w:line="336" w:lineRule="auto" w:after="180"/>
-      </w:pPr>
-      <w:r>
-        <w:rPr>
-          <w:b w:val="0"/>
-        </w:rPr>
-        <w:t>A1 passes the format; delete_all() fails. Neither is executed as code, including any instruction-shaped string.</w:t>
-      </w:r>
-    </w:p>
-    <w:p>
-      <w:pPr>
-        <w:pStyle w:val="Heading3"/>
-      </w:pPr>
-      <w:r>
-        <w:t>Model the reasoning aloud · 4</w:t>
-      </w:r>
-    </w:p>
-    <w:p>
-      <w:pPr>
-        <w:spacing w:line="336" w:lineRule="auto" w:after="180"/>
-      </w:pPr>
-      <w:r>
-        <w:rPr>
-          <w:b w:val="0"/>
-        </w:rPr>
-        <w:t xml:space="preserve">Compare the intermediate </w:t>
-      </w:r>
-      <w:r>
-        <w:rPr>
-          <w:b/>
-        </w:rPr>
-        <w:t>evidence</w:t>
-      </w:r>
-      <w:r>
-        <w:rPr>
-          <w:b w:val="0"/>
-        </w:rPr>
-        <w:t xml:space="preserve"> with the final statement. Explain why each number or decision follows from the stated </w:t>
-      </w:r>
-      <w:r>
-        <w:rPr>
-          <w:b/>
-        </w:rPr>
-        <w:t>input</w:t>
-      </w:r>
-      <w:r>
-        <w:rPr>
-          <w:b w:val="0"/>
-        </w:rPr>
-        <w:t>s.</w:t>
-      </w:r>
-    </w:p>
-    <w:p>
-      <w:pPr>
-        <w:spacing w:line="336" w:lineRule="auto" w:after="180"/>
-      </w:pPr>
-      <w:r>
-        <w:rPr>
-          <w:b w:val="0"/>
-        </w:rPr>
-        <w:t xml:space="preserve">The conclusion belongs to this scenario and procedure; changing the </w:t>
-      </w:r>
-      <w:r>
-        <w:rPr>
-          <w:b/>
-        </w:rPr>
-        <w:t>input</w:t>
-      </w:r>
-      <w:r>
-        <w:rPr>
-          <w:b w:val="0"/>
-        </w:rPr>
-        <w:t>s, evaluation population or authority can change what it establishes. Retain the raw record so a later revision can be compared honestly.</w:t>
-      </w:r>
-    </w:p>
-    <w:p>
-      <w:pPr>
-        <w:pStyle w:val="Heading3"/>
-      </w:pPr>
-      <w:r>
-        <w:t>Model the reasoning aloud · 5</w:t>
-      </w:r>
-    </w:p>
-    <w:p>
-      <w:pPr>
-        <w:spacing w:line="336" w:lineRule="auto" w:after="180"/>
-      </w:pPr>
-      <w:r>
-        <w:rPr>
-          <w:b w:val="0"/>
-        </w:rPr>
-        <w:t xml:space="preserve">Optional local lab: predict the printed result before running this standalone Python 3 example. Change one relevant boundary </w:t>
-      </w:r>
-      <w:r>
-        <w:rPr>
-          <w:b/>
-        </w:rPr>
-        <w:t>input</w:t>
-      </w:r>
-      <w:r>
-        <w:rPr>
-          <w:b w:val="0"/>
-        </w:rPr>
-        <w:t>, record the outcome and state the contract or statistical assumptions.</w:t>
-      </w:r>
-    </w:p>
-    <w:p>
-      <w:pPr>
-        <w:spacing w:line="336" w:lineRule="auto" w:after="180"/>
-      </w:pPr>
-      <w:r>
-        <w:rPr>
-          <w:b w:val="0"/>
-        </w:rPr>
-        <w:t>The program uses fictional values and the Python standard library; it performs no external operations.</w:t>
-      </w:r>
-    </w:p>
-    <w:p>
-      <w:r>
-        <w:rPr>
-          <w:rFonts w:ascii="Courier New" w:hAnsi="Courier New"/>
-          <w:sz w:val="18"/>
-        </w:rPr>
-        <w:t>import re</w:t>
-        <w:br/>
-        <w:br/>
-        <w:t>def validate_identifier(value):</w:t>
-        <w:br/>
-        <w:t xml:space="preserve">    return type(value) is str and re.fullmatch('[A-Z][0-9]', value) is not None</w:t>
-        <w:br/>
-        <w:br/>
-        <w:t>print(validate_identifier("B2"))</w:t>
       </w:r>
     </w:p>
     <w:tbl>
@@ -1460,47 +2483,10 @@
     </w:p>
     <w:p>
       <w:pPr>
-        <w:spacing w:line="336" w:lineRule="auto" w:after="180"/>
-      </w:pPr>
-      <w:r>
-        <w:rPr>
-          <w:b w:val="0"/>
-        </w:rPr>
-        <w:t>Check shape before permission. A toy tool accepts exactly one ASCII lowercase letter followed by one digit, with no trimming.</w:t>
-      </w:r>
-    </w:p>
-    <w:p>
-      <w:pPr>
         <w:pStyle w:val="Heading3"/>
       </w:pPr>
       <w:r>
         <w:t>The facts we will use</w:t>
-      </w:r>
-    </w:p>
-    <w:p>
-      <w:pPr>
-        <w:pStyle w:val="Heading3"/>
-      </w:pPr>
-      <w:r>
-        <w:t>Supplied facts</w:t>
-      </w:r>
-    </w:p>
-    <w:p>
-      <w:pPr>
-        <w:spacing w:line="336" w:lineRule="auto" w:after="180"/>
-        <w:shd w:fill="F1F6FC"/>
-      </w:pPr>
-      <w:r>
-        <w:rPr>
-          <w:b/>
-        </w:rPr>
-        <w:t>Input</w:t>
-      </w:r>
-      <w:r>
-        <w:rPr>
-          <w:b w:val="0"/>
-        </w:rPr>
-        <w:t>s h3, H3, h30 and "h3 ". Shape acceptance never grants access by itself.</w:t>
       </w:r>
     </w:p>
     <w:p>
@@ -1508,7 +2494,7 @@
         <w:drawing>
           <wp:inline xmlns:a="http://schemas.openxmlformats.org/drawingml/2006/main" xmlns:pic="http://schemas.openxmlformats.org/drawingml/2006/picture">
             <wp:extent cx="5486400" cy="5185229"/>
-            <wp:docPr id="1" name="Picture 1" descr="Untrusted input boundaries. Validate h3: Two characters with the required case and digit pass.. Reject wrong shapes: H3 has wrong case; h30 and the trailing-space input have wrong length.. Check authority next: An accepted identifier still needs trusted authorisation."/>
+            <wp:docPr id="2" name="Picture 2" descr="Untrusted input boundaries. Validate h3: Two characters with the required case and digit pass.. Reject wrong shapes: H3 has wrong case; h30 and the trailing-space input have wrong length.. Check authority next: An accepted identifier still needs trusted authorisation."/>
             <wp:cNvGraphicFramePr>
               <a:graphicFrameLocks noChangeAspect="1"/>
             </wp:cNvGraphicFramePr>
@@ -1520,7 +2506,7 @@
                     <pic:cNvPicPr/>
                   </pic:nvPicPr>
                   <pic:blipFill>
-                    <a:blip r:embed="rId9"/>
+                    <a:blip r:embed="rId10"/>
                     <a:stretch>
                       <a:fillRect/>
                     </a:stretch>
@@ -1544,114 +2530,7 @@
         <w:pStyle w:val="Heading3"/>
       </w:pPr>
       <w:r>
-        <w:t>Read the picture one step at a time</w:t>
-      </w:r>
-    </w:p>
-    <w:tbl>
-      <w:tblPr>
-        <w:tblStyle w:val="LightShading-Accent1"/>
-        <w:tblW w:type="auto" w:w="0"/>
-        <w:tblLook w:firstColumn="1" w:firstRow="1" w:lastColumn="0" w:lastRow="0" w:noHBand="0" w:noVBand="1" w:val="04A0"/>
-      </w:tblPr>
-      <w:tblGrid>
-        <w:gridCol w:w="5112"/>
-        <w:gridCol w:w="5112"/>
-      </w:tblGrid>
-      <w:tr>
-        <w:trPr>
-          <w:tblHeader/>
-        </w:trPr>
-        <w:tc>
-          <w:tcPr>
-            <w:tcW w:type="dxa" w:w="5112"/>
-          </w:tcPr>
-          <w:p>
-            <w:r>
-              <w:t>Step</w:t>
-            </w:r>
-          </w:p>
-        </w:tc>
-        <w:tc>
-          <w:tcPr>
-            <w:tcW w:type="dxa" w:w="5112"/>
-          </w:tcPr>
-          <w:p>
-            <w:r>
-              <w:t>What happens and why</w:t>
-            </w:r>
-          </w:p>
-        </w:tc>
-      </w:tr>
-      <w:tr>
-        <w:tc>
-          <w:tcPr>
-            <w:tcW w:type="dxa" w:w="5112"/>
-          </w:tcPr>
-          <w:p>
-            <w:r>
-              <w:t>1. Validate h3</w:t>
-            </w:r>
-          </w:p>
-        </w:tc>
-        <w:tc>
-          <w:tcPr>
-            <w:tcW w:type="dxa" w:w="5112"/>
-          </w:tcPr>
-          <w:p>
-            <w:r>
-              <w:t>Two characters with the required case and digit pass.</w:t>
-            </w:r>
-          </w:p>
-        </w:tc>
-      </w:tr>
-      <w:tr>
-        <w:tc>
-          <w:tcPr>
-            <w:tcW w:type="dxa" w:w="5112"/>
-          </w:tcPr>
-          <w:p>
-            <w:r>
-              <w:t>2. Reject wrong shapes</w:t>
-            </w:r>
-          </w:p>
-        </w:tc>
-        <w:tc>
-          <w:tcPr>
-            <w:tcW w:type="dxa" w:w="5112"/>
-          </w:tcPr>
-          <w:p>
-            <w:r>
-              <w:t>H3 has wrong case; h30 and the trailing-space input have wrong length.</w:t>
-            </w:r>
-          </w:p>
-        </w:tc>
-      </w:tr>
-      <w:tr>
-        <w:tc>
-          <w:tcPr>
-            <w:tcW w:type="dxa" w:w="5112"/>
-          </w:tcPr>
-          <w:p>
-            <w:r>
-              <w:t>3. Check authority next</w:t>
-            </w:r>
-          </w:p>
-        </w:tc>
-        <w:tc>
-          <w:tcPr>
-            <w:tcW w:type="dxa" w:w="5112"/>
-          </w:tcPr>
-          <w:p>
-            <w:r>
-              <w:t>An accepted identifier still needs trusted authorisation.</w:t>
-            </w:r>
-          </w:p>
-        </w:tc>
-      </w:tr>
-    </w:tbl>
-    <w:p>
-      <w:r>
-        <w:t>Match each pictured step to the supplied facts. This is a worked teaching case, not an independent assessment.</w:t>
+        <w:t>Why this result follows</w:t>
       </w:r>
     </w:p>
     <w:p>
@@ -1659,7 +2538,7 @@
         <w:pStyle w:val="Heading3"/>
       </w:pPr>
       <w:r>
-        <w:t>Why this result follows</w:t>
+        <w:t>What this example does not establish</w:t>
       </w:r>
     </w:p>
     <w:p>
@@ -1667,179 +2546,192 @@
         <w:pStyle w:val="Heading3"/>
       </w:pPr>
       <w:r>
-        <w:t>Why the result follows</w:t>
+        <w:t>Change one thing in the pictured case</w:t>
       </w:r>
     </w:p>
     <w:p>
       <w:pPr>
-        <w:spacing w:line="336" w:lineRule="auto" w:after="180"/>
-        <w:shd w:fill="F1F6FC"/>
-      </w:pPr>
-      <w:r>
-        <w:rPr>
-          <w:b/>
-        </w:rPr>
-        <w:t>Input</w:t>
-      </w:r>
-      <w:r>
-        <w:rPr>
-          <w:b w:val="0"/>
-        </w:rPr>
-        <w:t xml:space="preserve"> shape and permission answer different questions. Silently normalising these </w:t>
-      </w:r>
-      <w:r>
-        <w:rPr>
-          <w:b/>
-        </w:rPr>
-        <w:t>input</w:t>
-      </w:r>
-      <w:r>
-        <w:rPr>
-          <w:b w:val="0"/>
-        </w:rPr>
-        <w:t>s would change the stated contract.</w:t>
+        <w:pStyle w:val="Heading3"/>
+      </w:pPr>
+      <w:r>
+        <w:t>Ask while showing the picture</w:t>
       </w:r>
     </w:p>
     <w:p>
       <w:pPr>
-        <w:pStyle w:val="Heading3"/>
-      </w:pPr>
-      <w:r>
-        <w:t>What this example does not establish</w:t>
+        <w:spacing w:line="336" w:lineRule="auto" w:after="180"/>
+      </w:pPr>
+      <w:r>
+        <w:rPr>
+          <w:b w:val="0"/>
+        </w:rPr>
+        <w:t xml:space="preserve">Cover the result. Ask learners to name the </w:t>
+      </w:r>
+      <w:r>
+        <w:rPr>
+          <w:b/>
+        </w:rPr>
+        <w:t>input</w:t>
+      </w:r>
+      <w:r>
+        <w:rPr>
+          <w:b w:val="0"/>
+        </w:rPr>
+        <w:t xml:space="preserve">s and predict the next step. Uncover one step, connect the icon to the actual procedure, and explain its </w:t>
+      </w:r>
+      <w:r>
+        <w:rPr>
+          <w:b/>
+        </w:rPr>
+        <w:t>evidence</w:t>
+      </w:r>
+      <w:r>
+        <w:rPr>
+          <w:b w:val="0"/>
+        </w:rPr>
+        <w:t>. Then change the supplied condition and compare.</w:t>
       </w:r>
     </w:p>
     <w:p>
       <w:pPr>
-        <w:pStyle w:val="Heading3"/>
-      </w:pPr>
-      <w:r>
-        <w:t>Keep the stated limit</w:t>
+        <w:spacing w:line="336" w:lineRule="auto" w:after="180"/>
+      </w:pPr>
+      <w:r>
+        <w:rPr>
+          <w:b w:val="0"/>
+        </w:rPr>
+        <w:t>The picture is a representation; it does not document execution of a real AI model.</w:t>
       </w:r>
     </w:p>
     <w:p>
       <w:pPr>
-        <w:spacing w:line="336" w:lineRule="auto" w:after="180"/>
-        <w:shd w:fill="FFF5E6"/>
-      </w:pPr>
-      <w:r>
-        <w:rPr>
-          <w:b w:val="0"/>
-        </w:rPr>
-        <w:t xml:space="preserve">Some systems normalise </w:t>
-      </w:r>
-      <w:r>
-        <w:rPr>
-          <w:b/>
-        </w:rPr>
-        <w:t>input</w:t>
-      </w:r>
-      <w:r>
-        <w:rPr>
-          <w:b w:val="0"/>
-        </w:rPr>
-        <w:t>s explicitly; this fictional contract deliberately does not.</w:t>
+        <w:pStyle w:val="Heading1"/>
+      </w:pPr>
+      <w:r>
+        <w:t>03. Model a step,then remove help</w:t>
       </w:r>
     </w:p>
     <w:p>
-      <w:pPr>
-        <w:pStyle w:val="Heading3"/>
-      </w:pPr>
-      <w:r>
-        <w:t>Change one thing in the pictured case</w:t>
+      <w:r>
+        <w:t>Collect each learner’s reasoning before showing a key.</w:t>
       </w:r>
     </w:p>
     <w:p>
       <w:pPr>
-        <w:pStyle w:val="Heading3"/>
-      </w:pPr>
-      <w:r>
-        <w:t>Change one thing</w:t>
+        <w:pStyle w:val="Heading2"/>
+      </w:pPr>
+      <w:r>
+        <w:t>Current completion task and checked reasoning</w:t>
       </w:r>
     </w:p>
     <w:p>
       <w:pPr>
         <w:spacing w:line="336" w:lineRule="auto" w:after="180"/>
-        <w:shd w:fill="F5F1FB"/>
       </w:pPr>
       <w:r>
         <w:rPr>
           <w:b w:val="0"/>
         </w:rPr>
-        <w:t>Change: Replace h3 with z0.</w:t>
+        <w:t xml:space="preserve">Completion task: </w:t>
+      </w:r>
+      <w:r>
+        <w:rPr>
+          <w:b/>
+        </w:rPr>
+        <w:t>Input</w:t>
+      </w:r>
+      <w:r>
+        <w:rPr>
+          <w:b w:val="0"/>
+        </w:rPr>
+        <w:t>s A1 and delete_all() are supplied to room lookup. Show the intermediate steps and give the conclusion with its scope.</w:t>
       </w:r>
     </w:p>
     <w:p>
       <w:pPr>
-        <w:pStyle w:val="Heading3"/>
-      </w:pPr>
-      <w:r>
-        <w:t>Predicted result</w:t>
+        <w:spacing w:line="336" w:lineRule="auto" w:after="180"/>
+      </w:pPr>
+      <w:r>
+        <w:rPr>
+          <w:b w:val="0"/>
+        </w:rPr>
+        <w:t>Teacher check: Teacher explanation: A1 passes the format; delete_all() fails. Neither is executed as code, including any instruction-shaped string.</w:t>
       </w:r>
     </w:p>
     <w:p>
       <w:pPr>
         <w:spacing w:line="336" w:lineRule="auto" w:after="180"/>
-        <w:shd w:fill="F1F6FC"/>
-      </w:pPr>
+      </w:pPr>
+      <w:r>
+        <w:rPr>
+          <w:b w:val="0"/>
+        </w:rPr>
+        <w:t xml:space="preserve">Start by identifying the given </w:t>
+      </w:r>
       <w:r>
         <w:rPr>
           <w:b/>
         </w:rPr>
-        <w:t>Prediction</w:t>
+        <w:t>input</w:t>
       </w:r>
       <w:r>
         <w:rPr>
           <w:b w:val="0"/>
         </w:rPr>
-        <w:t>: The shape passes; resource access is still undecided.</w:t>
+        <w:t>s together. Leave the intermediate steps blank. If needed, model one step, then withdraw that help on the next step. Move to a full trace only when the partial trace is understood.</w:t>
       </w:r>
     </w:p>
     <w:p>
       <w:pPr>
-        <w:pStyle w:val="Heading3"/>
-      </w:pPr>
-      <w:r>
-        <w:t>Why the result follows</w:t>
+        <w:spacing w:line="336" w:lineRule="auto" w:after="180"/>
+      </w:pPr>
+      <w:r>
+        <w:rPr>
+          <w:b w:val="0"/>
+        </w:rPr>
+        <w:t>For partners, alternate explainer and checker; collect a response from every learner before discussion.</w:t>
       </w:r>
     </w:p>
     <w:p>
       <w:pPr>
-        <w:spacing w:line="336" w:lineRule="auto" w:after="180"/>
-        <w:shd w:fill="F1F6FC"/>
-      </w:pPr>
-      <w:r>
-        <w:rPr>
-          <w:b w:val="0"/>
-        </w:rPr>
-        <w:t xml:space="preserve">Reason: Structure contains no </w:t>
-      </w:r>
-      <w:r>
-        <w:rPr>
-          <w:b/>
-        </w:rPr>
-        <w:t>evidence</w:t>
-      </w:r>
-      <w:r>
-        <w:rPr>
-          <w:b w:val="0"/>
-        </w:rPr>
-        <w:t xml:space="preserve"> of ownership or user permission.</w:t>
+        <w:pStyle w:val="Heading2"/>
+      </w:pPr>
+      <w:r>
+        <w:t>Individual misconception check</w:t>
       </w:r>
     </w:p>
     <w:p>
       <w:pPr>
-        <w:pStyle w:val="Heading3"/>
-      </w:pPr>
-      <w:r>
-        <w:t>Ask while showing the picture</w:t>
+        <w:spacing w:line="336" w:lineRule="auto" w:after="180"/>
+      </w:pPr>
+      <w:r>
+        <w:rPr>
+          <w:b w:val="0"/>
+        </w:rPr>
+        <w:t xml:space="preserve">Use the worked case for </w:t>
+      </w:r>
+      <w:r>
+        <w:rPr>
+          <w:b/>
+        </w:rPr>
+        <w:t>Untrusted input</w:t>
+      </w:r>
+      <w:r>
+        <w:rPr>
+          <w:b w:val="0"/>
+        </w:rPr>
+        <w:t xml:space="preserve"> boundaries. Proposed explanation: “The worked result establishes every future case”. Decide whether this explanation is supported.</w:t>
       </w:r>
     </w:p>
     <w:p>
       <w:pPr>
-        <w:pStyle w:val="Heading3"/>
-      </w:pPr>
-      <w:r>
-        <w:t>Ask while showing the picture · 6</w:t>
+        <w:spacing w:line="336" w:lineRule="auto" w:after="180"/>
+      </w:pPr>
+      <w:r>
+        <w:rPr>
+          <w:b w:val="0"/>
+        </w:rPr>
+        <w:t>Point to the step or supplied fact that decides; explain your repair if needed.</w:t>
       </w:r>
     </w:p>
     <w:p>
@@ -1850,31 +2742,7 @@
         <w:rPr>
           <w:b w:val="0"/>
         </w:rPr>
-        <w:t xml:space="preserve">Cover the result. Ask learners to name the </w:t>
-      </w:r>
-      <w:r>
-        <w:rPr>
-          <w:b/>
-        </w:rPr>
-        <w:t>input</w:t>
-      </w:r>
-      <w:r>
-        <w:rPr>
-          <w:b w:val="0"/>
-        </w:rPr>
-        <w:t xml:space="preserve">s and predict the next step. Uncover one step, connect the icon to the actual procedure, and explain its </w:t>
-      </w:r>
-      <w:r>
-        <w:rPr>
-          <w:b/>
-        </w:rPr>
-        <w:t>evidence</w:t>
-      </w:r>
-      <w:r>
-        <w:rPr>
-          <w:b w:val="0"/>
-        </w:rPr>
-        <w:t>. Then change the supplied condition and compare.</w:t>
+        <w:t>Expected correction: A format check does not grant resource access; authorisation follows separately.</w:t>
       </w:r>
     </w:p>
     <w:p>
@@ -1885,20 +2753,238 @@
         <w:rPr>
           <w:b w:val="0"/>
         </w:rPr>
-        <w:t>The picture is a representation; it does not document execution of a real AI model.</w:t>
+        <w:t>Collect explanations, not only yes/no votes. If a misunderstanding is common, re-model the relevant step for the class.</w:t>
       </w:r>
     </w:p>
     <w:p>
       <w:pPr>
-        <w:pStyle w:val="Heading1"/>
-      </w:pPr>
-      <w:r>
-        <w:t>03. Demonstrate and guide practice</w:t>
+        <w:spacing w:line="336" w:lineRule="auto" w:after="180"/>
+      </w:pPr>
+      <w:r>
+        <w:rPr>
+          <w:b w:val="0"/>
+        </w:rPr>
+        <w:t>If it affects a few learners, give a short targeted group explanation while others solve a more demanding variation.</w:t>
       </w:r>
     </w:p>
     <w:p>
-      <w:r>
-        <w:t>Demonstrate Untrusted input boundaries, reduce support deliberately and check individual reasoning before discussing answers.</w:t>
+      <w:pPr>
+        <w:pStyle w:val="Heading2"/>
+      </w:pPr>
+      <w:r>
+        <w:t>Pictured reasoning and changed case</w:t>
+      </w:r>
+    </w:p>
+    <w:p>
+      <w:pPr>
+        <w:spacing w:line="336" w:lineRule="auto" w:after="180"/>
+      </w:pPr>
+      <w:r>
+        <w:rPr>
+          <w:b w:val="0"/>
+        </w:rPr>
+        <w:t xml:space="preserve">Classify h3, H3, h30 and the trailing-space </w:t>
+      </w:r>
+      <w:r>
+        <w:rPr>
+          <w:b/>
+        </w:rPr>
+        <w:t>input</w:t>
+      </w:r>
+      <w:r>
+        <w:rPr>
+          <w:b w:val="0"/>
+        </w:rPr>
+        <w:t xml:space="preserve"> by the stated shape contract. Does a valid z0 grant record access, and which separate gate still remains?</w:t>
+      </w:r>
+    </w:p>
+    <w:p>
+      <w:pPr>
+        <w:spacing w:line="336" w:lineRule="auto" w:after="180"/>
+      </w:pPr>
+      <w:r>
+        <w:rPr>
+          <w:b w:val="0"/>
+        </w:rPr>
+        <w:t xml:space="preserve">Two characters with the required case and digit pass. H3 has wrong case; h30 and the trailing-space </w:t>
+      </w:r>
+      <w:r>
+        <w:rPr>
+          <w:b/>
+        </w:rPr>
+        <w:t>input</w:t>
+      </w:r>
+      <w:r>
+        <w:rPr>
+          <w:b w:val="0"/>
+        </w:rPr>
+        <w:t xml:space="preserve"> have wrong length. An accepted identifier still needs trusted authorisation.</w:t>
+      </w:r>
+    </w:p>
+    <w:p>
+      <w:pPr>
+        <w:spacing w:line="336" w:lineRule="auto" w:after="180"/>
+      </w:pPr>
+      <w:r>
+        <w:rPr>
+          <w:b w:val="0"/>
+        </w:rPr>
+        <w:t xml:space="preserve">Changed case: The shape passes; resource access is still undecided. Structure contains no </w:t>
+      </w:r>
+      <w:r>
+        <w:rPr>
+          <w:b/>
+        </w:rPr>
+        <w:t>evidence</w:t>
+      </w:r>
+      <w:r>
+        <w:rPr>
+          <w:b w:val="0"/>
+        </w:rPr>
+        <w:t xml:space="preserve"> of ownership or user permission.</w:t>
+      </w:r>
+    </w:p>
+    <w:p>
+      <w:pPr>
+        <w:spacing w:line="336" w:lineRule="auto" w:after="180"/>
+      </w:pPr>
+      <w:r>
+        <w:rPr>
+          <w:b w:val="0"/>
+        </w:rPr>
+        <w:t xml:space="preserve">Changed-case reasoning: The shape passes; resource access is still undecided. Structure contains no </w:t>
+      </w:r>
+      <w:r>
+        <w:rPr>
+          <w:b/>
+        </w:rPr>
+        <w:t>evidence</w:t>
+      </w:r>
+      <w:r>
+        <w:rPr>
+          <w:b w:val="0"/>
+        </w:rPr>
+        <w:t xml:space="preserve"> of ownership or user permission.</w:t>
+      </w:r>
+    </w:p>
+    <w:p>
+      <w:pPr>
+        <w:spacing w:line="336" w:lineRule="auto" w:after="180"/>
+      </w:pPr>
+      <w:r>
+        <w:rPr>
+          <w:b w:val="0"/>
+        </w:rPr>
+        <w:t xml:space="preserve">Collect each learner’s explanation before discussion. Use the first missing connection between </w:t>
+      </w:r>
+      <w:r>
+        <w:rPr>
+          <w:b/>
+        </w:rPr>
+        <w:t>input</w:t>
+      </w:r>
+      <w:r>
+        <w:rPr>
+          <w:b w:val="0"/>
+        </w:rPr>
+        <w:t xml:space="preserve">, deciding step and result to choose support. This question is worked-case practice, not fresh mastery </w:t>
+      </w:r>
+      <w:r>
+        <w:rPr>
+          <w:b/>
+        </w:rPr>
+        <w:t>evidence</w:t>
+      </w:r>
+      <w:r>
+        <w:rPr>
+          <w:b w:val="0"/>
+        </w:rPr>
+        <w:t>.</w:t>
+      </w:r>
+    </w:p>
+    <w:p>
+      <w:pPr>
+        <w:pStyle w:val="Heading2"/>
+      </w:pPr>
+      <w:r>
+        <w:t>Accessible support and extension</w:t>
+      </w:r>
+    </w:p>
+    <w:p>
+      <w:pPr>
+        <w:spacing w:line="336" w:lineRule="auto" w:after="180"/>
+      </w:pPr>
+      <w:r>
+        <w:rPr>
+          <w:b w:val="0"/>
+        </w:rPr>
+        <w:t xml:space="preserve">Use See how it works and Follow a worked example. Collect a </w:t>
+      </w:r>
+      <w:r>
+        <w:rPr>
+          <w:b/>
+        </w:rPr>
+        <w:t>prediction</w:t>
+      </w:r>
+      <w:r>
+        <w:rPr>
+          <w:b w:val="0"/>
+        </w:rPr>
+        <w:t xml:space="preserve"> before revealing its result; ask the learner to point to each intermediate fact.</w:t>
+      </w:r>
+    </w:p>
+    <w:p>
+      <w:pPr>
+        <w:spacing w:line="336" w:lineRule="auto" w:after="180"/>
+      </w:pPr>
+      <w:r>
+        <w:rPr>
+          <w:b w:val="0"/>
+        </w:rPr>
+        <w:t xml:space="preserve">Provide an </w:t>
+      </w:r>
+      <w:r>
+        <w:rPr>
+          <w:b/>
+        </w:rPr>
+        <w:t>input</w:t>
+      </w:r>
+      <w:r>
+        <w:rPr>
+          <w:b w:val="0"/>
+        </w:rPr>
+        <w:t>/procedure/result/limit frame and a calculator when needed. Ask students to identify the first step before completing the whole trace.</w:t>
+      </w:r>
+    </w:p>
+    <w:p>
+      <w:pPr>
+        <w:spacing w:line="336" w:lineRule="auto" w:after="180"/>
+      </w:pPr>
+      <w:r>
+        <w:rPr>
+          <w:b w:val="0"/>
+        </w:rPr>
+        <w:t xml:space="preserve">Extension: compare two concrete variants of this </w:t>
+      </w:r>
+      <w:r>
+        <w:rPr>
+          <w:b/>
+        </w:rPr>
+        <w:t>mechanism</w:t>
+      </w:r>
+      <w:r>
+        <w:rPr>
+          <w:b w:val="0"/>
+        </w:rPr>
+        <w:t xml:space="preserve"> while holding unrelated conditions fixed; report both successful and unsuccessful outcomes.</w:t>
+      </w:r>
+    </w:p>
+    <w:p>
+      <w:pPr>
+        <w:pStyle w:val="Heading2"/>
+      </w:pPr>
+      <w:r>
+        <w:t>Earlier wording, alternatives and picture transcripts · reference / check after trying</w:t>
       </w:r>
     </w:p>
     <w:tbl>
@@ -2115,71 +3201,26 @@
     </w:tbl>
     <w:p>
       <w:pPr>
-        <w:spacing w:line="336" w:lineRule="auto" w:after="180"/>
-      </w:pPr>
-      <w:r>
-        <w:rPr>
-          <w:b w:val="0"/>
-        </w:rPr>
-        <w:t xml:space="preserve">Use See how it works and Follow a worked example. Collect a </w:t>
-      </w:r>
-      <w:r>
-        <w:rPr>
-          <w:b/>
-        </w:rPr>
-        <w:t>prediction</w:t>
-      </w:r>
-      <w:r>
-        <w:rPr>
-          <w:b w:val="0"/>
-        </w:rPr>
-        <w:t xml:space="preserve"> before revealing its result; ask the learner to point to each intermediate fact.</w:t>
+        <w:pStyle w:val="Heading3"/>
+      </w:pPr>
+      <w:r>
+        <w:t>Reduce help deliberately</w:t>
       </w:r>
     </w:p>
     <w:p>
       <w:pPr>
-        <w:spacing w:line="336" w:lineRule="auto" w:after="180"/>
-      </w:pPr>
-      <w:r>
-        <w:rPr>
-          <w:b w:val="0"/>
-        </w:rPr>
-        <w:t xml:space="preserve">Provide an </w:t>
-      </w:r>
-      <w:r>
-        <w:rPr>
-          <w:b/>
-        </w:rPr>
-        <w:t>input</w:t>
-      </w:r>
-      <w:r>
-        <w:rPr>
-          <w:b w:val="0"/>
-        </w:rPr>
-        <w:t>/procedure/result/limit frame and a calculator when needed. Ask students to identify the first step before completing the whole trace.</w:t>
+        <w:pStyle w:val="Heading3"/>
+      </w:pPr>
+      <w:r>
+        <w:t>Individual reasoning check</w:t>
       </w:r>
     </w:p>
     <w:p>
       <w:pPr>
-        <w:spacing w:line="336" w:lineRule="auto" w:after="180"/>
-      </w:pPr>
-      <w:r>
-        <w:rPr>
-          <w:b w:val="0"/>
-        </w:rPr>
-        <w:t xml:space="preserve">Extension: compare two concrete variants of this </w:t>
-      </w:r>
-      <w:r>
-        <w:rPr>
-          <w:b/>
-        </w:rPr>
-        <w:t>mechanism</w:t>
-      </w:r>
-      <w:r>
-        <w:rPr>
-          <w:b w:val="0"/>
-        </w:rPr>
-        <w:t xml:space="preserve"> while holding unrelated conditions fixed; report both successful and unsuccessful outcomes.</w:t>
+        <w:pStyle w:val="Heading3"/>
+      </w:pPr>
+      <w:r>
+        <w:t>Pictorial practice question</w:t>
       </w:r>
     </w:p>
     <w:p>
@@ -2187,59 +3228,39 @@
         <w:pStyle w:val="Heading3"/>
       </w:pPr>
       <w:r>
-        <w:t>Reduce help deliberately</w:t>
+        <w:t>Reasoned teacher answer</w:t>
       </w:r>
     </w:p>
     <w:p>
       <w:pPr>
-        <w:pStyle w:val="Heading3"/>
-      </w:pPr>
-      <w:r>
-        <w:t>Completion practice</w:t>
+        <w:pStyle w:val="Heading1"/>
+      </w:pPr>
+      <w:r>
+        <w:t>04. Run the complete supplied investigation</w:t>
       </w:r>
     </w:p>
     <w:p>
-      <w:pPr>
-        <w:spacing w:line="336" w:lineRule="auto" w:after="180"/>
-        <w:shd w:fill="F5F1FB"/>
-      </w:pPr>
-      <w:r>
-        <w:rPr>
-          <w:b w:val="0"/>
-        </w:rPr>
-        <w:t xml:space="preserve">Completion task: </w:t>
-      </w:r>
-      <w:r>
-        <w:rPr>
-          <w:b/>
-        </w:rPr>
-        <w:t>Input</w:t>
-      </w:r>
-      <w:r>
-        <w:rPr>
-          <w:b w:val="0"/>
-        </w:rPr>
-        <w:t>s A1 and delete_all() are supplied to room lookup. Show the intermediate steps and give the conclusion with its scope.</w:t>
+      <w:r>
+        <w:t>Separate predictions,actual runs and paper traces.</w:t>
       </w:r>
     </w:p>
     <w:p>
       <w:pPr>
-        <w:pStyle w:val="Heading3"/>
-      </w:pPr>
-      <w:r>
-        <w:t>Reasoning to listen for</w:t>
+        <w:pStyle w:val="Heading2"/>
+      </w:pPr>
+      <w:r>
+        <w:t>Complete inputs,expected results and limits</w:t>
       </w:r>
     </w:p>
     <w:p>
       <w:pPr>
         <w:spacing w:line="336" w:lineRule="auto" w:after="180"/>
-        <w:shd w:fill="F1F6FC"/>
       </w:pPr>
       <w:r>
         <w:rPr>
           <w:b w:val="0"/>
         </w:rPr>
-        <w:t>Teacher check: Teacher explanation: A1 passes the format; delete_all() fails. Neither is executed as code, including any instruction-shaped string.</w:t>
+        <w:t>Main A1 shape passes; exact local permission and record allow example lookup. Instruction-shaped string rejects without execution; valid B2 denies before lookup; authorized missing D4 reviews. Lowercase-picture h3/z0 shapes pass but access is separate. Selected C0 passes uppercase ASCII shape; c0 wrong case, C00 extra character, C0 with trailing space wrong whole length, None wrong type.</w:t>
       </w:r>
     </w:p>
     <w:p>
@@ -2250,38 +3271,26 @@
         <w:rPr>
           <w:b w:val="0"/>
         </w:rPr>
-        <w:t xml:space="preserve">Start by identifying the given </w:t>
-      </w:r>
-      <w:r>
-        <w:rPr>
-          <w:b/>
-        </w:rPr>
-        <w:t>input</w:t>
-      </w:r>
-      <w:r>
-        <w:rPr>
-          <w:b w:val="0"/>
-        </w:rPr>
-        <w:t>s together. Leave the intermediate steps blank. If needed, model one step, then withdraw that help on the next step. Move to a full trace only when the partial trace is understood.</w:t>
+        <w:t>Valid format alone does not grant access. Use the selected C0 key, not earlier B2 practice, and do not silently trim or normalize.</w:t>
       </w:r>
     </w:p>
     <w:p>
       <w:pPr>
-        <w:spacing w:line="336" w:lineRule="auto" w:after="180"/>
-      </w:pPr>
-      <w:r>
-        <w:rPr>
-          <w:b w:val="0"/>
-        </w:rPr>
-        <w:t>For partners, alternate explainer and checker; collect a response from every learner before discussion.</w:t>
+        <w:pStyle w:val="Heading2"/>
+      </w:pPr>
+      <w:r>
+        <w:t>Diagnose the current misconceptions</w:t>
       </w:r>
     </w:p>
     <w:p>
       <w:pPr>
-        <w:pStyle w:val="Heading3"/>
-      </w:pPr>
-      <w:r>
-        <w:t>Individual reasoning check</w:t>
+        <w:spacing w:line="336" w:lineRule="auto" w:after="180"/>
+      </w:pPr>
+      <w:r>
+        <w:rPr>
+          <w:b w:val="0"/>
+        </w:rPr>
+        <w:t>The worked result establishes every future case: A format check does not grant resource access; authorisation follows separately.</w:t>
       </w:r>
     </w:p>
     <w:p>
@@ -2292,19 +3301,31 @@
         <w:rPr>
           <w:b w:val="0"/>
         </w:rPr>
-        <w:t xml:space="preserve">Use the worked case for </w:t>
+        <w:t xml:space="preserve">A missing </w:t>
       </w:r>
       <w:r>
         <w:rPr>
           <w:b/>
         </w:rPr>
-        <w:t>Untrusted input</w:t>
+        <w:t>input</w:t>
       </w:r>
       <w:r>
         <w:rPr>
           <w:b w:val="0"/>
         </w:rPr>
-        <w:t xml:space="preserve"> boundaries. Proposed explanation: “The worked result establishes every future case”. Decide whether this explanation is supported.</w:t>
+        <w:t xml:space="preserve"> may be replaced without recording the change: A replacement changes the </w:t>
+      </w:r>
+      <w:r>
+        <w:rPr>
+          <w:b/>
+        </w:rPr>
+        <w:t>evidence</w:t>
+      </w:r>
+      <w:r>
+        <w:rPr>
+          <w:b w:val="0"/>
+        </w:rPr>
+        <w:t xml:space="preserve"> or contract. Record the change and its justification; do not silently turn unknown into a measured value.</w:t>
       </w:r>
     </w:p>
     <w:p>
@@ -2315,318 +3336,62 @@
         <w:rPr>
           <w:b w:val="0"/>
         </w:rPr>
-        <w:t>Point to the step or supplied fact that decides; explain your repair if needed.</w:t>
+        <w:t xml:space="preserve">Repeating an assessed case is new independent </w:t>
+      </w:r>
+      <w:r>
+        <w:rPr>
+          <w:b/>
+        </w:rPr>
+        <w:t>evidence</w:t>
+      </w:r>
+      <w:r>
+        <w:rPr>
+          <w:b w:val="0"/>
+        </w:rPr>
+        <w:t>: A replay checks consistency. An example used for feedback or revision cannot later be described as untouched final evaluation.</w:t>
       </w:r>
     </w:p>
     <w:p>
       <w:pPr>
-        <w:pStyle w:val="Heading3"/>
-      </w:pPr>
-      <w:r>
-        <w:t>Expected repair</w:t>
+        <w:spacing w:line="336" w:lineRule="auto" w:after="180"/>
+      </w:pPr>
+      <w:r>
+        <w:rPr>
+          <w:b w:val="0"/>
+        </w:rPr>
+        <w:t xml:space="preserve">Use Run the investigation for the </w:t>
+      </w:r>
+      <w:r>
+        <w:rPr>
+          <w:b/>
+        </w:rPr>
+        <w:t>evidence</w:t>
+      </w:r>
+      <w:r>
+        <w:rPr>
+          <w:b w:val="0"/>
+        </w:rPr>
+        <w:t xml:space="preserve"> ledger. Add a boundary or missing-</w:t>
+      </w:r>
+      <w:r>
+        <w:rPr>
+          <w:b/>
+        </w:rPr>
+        <w:t>input</w:t>
+      </w:r>
+      <w:r>
+        <w:rPr>
+          <w:b w:val="0"/>
+        </w:rPr>
+        <w:t xml:space="preserve"> case and record the expected response before checking. More successful repeats of one case do not establish wider coverage.</w:t>
       </w:r>
     </w:p>
     <w:p>
       <w:pPr>
-        <w:spacing w:line="336" w:lineRule="auto" w:after="180"/>
-        <w:shd w:fill="F1F6FC"/>
-      </w:pPr>
-      <w:r>
-        <w:rPr>
-          <w:b w:val="0"/>
-        </w:rPr>
-        <w:t>Expected correction: A format check does not grant resource access; authorisation follows separately.</w:t>
-      </w:r>
-    </w:p>
-    <w:p>
-      <w:pPr>
-        <w:spacing w:line="336" w:lineRule="auto" w:after="180"/>
-      </w:pPr>
-      <w:r>
-        <w:rPr>
-          <w:b w:val="0"/>
-        </w:rPr>
-        <w:t>Collect explanations, not only yes/no votes. If a misunderstanding is common, re-model the relevant step for the class.</w:t>
-      </w:r>
-    </w:p>
-    <w:p>
-      <w:pPr>
-        <w:spacing w:line="336" w:lineRule="auto" w:after="180"/>
-      </w:pPr>
-      <w:r>
-        <w:rPr>
-          <w:b w:val="0"/>
-        </w:rPr>
-        <w:t>If it affects a few learners, give a short targeted group explanation while others solve a more demanding variation.</w:t>
-      </w:r>
-    </w:p>
-    <w:p>
-      <w:pPr>
-        <w:pStyle w:val="Heading3"/>
-      </w:pPr>
-      <w:r>
-        <w:t>Pictorial practice question</w:t>
-      </w:r>
-    </w:p>
-    <w:p>
-      <w:pPr>
-        <w:spacing w:line="336" w:lineRule="auto" w:after="180"/>
-        <w:shd w:fill="F5F1FB"/>
-      </w:pPr>
-      <w:r>
-        <w:rPr>
-          <w:b w:val="0"/>
-        </w:rPr>
-        <w:t xml:space="preserve">Classify h3, H3, h30 and the trailing-space </w:t>
-      </w:r>
-      <w:r>
-        <w:rPr>
-          <w:b/>
-        </w:rPr>
-        <w:t>input</w:t>
-      </w:r>
-      <w:r>
-        <w:rPr>
-          <w:b w:val="0"/>
-        </w:rPr>
-        <w:t xml:space="preserve"> by the stated shape contract. Does a valid z0 grant record access, and which separate gate still remains?</w:t>
-      </w:r>
-    </w:p>
-    <w:p>
-      <w:pPr>
-        <w:pStyle w:val="Heading3"/>
-      </w:pPr>
-      <w:r>
-        <w:t>Reasoned teacher answer</w:t>
-      </w:r>
-    </w:p>
-    <w:p>
-      <w:pPr>
-        <w:spacing w:line="336" w:lineRule="auto" w:after="180"/>
-      </w:pPr>
-      <w:r>
-        <w:rPr>
-          <w:b w:val="0"/>
-        </w:rPr>
-        <w:t xml:space="preserve">Two characters with the required case and digit pass. H3 has wrong case; h30 and the trailing-space </w:t>
-      </w:r>
-      <w:r>
-        <w:rPr>
-          <w:b/>
-        </w:rPr>
-        <w:t>input</w:t>
-      </w:r>
-      <w:r>
-        <w:rPr>
-          <w:b w:val="0"/>
-        </w:rPr>
-        <w:t xml:space="preserve"> have wrong length. An accepted identifier still needs trusted authorisation.</w:t>
-      </w:r>
-    </w:p>
-    <w:p>
-      <w:pPr>
-        <w:spacing w:line="336" w:lineRule="auto" w:after="180"/>
-      </w:pPr>
-      <w:r>
-        <w:rPr>
-          <w:b w:val="0"/>
-        </w:rPr>
-        <w:t xml:space="preserve">Changed case: The shape passes; resource access is still undecided. Structure contains no </w:t>
-      </w:r>
-      <w:r>
-        <w:rPr>
-          <w:b/>
-        </w:rPr>
-        <w:t>evidence</w:t>
-      </w:r>
-      <w:r>
-        <w:rPr>
-          <w:b w:val="0"/>
-        </w:rPr>
-        <w:t xml:space="preserve"> of ownership or user permission.</w:t>
-      </w:r>
-    </w:p>
-    <w:p>
-      <w:pPr>
-        <w:spacing w:line="336" w:lineRule="auto" w:after="180"/>
-      </w:pPr>
-      <w:r>
-        <w:rPr>
-          <w:b w:val="0"/>
-        </w:rPr>
-        <w:t xml:space="preserve">Changed-case reasoning: The shape passes; resource access is still undecided. Structure contains no </w:t>
-      </w:r>
-      <w:r>
-        <w:rPr>
-          <w:b/>
-        </w:rPr>
-        <w:t>evidence</w:t>
-      </w:r>
-      <w:r>
-        <w:rPr>
-          <w:b w:val="0"/>
-        </w:rPr>
-        <w:t xml:space="preserve"> of ownership or user permission.</w:t>
-      </w:r>
-    </w:p>
-    <w:p>
-      <w:pPr>
-        <w:spacing w:line="336" w:lineRule="auto" w:after="180"/>
-      </w:pPr>
-      <w:r>
-        <w:rPr>
-          <w:b w:val="0"/>
-        </w:rPr>
-        <w:t xml:space="preserve">Collect each learner’s explanation before discussion. Use the first missing connection between </w:t>
-      </w:r>
-      <w:r>
-        <w:rPr>
-          <w:b/>
-        </w:rPr>
-        <w:t>input</w:t>
-      </w:r>
-      <w:r>
-        <w:rPr>
-          <w:b w:val="0"/>
-        </w:rPr>
-        <w:t xml:space="preserve">, deciding step and result to choose support. This question is worked-case practice, not fresh mastery </w:t>
-      </w:r>
-      <w:r>
-        <w:rPr>
-          <w:b/>
-        </w:rPr>
-        <w:t>evidence</w:t>
-      </w:r>
-      <w:r>
-        <w:rPr>
-          <w:b w:val="0"/>
-        </w:rPr>
-        <w:t>.</w:t>
-      </w:r>
-    </w:p>
-    <w:p>
-      <w:pPr>
-        <w:pStyle w:val="Heading1"/>
-      </w:pPr>
-      <w:r>
-        <w:t>04. Run the investigation and diagnose misconceptions</w:t>
-      </w:r>
-    </w:p>
-    <w:p>
-      <w:r>
-        <w:t>Run the Untrusted input boundaries investigation and use the first unsupported step to choose a teaching response.</w:t>
-      </w:r>
-    </w:p>
-    <w:p>
-      <w:pPr>
-        <w:spacing w:line="336" w:lineRule="auto" w:after="180"/>
-      </w:pPr>
-      <w:r>
-        <w:rPr>
-          <w:b w:val="0"/>
-        </w:rPr>
-        <w:t>The worked result establishes every future case: A format check does not grant resource access; authorisation follows separately.</w:t>
-      </w:r>
-    </w:p>
-    <w:p>
-      <w:pPr>
-        <w:spacing w:line="336" w:lineRule="auto" w:after="180"/>
-      </w:pPr>
-      <w:r>
-        <w:rPr>
-          <w:b w:val="0"/>
-        </w:rPr>
-        <w:t xml:space="preserve">A missing </w:t>
-      </w:r>
-      <w:r>
-        <w:rPr>
-          <w:b/>
-        </w:rPr>
-        <w:t>input</w:t>
-      </w:r>
-      <w:r>
-        <w:rPr>
-          <w:b w:val="0"/>
-        </w:rPr>
-        <w:t xml:space="preserve"> may be replaced without recording the change: A replacement changes the </w:t>
-      </w:r>
-      <w:r>
-        <w:rPr>
-          <w:b/>
-        </w:rPr>
-        <w:t>evidence</w:t>
-      </w:r>
-      <w:r>
-        <w:rPr>
-          <w:b w:val="0"/>
-        </w:rPr>
-        <w:t xml:space="preserve"> or contract. Record the change and its justification; do not silently turn unknown into a measured value.</w:t>
-      </w:r>
-    </w:p>
-    <w:p>
-      <w:pPr>
-        <w:spacing w:line="336" w:lineRule="auto" w:after="180"/>
-      </w:pPr>
-      <w:r>
-        <w:rPr>
-          <w:b w:val="0"/>
-        </w:rPr>
-        <w:t xml:space="preserve">Repeating an assessed case is new independent </w:t>
-      </w:r>
-      <w:r>
-        <w:rPr>
-          <w:b/>
-        </w:rPr>
-        <w:t>evidence</w:t>
-      </w:r>
-      <w:r>
-        <w:rPr>
-          <w:b w:val="0"/>
-        </w:rPr>
-        <w:t>: A replay checks consistency. An example used for feedback or revision cannot later be described as untouched final evaluation.</w:t>
-      </w:r>
-    </w:p>
-    <w:p>
-      <w:pPr>
-        <w:spacing w:line="336" w:lineRule="auto" w:after="180"/>
-      </w:pPr>
-      <w:r>
-        <w:rPr>
-          <w:b w:val="0"/>
-        </w:rPr>
-        <w:t xml:space="preserve">Use Run the investigation for the </w:t>
-      </w:r>
-      <w:r>
-        <w:rPr>
-          <w:b/>
-        </w:rPr>
-        <w:t>evidence</w:t>
-      </w:r>
-      <w:r>
-        <w:rPr>
-          <w:b w:val="0"/>
-        </w:rPr>
-        <w:t xml:space="preserve"> ledger. Add a boundary or missing-</w:t>
-      </w:r>
-      <w:r>
-        <w:rPr>
-          <w:b/>
-        </w:rPr>
-        <w:t>input</w:t>
-      </w:r>
-      <w:r>
-        <w:rPr>
-          <w:b w:val="0"/>
-        </w:rPr>
-        <w:t xml:space="preserve"> case and record the expected response before checking. More successful repeats of one case do not establish wider coverage.</w:t>
-      </w:r>
-    </w:p>
-    <w:p>
-      <w:pPr>
-        <w:pStyle w:val="Heading3"/>
-      </w:pPr>
-      <w:r>
-        <w:t>Match the support to the first error</w:t>
+        <w:pStyle w:val="Heading2"/>
+      </w:pPr>
+      <w:r>
+        <w:t>Choose accessible support</w:t>
       </w:r>
     </w:p>
     <w:tbl>
@@ -2799,603 +3564,81 @@
     </w:p>
     <w:p>
       <w:pPr>
-        <w:pStyle w:val="Heading1"/>
-      </w:pPr>
-      <w:r>
-        <w:t>05. Assess and explain the answers</w:t>
+        <w:pStyle w:val="Heading2"/>
+      </w:pPr>
+      <w:r>
+        <w:t>Earlier wording, alternatives and picture transcripts · reference / check after trying</w:t>
       </w:r>
     </w:p>
     <w:p>
-      <w:r>
-        <w:t>Use the Untrusted input boundaries questions, teacher keys and criteria after the relevant attempts. Previously discussed cases are practice; protect the separately selected independent task.</w:t>
+      <w:pPr>
+        <w:pStyle w:val="Heading3"/>
+      </w:pPr>
+      <w:r>
+        <w:t>Match the support to the first error</w:t>
       </w:r>
     </w:p>
     <w:p>
       <w:pPr>
-        <w:pStyle w:val="Heading3"/>
-      </w:pPr>
-      <w:r>
-        <w:t>Guided and exit questions</w:t>
+        <w:pStyle w:val="Heading1"/>
+      </w:pPr>
+      <w:r>
+        <w:t>05. Assess the new service scenario</w:t>
       </w:r>
     </w:p>
     <w:p>
-      <w:pPr>
-        <w:spacing w:line="336" w:lineRule="auto" w:after="180"/>
-      </w:pPr>
-      <w:r>
-        <w:rPr>
-          <w:b w:val="0"/>
-        </w:rPr>
-        <w:t>Guided: A1 passes the format; delete_all() fails. Neither is executed as code, including any instruction-shaped string. Qualification: A format check does not grant resource access; authorisation follows separately.</w:t>
+      <w:r>
+        <w:t>Keep the selected answer private until after a first attempt.</w:t>
       </w:r>
     </w:p>
     <w:p>
       <w:pPr>
-        <w:spacing w:line="336" w:lineRule="auto" w:after="180"/>
-      </w:pPr>
-      <w:r>
-        <w:rPr>
-          <w:b w:val="0"/>
-        </w:rPr>
-        <w:t xml:space="preserve">Exit: accept a concrete variation with its predicted outcome and a stated condition that would challenge the </w:t>
-      </w:r>
-      <w:r>
-        <w:rPr>
-          <w:b/>
-        </w:rPr>
-        <w:t>mechanism</w:t>
-      </w:r>
-      <w:r>
-        <w:rPr>
-          <w:b w:val="0"/>
-        </w:rPr>
-        <w:t xml:space="preserve">; reject a claim resting on unmeasured </w:t>
-      </w:r>
-      <w:r>
-        <w:rPr>
-          <w:b/>
-        </w:rPr>
-        <w:t>evidence</w:t>
-      </w:r>
-      <w:r>
-        <w:rPr>
-          <w:b w:val="0"/>
-        </w:rPr>
-        <w:t>.</w:t>
+        <w:pStyle w:val="Heading2"/>
+      </w:pPr>
+      <w:r>
+        <w:t>Selected independent task and checked answer</w:t>
       </w:r>
     </w:p>
     <w:p>
       <w:pPr>
-        <w:pStyle w:val="Heading3"/>
-      </w:pPr>
-      <w:r>
-        <w:t>W1 Explain the mechanism</w:t>
+        <w:spacing w:line="336" w:lineRule="auto" w:after="180"/>
+      </w:pPr>
+      <w:r>
+        <w:rPr>
+          <w:b w:val="0"/>
+        </w:rPr>
+        <w:t xml:space="preserve">Selected case: </w:t>
+      </w:r>
+      <w:r>
+        <w:rPr>
+          <w:b/>
+        </w:rPr>
+        <w:t>Input</w:t>
+      </w:r>
+      <w:r>
+        <w:rPr>
+          <w:b w:val="0"/>
+        </w:rPr>
+        <w:t xml:space="preserve"> format is exactly one ASCII uppercase letter followed by one digit, with no trimming. Evaluate C0, c0, C00, "C0 ", and None. Does a valid format grant access?</w:t>
       </w:r>
     </w:p>
     <w:p>
       <w:pPr>
-        <w:pStyle w:val="Heading3"/>
-      </w:pPr>
-      <w:r>
-        <w:t>Workbook question · W1</w:t>
+        <w:spacing w:line="336" w:lineRule="auto" w:after="180"/>
+      </w:pPr>
+      <w:r>
+        <w:rPr>
+          <w:b w:val="0"/>
+        </w:rPr>
+        <w:t>Teacher explanation: C0 passes the exact string format. c0 fails uppercase case, C00 fails length, "C0 " fails because the trailing space is not trimmed, and None fails the string-type requirement. A well-formed identifier does not grant resource access; trusted authorisation must still be checked.</w:t>
       </w:r>
     </w:p>
     <w:p>
       <w:pPr>
-        <w:spacing w:line="336" w:lineRule="auto" w:after="180"/>
-        <w:shd w:fill="F5F1FB"/>
-      </w:pPr>
-      <w:r>
-        <w:rPr>
-          <w:b w:val="0"/>
-        </w:rPr>
-        <w:t xml:space="preserve">Explain the weekly </w:t>
-      </w:r>
-      <w:r>
-        <w:rPr>
-          <w:b/>
-        </w:rPr>
-        <w:t>mechanism</w:t>
-      </w:r>
-      <w:r>
-        <w:rPr>
-          <w:b w:val="0"/>
-        </w:rPr>
-        <w:t xml:space="preserve"> in your own words. Use the worked scenario to name its </w:t>
-      </w:r>
-      <w:r>
-        <w:rPr>
-          <w:b/>
-        </w:rPr>
-        <w:t>input</w:t>
-      </w:r>
-      <w:r>
-        <w:rPr>
-          <w:b w:val="0"/>
-        </w:rPr>
-        <w:t xml:space="preserve">, decision rule and </w:t>
-      </w:r>
-      <w:r>
-        <w:rPr>
-          <w:b/>
-        </w:rPr>
-        <w:t>output</w:t>
-      </w:r>
-      <w:r>
-        <w:rPr>
-          <w:b w:val="0"/>
-        </w:rPr>
-        <w:t>.</w:t>
-      </w:r>
-    </w:p>
-    <w:p>
-      <w:pPr>
-        <w:pStyle w:val="Heading3"/>
-      </w:pPr>
-      <w:r>
-        <w:t>Teacher reasoning · W1</w:t>
-      </w:r>
-    </w:p>
-    <w:p>
-      <w:pPr>
-        <w:spacing w:line="336" w:lineRule="auto" w:after="180"/>
-        <w:shd w:fill="F1F6FC"/>
-      </w:pPr>
-      <w:r>
-        <w:rPr>
-          <w:b w:val="0"/>
-        </w:rPr>
-        <w:t xml:space="preserve">Teacher explanation: </w:t>
-      </w:r>
-      <w:r>
-        <w:rPr>
-          <w:b/>
-        </w:rPr>
-        <w:t>Untrusted input</w:t>
-      </w:r>
-      <w:r>
-        <w:rPr>
-          <w:b w:val="0"/>
-        </w:rPr>
-        <w:t xml:space="preserve"> must be treated according to a contract before reaching code, queries or tools. Data that resembles instructions does not acquire execution authority.</w:t>
-      </w:r>
-    </w:p>
-    <w:p>
-      <w:pPr>
-        <w:spacing w:line="336" w:lineRule="auto" w:after="180"/>
-        <w:shd w:fill="F1F6FC"/>
-      </w:pPr>
-      <w:r>
-        <w:rPr>
-          <w:b w:val="0"/>
-        </w:rPr>
-        <w:t>For the toy lookup accept room IDs matching one uppercase letter plus one digit. Perform exact dictionary lookup; never evaluate user strings as code. Reject invalid length or characters.</w:t>
-      </w:r>
-    </w:p>
-    <w:p>
-      <w:pPr>
-        <w:pStyle w:val="Heading3"/>
-      </w:pPr>
-      <w:r>
-        <w:t>W2 Trace the worked case</w:t>
-      </w:r>
-    </w:p>
-    <w:p>
-      <w:pPr>
-        <w:pStyle w:val="Heading3"/>
-      </w:pPr>
-      <w:r>
-        <w:t>Workbook question · W2</w:t>
-      </w:r>
-    </w:p>
-    <w:p>
-      <w:pPr>
-        <w:spacing w:line="336" w:lineRule="auto" w:after="180"/>
-        <w:shd w:fill="F5F1FB"/>
-      </w:pPr>
-      <w:r>
-        <w:rPr>
-          <w:b/>
-        </w:rPr>
-        <w:t>Input</w:t>
-      </w:r>
-      <w:r>
-        <w:rPr>
-          <w:b w:val="0"/>
-        </w:rPr>
-        <w:t>s A1 and delete_all() are supplied to room lookup. Show the intermediate steps and give the conclusion with its scope.</w:t>
-      </w:r>
-    </w:p>
-    <w:p>
-      <w:pPr>
-        <w:pStyle w:val="Heading3"/>
-      </w:pPr>
-      <w:r>
-        <w:t>Teacher reasoning · W2</w:t>
-      </w:r>
-    </w:p>
-    <w:p>
-      <w:pPr>
-        <w:spacing w:line="336" w:lineRule="auto" w:after="180"/>
-        <w:shd w:fill="F1F6FC"/>
-      </w:pPr>
-      <w:r>
-        <w:rPr>
-          <w:b w:val="0"/>
-        </w:rPr>
-        <w:t>Teacher explanation: A1 passes the format; delete_all() fails. Neither is executed as code, including any instruction-shaped string.</w:t>
-      </w:r>
-    </w:p>
-    <w:p>
-      <w:pPr>
-        <w:pStyle w:val="Heading3"/>
-      </w:pPr>
-      <w:r>
-        <w:t>W3 Audit the limit</w:t>
-      </w:r>
-    </w:p>
-    <w:p>
-      <w:pPr>
-        <w:pStyle w:val="Heading3"/>
-      </w:pPr>
-      <w:r>
-        <w:t>Workbook question · W3</w:t>
-      </w:r>
-    </w:p>
-    <w:p>
-      <w:pPr>
-        <w:spacing w:line="336" w:lineRule="auto" w:after="180"/>
-        <w:shd w:fill="F5F1FB"/>
-      </w:pPr>
-      <w:r>
-        <w:rPr>
-          <w:b w:val="0"/>
-        </w:rPr>
-        <w:t>A report omits this qualification: A format check does not grant resource access; authorisation follows separately. Explain how omitting it could change a reader's interpretation, and write an accurate replacement.</w:t>
-      </w:r>
-    </w:p>
-    <w:p>
-      <w:pPr>
-        <w:pStyle w:val="Heading3"/>
-      </w:pPr>
-      <w:r>
-        <w:t>Teacher reasoning · W3</w:t>
-      </w:r>
-    </w:p>
-    <w:p>
-      <w:pPr>
-        <w:spacing w:line="336" w:lineRule="auto" w:after="180"/>
-        <w:shd w:fill="F1F6FC"/>
-      </w:pPr>
-      <w:r>
-        <w:rPr>
-          <w:b w:val="0"/>
-        </w:rPr>
-        <w:t>Teacher explanation: A format check does not grant resource access; authorisation follows separately.</w:t>
-      </w:r>
-    </w:p>
-    <w:p>
-      <w:pPr>
-        <w:spacing w:line="336" w:lineRule="auto" w:after="180"/>
-        <w:shd w:fill="F1F6FC"/>
-      </w:pPr>
-      <w:r>
-        <w:rPr>
-          <w:b w:val="0"/>
-        </w:rPr>
-        <w:t xml:space="preserve">State the observed result separately from the unverified or out-of-scope claim; preserve the original </w:t>
-      </w:r>
-      <w:r>
-        <w:rPr>
-          <w:b/>
-        </w:rPr>
-        <w:t>evidence</w:t>
-      </w:r>
-      <w:r>
-        <w:rPr>
-          <w:b w:val="0"/>
-        </w:rPr>
-        <w:t xml:space="preserve"> rather than inventing a missing fact.</w:t>
-      </w:r>
-    </w:p>
-    <w:p>
-      <w:pPr>
-        <w:pStyle w:val="Heading3"/>
-      </w:pPr>
-      <w:r>
-        <w:t>W4 Apply a new case independently</w:t>
-      </w:r>
-    </w:p>
-    <w:p>
-      <w:pPr>
-        <w:pStyle w:val="Heading3"/>
-      </w:pPr>
-      <w:r>
-        <w:t>Workbook question · W4</w:t>
-      </w:r>
-    </w:p>
-    <w:p>
-      <w:pPr>
-        <w:spacing w:line="336" w:lineRule="auto" w:after="180"/>
-        <w:shd w:fill="F5F1FB"/>
-      </w:pPr>
-      <w:r>
-        <w:rPr>
-          <w:b w:val="0"/>
-        </w:rPr>
-        <w:t>Classify B2, b2, B22 and B2; DROP under the exact format.</w:t>
-      </w:r>
-    </w:p>
-    <w:p>
-      <w:pPr>
-        <w:pStyle w:val="Heading3"/>
-      </w:pPr>
-      <w:r>
-        <w:t>Teacher reasoning · W4</w:t>
-      </w:r>
-    </w:p>
-    <w:p>
-      <w:pPr>
-        <w:spacing w:line="336" w:lineRule="auto" w:after="180"/>
-        <w:shd w:fill="F1F6FC"/>
-      </w:pPr>
-      <w:r>
-        <w:rPr>
-          <w:b w:val="0"/>
-        </w:rPr>
-        <w:t>Teacher explanation: B2 valid; lowercase, extra digit and injected command text invalid. Validation and safe lookup both apply.</w:t>
-      </w:r>
-    </w:p>
-    <w:p>
-      <w:pPr>
-        <w:pStyle w:val="Heading3"/>
-      </w:pPr>
-      <w:r>
-        <w:t>W5 Design a revealing follow-up</w:t>
-      </w:r>
-    </w:p>
-    <w:p>
-      <w:pPr>
-        <w:pStyle w:val="Heading3"/>
-      </w:pPr>
-      <w:r>
-        <w:t>Workbook question · W5</w:t>
-      </w:r>
-    </w:p>
-    <w:p>
-      <w:pPr>
-        <w:spacing w:line="336" w:lineRule="auto" w:after="180"/>
-        <w:shd w:fill="F5F1FB"/>
-      </w:pPr>
-      <w:r>
-        <w:rPr>
-          <w:b w:val="0"/>
-        </w:rPr>
-        <w:t>For the worked scenario, propose one additional case that could reveal a failure, describe its expected outcome before running it, and explain what would need to remain fixed for a fair comparison.</w:t>
-      </w:r>
-    </w:p>
-    <w:p>
-      <w:pPr>
-        <w:spacing w:line="336" w:lineRule="auto" w:after="180"/>
-        <w:shd w:fill="F5F1FB"/>
-      </w:pPr>
-      <w:r>
-        <w:rPr>
-          <w:b w:val="0"/>
-        </w:rPr>
-        <w:t>Do not reuse W4 as a new final test after receiving feedback.</w:t>
-      </w:r>
-    </w:p>
-    <w:p>
-      <w:pPr>
-        <w:pStyle w:val="Heading3"/>
-      </w:pPr>
-      <w:r>
-        <w:t>Teacher reasoning · W5</w:t>
-      </w:r>
-    </w:p>
-    <w:p>
-      <w:pPr>
-        <w:spacing w:line="336" w:lineRule="auto" w:after="180"/>
-        <w:shd w:fill="F1F6FC"/>
-      </w:pPr>
-      <w:r>
-        <w:rPr>
-          <w:b w:val="0"/>
-        </w:rPr>
-        <w:t xml:space="preserve">Teacher explanation: Accept a concrete variant of the worked </w:t>
-      </w:r>
-      <w:r>
-        <w:rPr>
-          <w:b/>
-        </w:rPr>
-        <w:t>input</w:t>
-      </w:r>
-      <w:r>
-        <w:rPr>
-          <w:b w:val="0"/>
-        </w:rPr>
-        <w:t xml:space="preserve"> or a missing/conflicting/boundary condition, with an expectation derived from the declared procedure.</w:t>
-      </w:r>
-    </w:p>
-    <w:p>
-      <w:pPr>
-        <w:spacing w:line="336" w:lineRule="auto" w:after="180"/>
-        <w:shd w:fill="F1F6FC"/>
-      </w:pPr>
-      <w:r>
-        <w:rPr>
-          <w:b w:val="0"/>
-        </w:rPr>
-        <w:t xml:space="preserve">Require preserved settings, original </w:t>
-      </w:r>
-      <w:r>
-        <w:rPr>
-          <w:b/>
-        </w:rPr>
-        <w:t>output</w:t>
-      </w:r>
-      <w:r>
-        <w:rPr>
-          <w:b w:val="0"/>
-        </w:rPr>
-        <w:t>s and data roles. A format check does not grant resource access; authorisation follows separately.</w:t>
-      </w:r>
-    </w:p>
-    <w:p>
-      <w:pPr>
-        <w:spacing w:line="336" w:lineRule="auto" w:after="180"/>
-        <w:shd w:fill="F1F6FC"/>
-      </w:pPr>
-      <w:r>
-        <w:rPr>
-          <w:b w:val="0"/>
-        </w:rPr>
-        <w:t xml:space="preserve">The new case should test this particular </w:t>
-      </w:r>
-      <w:r>
-        <w:rPr>
-          <w:b/>
-        </w:rPr>
-        <w:t>mechanism</w:t>
-      </w:r>
-      <w:r>
-        <w:rPr>
-          <w:b w:val="0"/>
-        </w:rPr>
-        <w:t xml:space="preserve"> rather than merely restate the original result.</w:t>
-      </w:r>
-    </w:p>
-    <w:p>
-      <w:pPr>
-        <w:pStyle w:val="Heading3"/>
-      </w:pPr>
-      <w:r>
-        <w:t>Independent assessment and fresh retry</w:t>
-      </w:r>
-    </w:p>
-    <w:p>
-      <w:pPr>
-        <w:pStyle w:val="Heading3"/>
-      </w:pPr>
-      <w:r>
-        <w:t>Teacher key · Independent assessment and fresh retry</w:t>
-      </w:r>
-    </w:p>
-    <w:p>
-      <w:pPr>
-        <w:spacing w:line="336" w:lineRule="auto" w:after="180"/>
-        <w:shd w:fill="F1F6FC"/>
-      </w:pPr>
-      <w:r>
-        <w:rPr>
-          <w:b w:val="0"/>
-        </w:rPr>
-        <w:t xml:space="preserve">W4: B2 valid; lowercase, extra digit and injected command text invalid. Validation and safe lookup both apply. Require intermediate reasoning and the stated scope. Fresh retry: </w:t>
-      </w:r>
-      <w:r>
-        <w:rPr>
-          <w:b/>
-        </w:rPr>
-        <w:t>Input</w:t>
-      </w:r>
-      <w:r>
-        <w:rPr>
-          <w:b w:val="0"/>
-        </w:rPr>
-        <w:t>s Z9 and Z9 followed by a newline.</w:t>
-      </w:r>
-    </w:p>
-    <w:p>
-      <w:pPr>
-        <w:spacing w:line="336" w:lineRule="auto" w:after="180"/>
-        <w:shd w:fill="F1F6FC"/>
-      </w:pPr>
-      <w:r>
-        <w:rPr>
-          <w:b w:val="0"/>
-        </w:rPr>
-        <w:t>Expected reasoning: Z9 valid; extra newline fails exact full-match policy. Do not silently trim unless specified.</w:t>
-      </w:r>
-    </w:p>
-    <w:p>
-      <w:pPr>
-        <w:spacing w:line="336" w:lineRule="auto" w:after="180"/>
-        <w:shd w:fill="F1F6FC"/>
-      </w:pPr>
-      <w:r>
-        <w:rPr>
-          <w:b w:val="0"/>
-        </w:rPr>
-        <w:t>If students need support, record it and reassess with another new case rather than awarding independence to a copied answer.</w:t>
-      </w:r>
-    </w:p>
-    <w:p>
-      <w:pPr>
-        <w:pStyle w:val="Heading3"/>
-      </w:pPr>
-      <w:r>
-        <w:t>Assess independent transfer</w:t>
-      </w:r>
-    </w:p>
-    <w:p>
-      <w:pPr>
-        <w:pStyle w:val="Heading3"/>
-      </w:pPr>
-      <w:r>
-        <w:t>Independent question · withhold the key</w:t>
-      </w:r>
-    </w:p>
-    <w:p>
-      <w:pPr>
-        <w:spacing w:line="336" w:lineRule="auto" w:after="180"/>
-        <w:shd w:fill="F5F1FB"/>
-      </w:pPr>
-      <w:r>
-        <w:rPr>
-          <w:b w:val="0"/>
-        </w:rPr>
-        <w:t xml:space="preserve">Selected case: </w:t>
-      </w:r>
-      <w:r>
-        <w:rPr>
-          <w:b/>
-        </w:rPr>
-        <w:t>Input</w:t>
-      </w:r>
-      <w:r>
-        <w:rPr>
-          <w:b w:val="0"/>
-        </w:rPr>
-        <w:t xml:space="preserve"> format is exactly one ASCII uppercase letter followed by one digit, with no trimming. Evaluate C0, c0, C00, "C0 ", and None. Does a valid format grant access?</w:t>
-      </w:r>
-    </w:p>
-    <w:p>
-      <w:pPr>
-        <w:pStyle w:val="Heading3"/>
-      </w:pPr>
-      <w:r>
-        <w:t>Selected case answer</w:t>
-      </w:r>
-    </w:p>
-    <w:p>
-      <w:pPr>
-        <w:pStyle w:val="Heading3"/>
-      </w:pPr>
-      <w:r>
-        <w:t>Teacher key · Selected case answer</w:t>
-      </w:r>
-    </w:p>
-    <w:p>
-      <w:pPr>
-        <w:spacing w:line="336" w:lineRule="auto" w:after="180"/>
-        <w:shd w:fill="F1F6FC"/>
-      </w:pPr>
-      <w:r>
-        <w:rPr>
-          <w:b w:val="0"/>
-        </w:rPr>
-        <w:t>Teacher explanation: C0 passes the exact string format. c0 fails uppercase case, C00 fails length, "C0 " fails because the trailing space is not trimmed, and None fails the string-type requirement. A well-formed identifier does not grant resource access; trusted authorisation must still be checked.</w:t>
+        <w:pStyle w:val="Heading2"/>
+      </w:pPr>
+      <w:r>
+        <w:t>Judge explanation,trace and limits</w:t>
       </w:r>
     </w:p>
     <w:tbl>
@@ -3502,54 +3745,55 @@
     </w:tbl>
     <w:p>
       <w:pPr>
-        <w:pStyle w:val="Heading3"/>
-      </w:pPr>
-      <w:r>
-        <w:t>Teacher key · Selected case answer</w:t>
+        <w:spacing w:line="336" w:lineRule="auto" w:after="180"/>
+      </w:pPr>
+      <w:r>
+        <w:rPr>
+          <w:b w:val="0"/>
+        </w:rPr>
+        <w:t>Record each dimension as not yet, with support, or independent. Accept a valid alternative procedure with a defensible trace.</w:t>
       </w:r>
     </w:p>
     <w:p>
       <w:pPr>
         <w:spacing w:line="336" w:lineRule="auto" w:after="180"/>
-        <w:shd w:fill="F1F6FC"/>
       </w:pPr>
       <w:r>
         <w:rPr>
           <w:b w:val="0"/>
         </w:rPr>
-        <w:t>Record each dimension as not yet, with support, or independent. Accept a valid alternative procedure with a defensible trace.</w:t>
+        <w:t xml:space="preserve">Do not penalise an honestly recorded model failure if the learner correctly explains its </w:t>
+      </w:r>
+      <w:r>
+        <w:rPr>
+          <w:b/>
+        </w:rPr>
+        <w:t>evidence</w:t>
+      </w:r>
+      <w:r>
+        <w:rPr>
+          <w:b w:val="0"/>
+        </w:rPr>
+        <w:t xml:space="preserve"> and limits.</w:t>
       </w:r>
     </w:p>
     <w:p>
       <w:pPr>
-        <w:spacing w:line="336" w:lineRule="auto" w:after="180"/>
-        <w:shd w:fill="F1F6FC"/>
-      </w:pPr>
-      <w:r>
-        <w:rPr>
-          <w:b w:val="0"/>
-        </w:rPr>
-        <w:t xml:space="preserve">Do not penalise an honestly recorded model failure if the learner correctly explains its </w:t>
-      </w:r>
-      <w:r>
-        <w:rPr>
-          <w:b/>
-        </w:rPr>
-        <w:t>evidence</w:t>
-      </w:r>
-      <w:r>
-        <w:rPr>
-          <w:b w:val="0"/>
-        </w:rPr>
-        <w:t xml:space="preserve"> and limits.</w:t>
+        <w:pStyle w:val="Heading2"/>
+      </w:pPr>
+      <w:r>
+        <w:t>Give one usable repair</w:t>
       </w:r>
     </w:p>
     <w:p>
       <w:pPr>
-        <w:pStyle w:val="Heading3"/>
-      </w:pPr>
-      <w:r>
-        <w:t>Feedback that the learner uses</w:t>
+        <w:spacing w:line="336" w:lineRule="auto" w:after="180"/>
+      </w:pPr>
+      <w:r>
+        <w:rPr>
+          <w:b w:val="0"/>
+        </w:rPr>
+        <w:t>Name the earliest unsupported step and give one action to repair it. Have the learner make that repair now and explain why. Then assess the relevant skill on a fresh, fully specified case.</w:t>
       </w:r>
     </w:p>
     <w:p>
@@ -3560,90 +3804,93 @@
         <w:rPr>
           <w:b w:val="0"/>
         </w:rPr>
-        <w:t>Name the earliest unsupported step and give one action to repair it. Have the learner make that repair now and explain why. Then assess the relevant skill on a fresh, fully specified case.</w:t>
+        <w:t>Confirm it was not previously practised with feedback; solve and check the new case before assigning it. A follow-up design prompt is a starting brief, not automatically an equivalent test.</w:t>
       </w:r>
     </w:p>
     <w:p>
       <w:pPr>
-        <w:spacing w:line="336" w:lineRule="auto" w:after="180"/>
-      </w:pPr>
-      <w:r>
-        <w:rPr>
-          <w:b w:val="0"/>
-        </w:rPr>
-        <w:t>Confirm it was not previously practised with feedback; solve and check the new case before assigning it. A follow-up design prompt is a starting brief, not automatically an equivalent test.</w:t>
+        <w:pStyle w:val="Heading2"/>
+      </w:pPr>
+      <w:r>
+        <w:t>W1 Explain the mechanism</w:t>
       </w:r>
     </w:p>
     <w:p>
       <w:pPr>
-        <w:pStyle w:val="Heading1"/>
-      </w:pPr>
-      <w:r>
-        <w:t>06. Connect the project, support and next lesson</w:t>
+        <w:spacing w:line="336" w:lineRule="auto" w:after="180"/>
+      </w:pPr>
+      <w:r>
+        <w:rPr>
+          <w:b w:val="0"/>
+        </w:rPr>
+        <w:t xml:space="preserve">Explain the weekly </w:t>
+      </w:r>
+      <w:r>
+        <w:rPr>
+          <w:b/>
+        </w:rPr>
+        <w:t>mechanism</w:t>
+      </w:r>
+      <w:r>
+        <w:rPr>
+          <w:b w:val="0"/>
+        </w:rPr>
+        <w:t xml:space="preserve"> in your own words. Use the worked scenario to name its </w:t>
+      </w:r>
+      <w:r>
+        <w:rPr>
+          <w:b/>
+        </w:rPr>
+        <w:t>input</w:t>
+      </w:r>
+      <w:r>
+        <w:rPr>
+          <w:b w:val="0"/>
+        </w:rPr>
+        <w:t xml:space="preserve">, decision rule and </w:t>
+      </w:r>
+      <w:r>
+        <w:rPr>
+          <w:b/>
+        </w:rPr>
+        <w:t>output</w:t>
+      </w:r>
+      <w:r>
+        <w:rPr>
+          <w:b w:val="0"/>
+        </w:rPr>
+        <w:t>.</w:t>
       </w:r>
     </w:p>
     <w:p>
-      <w:r>
-        <w:t>Connect Untrusted input boundaries to Grounded Learning Service, adapt support and plan a later changed-case check.</w:t>
+      <w:pPr>
+        <w:spacing w:line="336" w:lineRule="auto" w:after="180"/>
+      </w:pPr>
+      <w:r>
+        <w:rPr>
+          <w:b w:val="0"/>
+        </w:rPr>
+        <w:t xml:space="preserve">Teacher explanation: </w:t>
+      </w:r>
+      <w:r>
+        <w:rPr>
+          <w:b/>
+        </w:rPr>
+        <w:t>Untrusted input</w:t>
+      </w:r>
+      <w:r>
+        <w:rPr>
+          <w:b w:val="0"/>
+        </w:rPr>
+        <w:t xml:space="preserve"> must be treated according to a contract before reaching code, queries or tools. Data that resembles instructions does not acquire execution authority. For the toy lookup accept room IDs matching one ASCII uppercase letter plus one ASCII digit, with no trimming. Perform exact dictionary lookup; never evaluate user strings as code. Reject invalid length or characters.</w:t>
       </w:r>
     </w:p>
     <w:p>
       <w:pPr>
-        <w:spacing w:line="336" w:lineRule="auto" w:after="180"/>
-      </w:pPr>
-      <w:r>
-        <w:rPr>
-          <w:b w:val="0"/>
-        </w:rPr>
-        <w:t xml:space="preserve">Add a labelled </w:t>
-      </w:r>
-      <w:r>
-        <w:rPr>
-          <w:b/>
-        </w:rPr>
-        <w:t>untrusted input</w:t>
-      </w:r>
-      <w:r>
-        <w:rPr>
-          <w:b w:val="0"/>
-        </w:rPr>
-        <w:t xml:space="preserve"> boundaries </w:t>
-      </w:r>
-      <w:r>
-        <w:rPr>
-          <w:b/>
-        </w:rPr>
-        <w:t>evidence</w:t>
-      </w:r>
-      <w:r>
-        <w:rPr>
-          <w:b w:val="0"/>
-        </w:rPr>
-        <w:t xml:space="preserve"> sheet to Grounded Learning Service. Show how you can explain the </w:t>
-      </w:r>
-      <w:r>
-        <w:rPr>
-          <w:b/>
-        </w:rPr>
-        <w:t>mechanism</w:t>
-      </w:r>
-      <w:r>
-        <w:rPr>
-          <w:b w:val="0"/>
-        </w:rPr>
-        <w:t xml:space="preserve"> and terminology of </w:t>
-      </w:r>
-      <w:r>
-        <w:rPr>
-          <w:b/>
-        </w:rPr>
-        <w:t>untrusted input</w:t>
-      </w:r>
-      <w:r>
-        <w:rPr>
-          <w:b w:val="0"/>
-        </w:rPr>
-        <w:t xml:space="preserve"> boundaries.</w:t>
+        <w:pStyle w:val="Heading2"/>
+      </w:pPr>
+      <w:r>
+        <w:t>W2 Trace the worked case</w:t>
       </w:r>
     </w:p>
     <w:p>
@@ -3652,33 +3899,15 @@
       </w:pPr>
       <w:r>
         <w:rPr>
+          <w:b/>
+        </w:rPr>
+        <w:t>Input</w:t>
+      </w:r>
+      <w:r>
+        <w:rPr>
           <w:b w:val="0"/>
         </w:rPr>
-        <w:t xml:space="preserve">Use the supplied fictional case and keep its </w:t>
-      </w:r>
-      <w:r>
-        <w:rPr>
-          <w:b/>
-        </w:rPr>
-        <w:t>input</w:t>
-      </w:r>
-      <w:r>
-        <w:rPr>
-          <w:b w:val="0"/>
-        </w:rPr>
-        <w:t xml:space="preserve">s, intermediate steps, calculation or </w:t>
-      </w:r>
-      <w:r>
-        <w:rPr>
-          <w:b/>
-        </w:rPr>
-        <w:t>prediction</w:t>
-      </w:r>
-      <w:r>
-        <w:rPr>
-          <w:b w:val="0"/>
-        </w:rPr>
-        <w:t>, and limitation. Connect this record to last week’s record; a matching answer without a trace is insufficient.</w:t>
+        <w:t>s A1 and delete_all() are supplied to room lookup. Show the intermediate steps and give the conclusion with its scope.</w:t>
       </w:r>
     </w:p>
     <w:p>
@@ -3689,42 +3918,15 @@
         <w:rPr>
           <w:b w:val="0"/>
         </w:rPr>
-        <w:t xml:space="preserve">Provide an </w:t>
-      </w:r>
-      <w:r>
-        <w:rPr>
-          <w:b/>
-        </w:rPr>
-        <w:t>input</w:t>
-      </w:r>
-      <w:r>
-        <w:rPr>
-          <w:b w:val="0"/>
-        </w:rPr>
-        <w:t>/procedure/result/limit frame and a calculator when needed. Ask students to identify the first step before completing the whole trace.</w:t>
+        <w:t>Teacher explanation: A1 passes the format; delete_all() fails. Neither is executed as code, including any instruction-shaped string.</w:t>
       </w:r>
     </w:p>
     <w:p>
       <w:pPr>
-        <w:spacing w:line="336" w:lineRule="auto" w:after="180"/>
-      </w:pPr>
-      <w:r>
-        <w:rPr>
-          <w:b w:val="0"/>
-        </w:rPr>
-        <w:t xml:space="preserve">Extension: compare two concrete variants of this </w:t>
-      </w:r>
-      <w:r>
-        <w:rPr>
-          <w:b/>
-        </w:rPr>
-        <w:t>mechanism</w:t>
-      </w:r>
-      <w:r>
-        <w:rPr>
-          <w:b w:val="0"/>
-        </w:rPr>
-        <w:t xml:space="preserve"> while holding unrelated conditions fixed; report both successful and unsuccessful outcomes.</w:t>
+        <w:pStyle w:val="Heading2"/>
+      </w:pPr>
+      <w:r>
+        <w:t>W3 Audit the limit</w:t>
       </w:r>
     </w:p>
     <w:p>
@@ -3735,19 +3937,7 @@
         <w:rPr>
           <w:b w:val="0"/>
         </w:rPr>
-        <w:t xml:space="preserve">Next connection: Sandboxing and resource limits. Preserve the current case record and retrieve its </w:t>
-      </w:r>
-      <w:r>
-        <w:rPr>
-          <w:b/>
-        </w:rPr>
-        <w:t>evidence</w:t>
-      </w:r>
-      <w:r>
-        <w:rPr>
-          <w:b w:val="0"/>
-        </w:rPr>
-        <w:t xml:space="preserve"> boundary before moving on.</w:t>
+        <w:t>A report omits this qualification: A format check does not grant resource access; authorisation follows separately. Explain how omitting it could change a reader's interpretation, and write an accurate replacement.</w:t>
       </w:r>
     </w:p>
     <w:p>
@@ -3758,15 +3948,556 @@
         <w:rPr>
           <w:b w:val="0"/>
         </w:rPr>
-        <w:t>Retain the project ledger and assess a changed case after support. Check the relevant prerequisite before carrying this component forward.</w:t>
+        <w:t>Teacher explanation: A format check does not grant resource access; authorisation follows separately.</w:t>
       </w:r>
     </w:p>
     <w:p>
       <w:pPr>
+        <w:spacing w:line="336" w:lineRule="auto" w:after="180"/>
+      </w:pPr>
+      <w:r>
+        <w:rPr>
+          <w:b w:val="0"/>
+        </w:rPr>
+        <w:t xml:space="preserve">State the observed result separately from the unverified or out-of-scope claim; preserve the original </w:t>
+      </w:r>
+      <w:r>
+        <w:rPr>
+          <w:b/>
+        </w:rPr>
+        <w:t>evidence</w:t>
+      </w:r>
+      <w:r>
+        <w:rPr>
+          <w:b w:val="0"/>
+        </w:rPr>
+        <w:t xml:space="preserve"> rather than inventing a missing fact.</w:t>
+      </w:r>
+    </w:p>
+    <w:p>
+      <w:pPr>
+        <w:pStyle w:val="Heading2"/>
+      </w:pPr>
+      <w:r>
+        <w:t>W5 Design a revealing follow-up</w:t>
+      </w:r>
+    </w:p>
+    <w:p>
+      <w:pPr>
+        <w:spacing w:line="336" w:lineRule="auto" w:after="180"/>
+      </w:pPr>
+      <w:r>
+        <w:rPr>
+          <w:b w:val="0"/>
+        </w:rPr>
+        <w:t>For the worked scenario, propose one additional case that could reveal a failure, describe its expected outcome before running it, and explain what would need to remain fixed for a fair comparison.</w:t>
+      </w:r>
+    </w:p>
+    <w:p>
+      <w:pPr>
+        <w:spacing w:line="336" w:lineRule="auto" w:after="180"/>
+      </w:pPr>
+      <w:r>
+        <w:rPr>
+          <w:b w:val="0"/>
+        </w:rPr>
+        <w:t>Do not reuse W4 as a new final test after receiving feedback.</w:t>
+      </w:r>
+    </w:p>
+    <w:p>
+      <w:pPr>
+        <w:spacing w:line="336" w:lineRule="auto" w:after="180"/>
+      </w:pPr>
+      <w:r>
+        <w:rPr>
+          <w:b w:val="0"/>
+        </w:rPr>
+        <w:t xml:space="preserve">Teacher explanation: Accept a concrete variant of the worked </w:t>
+      </w:r>
+      <w:r>
+        <w:rPr>
+          <w:b/>
+        </w:rPr>
+        <w:t>input</w:t>
+      </w:r>
+      <w:r>
+        <w:rPr>
+          <w:b w:val="0"/>
+        </w:rPr>
+        <w:t xml:space="preserve"> or a missing/conflicting/boundary condition, with an expectation derived from the declared procedure.</w:t>
+      </w:r>
+    </w:p>
+    <w:p>
+      <w:pPr>
+        <w:spacing w:line="336" w:lineRule="auto" w:after="180"/>
+      </w:pPr>
+      <w:r>
+        <w:rPr>
+          <w:b w:val="0"/>
+        </w:rPr>
+        <w:t xml:space="preserve">Require preserved settings, original </w:t>
+      </w:r>
+      <w:r>
+        <w:rPr>
+          <w:b/>
+        </w:rPr>
+        <w:t>output</w:t>
+      </w:r>
+      <w:r>
+        <w:rPr>
+          <w:b w:val="0"/>
+        </w:rPr>
+        <w:t>s and data roles. A format check does not grant resource access; authorisation follows separately.</w:t>
+      </w:r>
+    </w:p>
+    <w:p>
+      <w:pPr>
+        <w:spacing w:line="336" w:lineRule="auto" w:after="180"/>
+      </w:pPr>
+      <w:r>
+        <w:rPr>
+          <w:b w:val="0"/>
+        </w:rPr>
+        <w:t xml:space="preserve">The new case should test this particular </w:t>
+      </w:r>
+      <w:r>
+        <w:rPr>
+          <w:b/>
+        </w:rPr>
+        <w:t>mechanism</w:t>
+      </w:r>
+      <w:r>
+        <w:rPr>
+          <w:b w:val="0"/>
+        </w:rPr>
+        <w:t xml:space="preserve"> rather than merely restate the original result.</w:t>
+      </w:r>
+    </w:p>
+    <w:p>
+      <w:pPr>
+        <w:pStyle w:val="Heading2"/>
+      </w:pPr>
+      <w:r>
+        <w:t>Earlier wording, alternatives and picture transcripts · reference / check after trying</w:t>
+      </w:r>
+    </w:p>
+    <w:p>
+      <w:pPr>
         <w:pStyle w:val="Heading3"/>
       </w:pPr>
       <w:r>
-        <w:t>Plan the delayed return</w:t>
+        <w:t>Guided and exit questions</w:t>
+      </w:r>
+    </w:p>
+    <w:p>
+      <w:pPr>
+        <w:spacing w:line="336" w:lineRule="auto" w:after="180"/>
+      </w:pPr>
+      <w:r>
+        <w:rPr>
+          <w:b w:val="0"/>
+        </w:rPr>
+        <w:t>Guided: A1 passes the format; delete_all() fails. Neither is executed as code, including any instruction-shaped string. Qualification: A format check does not grant resource access; authorisation follows separately.</w:t>
+      </w:r>
+    </w:p>
+    <w:p>
+      <w:pPr>
+        <w:spacing w:line="336" w:lineRule="auto" w:after="180"/>
+      </w:pPr>
+      <w:r>
+        <w:rPr>
+          <w:b w:val="0"/>
+        </w:rPr>
+        <w:t xml:space="preserve">Exit: accept a concrete variation with its predicted outcome and a stated condition that would challenge the </w:t>
+      </w:r>
+      <w:r>
+        <w:rPr>
+          <w:b/>
+        </w:rPr>
+        <w:t>mechanism</w:t>
+      </w:r>
+      <w:r>
+        <w:rPr>
+          <w:b w:val="0"/>
+        </w:rPr>
+        <w:t xml:space="preserve">; reject a claim resting on unmeasured </w:t>
+      </w:r>
+      <w:r>
+        <w:rPr>
+          <w:b/>
+        </w:rPr>
+        <w:t>evidence</w:t>
+      </w:r>
+      <w:r>
+        <w:rPr>
+          <w:b w:val="0"/>
+        </w:rPr>
+        <w:t>.</w:t>
+      </w:r>
+    </w:p>
+    <w:p>
+      <w:pPr>
+        <w:pStyle w:val="Heading3"/>
+      </w:pPr>
+      <w:r>
+        <w:t>W1 Explain the mechanism</w:t>
+      </w:r>
+    </w:p>
+    <w:p>
+      <w:pPr>
+        <w:pStyle w:val="Heading3"/>
+      </w:pPr>
+      <w:r>
+        <w:t>W2 Trace the worked case</w:t>
+      </w:r>
+    </w:p>
+    <w:p>
+      <w:pPr>
+        <w:pStyle w:val="Heading3"/>
+      </w:pPr>
+      <w:r>
+        <w:t>W3 Audit the limit</w:t>
+      </w:r>
+    </w:p>
+    <w:p>
+      <w:pPr>
+        <w:pStyle w:val="Heading3"/>
+      </w:pPr>
+      <w:r>
+        <w:t>W4 Apply a new case independently</w:t>
+      </w:r>
+    </w:p>
+    <w:p>
+      <w:pPr>
+        <w:spacing w:line="336" w:lineRule="auto" w:after="180"/>
+      </w:pPr>
+      <w:r>
+        <w:rPr>
+          <w:b w:val="0"/>
+        </w:rPr>
+        <w:t>Classify B2, b2, B22 and B2; DROP under the exact format.</w:t>
+      </w:r>
+    </w:p>
+    <w:p>
+      <w:pPr>
+        <w:spacing w:line="336" w:lineRule="auto" w:after="180"/>
+      </w:pPr>
+      <w:r>
+        <w:rPr>
+          <w:b w:val="0"/>
+        </w:rPr>
+        <w:t>Teacher explanation: B2 valid; lowercase, extra digit and injected command text invalid. Validation and safe lookup both apply.</w:t>
+      </w:r>
+    </w:p>
+    <w:p>
+      <w:pPr>
+        <w:pStyle w:val="Heading3"/>
+      </w:pPr>
+      <w:r>
+        <w:t>W5 Design a revealing follow-up</w:t>
+      </w:r>
+    </w:p>
+    <w:p>
+      <w:pPr>
+        <w:pStyle w:val="Heading3"/>
+      </w:pPr>
+      <w:r>
+        <w:t>Independent assessment and fresh retry</w:t>
+      </w:r>
+    </w:p>
+    <w:p>
+      <w:pPr>
+        <w:spacing w:line="336" w:lineRule="auto" w:after="180"/>
+      </w:pPr>
+      <w:r>
+        <w:rPr>
+          <w:b w:val="0"/>
+        </w:rPr>
+        <w:t xml:space="preserve">W4: B2 valid; lowercase, extra digit and injected command text invalid. Validation and safe lookup both apply. Require intermediate reasoning and the stated scope. Fresh retry: </w:t>
+      </w:r>
+      <w:r>
+        <w:rPr>
+          <w:b/>
+        </w:rPr>
+        <w:t>Input</w:t>
+      </w:r>
+      <w:r>
+        <w:rPr>
+          <w:b w:val="0"/>
+        </w:rPr>
+        <w:t>s Z9 and Z9 followed by a newline.</w:t>
+      </w:r>
+    </w:p>
+    <w:p>
+      <w:pPr>
+        <w:spacing w:line="336" w:lineRule="auto" w:after="180"/>
+      </w:pPr>
+      <w:r>
+        <w:rPr>
+          <w:b w:val="0"/>
+        </w:rPr>
+        <w:t>Expected reasoning: Z9 valid; extra newline fails exact full-match policy. Do not silently trim unless specified.</w:t>
+      </w:r>
+    </w:p>
+    <w:p>
+      <w:pPr>
+        <w:spacing w:line="336" w:lineRule="auto" w:after="180"/>
+      </w:pPr>
+      <w:r>
+        <w:rPr>
+          <w:b w:val="0"/>
+        </w:rPr>
+        <w:t>If students need support, record it and reassess with another new case rather than awarding independence to a copied answer.</w:t>
+      </w:r>
+    </w:p>
+    <w:p>
+      <w:pPr>
+        <w:pStyle w:val="Heading3"/>
+      </w:pPr>
+      <w:r>
+        <w:t>Assess independent transfer</w:t>
+      </w:r>
+    </w:p>
+    <w:p>
+      <w:pPr>
+        <w:pStyle w:val="Heading3"/>
+      </w:pPr>
+      <w:r>
+        <w:t>Selected case answer</w:t>
+      </w:r>
+    </w:p>
+    <w:p>
+      <w:pPr>
+        <w:pStyle w:val="Heading3"/>
+      </w:pPr>
+      <w:r>
+        <w:t>Feedback that the learner uses</w:t>
+      </w:r>
+    </w:p>
+    <w:p>
+      <w:pPr>
+        <w:pStyle w:val="Heading1"/>
+      </w:pPr>
+      <w:r>
+        <w:t>06. Connect, support and revisit service design</w:t>
+      </w:r>
+    </w:p>
+    <w:p>
+      <w:r>
+        <w:t>Use saved evidence and boundary decisions to choose the next step.</w:t>
+      </w:r>
+    </w:p>
+    <w:p>
+      <w:pPr>
+        <w:pStyle w:val="Heading2"/>
+      </w:pPr>
+      <w:r>
+        <w:t>Project and next-week bridge</w:t>
+      </w:r>
+    </w:p>
+    <w:p>
+      <w:pPr>
+        <w:spacing w:line="336" w:lineRule="auto" w:after="180"/>
+      </w:pPr>
+      <w:r>
+        <w:rPr>
+          <w:b w:val="0"/>
+        </w:rPr>
+        <w:t xml:space="preserve">Add a labelled </w:t>
+      </w:r>
+      <w:r>
+        <w:rPr>
+          <w:b/>
+        </w:rPr>
+        <w:t>untrusted input</w:t>
+      </w:r>
+      <w:r>
+        <w:rPr>
+          <w:b w:val="0"/>
+        </w:rPr>
+        <w:t xml:space="preserve"> boundaries </w:t>
+      </w:r>
+      <w:r>
+        <w:rPr>
+          <w:b/>
+        </w:rPr>
+        <w:t>evidence</w:t>
+      </w:r>
+      <w:r>
+        <w:rPr>
+          <w:b w:val="0"/>
+        </w:rPr>
+        <w:t xml:space="preserve"> sheet to Grounded Learning Service. Show how you can explain the </w:t>
+      </w:r>
+      <w:r>
+        <w:rPr>
+          <w:b/>
+        </w:rPr>
+        <w:t>mechanism</w:t>
+      </w:r>
+      <w:r>
+        <w:rPr>
+          <w:b w:val="0"/>
+        </w:rPr>
+        <w:t xml:space="preserve"> and terminology of </w:t>
+      </w:r>
+      <w:r>
+        <w:rPr>
+          <w:b/>
+        </w:rPr>
+        <w:t>untrusted input</w:t>
+      </w:r>
+      <w:r>
+        <w:rPr>
+          <w:b w:val="0"/>
+        </w:rPr>
+        <w:t xml:space="preserve"> boundaries.</w:t>
+      </w:r>
+    </w:p>
+    <w:p>
+      <w:pPr>
+        <w:spacing w:line="336" w:lineRule="auto" w:after="180"/>
+      </w:pPr>
+      <w:r>
+        <w:rPr>
+          <w:b w:val="0"/>
+        </w:rPr>
+        <w:t xml:space="preserve">Use the supplied fictional case and keep its </w:t>
+      </w:r>
+      <w:r>
+        <w:rPr>
+          <w:b/>
+        </w:rPr>
+        <w:t>input</w:t>
+      </w:r>
+      <w:r>
+        <w:rPr>
+          <w:b w:val="0"/>
+        </w:rPr>
+        <w:t xml:space="preserve">s, intermediate steps, calculation or </w:t>
+      </w:r>
+      <w:r>
+        <w:rPr>
+          <w:b/>
+        </w:rPr>
+        <w:t>prediction</w:t>
+      </w:r>
+      <w:r>
+        <w:rPr>
+          <w:b w:val="0"/>
+        </w:rPr>
+        <w:t>, and limitation. Connect this record to last week’s record; a matching answer without a trace is insufficient.</w:t>
+      </w:r>
+    </w:p>
+    <w:p>
+      <w:pPr>
+        <w:spacing w:line="336" w:lineRule="auto" w:after="180"/>
+      </w:pPr>
+      <w:r>
+        <w:rPr>
+          <w:b w:val="0"/>
+        </w:rPr>
+        <w:t xml:space="preserve">Provide an </w:t>
+      </w:r>
+      <w:r>
+        <w:rPr>
+          <w:b/>
+        </w:rPr>
+        <w:t>input</w:t>
+      </w:r>
+      <w:r>
+        <w:rPr>
+          <w:b w:val="0"/>
+        </w:rPr>
+        <w:t>/procedure/result/limit frame and a calculator when needed. Ask students to identify the first step before completing the whole trace.</w:t>
+      </w:r>
+    </w:p>
+    <w:p>
+      <w:pPr>
+        <w:spacing w:line="336" w:lineRule="auto" w:after="180"/>
+      </w:pPr>
+      <w:r>
+        <w:rPr>
+          <w:b w:val="0"/>
+        </w:rPr>
+        <w:t xml:space="preserve">Extension: compare two concrete variants of this </w:t>
+      </w:r>
+      <w:r>
+        <w:rPr>
+          <w:b/>
+        </w:rPr>
+        <w:t>mechanism</w:t>
+      </w:r>
+      <w:r>
+        <w:rPr>
+          <w:b w:val="0"/>
+        </w:rPr>
+        <w:t xml:space="preserve"> while holding unrelated conditions fixed; report both successful and unsuccessful outcomes.</w:t>
+      </w:r>
+    </w:p>
+    <w:p>
+      <w:pPr>
+        <w:spacing w:line="336" w:lineRule="auto" w:after="180"/>
+      </w:pPr>
+      <w:r>
+        <w:rPr>
+          <w:b w:val="0"/>
+        </w:rPr>
+        <w:t xml:space="preserve">Next connection: Sandboxing and resource limits. Preserve the current case record and retrieve its </w:t>
+      </w:r>
+      <w:r>
+        <w:rPr>
+          <w:b/>
+        </w:rPr>
+        <w:t>evidence</w:t>
+      </w:r>
+      <w:r>
+        <w:rPr>
+          <w:b w:val="0"/>
+        </w:rPr>
+        <w:t xml:space="preserve"> boundary before moving on.</w:t>
+      </w:r>
+    </w:p>
+    <w:p>
+      <w:pPr>
+        <w:spacing w:line="336" w:lineRule="auto" w:after="180"/>
+      </w:pPr>
+      <w:r>
+        <w:rPr>
+          <w:b w:val="0"/>
+        </w:rPr>
+        <w:t>Retain the project ledger and assess a changed case after support. Check the relevant prerequisite before carrying this component forward.</w:t>
+      </w:r>
+    </w:p>
+    <w:p>
+      <w:pPr>
+        <w:spacing w:line="336" w:lineRule="auto" w:after="180"/>
+      </w:pPr>
+      <w:r>
+        <w:rPr>
+          <w:b w:val="0"/>
+        </w:rPr>
+        <w:t xml:space="preserve">For the Grounded Learning Service, retain an annotated trace and the changed-case result. Name the contract or </w:t>
+      </w:r>
+      <w:r>
+        <w:rPr>
+          <w:b/>
+        </w:rPr>
+        <w:t>evidence</w:t>
+      </w:r>
+      <w:r>
+        <w:rPr>
+          <w:b w:val="0"/>
+        </w:rPr>
+        <w:t xml:space="preserve"> that makes the deciding step valid, so another team can review it.</w:t>
+      </w:r>
+    </w:p>
+    <w:p>
+      <w:pPr>
+        <w:pStyle w:val="Heading2"/>
+      </w:pPr>
+      <w:r>
+        <w:t>Delayed return and support record</w:t>
       </w:r>
     </w:p>
     <w:p>
@@ -3983,60 +4714,60 @@
     </w:p>
     <w:p>
       <w:pPr>
-        <w:pStyle w:val="Heading3"/>
-      </w:pPr>
-      <w:r>
-        <w:t>Project evidence from this case</w:t>
+        <w:pStyle w:val="Heading2"/>
+      </w:pPr>
+      <w:r>
+        <w:t>Earlier wording, alternatives and picture transcripts · reference / check after trying</w:t>
       </w:r>
     </w:p>
     <w:p>
       <w:pPr>
-        <w:spacing w:line="336" w:lineRule="auto" w:after="180"/>
-      </w:pPr>
-      <w:r>
-        <w:rPr>
-          <w:b w:val="0"/>
-        </w:rPr>
-        <w:t xml:space="preserve">For the Grounded Learning Service, retain an annotated trace and the changed-case result. Name the contract or </w:t>
-      </w:r>
-      <w:r>
-        <w:rPr>
-          <w:b/>
-        </w:rPr>
-        <w:t>evidence</w:t>
-      </w:r>
-      <w:r>
-        <w:rPr>
-          <w:b w:val="0"/>
-        </w:rPr>
-        <w:t xml:space="preserve"> that makes the deciding step valid, so another team can review it.</w:t>
+        <w:pStyle w:val="Heading3"/>
+      </w:pPr>
+      <w:r>
+        <w:t>Plan the delayed return</w:t>
       </w:r>
     </w:p>
     <w:p>
       <w:pPr>
-        <w:pStyle w:val="Heading1"/>
-      </w:pPr>
-      <w:r>
-        <w:t>07. Prepare, teach and assess</w:t>
+        <w:pStyle w:val="Heading3"/>
+      </w:pPr>
+      <w:r>
+        <w:t>Project evidence from this case</w:t>
       </w:r>
     </w:p>
     <w:p>
-      <w:r>
-        <w:t>Use this preparation summary alongside the detailed Untrusted input boundaries lesson; it is a checklist rather than a replacement for the full sequence.</w:t>
+      <w:pPr>
+        <w:pStyle w:val="Heading1"/>
+      </w:pPr>
+      <w:r>
+        <w:t>Reference bank and extra practice</w:t>
       </w:r>
     </w:p>
     <w:p>
       <w:pPr>
-        <w:pStyle w:val="Heading3"/>
-      </w:pPr>
-      <w:r>
-        <w:t>Teaching target</w:t>
+        <w:pStyle w:val="Heading1"/>
+      </w:pPr>
+      <w:r>
+        <w:t>07. Reference · Alternative planning checklist</w:t>
       </w:r>
     </w:p>
     <w:p>
+      <w:r>
+        <w:t>Use alongside the main route when helpful.</w:t>
+      </w:r>
+    </w:p>
+    <w:p>
+      <w:pPr>
+        <w:pStyle w:val="Heading2"/>
+      </w:pPr>
+      <w:r>
+        <w:t>Planning,assessment and project reminders</w:t>
+      </w:r>
+    </w:p>
+    <w:p>
       <w:pPr>
         <w:spacing w:line="336" w:lineRule="auto" w:after="180"/>
-        <w:shd w:fill="EDF7F3"/>
       </w:pPr>
       <w:r>
         <w:rPr>
@@ -4260,22 +4991,36 @@
     </w:p>
     <w:p>
       <w:pPr>
-        <w:pStyle w:val="Heading3"/>
-      </w:pPr>
-      <w:r>
-        <w:t>Supported practice answer</w:t>
+        <w:spacing w:line="336" w:lineRule="auto" w:after="180"/>
+      </w:pPr>
+      <w:r>
+        <w:rPr>
+          <w:b w:val="0"/>
+        </w:rPr>
+        <w:t>Reasoned practice answer: Teacher explanation: A1 passes the format; delete_all() fails. Neither is executed as code, including any instruction-shaped string.</w:t>
       </w:r>
     </w:p>
     <w:p>
       <w:pPr>
         <w:spacing w:line="336" w:lineRule="auto" w:after="180"/>
-        <w:shd w:fill="F1F6FC"/>
       </w:pPr>
       <w:r>
         <w:rPr>
           <w:b w:val="0"/>
         </w:rPr>
-        <w:t>Reasoned practice answer: Teacher explanation: A1 passes the format; delete_all() fails. Neither is executed as code, including any instruction-shaped string.</w:t>
+        <w:t xml:space="preserve">Check every learner before discussion: Use the worked case for </w:t>
+      </w:r>
+      <w:r>
+        <w:rPr>
+          <w:b/>
+        </w:rPr>
+        <w:t>Untrusted input</w:t>
+      </w:r>
+      <w:r>
+        <w:rPr>
+          <w:b w:val="0"/>
+        </w:rPr>
+        <w:t xml:space="preserve"> boundaries. Proposed explanation: “The worked result establishes every future case”. Decide whether this explanation is supported.</w:t>
       </w:r>
     </w:p>
     <w:p>
@@ -4286,19 +5031,7 @@
         <w:rPr>
           <w:b w:val="0"/>
         </w:rPr>
-        <w:t xml:space="preserve">Check every learner before discussion: Use the worked case for </w:t>
-      </w:r>
-      <w:r>
-        <w:rPr>
-          <w:b/>
-        </w:rPr>
-        <w:t>Untrusted input</w:t>
-      </w:r>
-      <w:r>
-        <w:rPr>
-          <w:b w:val="0"/>
-        </w:rPr>
-        <w:t xml:space="preserve"> boundaries. Proposed explanation: “The worked result establishes every future case”. Decide whether this explanation is supported.</w:t>
+        <w:t>Point to the step or supplied fact that decides; explain your repair if needed.</w:t>
       </w:r>
     </w:p>
     <w:p>
@@ -4309,117 +5042,70 @@
         <w:rPr>
           <w:b w:val="0"/>
         </w:rPr>
-        <w:t>Point to the step or supplied fact that decides; explain your repair if needed.</w:t>
+        <w:t>Misconception repair: A format check does not grant resource access; authorisation follows separately.</w:t>
       </w:r>
     </w:p>
     <w:p>
       <w:pPr>
-        <w:pStyle w:val="Heading3"/>
-      </w:pPr>
-      <w:r>
-        <w:t>Repair the misconception</w:t>
+        <w:spacing w:line="336" w:lineRule="auto" w:after="180"/>
+      </w:pPr>
+      <w:r>
+        <w:rPr>
+          <w:b w:val="0"/>
+        </w:rPr>
+        <w:t xml:space="preserve">Support: read the exact case aloud, enlarge the labelled picture, supply </w:t>
+      </w:r>
+      <w:r>
+        <w:rPr>
+          <w:b/>
+        </w:rPr>
+        <w:t>input</w:t>
+      </w:r>
+      <w:r>
+        <w:rPr>
+          <w:b w:val="0"/>
+        </w:rPr>
+        <w:t xml:space="preserve"> cards and model only the first deciding step. Accept a spoken explanation or drawing; retain the reasoning goal.</w:t>
       </w:r>
     </w:p>
     <w:p>
       <w:pPr>
         <w:spacing w:line="336" w:lineRule="auto" w:after="180"/>
-        <w:shd w:fill="FFF5E6"/>
       </w:pPr>
       <w:r>
         <w:rPr>
           <w:b w:val="0"/>
         </w:rPr>
-        <w:t>Misconception repair: A format check does not grant resource access; authorisation follows separately.</w:t>
+        <w:t xml:space="preserve">Extension: Replace h3 with z0. Require a </w:t>
+      </w:r>
+      <w:r>
+        <w:rPr>
+          <w:b/>
+        </w:rPr>
+        <w:t>prediction</w:t>
+      </w:r>
+      <w:r>
+        <w:rPr>
+          <w:b w:val="0"/>
+        </w:rPr>
+        <w:t xml:space="preserve"> and a reason before comparing. Expected result: The shape passes; resource access is still undecided. Reason: Structure contains no </w:t>
+      </w:r>
+      <w:r>
+        <w:rPr>
+          <w:b/>
+        </w:rPr>
+        <w:t>evidence</w:t>
+      </w:r>
+      <w:r>
+        <w:rPr>
+          <w:b w:val="0"/>
+        </w:rPr>
+        <w:t xml:space="preserve"> of ownership or user permission.</w:t>
       </w:r>
     </w:p>
     <w:p>
       <w:pPr>
-        <w:pStyle w:val="Heading3"/>
-      </w:pPr>
-      <w:r>
-        <w:t>Support without giving away the answer</w:t>
-      </w:r>
-    </w:p>
-    <w:p>
-      <w:pPr>
         <w:spacing w:line="336" w:lineRule="auto" w:after="180"/>
-        <w:shd w:fill="F1F6F8"/>
-      </w:pPr>
-      <w:r>
-        <w:rPr>
-          <w:b w:val="0"/>
-        </w:rPr>
-        <w:t xml:space="preserve">Support: read the exact case aloud, enlarge the labelled picture, supply </w:t>
-      </w:r>
-      <w:r>
-        <w:rPr>
-          <w:b/>
-        </w:rPr>
-        <w:t>input</w:t>
-      </w:r>
-      <w:r>
-        <w:rPr>
-          <w:b w:val="0"/>
-        </w:rPr>
-        <w:t xml:space="preserve"> cards and model only the first deciding step. Accept a spoken explanation or drawing; retain the reasoning goal.</w:t>
-      </w:r>
-    </w:p>
-    <w:p>
-      <w:pPr>
-        <w:pStyle w:val="Heading3"/>
-      </w:pPr>
-      <w:r>
-        <w:t>Extend the reasoning</w:t>
-      </w:r>
-    </w:p>
-    <w:p>
-      <w:pPr>
-        <w:spacing w:line="336" w:lineRule="auto" w:after="180"/>
-        <w:shd w:fill="F5F1FB"/>
-      </w:pPr>
-      <w:r>
-        <w:rPr>
-          <w:b w:val="0"/>
-        </w:rPr>
-        <w:t xml:space="preserve">Extension: Replace h3 with z0. Require a </w:t>
-      </w:r>
-      <w:r>
-        <w:rPr>
-          <w:b/>
-        </w:rPr>
-        <w:t>prediction</w:t>
-      </w:r>
-      <w:r>
-        <w:rPr>
-          <w:b w:val="0"/>
-        </w:rPr>
-        <w:t xml:space="preserve"> and a reason before comparing. Expected result: The shape passes; resource access is still undecided. Reason: Structure contains no </w:t>
-      </w:r>
-      <w:r>
-        <w:rPr>
-          <w:b/>
-        </w:rPr>
-        <w:t>evidence</w:t>
-      </w:r>
-      <w:r>
-        <w:rPr>
-          <w:b w:val="0"/>
-        </w:rPr>
-        <w:t xml:space="preserve"> of ownership or user permission.</w:t>
-      </w:r>
-    </w:p>
-    <w:p>
-      <w:pPr>
-        <w:pStyle w:val="Heading3"/>
-      </w:pPr>
-      <w:r>
-        <w:t>Protect the independent attempt</w:t>
-      </w:r>
-    </w:p>
-    <w:p>
-      <w:pPr>
-        <w:spacing w:line="336" w:lineRule="auto" w:after="180"/>
-        <w:shd w:fill="FFF5E6"/>
       </w:pPr>
       <w:r>
         <w:rPr>
@@ -4614,58 +5300,57 @@
     </w:tbl>
     <w:p>
       <w:pPr>
-        <w:pStyle w:val="Heading3"/>
-      </w:pPr>
-      <w:r>
-        <w:t>Project checkpoint</w:t>
+        <w:spacing w:line="336" w:lineRule="auto" w:after="180"/>
+      </w:pPr>
+      <w:r>
+        <w:rPr>
+          <w:b w:val="0"/>
+        </w:rPr>
+        <w:t>Project checkpoint: Test changed cases. Keep normal, boundary and failure cases; compare expected and observed results.</w:t>
       </w:r>
     </w:p>
     <w:p>
       <w:pPr>
         <w:spacing w:line="336" w:lineRule="auto" w:after="180"/>
-        <w:shd w:fill="EDF7F3"/>
       </w:pPr>
       <w:r>
         <w:rPr>
           <w:b w:val="0"/>
         </w:rPr>
-        <w:t>Project checkpoint: Test changed cases. Keep normal, boundary and failure cases; compare expected and observed results.</w:t>
+        <w:t xml:space="preserve">Use the weekly teacher answer for topic-specific reasoning. A saved progress tick is an activity record; judge mastery from the learner’s explanation and </w:t>
+      </w:r>
+      <w:r>
+        <w:rPr>
+          <w:b/>
+        </w:rPr>
+        <w:t>evidence</w:t>
+      </w:r>
+      <w:r>
+        <w:rPr>
+          <w:b w:val="0"/>
+        </w:rPr>
+        <w:t>.</w:t>
       </w:r>
     </w:p>
     <w:p>
       <w:pPr>
-        <w:spacing w:line="336" w:lineRule="auto" w:after="180"/>
-      </w:pPr>
-      <w:r>
-        <w:rPr>
-          <w:b w:val="0"/>
-        </w:rPr>
-        <w:t xml:space="preserve">Use the weekly teacher answer for topic-specific reasoning. A saved progress tick is an activity record; judge mastery from the learner’s explanation and </w:t>
-      </w:r>
-      <w:r>
-        <w:rPr>
-          <w:b/>
-        </w:rPr>
-        <w:t>evidence</w:t>
-      </w:r>
-      <w:r>
-        <w:rPr>
-          <w:b w:val="0"/>
-        </w:rPr>
-        <w:t>.</w:t>
+        <w:pStyle w:val="Heading1"/>
+      </w:pPr>
+      <w:r>
+        <w:t>08. Reference · Feedback,labs and repair paths</w:t>
       </w:r>
     </w:p>
     <w:p>
-      <w:pPr>
-        <w:pStyle w:val="Heading1"/>
-      </w:pPr>
-      <w:r>
-        <w:t>08. Use feedback, labs and repair paths</w:t>
+      <w:r>
+        <w:t>Retain the first attempt and the evidence used for a repair.</w:t>
       </w:r>
     </w:p>
     <w:p>
-      <w:r>
-        <w:t>Use feedback, earlier review and portfolios purposefully. Apply the coding routine only when this lesson has an executable lab.</w:t>
+      <w:pPr>
+        <w:pStyle w:val="Heading2"/>
+      </w:pPr>
+      <w:r>
+        <w:t>Feedback and record guidance</w:t>
       </w:r>
     </w:p>
     <w:p>
@@ -4764,40 +5449,17 @@
         <w:pStyle w:val="Heading1"/>
       </w:pPr>
       <w:r>
-        <w:t>09. Visual concept journey</w:t>
+        <w:t>09. Reference · Teach with the six pictures</w:t>
       </w:r>
     </w:p>
     <w:p>
       <w:r>
-        <w:t>Show one Untrusted input boundaries graphic at a time, request a prediction and discuss its trace before the independent assessment.</w:t>
+        <w:t>Choose one picture for a particular reasoning move.</w:t>
       </w:r>
     </w:p>
     <w:p>
       <w:pPr>
-        <w:spacing w:line="336" w:lineRule="auto" w:after="180"/>
-      </w:pPr>
-      <w:r>
-        <w:rPr>
-          <w:b w:val="0"/>
-        </w:rPr>
-        <w:t xml:space="preserve">Use one picture at a time. Hide a worked result before asking for a </w:t>
-      </w:r>
-      <w:r>
-        <w:rPr>
-          <w:b/>
-        </w:rPr>
-        <w:t>prediction</w:t>
-      </w:r>
-      <w:r>
-        <w:rPr>
-          <w:b w:val="0"/>
-        </w:rPr>
-        <w:t>, then reveal it for feedback. These are supported teaching cases; retain the separate independent assessment for a fresh first attempt.</w:t>
-      </w:r>
-    </w:p>
-    <w:p>
-      <w:pPr>
-        <w:pStyle w:val="Heading3"/>
+        <w:pStyle w:val="Heading2"/>
       </w:pPr>
       <w:r>
         <w:t>01. Untrusted input boundaries: the case</w:t>
@@ -4808,7 +5470,7 @@
         <w:drawing>
           <wp:inline xmlns:a="http://schemas.openxmlformats.org/drawingml/2006/main" xmlns:pic="http://schemas.openxmlformats.org/drawingml/2006/picture">
             <wp:extent cx="5486400" cy="2834640"/>
-            <wp:docPr id="2" name="Picture 2" descr="Check shape before permission. A toy tool accepts exactly one ASCII lowercase letter followed by one digit, with no trimming. Supplied facts: Inputs h3, H3, h30 and &quot;h3 &quot;. Shape acceptance never grants access by itself."/>
+            <wp:docPr id="3" name="Picture 3" descr="Check shape before permission. A toy tool accepts exactly one ASCII lowercase letter followed by one ASCII digit, with no trimming. Supplied facts: Inputs h3, H3, h30 and &quot;h3 &quot;. Shape acceptance never grants access by itself."/>
             <wp:cNvGraphicFramePr>
               <a:graphicFrameLocks noChangeAspect="1"/>
             </wp:cNvGraphicFramePr>
@@ -4820,7 +5482,7 @@
                     <pic:cNvPicPr/>
                   </pic:nvPicPr>
                   <pic:blipFill>
-                    <a:blip r:embed="rId10"/>
+                    <a:blip r:embed="rId11"/>
                     <a:stretch>
                       <a:fillRect/>
                     </a:stretch>
@@ -4847,7 +5509,7 @@
         <w:rPr>
           <w:b w:val="0"/>
         </w:rPr>
-        <w:t xml:space="preserve">Check shape before permission. A toy tool accepts exactly one ASCII lowercase letter followed by one digit, with no trimming. Supplied facts: </w:t>
+        <w:t xml:space="preserve">Check shape before permission. A toy tool accepts exactly one ASCII lowercase letter followed by one ASCII digit, with no trimming. Supplied facts: </w:t>
       </w:r>
       <w:r>
         <w:rPr>
@@ -4865,7 +5527,6 @@
     <w:p>
       <w:pPr>
         <w:spacing w:line="336" w:lineRule="auto" w:after="180"/>
-        <w:shd w:fill="F5F1FB"/>
       </w:pPr>
       <w:r>
         <w:rPr>
@@ -4876,27 +5537,18 @@
     </w:p>
     <w:p>
       <w:pPr>
-        <w:pStyle w:val="Heading3"/>
-      </w:pPr>
-      <w:r>
-        <w:t>Discuss while showing the picture</w:t>
+        <w:spacing w:line="336" w:lineRule="auto" w:after="180"/>
+      </w:pPr>
+      <w:r>
+        <w:rPr>
+          <w:b w:val="0"/>
+        </w:rPr>
+        <w:t>Teacher prompt: Point to the given fact that matters most. Explain why it matters. Ask learners to describe one label or arrow in ordinary words. Use the adjacent transcript if the image is difficult to see.</w:t>
       </w:r>
     </w:p>
     <w:p>
       <w:pPr>
-        <w:spacing w:line="336" w:lineRule="auto" w:after="180"/>
-        <w:shd w:fill="F1F6F8"/>
-      </w:pPr>
-      <w:r>
-        <w:rPr>
-          <w:b w:val="0"/>
-        </w:rPr>
-        <w:t>Teacher prompt: Point to the given fact that matters most. Explain why it matters. Ask learners to describe one label or arrow in ordinary words. Use the adjacent transcript if the image is difficult to see.</w:t>
-      </w:r>
-    </w:p>
-    <w:p>
-      <w:pPr>
-        <w:pStyle w:val="Heading3"/>
+        <w:pStyle w:val="Heading2"/>
       </w:pPr>
       <w:r>
         <w:t>02. Follow the deciding steps</w:t>
@@ -4907,7 +5559,7 @@
         <w:drawing>
           <wp:inline xmlns:a="http://schemas.openxmlformats.org/drawingml/2006/main" xmlns:pic="http://schemas.openxmlformats.org/drawingml/2006/picture">
             <wp:extent cx="5486400" cy="3182112"/>
-            <wp:docPr id="3" name="Picture 3" descr="Validate h3: Two characters with the required case and digit pass. → Reject wrong shapes: H3 has wrong case; h30 and the trailing-space input have wrong length. → Check authority next: An accepted identifier still needs trusted authorisation."/>
+            <wp:docPr id="4" name="Picture 4" descr="Validate h3: Two characters with the required case and digit pass. → Reject wrong shapes: H3 has wrong case; h30 and the trailing-space input have wrong length. → Check authority next: An accepted identifier still needs trusted authorisation."/>
             <wp:cNvGraphicFramePr>
               <a:graphicFrameLocks noChangeAspect="1"/>
             </wp:cNvGraphicFramePr>
@@ -4919,7 +5571,7 @@
                     <pic:cNvPicPr/>
                   </pic:nvPicPr>
                   <pic:blipFill>
-                    <a:blip r:embed="rId11"/>
+                    <a:blip r:embed="rId9"/>
                     <a:stretch>
                       <a:fillRect/>
                     </a:stretch>
@@ -4964,7 +5616,6 @@
     <w:p>
       <w:pPr>
         <w:spacing w:line="336" w:lineRule="auto" w:after="180"/>
-        <w:shd w:fill="F5F1FB"/>
       </w:pPr>
       <w:r>
         <w:rPr>
@@ -4987,39 +5638,30 @@
     </w:p>
     <w:p>
       <w:pPr>
-        <w:pStyle w:val="Heading3"/>
-      </w:pPr>
-      <w:r>
-        <w:t>Discuss while showing the picture</w:t>
+        <w:spacing w:line="336" w:lineRule="auto" w:after="180"/>
+      </w:pPr>
+      <w:r>
+        <w:rPr>
+          <w:b w:val="0"/>
+        </w:rPr>
+        <w:t xml:space="preserve">Teacher prompt: Point to each numbered stage and explain which recorded </w:t>
+      </w:r>
+      <w:r>
+        <w:rPr>
+          <w:b/>
+        </w:rPr>
+        <w:t>input</w:t>
+      </w:r>
+      <w:r>
+        <w:rPr>
+          <w:b w:val="0"/>
+        </w:rPr>
+        <w:t xml:space="preserve"> it uses. Ask learners to describe one label or arrow in ordinary words. Use the adjacent transcript if the image is difficult to see.</w:t>
       </w:r>
     </w:p>
     <w:p>
       <w:pPr>
-        <w:spacing w:line="336" w:lineRule="auto" w:after="180"/>
-        <w:shd w:fill="F1F6F8"/>
-      </w:pPr>
-      <w:r>
-        <w:rPr>
-          <w:b w:val="0"/>
-        </w:rPr>
-        <w:t xml:space="preserve">Teacher prompt: Point to each numbered stage and explain which recorded </w:t>
-      </w:r>
-      <w:r>
-        <w:rPr>
-          <w:b/>
-        </w:rPr>
-        <w:t>input</w:t>
-      </w:r>
-      <w:r>
-        <w:rPr>
-          <w:b w:val="0"/>
-        </w:rPr>
-        <w:t xml:space="preserve"> it uses. Ask learners to describe one label or arrow in ordinary words. Use the adjacent transcript if the image is difficult to see.</w:t>
-      </w:r>
-    </w:p>
-    <w:p>
-      <w:pPr>
-        <w:pStyle w:val="Heading3"/>
+        <w:pStyle w:val="Heading2"/>
       </w:pPr>
       <w:r>
         <w:t>03. Untrusted input boundaries — evidence trace</w:t>
@@ -5030,7 +5672,7 @@
         <w:drawing>
           <wp:inline xmlns:a="http://schemas.openxmlformats.org/drawingml/2006/main" xmlns:pic="http://schemas.openxmlformats.org/drawingml/2006/picture">
             <wp:extent cx="5486400" cy="2996184"/>
-            <wp:docPr id="4" name="Picture 4" descr="Untrusted input boundaries — evidence trace. Inputs A1 and delete_all() are supplied to room lookup. | For the toy lookup accept room IDs matching one uppercase letter plus one digit. Perform exact dictionary lookup; never evaluate user strings as code. Reject invalid length or characters. | A1 passes the format; delete_all() fails. Neither is executed as code, including any instruction-shaped string."/>
+            <wp:docPr id="5" name="Picture 5" descr="Untrusted input boundaries — evidence trace. Inputs A1 and delete_all() are supplied to room lookup. | For the toy lookup accept room IDs matching one ASCII uppercase letter plus one ASCII digit, with no trimming. Perform exact dictionary lookup; never evaluate user strings as code. Reject invalid length or characters. | A1 passes the format; delete_all() fails. Neither is executed as code, including any instruction-shaped string."/>
             <wp:cNvGraphicFramePr>
               <a:graphicFrameLocks noChangeAspect="1"/>
             </wp:cNvGraphicFramePr>
@@ -5099,7 +5741,7 @@
         <w:rPr>
           <w:b w:val="0"/>
         </w:rPr>
-        <w:t>s A1 and delete_all() are supplied to room lookup. | For the toy lookup accept room IDs matching one uppercase letter plus one digit.</w:t>
+        <w:t>s A1 and delete_all() are supplied to room lookup. | For the toy lookup accept room IDs matching one ASCII uppercase letter plus one ASCII digit, with no trimming. Perform exact dictionary lookup; never evaluate user strings as code. Reject invalid length or characters. | A1 passes the format; delete_all() fails. Neither is executed as code, including any instruction-shaped string.</w:t>
       </w:r>
     </w:p>
     <w:p>
@@ -5110,44 +5752,23 @@
         <w:rPr>
           <w:b w:val="0"/>
         </w:rPr>
-        <w:t>Perform exact dictionary lookup; never evaluate user strings as code. Reject invalid length or characters. | A1 passes the format; delete_all() fails. Neither is executed as code, including any instruction-shaped string.</w:t>
+        <w:t>Read the labels and values. Explain the relationship the model shows.</w:t>
       </w:r>
     </w:p>
     <w:p>
       <w:pPr>
         <w:spacing w:line="336" w:lineRule="auto" w:after="180"/>
-        <w:shd w:fill="F5F1FB"/>
       </w:pPr>
       <w:r>
         <w:rPr>
           <w:b w:val="0"/>
         </w:rPr>
-        <w:t>Read the labels and values. Explain the relationship the model shows.</w:t>
+        <w:t>Teacher prompt: Read the labels and values. Explain the relationship the model shows. Ask learners to describe one label or arrow in ordinary words. Use the adjacent transcript if the image is difficult to see.</w:t>
       </w:r>
     </w:p>
     <w:p>
       <w:pPr>
-        <w:pStyle w:val="Heading3"/>
-      </w:pPr>
-      <w:r>
-        <w:t>Discuss while showing the picture</w:t>
-      </w:r>
-    </w:p>
-    <w:p>
-      <w:pPr>
-        <w:spacing w:line="336" w:lineRule="auto" w:after="180"/>
-        <w:shd w:fill="F1F6F8"/>
-      </w:pPr>
-      <w:r>
-        <w:rPr>
-          <w:b w:val="0"/>
-        </w:rPr>
-        <w:t>Teacher prompt: Read the labels and values. Explain the relationship the model shows. Ask learners to describe one label or arrow in ordinary words. Use the adjacent transcript if the image is difficult to see.</w:t>
-      </w:r>
-    </w:p>
-    <w:p>
-      <w:pPr>
-        <w:pStyle w:val="Heading3"/>
+        <w:pStyle w:val="Heading2"/>
       </w:pPr>
       <w:r>
         <w:t>04. Change one thing. Trace what follows.</w:t>
@@ -5158,7 +5779,7 @@
         <w:drawing>
           <wp:inline xmlns:a="http://schemas.openxmlformats.org/drawingml/2006/main" xmlns:pic="http://schemas.openxmlformats.org/drawingml/2006/picture">
             <wp:extent cx="5486400" cy="3026664"/>
-            <wp:docPr id="5" name="Picture 5" descr="Original case: An accepted identifier still needs trusted authorisation. Changed condition: Replace h3 with z0. Expected result: The shape passes; resource access is still undecided. Reason: Structure contains no evidence of ownership or user permission."/>
+            <wp:docPr id="6" name="Picture 6" descr="Original case: An accepted identifier still needs trusted authorisation. Changed condition: Replace h3 with z0. Expected result: The shape passes; resource access is still undecided. Reason: Structure contains no evidence of ownership or user permission."/>
             <wp:cNvGraphicFramePr>
               <a:graphicFrameLocks noChangeAspect="1"/>
             </wp:cNvGraphicFramePr>
@@ -5226,7 +5847,6 @@
     <w:p>
       <w:pPr>
         <w:spacing w:line="336" w:lineRule="auto" w:after="180"/>
-        <w:shd w:fill="F5F1FB"/>
       </w:pPr>
       <w:r>
         <w:rPr>
@@ -5237,51 +5857,41 @@
     </w:p>
     <w:p>
       <w:pPr>
-        <w:pStyle w:val="Heading3"/>
-      </w:pPr>
-      <w:r>
-        <w:t>Discuss while showing the picture</w:t>
+        <w:spacing w:line="336" w:lineRule="auto" w:after="180"/>
+      </w:pPr>
+      <w:r>
+        <w:rPr>
+          <w:b w:val="0"/>
+        </w:rPr>
+        <w:t>Teacher prompt: Predict before checking the worked changed-case result. Name what changed and what the supplied facts allow you to conclude. Ask learners to describe one label or arrow in ordinary words.</w:t>
       </w:r>
     </w:p>
     <w:p>
       <w:pPr>
         <w:spacing w:line="336" w:lineRule="auto" w:after="180"/>
-        <w:shd w:fill="F1F6F8"/>
       </w:pPr>
       <w:r>
         <w:rPr>
           <w:b w:val="0"/>
         </w:rPr>
-        <w:t>Teacher prompt: Predict before checking the worked changed-case result. Name what changed and what the supplied facts allow you to conclude. Ask learners to describe one label or arrow in ordinary words.</w:t>
+        <w:t xml:space="preserve">Use the adjacent transcript if the image is difficult to see. Changed-case reasoning: Structure contains no </w:t>
+      </w:r>
+      <w:r>
+        <w:rPr>
+          <w:b/>
+        </w:rPr>
+        <w:t>evidence</w:t>
+      </w:r>
+      <w:r>
+        <w:rPr>
+          <w:b w:val="0"/>
+        </w:rPr>
+        <w:t xml:space="preserve"> of ownership or user permission.</w:t>
       </w:r>
     </w:p>
     <w:p>
       <w:pPr>
-        <w:spacing w:line="336" w:lineRule="auto" w:after="180"/>
-        <w:shd w:fill="F1F6F8"/>
-      </w:pPr>
-      <w:r>
-        <w:rPr>
-          <w:b w:val="0"/>
-        </w:rPr>
-        <w:t xml:space="preserve">Use the adjacent transcript if the image is difficult to see. Changed-case reasoning: Structure contains no </w:t>
-      </w:r>
-      <w:r>
-        <w:rPr>
-          <w:b/>
-        </w:rPr>
-        <w:t>evidence</w:t>
-      </w:r>
-      <w:r>
-        <w:rPr>
-          <w:b w:val="0"/>
-        </w:rPr>
-        <w:t xml:space="preserve"> of ownership or user permission.</w:t>
-      </w:r>
-    </w:p>
-    <w:p>
-      <w:pPr>
-        <w:pStyle w:val="Heading3"/>
+        <w:pStyle w:val="Heading2"/>
       </w:pPr>
       <w:r>
         <w:t>05. Connect the explanation to its limit</w:t>
@@ -5292,7 +5902,7 @@
         <w:drawing>
           <wp:inline xmlns:a="http://schemas.openxmlformats.org/drawingml/2006/main" xmlns:pic="http://schemas.openxmlformats.org/drawingml/2006/picture">
             <wp:extent cx="5486400" cy="2834640"/>
-            <wp:docPr id="6" name="Picture 6" descr="Input shape and permission answer different questions. Silently normalising these inputs would change the stated contract. Limit: Some systems normalise inputs explicitly; this fictional contract deliberately does not."/>
+            <wp:docPr id="7" name="Picture 7" descr="Input shape and permission answer different questions. Silently normalising these inputs would change the stated contract. Limit: Some systems normalise inputs explicitly; this fictional contract deliberately does not."/>
             <wp:cNvGraphicFramePr>
               <a:graphicFrameLocks noChangeAspect="1"/>
             </wp:cNvGraphicFramePr>
@@ -5367,7 +5977,6 @@
     <w:p>
       <w:pPr>
         <w:spacing w:line="336" w:lineRule="auto" w:after="180"/>
-        <w:shd w:fill="F5F1FB"/>
       </w:pPr>
       <w:r>
         <w:rPr>
@@ -5378,51 +5987,41 @@
     </w:p>
     <w:p>
       <w:pPr>
-        <w:pStyle w:val="Heading3"/>
-      </w:pPr>
-      <w:r>
-        <w:t>Discuss while showing the picture</w:t>
+        <w:spacing w:line="336" w:lineRule="auto" w:after="180"/>
+      </w:pPr>
+      <w:r>
+        <w:rPr>
+          <w:b w:val="0"/>
+        </w:rPr>
+        <w:t>Teacher prompt: Explain the case, then point to a limit on the claim. Ask learners to describe one label or arrow in ordinary words. Use the adjacent transcript if the image is difficult to see.</w:t>
       </w:r>
     </w:p>
     <w:p>
       <w:pPr>
         <w:spacing w:line="336" w:lineRule="auto" w:after="180"/>
-        <w:shd w:fill="F1F6F8"/>
       </w:pPr>
       <w:r>
         <w:rPr>
           <w:b w:val="0"/>
         </w:rPr>
-        <w:t>Teacher prompt: Explain the case, then point to a limit on the claim. Ask learners to describe one label or arrow in ordinary words. Use the adjacent transcript if the image is difficult to see.</w:t>
+        <w:t xml:space="preserve">Keep the stated scope: Some systems normalise </w:t>
+      </w:r>
+      <w:r>
+        <w:rPr>
+          <w:b/>
+        </w:rPr>
+        <w:t>input</w:t>
+      </w:r>
+      <w:r>
+        <w:rPr>
+          <w:b w:val="0"/>
+        </w:rPr>
+        <w:t>s explicitly; this fictional contract deliberately does not.</w:t>
       </w:r>
     </w:p>
     <w:p>
       <w:pPr>
-        <w:spacing w:line="336" w:lineRule="auto" w:after="180"/>
-        <w:shd w:fill="F1F6F8"/>
-      </w:pPr>
-      <w:r>
-        <w:rPr>
-          <w:b w:val="0"/>
-        </w:rPr>
-        <w:t xml:space="preserve">Keep the stated scope: Some systems normalise </w:t>
-      </w:r>
-      <w:r>
-        <w:rPr>
-          <w:b/>
-        </w:rPr>
-        <w:t>input</w:t>
-      </w:r>
-      <w:r>
-        <w:rPr>
-          <w:b w:val="0"/>
-        </w:rPr>
-        <w:t>s explicitly; this fictional contract deliberately does not.</w:t>
-      </w:r>
-    </w:p>
-    <w:p>
-      <w:pPr>
-        <w:pStyle w:val="Heading3"/>
+        <w:pStyle w:val="Heading2"/>
       </w:pPr>
       <w:r>
         <w:t>06. Make the idea visible in your project</w:t>
@@ -5433,7 +6032,7 @@
         <w:drawing>
           <wp:inline xmlns:a="http://schemas.openxmlformats.org/drawingml/2006/main" xmlns:pic="http://schemas.openxmlformats.org/drawingml/2006/picture">
             <wp:extent cx="5486400" cy="3529584"/>
-            <wp:docPr id="7" name="Picture 7" descr="For the Grounded Learning Service, retain an annotated trace and the changed-case result. Name the contract or evidence that makes the deciding step valid, so another team can review it. Draw your input, deciding step, result and limit. Supported question: Classify h3, H3, h30 and the trailing-space input by the stated shape contract. Does a valid z0 grant record access, and which separate gate still remains?"/>
+            <wp:docPr id="8" name="Picture 8" descr="For the Grounded Learning Service, retain an annotated trace and the changed-case result. Name the contract or evidence that makes the deciding step valid, so another team can review it. Draw your input, deciding step, result and limit. Supported question: Classify h3, H3, h30 and the trailing-space input by the stated shape contract. Does a valid z0 grant record access, and which separate gate still remains?"/>
             <wp:cNvGraphicFramePr>
               <a:graphicFrameLocks noChangeAspect="1"/>
             </wp:cNvGraphicFramePr>
@@ -5525,7 +6124,6 @@
     <w:p>
       <w:pPr>
         <w:spacing w:line="336" w:lineRule="auto" w:after="180"/>
-        <w:shd w:fill="F5F1FB"/>
       </w:pPr>
       <w:r>
         <w:rPr>
@@ -5548,82 +6146,150 @@
     </w:p>
     <w:p>
       <w:pPr>
-        <w:pStyle w:val="Heading3"/>
-      </w:pPr>
-      <w:r>
-        <w:t>Discuss while showing the picture</w:t>
+        <w:spacing w:line="336" w:lineRule="auto" w:after="180"/>
+      </w:pPr>
+      <w:r>
+        <w:rPr>
+          <w:b w:val="0"/>
+        </w:rPr>
+        <w:t xml:space="preserve">Teacher prompt: Draw your project trace and justify the deciding step using </w:t>
+      </w:r>
+      <w:r>
+        <w:rPr>
+          <w:b/>
+        </w:rPr>
+        <w:t>evidence</w:t>
+      </w:r>
+      <w:r>
+        <w:rPr>
+          <w:b w:val="0"/>
+        </w:rPr>
+        <w:t>. Ask learners to describe one label or arrow in ordinary words. Use the adjacent transcript if the image is difficult to see.</w:t>
       </w:r>
     </w:p>
     <w:p>
       <w:pPr>
         <w:spacing w:line="336" w:lineRule="auto" w:after="180"/>
-        <w:shd w:fill="F1F6F8"/>
       </w:pPr>
       <w:r>
         <w:rPr>
           <w:b w:val="0"/>
         </w:rPr>
-        <w:t xml:space="preserve">Teacher prompt: Draw your project trace and justify the deciding step using </w:t>
+        <w:t xml:space="preserve">Supported practice key: Two characters with the required case and digit pass. H3 has wrong case; h30 and the trailing-space </w:t>
       </w:r>
       <w:r>
         <w:rPr>
           <w:b/>
         </w:rPr>
-        <w:t>evidence</w:t>
+        <w:t>input</w:t>
       </w:r>
       <w:r>
         <w:rPr>
           <w:b w:val="0"/>
         </w:rPr>
-        <w:t>. Ask learners to describe one label or arrow in ordinary words. Use the adjacent transcript if the image is difficult to see.</w:t>
+        <w:t xml:space="preserve"> have wrong length. An accepted identifier still needs trusted authorisation.</w:t>
       </w:r>
     </w:p>
     <w:p>
       <w:pPr>
         <w:spacing w:line="336" w:lineRule="auto" w:after="180"/>
-        <w:shd w:fill="F1F6F8"/>
       </w:pPr>
       <w:r>
         <w:rPr>
           <w:b w:val="0"/>
         </w:rPr>
-        <w:t xml:space="preserve">Supported practice key: Two characters with the required case and digit pass. H3 has wrong case; h30 and the trailing-space </w:t>
+        <w:t xml:space="preserve">Changed case: The shape passes; resource access is still undecided. Structure contains no </w:t>
       </w:r>
       <w:r>
         <w:rPr>
           <w:b/>
         </w:rPr>
-        <w:t>input</w:t>
+        <w:t>evidence</w:t>
       </w:r>
       <w:r>
         <w:rPr>
           <w:b w:val="0"/>
         </w:rPr>
-        <w:t xml:space="preserve"> have wrong length. An accepted identifier still needs trusted authorisation.</w:t>
+        <w:t xml:space="preserve"> of ownership or user permission.</w:t>
       </w:r>
     </w:p>
     <w:p>
       <w:pPr>
+        <w:pStyle w:val="Heading2"/>
+      </w:pPr>
+      <w:r>
+        <w:t>Earlier wording, alternatives and picture transcripts · reference / check after trying</w:t>
+      </w:r>
+    </w:p>
+    <w:p>
+      <w:pPr>
         <w:spacing w:line="336" w:lineRule="auto" w:after="180"/>
-        <w:shd w:fill="F1F6F8"/>
       </w:pPr>
       <w:r>
         <w:rPr>
           <w:b w:val="0"/>
         </w:rPr>
-        <w:t xml:space="preserve">Changed case: The shape passes; resource access is still undecided. Structure contains no </w:t>
+        <w:t xml:space="preserve">Use one picture at a time. Hide a worked result before asking for a </w:t>
       </w:r>
       <w:r>
         <w:rPr>
           <w:b/>
         </w:rPr>
-        <w:t>evidence</w:t>
+        <w:t>prediction</w:t>
       </w:r>
       <w:r>
         <w:rPr>
           <w:b w:val="0"/>
         </w:rPr>
-        <w:t xml:space="preserve"> of ownership or user permission.</w:t>
+        <w:t>, then reveal it for feedback. These are supported teaching cases; retain the separate independent assessment for a fresh first attempt.</w:t>
+      </w:r>
+    </w:p>
+    <w:p>
+      <w:pPr>
+        <w:pStyle w:val="Heading3"/>
+      </w:pPr>
+      <w:r>
+        <w:t>01. Untrusted input boundaries: the case</w:t>
+      </w:r>
+    </w:p>
+    <w:p>
+      <w:pPr>
+        <w:pStyle w:val="Heading3"/>
+      </w:pPr>
+      <w:r>
+        <w:t>02. Follow the deciding steps</w:t>
+      </w:r>
+    </w:p>
+    <w:p>
+      <w:pPr>
+        <w:pStyle w:val="Heading3"/>
+      </w:pPr>
+      <w:r>
+        <w:t>03. Untrusted input boundaries — evidence trace</w:t>
+      </w:r>
+    </w:p>
+    <w:p>
+      <w:pPr>
+        <w:pStyle w:val="Heading3"/>
+      </w:pPr>
+      <w:r>
+        <w:t>04. Change one thing. Trace what follows.</w:t>
+      </w:r>
+    </w:p>
+    <w:p>
+      <w:pPr>
+        <w:pStyle w:val="Heading3"/>
+      </w:pPr>
+      <w:r>
+        <w:t>05. Connect the explanation to its limit</w:t>
+      </w:r>
+    </w:p>
+    <w:p>
+      <w:pPr>
+        <w:pStyle w:val="Heading3"/>
+      </w:pPr>
+      <w:r>
+        <w:t>06. Make the idea visible in your project</w:t>
       </w:r>
     </w:p>
     <w:sectPr>

--- a/downloads/teacher/ai-6-week-18.docx
+++ b/downloads/teacher/ai-6-week-18.docx
@@ -5671,7 +5671,7 @@
       <w:r>
         <w:drawing>
           <wp:inline xmlns:a="http://schemas.openxmlformats.org/drawingml/2006/main" xmlns:pic="http://schemas.openxmlformats.org/drawingml/2006/picture">
-            <wp:extent cx="5486400" cy="2996184"/>
+            <wp:extent cx="5486400" cy="3145536"/>
             <wp:docPr id="5" name="Picture 5" descr="Untrusted input boundaries — evidence trace. Inputs A1 and delete_all() are supplied to room lookup. | For the toy lookup accept room IDs matching one ASCII uppercase letter plus one ASCII digit, with no trimming. Perform exact dictionary lookup; never evaluate user strings as code. Reject invalid length or characters. | A1 passes the format; delete_all() fails. Neither is executed as code, including any instruction-shaped string."/>
             <wp:cNvGraphicFramePr>
               <a:graphicFrameLocks noChangeAspect="1"/>
@@ -5692,7 +5692,7 @@
                   <pic:spPr>
                     <a:xfrm>
                       <a:off x="0" y="0"/>
-                      <a:ext cx="5486400" cy="2996184"/>
+                      <a:ext cx="5486400" cy="3145536"/>
                     </a:xfrm>
                     <a:prstGeom prst="rect"/>
                   </pic:spPr>
